--- a/新泰週報20260412[2615]B4F.docx
+++ b/新泰週報20260412[2615]B4F.docx
@@ -1,6 +1,6 @@
 
 <file path=word/document.xml><?xml version="1.0" encoding="utf-8"?>
-<w:document xmlns:wpc="http://schemas.microsoft.com/office/word/2010/wordprocessingCanvas" xmlns:mc="http://schemas.openxmlformats.org/markup-compatibility/2006" xmlns:o="urn:schemas-microsoft-com:office:office" xmlns:r="http://schemas.openxmlformats.org/officeDocument/2006/relationships" xmlns:m="http://schemas.openxmlformats.org/officeDocument/2006/math" xmlns:v="urn:schemas-microsoft-com:vml" xmlns:wp14="http://schemas.microsoft.com/office/word/2010/wordprocessingDrawing" xmlns:wp="http://schemas.openxmlformats.org/drawingml/2006/wordprocessingDrawing" xmlns:w10="urn:schemas-microsoft-com:office:word" xmlns:w="http://schemas.openxmlformats.org/wordprocessingml/2006/main" xmlns:w14="http://schemas.microsoft.com/office/word/2010/wordml" xmlns:w15="http://schemas.microsoft.com/office/word/2012/wordml" xmlns:wpg="http://schemas.microsoft.com/office/word/2010/wordprocessingGroup" xmlns:wpi="http://schemas.microsoft.com/office/word/2010/wordprocessingInk" xmlns:wne="http://schemas.microsoft.com/office/word/2006/wordml" xmlns:wps="http://schemas.microsoft.com/office/word/2010/wordprocessingShape" mc:Ignorable="w14 w15 wp14">
+<w:document xmlns:wpc="http://schemas.microsoft.com/office/word/2010/wordprocessingCanvas" xmlns:cx="http://schemas.microsoft.com/office/drawing/2014/chartex" xmlns:cx1="http://schemas.microsoft.com/office/drawing/2015/9/8/chartex" xmlns:cx2="http://schemas.microsoft.com/office/drawing/2015/10/21/chartex" xmlns:cx3="http://schemas.microsoft.com/office/drawing/2016/5/9/chartex" xmlns:cx4="http://schemas.microsoft.com/office/drawing/2016/5/10/chartex" xmlns:cx5="http://schemas.microsoft.com/office/drawing/2016/5/11/chartex" xmlns:cx6="http://schemas.microsoft.com/office/drawing/2016/5/12/chartex" xmlns:cx7="http://schemas.microsoft.com/office/drawing/2016/5/13/chartex" xmlns:cx8="http://schemas.microsoft.com/office/drawing/2016/5/14/chartex" xmlns:mc="http://schemas.openxmlformats.org/markup-compatibility/2006" xmlns:aink="http://schemas.microsoft.com/office/drawing/2016/ink" xmlns:am3d="http://schemas.microsoft.com/office/drawing/2017/model3d" xmlns:o="urn:schemas-microsoft-com:office:office" xmlns:oel="http://schemas.microsoft.com/office/2019/extlst" xmlns:r="http://schemas.openxmlformats.org/officeDocument/2006/relationships" xmlns:m="http://schemas.openxmlformats.org/officeDocument/2006/math" xmlns:v="urn:schemas-microsoft-com:vml" xmlns:wp14="http://schemas.microsoft.com/office/word/2010/wordprocessingDrawing" xmlns:wp="http://schemas.openxmlformats.org/drawingml/2006/wordprocessingDrawing" xmlns:w10="urn:schemas-microsoft-com:office:word" xmlns:w="http://schemas.openxmlformats.org/wordprocessingml/2006/main" xmlns:w14="http://schemas.microsoft.com/office/word/2010/wordml" xmlns:w15="http://schemas.microsoft.com/office/word/2012/wordml" xmlns:w16cex="http://schemas.microsoft.com/office/word/2018/wordml/cex" xmlns:w16cid="http://schemas.microsoft.com/office/word/2016/wordml/cid" xmlns:w16="http://schemas.microsoft.com/office/word/2018/wordml" xmlns:w16sdtdh="http://schemas.microsoft.com/office/word/2020/wordml/sdtdatahash" xmlns:w16se="http://schemas.microsoft.com/office/word/2015/wordml/symex" xmlns:wpg="http://schemas.microsoft.com/office/word/2010/wordprocessingGroup" xmlns:wpi="http://schemas.microsoft.com/office/word/2010/wordprocessingInk" xmlns:wne="http://schemas.microsoft.com/office/word/2006/wordml" xmlns:wps="http://schemas.microsoft.com/office/word/2010/wordprocessingShape" mc:Ignorable="w14 w15 w16se w16cid w16 w16cex w16sdtdh wp14">
   <w:body>
     <w:p>
       <w:pPr>
@@ -114,7 +114,7 @@
           <w:sz w:val="20"/>
           <w:szCs w:val="20"/>
         </w:rPr>
-        <w:instrText>4</w:instrText>
+        <w:instrText>5</w:instrText>
       </w:r>
       <w:r>
         <w:rPr>
@@ -153,7 +153,7 @@
           <w:sz w:val="20"/>
           <w:szCs w:val="20"/>
         </w:rPr>
-        <w:t>614</w:t>
+        <w:t>615</w:t>
       </w:r>
       <w:bookmarkEnd w:id="0"/>
       <w:r>
@@ -332,7 +332,7 @@
           <w:sz w:val="20"/>
           <w:szCs w:val="20"/>
         </w:rPr>
-        <w:instrText>5</w:instrText>
+        <w:instrText>12</w:instrText>
       </w:r>
       <w:r>
         <w:rPr>
@@ -361,7 +361,7 @@
           <w:sz w:val="20"/>
           <w:szCs w:val="20"/>
         </w:rPr>
-        <w:t>5</w:t>
+        <w:t>12</w:t>
       </w:r>
       <w:bookmarkEnd w:id="3"/>
       <w:r>
@@ -2968,54 +2968,27 @@
           <w:sz w:val="26"/>
           <w:szCs w:val="26"/>
         </w:rPr>
-        <w:t>【復活節清唱曲】</w:t>
+        <w:t>【</w:t>
       </w:r>
-    </w:p>
-    <w:p>
-      <w:pPr>
-        <w:snapToGrid w:val="0"/>
-        <w:spacing w:line="300" w:lineRule="exact"/>
-        <w:rPr>
-          <w:rFonts w:ascii="Barlow Condensed Medium" w:eastAsia="標楷體" w:hAnsi="Barlow Condensed Medium" w:cs="Arial"/>
-          <w:bCs/>
-          <w:w w:val="72"/>
-          <w:kern w:val="0"/>
+      <w:r>
+        <w:rPr>
+          <w:rFonts w:ascii="標楷體" w:eastAsia="標楷體" w:hAnsi="標楷體" w:cs="Arial" w:hint="eastAsia"/>
+          <w:b/>
+          <w:w w:val="80"/>
           <w:sz w:val="26"/>
           <w:szCs w:val="26"/>
         </w:rPr>
-      </w:pPr>
+        <w:t>免驚冥間的驚惶</w:t>
+      </w:r>
       <w:r>
         <w:rPr>
-          <w:rFonts w:ascii="Barlow Condensed Medium" w:eastAsia="標楷體" w:hAnsi="Barlow Condensed Medium" w:cs="Arial"/>
-          <w:bCs/>
-          <w:w w:val="72"/>
-          <w:kern w:val="0"/>
+          <w:rFonts w:ascii="標楷體" w:eastAsia="標楷體" w:hAnsi="標楷體" w:cs="Arial" w:hint="eastAsia"/>
+          <w:b/>
+          <w:w w:val="80"/>
           <w:sz w:val="26"/>
           <w:szCs w:val="26"/>
         </w:rPr>
-        <w:t>(</w:t>
-      </w:r>
-      <w:r>
-        <w:rPr>
-          <w:rFonts w:ascii="Barlow Condensed Medium" w:eastAsia="標楷體" w:hAnsi="Barlow Condensed Medium" w:cs="Arial" w:hint="eastAsia"/>
-          <w:bCs/>
-          <w:w w:val="72"/>
-          <w:kern w:val="0"/>
-          <w:sz w:val="26"/>
-          <w:szCs w:val="26"/>
-        </w:rPr>
-        <w:t>★請看夾頁。</w:t>
-      </w:r>
-      <w:r>
-        <w:rPr>
-          <w:rFonts w:ascii="Barlow Condensed Medium" w:eastAsia="標楷體" w:hAnsi="Barlow Condensed Medium" w:cs="Arial"/>
-          <w:bCs/>
-          <w:w w:val="72"/>
-          <w:kern w:val="0"/>
-          <w:sz w:val="26"/>
-          <w:szCs w:val="26"/>
-        </w:rPr>
-        <w:t>)</w:t>
+        <w:t>】</w:t>
       </w:r>
     </w:p>
     <w:p>
@@ -3026,11 +2999,230 @@
         <w:rPr>
           <w:rFonts w:ascii="Barlow Condensed Medium" w:eastAsia="標楷體" w:hAnsi="Barlow Condensed Medium" w:cs="Arial"/>
           <w:bCs/>
+          <w:w w:val="72"/>
+          <w:kern w:val="0"/>
+          <w:sz w:val="26"/>
+          <w:szCs w:val="26"/>
+        </w:rPr>
+      </w:pPr>
+      <w:r>
+        <w:rPr>
+          <w:rFonts w:ascii="Barlow Condensed Medium" w:eastAsia="標楷體" w:hAnsi="Barlow Condensed Medium" w:cs="Arial" w:hint="eastAsia"/>
+          <w:bCs/>
+          <w:w w:val="72"/>
+          <w:kern w:val="0"/>
+          <w:sz w:val="26"/>
+          <w:szCs w:val="26"/>
+        </w:rPr>
+        <w:t>耶和華，咱的倚靠，咱的山寨。</w:t>
+      </w:r>
+    </w:p>
+    <w:p>
+      <w:pPr>
+        <w:kinsoku w:val="0"/>
+        <w:snapToGrid w:val="0"/>
+        <w:spacing w:line="300" w:lineRule="exact"/>
+        <w:rPr>
+          <w:rFonts w:ascii="Barlow Condensed Medium" w:eastAsia="標楷體" w:hAnsi="Barlow Condensed Medium" w:cs="Arial" w:hint="eastAsia"/>
+          <w:bCs/>
+          <w:w w:val="72"/>
+          <w:kern w:val="0"/>
+          <w:sz w:val="26"/>
+          <w:szCs w:val="26"/>
+        </w:rPr>
+      </w:pPr>
+      <w:r>
+        <w:rPr>
+          <w:rFonts w:ascii="Barlow Condensed Medium" w:eastAsia="標楷體" w:hAnsi="Barlow Condensed Medium" w:cs="Arial" w:hint="eastAsia"/>
+          <w:bCs/>
+          <w:w w:val="72"/>
+          <w:kern w:val="0"/>
+          <w:sz w:val="26"/>
+          <w:szCs w:val="26"/>
+        </w:rPr>
+        <w:t>冥時雖有驚惶，日時也有攻擊。</w:t>
+      </w:r>
+    </w:p>
+    <w:p>
+      <w:pPr>
+        <w:kinsoku w:val="0"/>
+        <w:snapToGrid w:val="0"/>
+        <w:spacing w:line="300" w:lineRule="exact"/>
+        <w:rPr>
+          <w:rFonts w:ascii="Barlow Condensed Medium" w:eastAsia="標楷體" w:hAnsi="Barlow Condensed Medium" w:cs="Arial" w:hint="eastAsia"/>
+          <w:bCs/>
+          <w:w w:val="72"/>
+          <w:kern w:val="0"/>
+          <w:sz w:val="26"/>
+          <w:szCs w:val="26"/>
+        </w:rPr>
+      </w:pPr>
+      <w:r>
+        <w:rPr>
+          <w:rFonts w:ascii="Barlow Condensed Medium" w:eastAsia="標楷體" w:hAnsi="Barlow Condensed Medium" w:cs="Arial" w:hint="eastAsia"/>
+          <w:bCs/>
+          <w:w w:val="72"/>
+          <w:kern w:val="0"/>
+          <w:sz w:val="26"/>
+          <w:szCs w:val="26"/>
+        </w:rPr>
+        <w:t>耶和華的確用翅股保守你，因為你全心愛祂，倚靠祂。</w:t>
+      </w:r>
+    </w:p>
+    <w:p>
+      <w:pPr>
+        <w:kinsoku w:val="0"/>
+        <w:snapToGrid w:val="0"/>
+        <w:spacing w:line="300" w:lineRule="exact"/>
+        <w:rPr>
+          <w:rFonts w:ascii="Barlow Condensed Medium" w:eastAsia="標楷體" w:hAnsi="Barlow Condensed Medium" w:cs="Arial" w:hint="eastAsia"/>
+          <w:bCs/>
+          <w:w w:val="72"/>
+          <w:kern w:val="0"/>
+          <w:sz w:val="26"/>
+          <w:szCs w:val="26"/>
+        </w:rPr>
+      </w:pPr>
+      <w:r>
+        <w:rPr>
+          <w:rFonts w:ascii="Barlow Condensed Medium" w:eastAsia="標楷體" w:hAnsi="Barlow Condensed Medium" w:cs="Arial" w:hint="eastAsia"/>
+          <w:bCs/>
+          <w:w w:val="72"/>
+          <w:kern w:val="0"/>
+          <w:sz w:val="26"/>
+          <w:szCs w:val="26"/>
+        </w:rPr>
+        <w:t>咱在世間，有時遇到艱難，倚靠主來贏過試探。</w:t>
+      </w:r>
+    </w:p>
+    <w:p>
+      <w:pPr>
+        <w:kinsoku w:val="0"/>
+        <w:snapToGrid w:val="0"/>
+        <w:spacing w:line="300" w:lineRule="exact"/>
+        <w:rPr>
+          <w:rFonts w:ascii="Barlow Condensed Medium" w:eastAsia="標楷體" w:hAnsi="Barlow Condensed Medium" w:cs="Arial" w:hint="eastAsia"/>
+          <w:bCs/>
+          <w:w w:val="72"/>
+          <w:kern w:val="0"/>
+          <w:sz w:val="26"/>
+          <w:szCs w:val="26"/>
+        </w:rPr>
+      </w:pPr>
+      <w:r>
+        <w:rPr>
+          <w:rFonts w:ascii="Barlow Condensed Medium" w:eastAsia="標楷體" w:hAnsi="Barlow Condensed Medium" w:cs="Arial" w:hint="eastAsia"/>
+          <w:bCs/>
+          <w:w w:val="72"/>
+          <w:kern w:val="0"/>
+          <w:sz w:val="26"/>
+          <w:szCs w:val="26"/>
+        </w:rPr>
+        <w:t>不可浪費性命，在憂愁操煩，倚靠上帝聖名，就得氣力、平安。</w:t>
+      </w:r>
+    </w:p>
+    <w:p>
+      <w:pPr>
+        <w:kinsoku w:val="0"/>
+        <w:snapToGrid w:val="0"/>
+        <w:spacing w:line="300" w:lineRule="exact"/>
+        <w:rPr>
+          <w:rFonts w:ascii="Barlow Condensed Medium" w:eastAsia="標楷體" w:hAnsi="Barlow Condensed Medium" w:cs="Arial" w:hint="eastAsia"/>
+          <w:bCs/>
+          <w:w w:val="72"/>
+          <w:kern w:val="0"/>
+          <w:sz w:val="26"/>
+          <w:szCs w:val="26"/>
+        </w:rPr>
+      </w:pPr>
+      <w:r>
+        <w:rPr>
+          <w:rFonts w:ascii="Barlow Condensed Medium" w:eastAsia="標楷體" w:hAnsi="Barlow Condensed Medium" w:cs="Arial" w:hint="eastAsia"/>
+          <w:bCs/>
+          <w:w w:val="72"/>
+          <w:kern w:val="0"/>
+          <w:sz w:val="26"/>
+          <w:szCs w:val="26"/>
+        </w:rPr>
+        <w:t>咱免驚暗冥的瘟疫，也免驚日時災害。因為主做咱的盾牌，也做咱隱密所在。</w:t>
+      </w:r>
+    </w:p>
+    <w:p>
+      <w:pPr>
+        <w:kinsoku w:val="0"/>
+        <w:snapToGrid w:val="0"/>
+        <w:spacing w:line="300" w:lineRule="exact"/>
+        <w:rPr>
+          <w:rFonts w:ascii="Barlow Condensed Medium" w:eastAsia="標楷體" w:hAnsi="Barlow Condensed Medium" w:cs="Arial"/>
+          <w:bCs/>
+          <w:w w:val="72"/>
+          <w:kern w:val="0"/>
+          <w:sz w:val="26"/>
+          <w:szCs w:val="26"/>
+        </w:rPr>
+      </w:pPr>
+      <w:r>
+        <w:rPr>
+          <w:rFonts w:ascii="Barlow Condensed Medium" w:eastAsia="標楷體" w:hAnsi="Barlow Condensed Medium" w:cs="Arial" w:hint="eastAsia"/>
+          <w:bCs/>
+          <w:w w:val="72"/>
+          <w:kern w:val="0"/>
+          <w:sz w:val="26"/>
+          <w:szCs w:val="26"/>
+        </w:rPr>
+        <w:t>耶和華，咱的倚靠，咱的山寨。</w:t>
+      </w:r>
+    </w:p>
+    <w:p>
+      <w:pPr>
+        <w:kinsoku w:val="0"/>
+        <w:snapToGrid w:val="0"/>
+        <w:spacing w:line="300" w:lineRule="exact"/>
+        <w:rPr>
+          <w:rFonts w:ascii="Barlow Condensed Medium" w:eastAsia="標楷體" w:hAnsi="Barlow Condensed Medium" w:cs="Arial" w:hint="eastAsia"/>
+          <w:bCs/>
+          <w:w w:val="72"/>
+          <w:kern w:val="0"/>
+          <w:sz w:val="26"/>
+          <w:szCs w:val="26"/>
+        </w:rPr>
+      </w:pPr>
+      <w:r>
+        <w:rPr>
+          <w:rFonts w:ascii="Barlow Condensed Medium" w:eastAsia="標楷體" w:hAnsi="Barlow Condensed Medium" w:cs="Arial" w:hint="eastAsia"/>
+          <w:bCs/>
+          <w:w w:val="72"/>
+          <w:kern w:val="0"/>
+          <w:sz w:val="26"/>
+          <w:szCs w:val="26"/>
+        </w:rPr>
+        <w:t>冥時雖有驚惶，日時也有攻擊。</w:t>
+      </w:r>
+    </w:p>
+    <w:p>
+      <w:pPr>
+        <w:kinsoku w:val="0"/>
+        <w:snapToGrid w:val="0"/>
+        <w:spacing w:line="300" w:lineRule="exact"/>
+        <w:rPr>
+          <w:rFonts w:ascii="Barlow Condensed Medium" w:eastAsia="標楷體" w:hAnsi="Barlow Condensed Medium" w:cs="Arial"/>
+          <w:bCs/>
           <w:w w:val="70"/>
           <w:sz w:val="26"/>
           <w:szCs w:val="26"/>
         </w:rPr>
       </w:pPr>
+      <w:r>
+        <w:rPr>
+          <w:rFonts w:ascii="Barlow Condensed Medium" w:eastAsia="標楷體" w:hAnsi="Barlow Condensed Medium" w:cs="Arial" w:hint="eastAsia"/>
+          <w:bCs/>
+          <w:w w:val="72"/>
+          <w:kern w:val="0"/>
+          <w:sz w:val="26"/>
+          <w:szCs w:val="26"/>
+        </w:rPr>
+        <w:t>耶和華的確用翅股保守你，因為你全心愛祂，倚靠祂。</w:t>
+      </w:r>
       <w:r>
         <w:rPr>
           <w:rFonts w:ascii="標楷體" w:eastAsia="標楷體" w:hAnsi="標楷體"/>
@@ -3205,7 +3397,7 @@
           </mc:Choice>
           <mc:Fallback>
             <w:pict>
-              <v:group w14:anchorId="789743EB" id="群組 21" o:spid="_x0000_s1026" style="position:absolute;margin-left:538.15pt;margin-top:28.9pt;width:134.65pt;height:261.65pt;z-index:251664384;mso-position-horizontal-relative:page;mso-position-vertical-relative:page;mso-width-relative:margin;mso-height-relative:margin" coordsize="17094,33223" o:gfxdata="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">
+              <v:group w14:anchorId="789743EB" id="群組 21" o:spid="_x0000_s1026" style="position:absolute;margin-left:538.15pt;margin-top:28.9pt;width:134.65pt;height:261.65pt;z-index:251664384;mso-position-horizontal-relative:page;mso-position-vertical-relative:page;mso-width-relative:margin;mso-height-relative:margin" coordsize="17094,33223" o:gfxdata="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">
                 <v:shapetype id="_x0000_t75" coordsize="21600,21600" o:spt="75" o:preferrelative="t" path="m@4@5l@4@11@9@11@9@5xe" filled="f" stroked="f">
                   <v:stroke joinstyle="miter"/>
                   <v:formulas>
@@ -3225,11 +3417,10 @@
                   <v:path o:extrusionok="f" gradientshapeok="t" o:connecttype="rect"/>
                   <o:lock v:ext="edit" aspectratio="t"/>
                 </v:shapetype>
-                <v:shape id="圖片 18" o:spid="_x0000_s1027" type="#_x0000_t75" style="position:absolute;left:-8065;top:8065;width:33223;height:17094;rotation:90;visibility:visible;mso-wrap-style:square" o:gfxdata="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">
+                <v:shape id="圖片 18" o:spid="_x0000_s1027" type="#_x0000_t75" style="position:absolute;left:-8065;top:8065;width:33223;height:17094;rotation:90;visibility:visible;mso-wrap-style:square" o:gfxdata="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">
                   <v:imagedata r:id="rId10" o:title=""/>
-                  <v:path arrowok="t"/>
                 </v:shape>
-                <v:roundrect id="圓角矩形 7" o:spid="_x0000_s1028" style="position:absolute;left:1666;top:2875;width:14086;height:28296;visibility:visible;mso-wrap-style:square;v-text-anchor:top" arcsize="3131f" o:gfxdata="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" filled="f" stroked="f" strokeweight="2.5pt">
+                <v:roundrect id="圓角矩形 7" o:spid="_x0000_s1028" style="position:absolute;left:1666;top:2875;width:14086;height:28296;visibility:visible;mso-wrap-style:square;v-text-anchor:top" arcsize="3131f" o:gfxdata="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" filled="f" stroked="f" strokeweight="2.5pt">
                   <v:stroke joinstyle="miter"/>
                   <v:textbox style="layout-flow:vertical-ideographic" inset="1mm,1mm,1mm,1mm">
                     <w:txbxContent>
@@ -3291,7 +3482,7 @@
           <w:noProof/>
         </w:rPr>
         <w:drawing>
-          <wp:anchor distT="0" distB="0" distL="114300" distR="114300" simplePos="0" relativeHeight="251660288" behindDoc="0" locked="0" layoutInCell="1" allowOverlap="1" wp14:anchorId="0030E694" wp14:editId="5707C286">
+          <wp:anchor distT="0" distB="0" distL="114300" distR="114300" simplePos="0" relativeHeight="251660288" behindDoc="0" locked="0" layoutInCell="1" allowOverlap="1" wp14:anchorId="0030E694" wp14:editId="2F0F94C5">
             <wp:simplePos x="0" y="0"/>
             <wp:positionH relativeFrom="column">
               <wp:posOffset>2160905</wp:posOffset>
@@ -5233,12 +5424,12 @@
           </mc:Choice>
           <mc:Fallback>
             <w:pict>
-              <v:group w14:anchorId="5DF93223" id="群組 24" o:spid="_x0000_s1029" style="position:absolute;margin-left:533.85pt;margin-top:298.55pt;width:140.3pt;height:259.35pt;z-index:251662336;mso-position-horizontal-relative:page;mso-position-vertical-relative:page;mso-width-relative:margin;mso-height-relative:margin" coordsize="17818,32941" o:gfxdata="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">
+              <v:group w14:anchorId="5DF93223" id="群組 24" o:spid="_x0000_s1029" style="position:absolute;margin-left:533.85pt;margin-top:298.55pt;width:140.3pt;height:259.35pt;z-index:251662336;mso-position-horizontal-relative:page;mso-position-vertical-relative:page;mso-width-relative:margin;mso-height-relative:margin" coordsize="17818,32941" o:gfxdata="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">
                 <v:shapetype id="_x0000_t202" coordsize="21600,21600" o:spt="202" path="m,l,21600r21600,l21600,xe">
                   <v:stroke joinstyle="miter"/>
                   <v:path gradientshapeok="t" o:connecttype="rect"/>
                 </v:shapetype>
-                <v:shape id="_x0000_s1030" type="#_x0000_t202" style="position:absolute;left:351;top:293;width:17279;height:32590;visibility:visible;mso-wrap-style:square;v-text-anchor:top" o:gfxdata="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" stroked="f">
+                <v:shape id="_x0000_s1030" type="#_x0000_t202" style="position:absolute;left:351;top:293;width:17279;height:32590;visibility:visible;mso-wrap-style:square;v-text-anchor:top" o:gfxdata="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" stroked="f">
                   <v:textbox inset="0,0,0,0">
                     <w:txbxContent>
                       <w:p>
@@ -6928,7 +7119,7 @@
                     </w:txbxContent>
                   </v:textbox>
                 </v:shape>
-                <v:roundrect id="圓角矩形 5" o:spid="_x0000_s1031" style="position:absolute;width:17818;height:32941;visibility:visible;mso-wrap-style:square;v-text-anchor:middle" arcsize="2169f" o:gfxdata="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" filled="f" strokecolor="#5a5a5a [2109]" strokeweight="2.5pt">
+                <v:roundrect id="圓角矩形 5" o:spid="_x0000_s1031" style="position:absolute;width:17818;height:32941;visibility:visible;mso-wrap-style:square;v-text-anchor:middle" arcsize="2169f" o:gfxdata="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" filled="f" strokecolor="#5a5a5a [2109]" strokeweight="2.5pt">
                   <v:stroke joinstyle="miter"/>
                 </v:roundrect>
                 <w10:wrap anchorx="page" anchory="page"/>
@@ -7143,7 +7334,7 @@
                                   <w:color w:val="000000"/>
                                   <w:w w:val="90"/>
                                 </w:rPr>
-                                <w:t>12</w:t>
+                                <w:t>19</w:t>
                               </w:r>
                               <w:r>
                                 <w:rPr>
@@ -7268,27 +7459,7 @@
                                         <w:sz w:val="26"/>
                                         <w:szCs w:val="26"/>
                                       </w:rPr>
-                                      <w:t>*</w:t>
-                                    </w:r>
-                                    <w:r>
-                                      <w:rPr>
-                                        <w:rFonts w:ascii="Barlow Condensed Medium" w:eastAsia="華康儷楷書" w:hAnsi="Barlow Condensed Medium" w:cs="華康儷楷書" w:hint="eastAsia"/>
-                                        <w:color w:val="000000" w:themeColor="text1"/>
-                                        <w:w w:val="75"/>
-                                        <w:sz w:val="26"/>
-                                        <w:szCs w:val="26"/>
-                                      </w:rPr>
-                                      <w:t>聯合禮拜</w:t>
-                                    </w:r>
-                                    <w:r>
-                                      <w:rPr>
-                                        <w:rFonts w:ascii="Barlow Condensed Medium" w:eastAsia="華康儷楷書" w:hAnsi="Barlow Condensed Medium" w:cs="華康儷楷書" w:hint="eastAsia"/>
-                                        <w:color w:val="000000" w:themeColor="text1"/>
-                                        <w:w w:val="75"/>
-                                        <w:sz w:val="26"/>
-                                        <w:szCs w:val="26"/>
-                                      </w:rPr>
-                                      <w:t>*</w:t>
+                                      <w:t>呼求神不受痛苦</w:t>
                                     </w:r>
                                   </w:p>
                                 </w:tc>
@@ -7381,7 +7552,7 @@
                                         <w:sz w:val="26"/>
                                         <w:szCs w:val="26"/>
                                       </w:rPr>
-                                      <w:t>攻心為上</w:t>
+                                      <w:t>女婿入家譜</w:t>
                                     </w:r>
                                   </w:p>
                                 </w:tc>
@@ -7492,7 +7663,7 @@
                                         <w:sz w:val="26"/>
                                         <w:szCs w:val="26"/>
                                       </w:rPr>
-                                      <w:t>王下</w:t>
+                                      <w:t>代上</w:t>
                                     </w:r>
                                     <w:r>
                                       <w:rPr>
@@ -7502,7 +7673,7 @@
                                         <w:sz w:val="26"/>
                                         <w:szCs w:val="26"/>
                                       </w:rPr>
-                                      <w:t>19:6-19,32-37</w:t>
+                                      <w:t>2:34-41</w:t>
                                     </w:r>
                                   </w:p>
                                 </w:tc>
@@ -7612,17 +7783,17 @@
                                         <w:sz w:val="26"/>
                                         <w:szCs w:val="26"/>
                                       </w:rPr>
-                                      <w:t>太</w:t>
+                                      <w:t>弗</w:t>
                                     </w:r>
                                     <w:r>
                                       <w:rPr>
-                                        <w:rFonts w:ascii="Barlow Condensed Medium" w:eastAsia="華康儷楷書" w:hAnsi="Barlow Condensed Medium" w:cs="華康儷楷書"/>
+                                        <w:rFonts w:ascii="Barlow Condensed Medium" w:eastAsia="華康儷楷書" w:hAnsi="Barlow Condensed Medium" w:cs="華康儷楷書" w:hint="eastAsia"/>
                                         <w:color w:val="000000" w:themeColor="text1"/>
                                         <w:w w:val="90"/>
                                         <w:sz w:val="26"/>
                                         <w:szCs w:val="26"/>
                                       </w:rPr>
-                                      <w:t>6:20-21</w:t>
+                                      <w:t>2:18-19</w:t>
                                     </w:r>
                                   </w:p>
                                 </w:tc>
@@ -7704,7 +7875,7 @@
                                         <w:sz w:val="26"/>
                                         <w:szCs w:val="26"/>
                                       </w:rPr>
-                                      <w:t>新的誡命</w:t>
+                                      <w:t>使徒信經</w:t>
                                     </w:r>
                                   </w:p>
                                 </w:tc>
@@ -7784,7 +7955,7 @@
                                         <w:sz w:val="26"/>
                                         <w:szCs w:val="26"/>
                                       </w:rPr>
-                                      <w:t>27</w:t>
+                                      <w:t>28</w:t>
                                     </w:r>
                                   </w:p>
                                 </w:tc>
@@ -7894,7 +8065,7 @@
                                         <w:sz w:val="26"/>
                                         <w:szCs w:val="26"/>
                                       </w:rPr>
-                                      <w:t>21B,279,219,516</w:t>
+                                      <w:t>35,281,499</w:t>
                                     </w:r>
                                   </w:p>
                                 </w:tc>
@@ -7967,8 +8138,8 @@
           </mc:Choice>
           <mc:Fallback>
             <w:pict>
-              <v:group w14:anchorId="0AB0FEB2" id="群組 19" o:spid="_x0000_s1032" style="position:absolute;left:0;text-align:left;margin-left:534.4pt;margin-top:567.3pt;width:140.6pt;height:130.1pt;z-index:251651072;mso-position-horizontal-relative:page;mso-position-vertical-relative:page;mso-width-relative:margin;mso-height-relative:margin" coordorigin="108" coordsize="17868,16510" o:gfxdata="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">
-                <v:shape id="_x0000_s1033" type="#_x0000_t202" style="position:absolute;left:317;top:444;width:17634;height:15621;visibility:visible;mso-wrap-style:square;v-text-anchor:top" o:gfxdata="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" stroked="f">
+              <v:group w14:anchorId="0AB0FEB2" id="群組 19" o:spid="_x0000_s1032" style="position:absolute;left:0;text-align:left;margin-left:534.4pt;margin-top:567.3pt;width:140.6pt;height:130.1pt;z-index:251651072;mso-position-horizontal-relative:page;mso-position-vertical-relative:page;mso-width-relative:margin;mso-height-relative:margin" coordorigin="108" coordsize="17868,16510" o:gfxdata="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">
+                <v:shape id="_x0000_s1033" type="#_x0000_t202" style="position:absolute;left:317;top:444;width:17634;height:15621;visibility:visible;mso-wrap-style:square;v-text-anchor:top" o:gfxdata="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" stroked="f">
                   <v:textbox inset="0,0,0,0">
                     <w:txbxContent>
                       <w:p>
@@ -8075,7 +8246,7 @@
                             <w:color w:val="000000"/>
                             <w:w w:val="90"/>
                           </w:rPr>
-                          <w:t>12</w:t>
+                          <w:t>19</w:t>
                         </w:r>
                         <w:r>
                           <w:rPr>
@@ -8200,27 +8371,7 @@
                                   <w:sz w:val="26"/>
                                   <w:szCs w:val="26"/>
                                 </w:rPr>
-                                <w:t>*</w:t>
-                              </w:r>
-                              <w:r>
-                                <w:rPr>
-                                  <w:rFonts w:ascii="Barlow Condensed Medium" w:eastAsia="華康儷楷書" w:hAnsi="Barlow Condensed Medium" w:cs="華康儷楷書" w:hint="eastAsia"/>
-                                  <w:color w:val="000000" w:themeColor="text1"/>
-                                  <w:w w:val="75"/>
-                                  <w:sz w:val="26"/>
-                                  <w:szCs w:val="26"/>
-                                </w:rPr>
-                                <w:t>聯合禮拜</w:t>
-                              </w:r>
-                              <w:r>
-                                <w:rPr>
-                                  <w:rFonts w:ascii="Barlow Condensed Medium" w:eastAsia="華康儷楷書" w:hAnsi="Barlow Condensed Medium" w:cs="華康儷楷書" w:hint="eastAsia"/>
-                                  <w:color w:val="000000" w:themeColor="text1"/>
-                                  <w:w w:val="75"/>
-                                  <w:sz w:val="26"/>
-                                  <w:szCs w:val="26"/>
-                                </w:rPr>
-                                <w:t>*</w:t>
+                                <w:t>呼求神不受痛苦</w:t>
                               </w:r>
                             </w:p>
                           </w:tc>
@@ -8313,7 +8464,7 @@
                                   <w:sz w:val="26"/>
                                   <w:szCs w:val="26"/>
                                 </w:rPr>
-                                <w:t>攻心為上</w:t>
+                                <w:t>女婿入家譜</w:t>
                               </w:r>
                             </w:p>
                           </w:tc>
@@ -8424,7 +8575,7 @@
                                   <w:sz w:val="26"/>
                                   <w:szCs w:val="26"/>
                                 </w:rPr>
-                                <w:t>王下</w:t>
+                                <w:t>代上</w:t>
                               </w:r>
                               <w:r>
                                 <w:rPr>
@@ -8434,7 +8585,7 @@
                                   <w:sz w:val="26"/>
                                   <w:szCs w:val="26"/>
                                 </w:rPr>
-                                <w:t>19:6-19,32-37</w:t>
+                                <w:t>2:34-41</w:t>
                               </w:r>
                             </w:p>
                           </w:tc>
@@ -8544,17 +8695,17 @@
                                   <w:sz w:val="26"/>
                                   <w:szCs w:val="26"/>
                                 </w:rPr>
-                                <w:t>太</w:t>
+                                <w:t>弗</w:t>
                               </w:r>
                               <w:r>
                                 <w:rPr>
-                                  <w:rFonts w:ascii="Barlow Condensed Medium" w:eastAsia="華康儷楷書" w:hAnsi="Barlow Condensed Medium" w:cs="華康儷楷書"/>
+                                  <w:rFonts w:ascii="Barlow Condensed Medium" w:eastAsia="華康儷楷書" w:hAnsi="Barlow Condensed Medium" w:cs="華康儷楷書" w:hint="eastAsia"/>
                                   <w:color w:val="000000" w:themeColor="text1"/>
                                   <w:w w:val="90"/>
                                   <w:sz w:val="26"/>
                                   <w:szCs w:val="26"/>
                                 </w:rPr>
-                                <w:t>6:20-21</w:t>
+                                <w:t>2:18-19</w:t>
                               </w:r>
                             </w:p>
                           </w:tc>
@@ -8636,7 +8787,7 @@
                                   <w:sz w:val="26"/>
                                   <w:szCs w:val="26"/>
                                 </w:rPr>
-                                <w:t>新的誡命</w:t>
+                                <w:t>使徒信經</w:t>
                               </w:r>
                             </w:p>
                           </w:tc>
@@ -8716,7 +8867,7 @@
                                   <w:sz w:val="26"/>
                                   <w:szCs w:val="26"/>
                                 </w:rPr>
-                                <w:t>27</w:t>
+                                <w:t>28</w:t>
                               </w:r>
                             </w:p>
                           </w:tc>
@@ -8826,7 +8977,7 @@
                                   <w:sz w:val="26"/>
                                   <w:szCs w:val="26"/>
                                 </w:rPr>
-                                <w:t>21B,279,219,516</w:t>
+                                <w:t>35,281,499</w:t>
                               </w:r>
                             </w:p>
                           </w:tc>
@@ -8836,7 +8987,7 @@
                     </w:txbxContent>
                   </v:textbox>
                 </v:shape>
-                <v:roundrect id="圓角矩形 25" o:spid="_x0000_s1034" style="position:absolute;left:108;width:17869;height:16510;visibility:visible;mso-wrap-style:square;v-text-anchor:middle" arcsize="4542f" o:gfxdata="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" filled="f" strokecolor="#5a5a5a [2109]" strokeweight="2.5pt">
+                <v:roundrect id="圓角矩形 25" o:spid="_x0000_s1034" style="position:absolute;left:108;width:17869;height:16510;visibility:visible;mso-wrap-style:square;v-text-anchor:middle" arcsize="4542f" o:gfxdata="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" filled="f" strokecolor="#5a5a5a [2109]" strokeweight="2.5pt">
                   <v:stroke joinstyle="miter"/>
                 </v:roundrect>
                 <w10:wrap anchorx="page" anchory="page"/>
@@ -9004,7 +9155,7 @@
           </mc:Choice>
           <mc:Fallback>
             <w:pict>
-              <v:shape w14:anchorId="76BD7DFF" id="文字方塊 2" o:spid="_x0000_s1035" type="#_x0000_t202" style="position:absolute;margin-left:31.4pt;margin-top:-54.1pt;width:109.8pt;height:110.6pt;z-index:251667456;visibility:visible;mso-wrap-style:square;mso-width-percent:0;mso-height-percent:200;mso-wrap-distance-left:9pt;mso-wrap-distance-top:3.6pt;mso-wrap-distance-right:9pt;mso-wrap-distance-bottom:3.6pt;mso-position-horizontal:absolute;mso-position-horizontal-relative:text;mso-position-vertical:absolute;mso-position-vertical-relative:text;mso-width-percent:0;mso-height-percent:200;mso-width-relative:margin;mso-height-relative:margin;v-text-anchor:top" o:gfxdata="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" filled="f" stroked="f">
+              <v:shape w14:anchorId="76BD7DFF" id="文字方塊 2" o:spid="_x0000_s1035" type="#_x0000_t202" style="position:absolute;margin-left:31.4pt;margin-top:-54.1pt;width:109.8pt;height:110.6pt;z-index:251667456;visibility:visible;mso-wrap-style:square;mso-width-percent:0;mso-height-percent:200;mso-wrap-distance-left:9pt;mso-wrap-distance-top:3.6pt;mso-wrap-distance-right:9pt;mso-wrap-distance-bottom:3.6pt;mso-position-horizontal:absolute;mso-position-horizontal-relative:text;mso-position-vertical:absolute;mso-position-vertical-relative:text;mso-width-percent:0;mso-height-percent:200;mso-width-relative:margin;mso-height-relative:margin;v-text-anchor:top" o:gfxdata="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" filled="f" stroked="f">
                 <v:textbox style="mso-fit-shape-to-text:t" inset="1mm,1mm,1mm,1mm">
                   <w:txbxContent>
                     <w:p>
@@ -9203,7 +9354,7 @@
           </mc:Choice>
           <mc:Fallback>
             <w:pict>
-              <v:roundrect w14:anchorId="4775AEF3" id="圓角矩形 12" o:spid="_x0000_s1036" style="position:absolute;margin-left:-.9pt;margin-top:16.35pt;width:49.3pt;height:15.45pt;z-index:251646976;visibility:visible;mso-wrap-style:square;mso-width-percent:0;mso-height-percent:0;mso-wrap-distance-left:9pt;mso-wrap-distance-top:0;mso-wrap-distance-right:9pt;mso-wrap-distance-bottom:0;mso-position-horizontal:absolute;mso-position-horizontal-relative:text;mso-position-vertical:absolute;mso-position-vertical-relative:text;mso-width-percent:0;mso-height-percent:0;mso-width-relative:margin;mso-height-relative:margin;v-text-anchor:middle" arcsize="10923f" o:gfxdata="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" fillcolor="#5a5a5a [2109]" stroked="f" strokeweight="1pt">
+              <v:roundrect w14:anchorId="4775AEF3" id="圓角矩形 12" o:spid="_x0000_s1036" style="position:absolute;margin-left:-.9pt;margin-top:16.35pt;width:49.3pt;height:15.45pt;z-index:251646976;visibility:visible;mso-wrap-style:square;mso-width-percent:0;mso-height-percent:0;mso-wrap-distance-left:9pt;mso-wrap-distance-top:0;mso-wrap-distance-right:9pt;mso-wrap-distance-bottom:0;mso-position-horizontal:absolute;mso-position-horizontal-relative:text;mso-position-vertical:absolute;mso-position-vertical-relative:text;mso-width-percent:0;mso-height-percent:0;mso-width-relative:margin;mso-height-relative:margin;v-text-anchor:middle" arcsize="10923f" o:gfxdata="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" fillcolor="#5a5a5a [2109]" stroked="f" strokeweight="1pt">
                 <v:stroke joinstyle="miter"/>
                 <v:textbox inset=".5mm,0,.5mm,0">
                   <w:txbxContent>
@@ -9343,7 +9494,7 @@
           </mc:Choice>
           <mc:Fallback>
             <w:pict>
-              <v:roundrect w14:anchorId="196DC3BF" id="圓角矩形 14" o:spid="_x0000_s1037" style="position:absolute;margin-left:-1.25pt;margin-top:16.7pt;width:83.6pt;height:15.3pt;z-index:251648000;visibility:visible;mso-wrap-style:square;mso-width-percent:0;mso-height-percent:0;mso-wrap-distance-left:9pt;mso-wrap-distance-top:0;mso-wrap-distance-right:9pt;mso-wrap-distance-bottom:0;mso-position-horizontal:absolute;mso-position-horizontal-relative:text;mso-position-vertical:absolute;mso-position-vertical-relative:text;mso-width-percent:0;mso-height-percent:0;mso-width-relative:margin;mso-height-relative:margin;v-text-anchor:middle" arcsize="10923f" o:gfxdata="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" fillcolor="#5a5a5a [2109]" stroked="f" strokeweight="1pt">
+              <v:roundrect w14:anchorId="196DC3BF" id="圓角矩形 14" o:spid="_x0000_s1037" style="position:absolute;margin-left:-1.25pt;margin-top:16.7pt;width:83.6pt;height:15.3pt;z-index:251648000;visibility:visible;mso-wrap-style:square;mso-width-percent:0;mso-height-percent:0;mso-wrap-distance-left:9pt;mso-wrap-distance-top:0;mso-wrap-distance-right:9pt;mso-wrap-distance-bottom:0;mso-position-horizontal:absolute;mso-position-horizontal-relative:text;mso-position-vertical:absolute;mso-position-vertical-relative:text;mso-width-percent:0;mso-height-percent:0;mso-width-relative:margin;mso-height-relative:margin;v-text-anchor:middle" arcsize="10923f" o:gfxdata="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" fillcolor="#5a5a5a [2109]" stroked="f" strokeweight="1pt">
                 <v:stroke joinstyle="miter"/>
                 <v:textbox inset=".5mm,0,.5mm,0">
                   <w:txbxContent>
@@ -9539,7 +9690,7 @@
           </mc:Choice>
           <mc:Fallback>
             <w:pict>
-              <v:roundrect w14:anchorId="1A4DC044" id="圓角矩形 9" o:spid="_x0000_s1038" style="position:absolute;margin-left:-.6pt;margin-top:16.6pt;width:30.35pt;height:15.3pt;z-index:251649024;visibility:visible;mso-wrap-style:square;mso-width-percent:0;mso-height-percent:0;mso-wrap-distance-left:9pt;mso-wrap-distance-top:0;mso-wrap-distance-right:9pt;mso-wrap-distance-bottom:0;mso-position-horizontal:absolute;mso-position-horizontal-relative:text;mso-position-vertical:absolute;mso-position-vertical-relative:text;mso-width-percent:0;mso-height-percent:0;mso-width-relative:margin;mso-height-relative:margin;v-text-anchor:middle" arcsize="10923f" o:gfxdata="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" fillcolor="#5a5a5a [2109]" stroked="f" strokeweight="1pt">
+              <v:roundrect w14:anchorId="1A4DC044" id="圓角矩形 9" o:spid="_x0000_s1038" style="position:absolute;margin-left:-.6pt;margin-top:16.6pt;width:30.35pt;height:15.3pt;z-index:251649024;visibility:visible;mso-wrap-style:square;mso-width-percent:0;mso-height-percent:0;mso-wrap-distance-left:9pt;mso-wrap-distance-top:0;mso-wrap-distance-right:9pt;mso-wrap-distance-bottom:0;mso-position-horizontal:absolute;mso-position-horizontal-relative:text;mso-position-vertical:absolute;mso-position-vertical-relative:text;mso-width-percent:0;mso-height-percent:0;mso-width-relative:margin;mso-height-relative:margin;v-text-anchor:middle" arcsize="10923f" o:gfxdata="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" fillcolor="#5a5a5a [2109]" stroked="f" strokeweight="1pt">
                 <v:stroke joinstyle="miter"/>
                 <v:textbox inset=".5mm,0,.5mm,0">
                   <w:txbxContent>
@@ -9803,7 +9954,7 @@
           </mc:Choice>
           <mc:Fallback>
             <w:pict>
-              <v:roundrect w14:anchorId="03BFD3A3" id="圓角矩形 13" o:spid="_x0000_s1039" style="position:absolute;margin-left:-.4pt;margin-top:16.65pt;width:49.3pt;height:15.3pt;z-index:251650048;visibility:visible;mso-wrap-style:square;mso-width-percent:0;mso-height-percent:0;mso-wrap-distance-left:9pt;mso-wrap-distance-top:0;mso-wrap-distance-right:9pt;mso-wrap-distance-bottom:0;mso-position-horizontal:absolute;mso-position-horizontal-relative:text;mso-position-vertical:absolute;mso-position-vertical-relative:text;mso-width-percent:0;mso-height-percent:0;mso-width-relative:margin;mso-height-relative:margin;v-text-anchor:middle" arcsize="10923f" o:gfxdata="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" fillcolor="#5a5a5a [2109]" stroked="f" strokeweight="1pt">
+              <v:roundrect w14:anchorId="03BFD3A3" id="圓角矩形 13" o:spid="_x0000_s1039" style="position:absolute;margin-left:-.4pt;margin-top:16.65pt;width:49.3pt;height:15.3pt;z-index:251650048;visibility:visible;mso-wrap-style:square;mso-width-percent:0;mso-height-percent:0;mso-wrap-distance-left:9pt;mso-wrap-distance-top:0;mso-wrap-distance-right:9pt;mso-wrap-distance-bottom:0;mso-position-horizontal:absolute;mso-position-horizontal-relative:text;mso-position-vertical:absolute;mso-position-vertical-relative:text;mso-width-percent:0;mso-height-percent:0;mso-width-relative:margin;mso-height-relative:margin;v-text-anchor:middle" arcsize="10923f" o:gfxdata="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" fillcolor="#5a5a5a [2109]" stroked="f" strokeweight="1pt">
                 <v:stroke joinstyle="miter"/>
                 <v:textbox inset=".5mm,0,.5mm,0">
                   <w:txbxContent>
@@ -10039,7 +10190,7 @@
           </mc:Choice>
           <mc:Fallback>
             <w:pict>
-              <v:shape w14:anchorId="77C1E33A" id="_x0000_s1040" type="#_x0000_t202" style="position:absolute;margin-left:107.25pt;margin-top:6.2pt;width:125.55pt;height:16.3pt;z-index:251666432;visibility:visible;mso-wrap-style:square;mso-width-percent:0;mso-height-percent:0;mso-wrap-distance-left:9pt;mso-wrap-distance-top:3.6pt;mso-wrap-distance-right:9pt;mso-wrap-distance-bottom:3.6pt;mso-position-horizontal:absolute;mso-position-horizontal-relative:text;mso-position-vertical:absolute;mso-position-vertical-relative:text;mso-width-percent:0;mso-height-percent:0;mso-width-relative:margin;mso-height-relative:margin;v-text-anchor:top" o:gfxdata="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" filled="f" stroked="f">
+              <v:shape w14:anchorId="77C1E33A" id="_x0000_s1040" type="#_x0000_t202" style="position:absolute;margin-left:107.25pt;margin-top:6.2pt;width:125.55pt;height:16.3pt;z-index:251666432;visibility:visible;mso-wrap-style:square;mso-width-percent:0;mso-height-percent:0;mso-wrap-distance-left:9pt;mso-wrap-distance-top:3.6pt;mso-wrap-distance-right:9pt;mso-wrap-distance-bottom:3.6pt;mso-position-horizontal:absolute;mso-position-horizontal-relative:text;mso-position-vertical:absolute;mso-position-vertical-relative:text;mso-width-percent:0;mso-height-percent:0;mso-width-relative:margin;mso-height-relative:margin;v-text-anchor:top" o:gfxdata="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" filled="f" stroked="f">
                 <v:textbox inset="0,0,0,0">
                   <w:txbxContent>
                     <w:p>
@@ -10319,7 +10470,7 @@
                 <w:sz w:val="20"/>
                 <w:szCs w:val="20"/>
               </w:rPr>
-              <w:t>蕭國鎮</w:t>
+              <w:t>張昭立</w:t>
             </w:r>
             <w:r>
               <w:rPr>
@@ -10327,15 +10478,7 @@
                 <w:sz w:val="20"/>
                 <w:szCs w:val="20"/>
               </w:rPr>
-              <w:t xml:space="preserve"> </w:t>
-            </w:r>
-            <w:r>
-              <w:rPr>
-                <w:rFonts w:ascii="標楷體" w:eastAsia="標楷體" w:hAnsi="標楷體" w:hint="eastAsia"/>
-                <w:sz w:val="20"/>
-                <w:szCs w:val="20"/>
-              </w:rPr>
-              <w:t>長老</w:t>
+              <w:t xml:space="preserve"> 執事</w:t>
             </w:r>
           </w:p>
         </w:tc>
@@ -10395,7 +10538,7 @@
                 <w:sz w:val="20"/>
                 <w:szCs w:val="20"/>
               </w:rPr>
-              <w:t>楊崇隆</w:t>
+              <w:t>李靜儀</w:t>
             </w:r>
             <w:r>
               <w:rPr>
@@ -10403,7 +10546,7 @@
                 <w:sz w:val="20"/>
                 <w:szCs w:val="20"/>
               </w:rPr>
-              <w:t xml:space="preserve"> 弟兄</w:t>
+              <w:t xml:space="preserve"> 師母</w:t>
             </w:r>
           </w:p>
         </w:tc>
@@ -10995,7 +11138,7 @@
                 </mc:Choice>
                 <mc:Fallback>
                   <w:pict>
-                    <v:rect w14:anchorId="343BC9BA" id="矩形 8" o:spid="_x0000_s1041" style="position:absolute;left:0;text-align:left;margin-left:-.7pt;margin-top:2.7pt;width:18.75pt;height:92.3pt;z-index:251663360;visibility:visible;mso-wrap-style:square;mso-width-percent:0;mso-height-percent:0;mso-wrap-distance-left:9pt;mso-wrap-distance-top:0;mso-wrap-distance-right:9pt;mso-wrap-distance-bottom:0;mso-position-horizontal:absolute;mso-position-horizontal-relative:text;mso-position-vertical:absolute;mso-position-vertical-relative:text;mso-width-percent:0;mso-height-percent:0;mso-width-relative:margin;mso-height-relative:margin;v-text-anchor:middle" o:gfxdata="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" fillcolor="#5a5a5a [2109]" stroked="f" strokeweight="1pt">
+                    <v:rect w14:anchorId="343BC9BA" id="矩形 8" o:spid="_x0000_s1041" style="position:absolute;left:0;text-align:left;margin-left:-.7pt;margin-top:2.7pt;width:18.75pt;height:92.3pt;z-index:251663360;visibility:visible;mso-wrap-style:square;mso-width-percent:0;mso-height-percent:0;mso-wrap-distance-left:9pt;mso-wrap-distance-top:0;mso-wrap-distance-right:9pt;mso-wrap-distance-bottom:0;mso-position-horizontal:absolute;mso-position-horizontal-relative:text;mso-position-vertical:absolute;mso-position-vertical-relative:text;mso-width-percent:0;mso-height-percent:0;mso-width-relative:margin;mso-height-relative:margin;v-text-anchor:middle" o:gfxdata="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" fillcolor="#5a5a5a [2109]" stroked="f" strokeweight="1pt">
                       <v:textbox style="layout-flow:vertical-ideographic" inset="1mm,1mm,1mm,1mm">
                         <w:txbxContent>
                           <w:p>
@@ -11400,7 +11543,7 @@
                 <w:sz w:val="20"/>
                 <w:szCs w:val="20"/>
               </w:rPr>
-              <w:t>115</w:t>
+              <w:t>21B</w:t>
             </w:r>
             <w:r>
               <w:rPr>
@@ -11565,7 +11708,7 @@
                 <w:sz w:val="20"/>
                 <w:szCs w:val="20"/>
               </w:rPr>
-              <w:t>十誡</w:t>
+              <w:t>新的誡命</w:t>
             </w:r>
           </w:p>
         </w:tc>
@@ -11720,7 +11863,7 @@
                 <w:sz w:val="20"/>
                 <w:szCs w:val="20"/>
               </w:rPr>
-              <w:t>12</w:t>
+              <w:t>27</w:t>
             </w:r>
             <w:r>
               <w:rPr>
@@ -11917,23 +12060,15 @@
         <w:tblLook w:val="04A0" w:firstRow="1" w:lastRow="0" w:firstColumn="1" w:lastColumn="0" w:noHBand="0" w:noVBand="1"/>
       </w:tblPr>
       <w:tblGrid>
-        <w:gridCol w:w="57"/>
-        <w:gridCol w:w="579"/>
-        <w:gridCol w:w="56"/>
-        <w:gridCol w:w="1069"/>
-        <w:gridCol w:w="3113"/>
-        <w:gridCol w:w="958"/>
-        <w:gridCol w:w="60"/>
+        <w:gridCol w:w="642"/>
+        <w:gridCol w:w="1138"/>
+        <w:gridCol w:w="3143"/>
+        <w:gridCol w:w="969"/>
       </w:tblGrid>
       <w:tr>
-        <w:trPr>
-          <w:gridAfter w:val="1"/>
-          <w:wAfter w:w="60" w:type="dxa"/>
-        </w:trPr>
         <w:tc>
           <w:tcPr>
             <w:tcW w:w="636" w:type="dxa"/>
-            <w:gridSpan w:val="2"/>
             <w:tcBorders>
               <w:top w:val="nil"/>
               <w:left w:val="nil"/>
@@ -12065,7 +12200,7 @@
                 </mc:Choice>
                 <mc:Fallback>
                   <w:pict>
-                    <v:rect w14:anchorId="363672F5" id="矩形 10" o:spid="_x0000_s1042" style="position:absolute;left:0;text-align:left;margin-left:-.7pt;margin-top:12.9pt;width:19.25pt;height:42.9pt;z-index:251659264;visibility:visible;mso-wrap-style:square;mso-width-percent:0;mso-height-percent:0;mso-wrap-distance-left:9pt;mso-wrap-distance-top:0;mso-wrap-distance-right:9pt;mso-wrap-distance-bottom:0;mso-position-horizontal:absolute;mso-position-horizontal-relative:text;mso-position-vertical:absolute;mso-position-vertical-relative:text;mso-width-percent:0;mso-height-percent:0;mso-width-relative:margin;mso-height-relative:margin;v-text-anchor:middle" o:gfxdata="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" fillcolor="#5a5a5a [2109]" stroked="f" strokeweight="1pt">
+                    <v:rect w14:anchorId="363672F5" id="矩形 10" o:spid="_x0000_s1042" style="position:absolute;left:0;text-align:left;margin-left:-.7pt;margin-top:12.9pt;width:19.25pt;height:42.9pt;z-index:251659264;visibility:visible;mso-wrap-style:square;mso-width-percent:0;mso-height-percent:0;mso-wrap-distance-left:9pt;mso-wrap-distance-top:0;mso-wrap-distance-right:9pt;mso-wrap-distance-bottom:0;mso-position-horizontal:absolute;mso-position-horizontal-relative:text;mso-position-vertical:absolute;mso-position-vertical-relative:text;mso-width-percent:0;mso-height-percent:0;mso-width-relative:margin;mso-height-relative:margin;v-text-anchor:middle" o:gfxdata="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" fillcolor="#5a5a5a [2109]" stroked="f" strokeweight="1pt">
                       <v:textbox style="layout-flow:vertical-ideographic" inset="1mm,1mm,1mm,1mm">
                         <w:txbxContent>
                           <w:p>
@@ -12100,7 +12235,6 @@
         <w:tc>
           <w:tcPr>
             <w:tcW w:w="1126" w:type="dxa"/>
-            <w:gridSpan w:val="2"/>
             <w:tcBorders>
               <w:top w:val="nil"/>
               <w:left w:val="nil"/>
@@ -12173,7 +12307,7 @@
                 <w:sz w:val="20"/>
                 <w:szCs w:val="20"/>
               </w:rPr>
-              <w:t>勝利的哈利路亞</w:t>
+              <w:t>免驚冥間的驚惶</w:t>
             </w:r>
           </w:p>
         </w:tc>
@@ -12215,143 +12349,6 @@
               </w:rPr>
               <w:t>聖歌隊</w:t>
             </w:r>
-          </w:p>
-        </w:tc>
-      </w:tr>
-      <w:tr>
-        <w:trPr>
-          <w:gridBefore w:val="1"/>
-          <w:wBefore w:w="57" w:type="dxa"/>
-        </w:trPr>
-        <w:tc>
-          <w:tcPr>
-            <w:tcW w:w="635" w:type="dxa"/>
-            <w:gridSpan w:val="2"/>
-            <w:tcBorders>
-              <w:top w:val="nil"/>
-              <w:left w:val="nil"/>
-              <w:bottom w:val="nil"/>
-              <w:right w:val="nil"/>
-            </w:tcBorders>
-            <w:tcMar>
-              <w:top w:w="0" w:type="dxa"/>
-              <w:left w:w="57" w:type="dxa"/>
-              <w:bottom w:w="0" w:type="dxa"/>
-              <w:right w:w="57" w:type="dxa"/>
-            </w:tcMar>
-          </w:tcPr>
-          <w:p>
-            <w:pPr>
-              <w:snapToGrid w:val="0"/>
-              <w:jc w:val="right"/>
-              <w:rPr>
-                <w:rFonts w:eastAsia="華康儷中黑" w:cstheme="minorHAnsi"/>
-                <w:color w:val="000000" w:themeColor="text1"/>
-                <w:w w:val="125"/>
-                <w:sz w:val="18"/>
-                <w:szCs w:val="18"/>
-              </w:rPr>
-            </w:pPr>
-          </w:p>
-        </w:tc>
-        <w:tc>
-          <w:tcPr>
-            <w:tcW w:w="1070" w:type="dxa"/>
-            <w:tcBorders>
-              <w:top w:val="nil"/>
-              <w:left w:val="nil"/>
-              <w:bottom w:val="nil"/>
-              <w:right w:val="nil"/>
-            </w:tcBorders>
-            <w:tcMar>
-              <w:top w:w="0" w:type="dxa"/>
-              <w:left w:w="57" w:type="dxa"/>
-              <w:bottom w:w="0" w:type="dxa"/>
-              <w:right w:w="57" w:type="dxa"/>
-            </w:tcMar>
-          </w:tcPr>
-          <w:p>
-            <w:pPr>
-              <w:snapToGrid w:val="0"/>
-              <w:jc w:val="distribute"/>
-              <w:rPr>
-                <w:rFonts w:eastAsia="華康儷中黑" w:cstheme="minorHAnsi"/>
-                <w:w w:val="125"/>
-                <w:sz w:val="20"/>
-                <w:szCs w:val="20"/>
-              </w:rPr>
-            </w:pPr>
-          </w:p>
-        </w:tc>
-        <w:tc>
-          <w:tcPr>
-            <w:tcW w:w="3115" w:type="dxa"/>
-            <w:tcBorders>
-              <w:top w:val="nil"/>
-              <w:left w:val="nil"/>
-              <w:bottom w:val="dotted" w:sz="8" w:space="0" w:color="auto"/>
-              <w:right w:val="nil"/>
-            </w:tcBorders>
-            <w:tcMar>
-              <w:top w:w="0" w:type="dxa"/>
-              <w:left w:w="57" w:type="dxa"/>
-              <w:bottom w:w="0" w:type="dxa"/>
-              <w:right w:w="57" w:type="dxa"/>
-            </w:tcMar>
-            <w:hideMark/>
-          </w:tcPr>
-          <w:p>
-            <w:pPr>
-              <w:snapToGrid w:val="0"/>
-              <w:jc w:val="center"/>
-              <w:rPr>
-                <w:rFonts w:ascii="Bahnschrift SemiBold Condensed" w:eastAsia="標楷體" w:hAnsi="Bahnschrift SemiBold Condensed" w:cstheme="minorHAnsi"/>
-                <w:bCs/>
-                <w:w w:val="150"/>
-                <w:sz w:val="20"/>
-                <w:szCs w:val="20"/>
-              </w:rPr>
-            </w:pPr>
-            <w:r>
-              <w:rPr>
-                <w:rFonts w:ascii="Bahnschrift SemiBold Condensed" w:eastAsia="標楷體" w:hAnsi="Bahnschrift SemiBold Condensed" w:cs="Calibri" w:hint="eastAsia"/>
-                <w:bCs/>
-                <w:w w:val="150"/>
-                <w:sz w:val="20"/>
-                <w:szCs w:val="20"/>
-              </w:rPr>
-              <w:t>祈禱的哈利路亞</w:t>
-            </w:r>
-          </w:p>
-        </w:tc>
-        <w:tc>
-          <w:tcPr>
-            <w:tcW w:w="1015" w:type="dxa"/>
-            <w:gridSpan w:val="2"/>
-            <w:tcBorders>
-              <w:top w:val="nil"/>
-              <w:left w:val="nil"/>
-              <w:bottom w:val="nil"/>
-              <w:right w:val="nil"/>
-            </w:tcBorders>
-            <w:tcMar>
-              <w:top w:w="0" w:type="dxa"/>
-              <w:left w:w="57" w:type="dxa"/>
-              <w:bottom w:w="0" w:type="dxa"/>
-              <w:right w:w="57" w:type="dxa"/>
-            </w:tcMar>
-          </w:tcPr>
-          <w:p>
-            <w:pPr>
-              <w:snapToGrid w:val="0"/>
-              <w:jc w:val="distribute"/>
-              <w:rPr>
-                <w:rFonts w:ascii="Bahnschrift SemiBold Condensed" w:eastAsia="標楷體" w:hAnsi="Bahnschrift SemiBold Condensed" w:cstheme="minorHAnsi"/>
-                <w:w w:val="125"/>
-                <w:sz w:val="20"/>
-                <w:szCs w:val="20"/>
-              </w:rPr>
-            </w:pPr>
           </w:p>
         </w:tc>
       </w:tr>
@@ -12480,7 +12477,7 @@
                 <w:sz w:val="20"/>
                 <w:szCs w:val="20"/>
               </w:rPr>
-              <w:t>14</w:t>
+              <w:t>19</w:t>
             </w:r>
             <w:r>
               <w:rPr>
@@ -12500,7 +12497,7 @@
                 <w:sz w:val="20"/>
                 <w:szCs w:val="20"/>
               </w:rPr>
-              <w:t>1-14</w:t>
+              <w:t>6-19,32-37</w:t>
             </w:r>
             <w:r>
               <w:rPr>
@@ -12656,7 +12653,7 @@
                 <w:sz w:val="20"/>
                 <w:szCs w:val="20"/>
               </w:rPr>
-              <w:t>驕傲的心惹禍</w:t>
+              <w:t>攻心為上</w:t>
             </w:r>
           </w:p>
         </w:tc>
@@ -12832,188 +12829,6 @@
           </w:p>
         </w:tc>
       </w:tr>
-    </w:tbl>
-    <w:tbl>
-      <w:tblPr>
-        <w:tblStyle w:val="2"/>
-        <w:tblW w:w="5835" w:type="dxa"/>
-        <w:tblInd w:w="57" w:type="dxa"/>
-        <w:tblLayout w:type="fixed"/>
-        <w:tblLook w:val="04A0" w:firstRow="1" w:lastRow="0" w:firstColumn="1" w:lastColumn="0" w:noHBand="0" w:noVBand="1"/>
-      </w:tblPr>
-      <w:tblGrid>
-        <w:gridCol w:w="567"/>
-        <w:gridCol w:w="1134"/>
-        <w:gridCol w:w="3174"/>
-        <w:gridCol w:w="960"/>
-      </w:tblGrid>
-      <w:tr>
-        <w:tc>
-          <w:tcPr>
-            <w:tcW w:w="567" w:type="dxa"/>
-            <w:tcBorders>
-              <w:top w:val="nil"/>
-              <w:left w:val="nil"/>
-              <w:bottom w:val="nil"/>
-              <w:right w:val="nil"/>
-            </w:tcBorders>
-            <w:tcMar>
-              <w:top w:w="0" w:type="dxa"/>
-              <w:left w:w="57" w:type="dxa"/>
-              <w:bottom w:w="0" w:type="dxa"/>
-              <w:right w:w="57" w:type="dxa"/>
-            </w:tcMar>
-          </w:tcPr>
-          <w:p>
-            <w:pPr>
-              <w:snapToGrid w:val="0"/>
-              <w:jc w:val="right"/>
-              <w:rPr>
-                <w:rFonts w:eastAsia="華康儷中黑" w:cstheme="minorHAnsi"/>
-                <w:color w:val="000000" w:themeColor="text1"/>
-                <w:w w:val="125"/>
-                <w:sz w:val="18"/>
-                <w:szCs w:val="18"/>
-              </w:rPr>
-            </w:pPr>
-          </w:p>
-        </w:tc>
-        <w:tc>
-          <w:tcPr>
-            <w:tcW w:w="1134" w:type="dxa"/>
-            <w:tcBorders>
-              <w:top w:val="nil"/>
-              <w:left w:val="nil"/>
-              <w:bottom w:val="nil"/>
-              <w:right w:val="nil"/>
-            </w:tcBorders>
-            <w:tcMar>
-              <w:top w:w="0" w:type="dxa"/>
-              <w:left w:w="57" w:type="dxa"/>
-              <w:bottom w:w="0" w:type="dxa"/>
-              <w:right w:w="57" w:type="dxa"/>
-            </w:tcMar>
-            <w:hideMark/>
-          </w:tcPr>
-          <w:p>
-            <w:pPr>
-              <w:snapToGrid w:val="0"/>
-              <w:jc w:val="distribute"/>
-              <w:rPr>
-                <w:rFonts w:eastAsia="華康儷中黑" w:cstheme="minorHAnsi"/>
-                <w:w w:val="125"/>
-                <w:sz w:val="20"/>
-                <w:szCs w:val="20"/>
-              </w:rPr>
-            </w:pPr>
-            <w:r>
-              <w:rPr>
-                <w:rFonts w:eastAsia="華康儷中黑" w:cstheme="minorHAnsi" w:hint="eastAsia"/>
-                <w:w w:val="125"/>
-                <w:sz w:val="20"/>
-                <w:szCs w:val="20"/>
-              </w:rPr>
-              <w:t>讚美</w:t>
-            </w:r>
-          </w:p>
-        </w:tc>
-        <w:tc>
-          <w:tcPr>
-            <w:tcW w:w="3174" w:type="dxa"/>
-            <w:tcBorders>
-              <w:top w:val="nil"/>
-              <w:left w:val="nil"/>
-              <w:bottom w:val="dotted" w:sz="8" w:space="0" w:color="auto"/>
-              <w:right w:val="nil"/>
-            </w:tcBorders>
-            <w:tcMar>
-              <w:top w:w="0" w:type="dxa"/>
-              <w:left w:w="57" w:type="dxa"/>
-              <w:bottom w:w="0" w:type="dxa"/>
-              <w:right w:w="57" w:type="dxa"/>
-            </w:tcMar>
-            <w:hideMark/>
-          </w:tcPr>
-          <w:p>
-            <w:pPr>
-              <w:snapToGrid w:val="0"/>
-              <w:jc w:val="center"/>
-              <w:rPr>
-                <w:rFonts w:ascii="Bahnschrift SemiBold Condensed" w:eastAsia="標楷體" w:hAnsi="Bahnschrift SemiBold Condensed" w:cstheme="minorHAnsi"/>
-                <w:bCs/>
-                <w:w w:val="150"/>
-                <w:sz w:val="20"/>
-                <w:szCs w:val="20"/>
-              </w:rPr>
-            </w:pPr>
-            <w:r>
-              <w:rPr>
-                <w:rFonts w:ascii="Bahnschrift SemiBold Condensed" w:eastAsia="標楷體" w:hAnsi="Bahnschrift SemiBold Condensed" w:cs="Calibri" w:hint="eastAsia"/>
-                <w:bCs/>
-                <w:w w:val="150"/>
-                <w:sz w:val="20"/>
-                <w:szCs w:val="20"/>
-              </w:rPr>
-              <w:t>復活的哈利路亞</w:t>
-            </w:r>
-          </w:p>
-        </w:tc>
-        <w:tc>
-          <w:tcPr>
-            <w:tcW w:w="960" w:type="dxa"/>
-            <w:tcBorders>
-              <w:top w:val="nil"/>
-              <w:left w:val="nil"/>
-              <w:bottom w:val="nil"/>
-              <w:right w:val="nil"/>
-            </w:tcBorders>
-            <w:tcMar>
-              <w:top w:w="0" w:type="dxa"/>
-              <w:left w:w="57" w:type="dxa"/>
-              <w:bottom w:w="0" w:type="dxa"/>
-              <w:right w:w="57" w:type="dxa"/>
-            </w:tcMar>
-            <w:hideMark/>
-          </w:tcPr>
-          <w:p>
-            <w:pPr>
-              <w:snapToGrid w:val="0"/>
-              <w:jc w:val="distribute"/>
-              <w:rPr>
-                <w:rFonts w:ascii="Bahnschrift SemiBold Condensed" w:eastAsia="標楷體" w:hAnsi="Bahnschrift SemiBold Condensed" w:cstheme="minorHAnsi"/>
-                <w:w w:val="125"/>
-                <w:sz w:val="20"/>
-                <w:szCs w:val="20"/>
-              </w:rPr>
-            </w:pPr>
-            <w:r>
-              <w:rPr>
-                <w:rFonts w:ascii="Bahnschrift SemiBold Condensed" w:eastAsia="標楷體" w:hAnsi="Bahnschrift SemiBold Condensed" w:cstheme="minorHAnsi" w:hint="eastAsia"/>
-                <w:color w:val="000000" w:themeColor="text1"/>
-                <w:w w:val="125"/>
-                <w:sz w:val="20"/>
-                <w:szCs w:val="20"/>
-              </w:rPr>
-              <w:t>聖歌隊</w:t>
-            </w:r>
-          </w:p>
-        </w:tc>
-      </w:tr>
-    </w:tbl>
-    <w:tbl>
-      <w:tblPr>
-        <w:tblStyle w:val="a3"/>
-        <w:tblW w:w="5837" w:type="dxa"/>
-        <w:tblLayout w:type="fixed"/>
-        <w:tblLook w:val="04A0" w:firstRow="1" w:lastRow="0" w:firstColumn="1" w:lastColumn="0" w:noHBand="0" w:noVBand="1"/>
-      </w:tblPr>
-      <w:tblGrid>
-        <w:gridCol w:w="636"/>
-        <w:gridCol w:w="1127"/>
-        <w:gridCol w:w="2784"/>
-        <w:gridCol w:w="395"/>
-        <w:gridCol w:w="895"/>
-      </w:tblGrid>
       <w:tr>
         <w:tc>
           <w:tcPr>
@@ -13155,7 +12970,7 @@
                 </mc:Choice>
                 <mc:Fallback>
                   <w:pict>
-                    <v:rect w14:anchorId="4D37C684" id="矩形 11" o:spid="_x0000_s1043" style="position:absolute;left:0;text-align:left;margin-left:-.7pt;margin-top:1.65pt;width:19.25pt;height:111.25pt;z-index:251656192;visibility:visible;mso-wrap-style:square;mso-width-percent:0;mso-height-percent:0;mso-wrap-distance-left:9pt;mso-wrap-distance-top:0;mso-wrap-distance-right:9pt;mso-wrap-distance-bottom:0;mso-position-horizontal:absolute;mso-position-horizontal-relative:text;mso-position-vertical:absolute;mso-position-vertical-relative:text;mso-width-percent:0;mso-height-percent:0;mso-width-relative:margin;mso-height-relative:margin;v-text-anchor:middle" o:gfxdata="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" fillcolor="#5a5a5a [2109]" stroked="f" strokeweight="1pt">
+                    <v:rect w14:anchorId="4D37C684" id="矩形 11" o:spid="_x0000_s1043" style="position:absolute;left:0;text-align:left;margin-left:-.7pt;margin-top:1.65pt;width:19.25pt;height:111.25pt;z-index:251656192;visibility:visible;mso-wrap-style:square;mso-width-percent:0;mso-height-percent:0;mso-wrap-distance-left:9pt;mso-wrap-distance-top:0;mso-wrap-distance-right:9pt;mso-wrap-distance-bottom:0;mso-position-horizontal:absolute;mso-position-horizontal-relative:text;mso-position-vertical:absolute;mso-position-vertical-relative:text;mso-width-percent:0;mso-height-percent:0;mso-width-relative:margin;mso-height-relative:margin;v-text-anchor:middle" o:gfxdata="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" fillcolor="#5a5a5a [2109]" stroked="f" strokeweight="1pt">
                       <v:textbox style="layout-flow:vertical-ideographic" inset="1mm,1mm,1mm,1mm">
                         <w:txbxContent>
                           <w:p>
@@ -13246,7 +13061,6 @@
         <w:tc>
           <w:tcPr>
             <w:tcW w:w="3179" w:type="dxa"/>
-            <w:gridSpan w:val="2"/>
             <w:tcBorders>
               <w:top w:val="dotted" w:sz="8" w:space="0" w:color="auto"/>
               <w:left w:val="nil"/>
@@ -13288,7 +13102,7 @@
                 <w:sz w:val="20"/>
                 <w:szCs w:val="20"/>
               </w:rPr>
-              <w:t>123B</w:t>
+              <w:t>279</w:t>
             </w:r>
             <w:r>
               <w:rPr>
@@ -13341,6 +13155,211 @@
           </w:p>
         </w:tc>
       </w:tr>
+    </w:tbl>
+    <w:tbl>
+      <w:tblPr>
+        <w:tblStyle w:val="11"/>
+        <w:tblW w:w="5835" w:type="dxa"/>
+        <w:tblInd w:w="57" w:type="dxa"/>
+        <w:tblLayout w:type="fixed"/>
+        <w:tblLook w:val="04A0" w:firstRow="1" w:lastRow="0" w:firstColumn="1" w:lastColumn="0" w:noHBand="0" w:noVBand="1"/>
+      </w:tblPr>
+      <w:tblGrid>
+        <w:gridCol w:w="567"/>
+        <w:gridCol w:w="1134"/>
+        <w:gridCol w:w="3239"/>
+        <w:gridCol w:w="895"/>
+      </w:tblGrid>
+      <w:tr>
+        <w:tc>
+          <w:tcPr>
+            <w:tcW w:w="567" w:type="dxa"/>
+            <w:tcBorders>
+              <w:top w:val="nil"/>
+              <w:left w:val="nil"/>
+              <w:bottom w:val="nil"/>
+              <w:right w:val="nil"/>
+            </w:tcBorders>
+            <w:tcMar>
+              <w:top w:w="0" w:type="dxa"/>
+              <w:left w:w="57" w:type="dxa"/>
+              <w:bottom w:w="0" w:type="dxa"/>
+              <w:right w:w="57" w:type="dxa"/>
+            </w:tcMar>
+          </w:tcPr>
+          <w:p>
+            <w:pPr>
+              <w:snapToGrid w:val="0"/>
+              <w:jc w:val="right"/>
+              <w:rPr>
+                <w:rFonts w:eastAsia="華康儷中黑" w:cstheme="minorHAnsi"/>
+                <w:color w:val="000000" w:themeColor="text1"/>
+                <w:w w:val="125"/>
+                <w:sz w:val="18"/>
+                <w:szCs w:val="18"/>
+              </w:rPr>
+            </w:pPr>
+          </w:p>
+        </w:tc>
+        <w:tc>
+          <w:tcPr>
+            <w:tcW w:w="1134" w:type="dxa"/>
+            <w:tcBorders>
+              <w:top w:val="nil"/>
+              <w:left w:val="nil"/>
+              <w:bottom w:val="nil"/>
+              <w:right w:val="nil"/>
+            </w:tcBorders>
+            <w:tcMar>
+              <w:top w:w="0" w:type="dxa"/>
+              <w:left w:w="57" w:type="dxa"/>
+              <w:bottom w:w="0" w:type="dxa"/>
+              <w:right w:w="57" w:type="dxa"/>
+            </w:tcMar>
+            <w:hideMark/>
+          </w:tcPr>
+          <w:p>
+            <w:pPr>
+              <w:snapToGrid w:val="0"/>
+              <w:jc w:val="distribute"/>
+              <w:rPr>
+                <w:rFonts w:eastAsia="華康儷中黑" w:cstheme="minorHAnsi"/>
+                <w:color w:val="000000" w:themeColor="text1"/>
+                <w:w w:val="125"/>
+                <w:sz w:val="20"/>
+                <w:szCs w:val="20"/>
+              </w:rPr>
+            </w:pPr>
+            <w:r>
+              <w:rPr>
+                <w:rFonts w:eastAsia="華康儷中黑" w:cstheme="minorHAnsi" w:hint="eastAsia"/>
+                <w:color w:val="000000" w:themeColor="text1"/>
+                <w:w w:val="125"/>
+                <w:sz w:val="20"/>
+                <w:szCs w:val="20"/>
+              </w:rPr>
+              <w:t>聖餐</w:t>
+            </w:r>
+          </w:p>
+        </w:tc>
+        <w:tc>
+          <w:tcPr>
+            <w:tcW w:w="3239" w:type="dxa"/>
+            <w:tcBorders>
+              <w:top w:val="dotted" w:sz="8" w:space="0" w:color="auto"/>
+              <w:left w:val="nil"/>
+              <w:bottom w:val="dotted" w:sz="8" w:space="0" w:color="auto"/>
+              <w:right w:val="nil"/>
+            </w:tcBorders>
+            <w:tcMar>
+              <w:top w:w="0" w:type="dxa"/>
+              <w:left w:w="57" w:type="dxa"/>
+              <w:bottom w:w="0" w:type="dxa"/>
+              <w:right w:w="57" w:type="dxa"/>
+            </w:tcMar>
+            <w:hideMark/>
+          </w:tcPr>
+          <w:p>
+            <w:pPr>
+              <w:snapToGrid w:val="0"/>
+              <w:jc w:val="center"/>
+              <w:rPr>
+                <w:rFonts w:ascii="Bahnschrift SemiBold Condensed" w:eastAsia="標楷體" w:hAnsi="Bahnschrift SemiBold Condensed" w:cstheme="minorHAnsi"/>
+                <w:color w:val="000000" w:themeColor="text1"/>
+                <w:w w:val="125"/>
+                <w:sz w:val="20"/>
+                <w:szCs w:val="20"/>
+              </w:rPr>
+            </w:pPr>
+            <w:r>
+              <w:rPr>
+                <w:rFonts w:ascii="Bahnschrift SemiBold Condensed" w:eastAsia="標楷體" w:hAnsi="Bahnschrift SemiBold Condensed" w:cstheme="minorHAnsi" w:hint="eastAsia"/>
+                <w:color w:val="000000" w:themeColor="text1"/>
+                <w:w w:val="125"/>
+                <w:sz w:val="20"/>
+                <w:szCs w:val="20"/>
+              </w:rPr>
+              <w:t>聖詩</w:t>
+            </w:r>
+            <w:r>
+              <w:rPr>
+                <w:rFonts w:ascii="Bahnschrift SemiBold Condensed" w:eastAsia="標楷體" w:hAnsi="Bahnschrift SemiBold Condensed" w:cstheme="minorHAnsi"/>
+                <w:color w:val="000000" w:themeColor="text1"/>
+                <w:w w:val="125"/>
+                <w:sz w:val="20"/>
+                <w:szCs w:val="20"/>
+              </w:rPr>
+              <w:t>219</w:t>
+            </w:r>
+            <w:r>
+              <w:rPr>
+                <w:rFonts w:ascii="Bahnschrift SemiBold Condensed" w:eastAsia="標楷體" w:hAnsi="Bahnschrift SemiBold Condensed" w:cstheme="minorHAnsi" w:hint="eastAsia"/>
+                <w:color w:val="000000" w:themeColor="text1"/>
+                <w:w w:val="125"/>
+                <w:sz w:val="20"/>
+                <w:szCs w:val="20"/>
+              </w:rPr>
+              <w:t>首</w:t>
+            </w:r>
+          </w:p>
+        </w:tc>
+        <w:tc>
+          <w:tcPr>
+            <w:tcW w:w="895" w:type="dxa"/>
+            <w:tcBorders>
+              <w:top w:val="nil"/>
+              <w:left w:val="nil"/>
+              <w:bottom w:val="nil"/>
+              <w:right w:val="nil"/>
+            </w:tcBorders>
+            <w:tcMar>
+              <w:top w:w="0" w:type="dxa"/>
+              <w:left w:w="57" w:type="dxa"/>
+              <w:bottom w:w="0" w:type="dxa"/>
+              <w:right w:w="57" w:type="dxa"/>
+            </w:tcMar>
+            <w:hideMark/>
+          </w:tcPr>
+          <w:p>
+            <w:pPr>
+              <w:snapToGrid w:val="0"/>
+              <w:jc w:val="distribute"/>
+              <w:rPr>
+                <w:rFonts w:ascii="Bahnschrift SemiBold Condensed" w:eastAsia="標楷體" w:hAnsi="Bahnschrift SemiBold Condensed" w:cstheme="minorHAnsi"/>
+                <w:color w:val="000000" w:themeColor="text1"/>
+                <w:w w:val="125"/>
+                <w:sz w:val="20"/>
+                <w:szCs w:val="20"/>
+              </w:rPr>
+            </w:pPr>
+            <w:r>
+              <w:rPr>
+                <w:rFonts w:ascii="Bahnschrift SemiBold Condensed" w:eastAsia="標楷體" w:hAnsi="Bahnschrift SemiBold Condensed" w:cstheme="minorHAnsi" w:hint="eastAsia"/>
+                <w:color w:val="000000" w:themeColor="text1"/>
+                <w:w w:val="125"/>
+                <w:sz w:val="20"/>
+                <w:szCs w:val="20"/>
+              </w:rPr>
+              <w:t>主禮</w:t>
+            </w:r>
+          </w:p>
+        </w:tc>
+      </w:tr>
+    </w:tbl>
+    <w:tbl>
+      <w:tblPr>
+        <w:tblStyle w:val="a3"/>
+        <w:tblW w:w="5837" w:type="dxa"/>
+        <w:tblLayout w:type="fixed"/>
+        <w:tblLook w:val="04A0" w:firstRow="1" w:lastRow="0" w:firstColumn="1" w:lastColumn="0" w:noHBand="0" w:noVBand="1"/>
+      </w:tblPr>
+      <w:tblGrid>
+        <w:gridCol w:w="636"/>
+        <w:gridCol w:w="1127"/>
+        <w:gridCol w:w="2830"/>
+        <w:gridCol w:w="349"/>
+        <w:gridCol w:w="895"/>
+      </w:tblGrid>
       <w:tr>
         <w:tc>
           <w:tcPr>
@@ -13410,7 +13429,7 @@
         </w:tc>
         <w:tc>
           <w:tcPr>
-            <w:tcW w:w="2784" w:type="dxa"/>
+            <w:tcW w:w="2830" w:type="dxa"/>
             <w:tcBorders>
               <w:top w:val="nil"/>
               <w:left w:val="nil"/>
@@ -13508,7 +13527,7 @@
         </w:tc>
         <w:tc>
           <w:tcPr>
-            <w:tcW w:w="1290" w:type="dxa"/>
+            <w:tcW w:w="1244" w:type="dxa"/>
             <w:gridSpan w:val="2"/>
             <w:tcBorders>
               <w:top w:val="nil"/>
@@ -13543,7 +13562,7 @@
                 <w:sz w:val="20"/>
                 <w:szCs w:val="20"/>
               </w:rPr>
-              <w:t>林惠娟</w:t>
+              <w:t>林美惠</w:t>
             </w:r>
             <w:r>
               <w:rPr>
@@ -13565,7 +13584,7 @@
                 <w:sz w:val="20"/>
                 <w:szCs w:val="20"/>
               </w:rPr>
-              <w:t>林美惠</w:t>
+              <w:t>蕭國鎮</w:t>
             </w:r>
           </w:p>
         </w:tc>
@@ -14097,7 +14116,7 @@
                 <w:sz w:val="20"/>
                 <w:szCs w:val="20"/>
               </w:rPr>
-              <w:t>515</w:t>
+              <w:t>516</w:t>
             </w:r>
             <w:r>
               <w:rPr>
@@ -14911,7 +14930,7 @@
           </mc:Choice>
           <mc:Fallback>
             <w:pict>
-              <v:line w14:anchorId="3086586A" id="直線接點 2" o:spid="_x0000_s1026" style="position:absolute;z-index:251653120;visibility:visible;mso-wrap-style:square;mso-height-percent:0;mso-wrap-distance-left:9pt;mso-wrap-distance-top:0;mso-wrap-distance-right:9pt;mso-wrap-distance-bottom:0;mso-position-horizontal:absolute;mso-position-horizontal-relative:page;mso-position-vertical:absolute;mso-position-vertical-relative:page;mso-height-percent:0;mso-height-relative:margin" from="687.75pt,19.85pt" to="687.75pt,709.8pt" o:gfxdata="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" strokecolor="black [3213]" strokeweight=".5pt">
+              <v:line w14:anchorId="294036F5" id="直線接點 2" o:spid="_x0000_s1026" style="position:absolute;z-index:251653120;visibility:visible;mso-wrap-style:square;mso-height-percent:0;mso-wrap-distance-left:9pt;mso-wrap-distance-top:0;mso-wrap-distance-right:9pt;mso-wrap-distance-bottom:0;mso-position-horizontal:absolute;mso-position-horizontal-relative:page;mso-position-vertical:absolute;mso-position-vertical-relative:page;mso-height-percent:0;mso-height-relative:margin" from="687.75pt,19.85pt" to="687.75pt,709.8pt" o:gfxdata="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" strokecolor="black [3213]" strokeweight=".5pt">
                 <v:stroke dashstyle="3 1" joinstyle="miter"/>
                 <w10:wrap anchorx="page" anchory="page"/>
               </v:line>
@@ -14941,7 +14960,7 @@
           <w:color w:val="000000"/>
           <w:szCs w:val="24"/>
         </w:rPr>
-        <w:t>羅</w:t>
+        <w:t>馬太福音</w:t>
       </w:r>
       <w:r>
         <w:rPr>
@@ -14949,7 +14968,15 @@
           <w:color w:val="000000"/>
           <w:szCs w:val="24"/>
         </w:rPr>
-        <w:t>馬書</w:t>
+        <w:t>6</w:t>
+      </w:r>
+      <w:r>
+        <w:rPr>
+          <w:rFonts w:ascii="Barlow Condensed Medium" w:eastAsia="華康中黑體" w:hAnsi="Barlow Condensed Medium" w:cs="Calibri" w:hint="eastAsia"/>
+          <w:color w:val="000000"/>
+          <w:szCs w:val="24"/>
+        </w:rPr>
+        <w:t>章</w:t>
       </w:r>
       <w:r>
         <w:rPr>
@@ -14957,23 +14984,7 @@
           <w:color w:val="000000"/>
           <w:szCs w:val="24"/>
         </w:rPr>
-        <w:t>12</w:t>
-      </w:r>
-      <w:r>
-        <w:rPr>
-          <w:rFonts w:ascii="Barlow Condensed Medium" w:eastAsia="華康中黑體" w:hAnsi="Barlow Condensed Medium" w:cs="Calibri" w:hint="eastAsia"/>
-          <w:color w:val="000000"/>
-          <w:szCs w:val="24"/>
-        </w:rPr>
-        <w:t>章</w:t>
-      </w:r>
-      <w:r>
-        <w:rPr>
-          <w:rFonts w:ascii="Barlow Condensed Medium" w:eastAsia="華康中黑體" w:hAnsi="Barlow Condensed Medium" w:cs="Calibri"/>
-          <w:color w:val="000000"/>
-          <w:szCs w:val="24"/>
-        </w:rPr>
-        <w:t>16</w:t>
+        <w:t>20-21</w:t>
       </w:r>
       <w:r>
         <w:rPr>
@@ -15056,61 +15067,7 @@
           <w:sz w:val="26"/>
           <w:szCs w:val="26"/>
         </w:rPr>
-        <w:t>相款待著同一樣的心；心志莫得好高</w:t>
-      </w:r>
-      <w:r>
-        <w:rPr>
-          <w:rFonts w:ascii="標楷體" w:eastAsia="標楷體" w:hAnsi="標楷體" w:cs="Arial"/>
-          <w:w w:val="80"/>
-          <w:sz w:val="26"/>
-          <w:szCs w:val="26"/>
-        </w:rPr>
-        <w:t>(h</w:t>
-      </w:r>
-      <w:r>
-        <w:rPr>
-          <w:rFonts w:ascii="Cambria" w:eastAsia="標楷體" w:hAnsi="Cambria" w:cs="Cambria"/>
-          <w:w w:val="80"/>
-          <w:sz w:val="26"/>
-          <w:szCs w:val="26"/>
-        </w:rPr>
-        <w:t>ō</w:t>
-      </w:r>
-      <w:r>
-        <w:rPr>
-          <w:rFonts w:ascii="標楷體" w:eastAsia="標楷體" w:hAnsi="標楷體" w:cs="Arial"/>
-          <w:w w:val="80"/>
-          <w:sz w:val="26"/>
-          <w:szCs w:val="26"/>
-        </w:rPr>
-        <w:t>.n-ko)</w:t>
-      </w:r>
-      <w:r>
-        <w:rPr>
-          <w:rFonts w:ascii="標楷體" w:eastAsia="標楷體" w:hAnsi="標楷體" w:cs="Arial" w:hint="eastAsia"/>
-          <w:w w:val="80"/>
-          <w:sz w:val="26"/>
-          <w:szCs w:val="26"/>
-        </w:rPr>
-        <w:t>，著促就</w:t>
-      </w:r>
-      <w:r>
-        <w:rPr>
-          <w:rFonts w:ascii="標楷體" w:eastAsia="標楷體" w:hAnsi="標楷體" w:cs="Arial"/>
-          <w:w w:val="80"/>
-          <w:sz w:val="26"/>
-          <w:szCs w:val="26"/>
-        </w:rPr>
-        <w:t>(chhek-chiú)</w:t>
-      </w:r>
-      <w:r>
-        <w:rPr>
-          <w:rFonts w:ascii="標楷體" w:eastAsia="標楷體" w:hAnsi="標楷體" w:cs="Arial" w:hint="eastAsia"/>
-          <w:w w:val="80"/>
-          <w:sz w:val="26"/>
-          <w:szCs w:val="26"/>
-        </w:rPr>
-        <w:t>卑微的；莫得掠家己做有智識</w:t>
+        <w:t>獨獨為著家己積聚財寶佇天裡；蟲及銹無拍歹，也無賊挖孔偷提的所在。因為恁的財寶佇遐，恁的心也欲佇遐</w:t>
       </w:r>
       <w:r>
         <w:rPr>
@@ -15126,6 +15083,20 @@
       <w:pPr>
         <w:kinsoku w:val="0"/>
         <w:snapToGrid w:val="0"/>
+        <w:ind w:left="154" w:hangingChars="74" w:hanging="154"/>
+        <w:jc w:val="both"/>
+        <w:rPr>
+          <w:rFonts w:ascii="標楷體" w:eastAsia="標楷體" w:hAnsi="標楷體" w:cs="Arial"/>
+          <w:w w:val="80"/>
+          <w:sz w:val="26"/>
+          <w:szCs w:val="26"/>
+        </w:rPr>
+      </w:pPr>
+    </w:p>
+    <w:p>
+      <w:pPr>
+        <w:kinsoku w:val="0"/>
+        <w:snapToGrid w:val="0"/>
         <w:ind w:left="181" w:hangingChars="87" w:hanging="181"/>
         <w:rPr>
           <w:rFonts w:ascii="Calibri" w:eastAsia="華康中黑體" w:hAnsi="Calibri" w:cs="Calibri"/>
@@ -15186,7 +15157,7 @@
           <w:sz w:val="26"/>
           <w:szCs w:val="26"/>
         </w:rPr>
-        <w:t>要彼此同心．不要志氣高大、倒要俯就卑微的人。不要自以為聰明</w:t>
+        <w:t>只要積儹財寶在天上、天上沒有蟲子咬、不能鏽壞、也沒有賊挖窟窿來偷．因為你的財寶在那裡、你的心也在那裡</w:t>
       </w:r>
       <w:r>
         <w:rPr>
@@ -15425,7 +15396,7 @@
                 <w:noProof/>
                 <w:w w:val="80"/>
               </w:rPr>
-              <w:t>5</w:t>
+              <w:t>12</w:t>
             </w:r>
             <w:r>
               <w:rPr>
@@ -15536,7 +15507,7 @@
                 <w:noProof/>
                 <w:w w:val="80"/>
               </w:rPr>
-              <w:t>12</w:t>
+              <w:t>19</w:t>
             </w:r>
             <w:r>
               <w:rPr>
@@ -15694,7 +15665,7 @@
               <w:rPr>
                 <w:rFonts w:ascii="標楷體" w:eastAsia="標楷體" w:hAnsi="標楷體" w:hint="eastAsia"/>
               </w:rPr>
-              <w:t>王昌裕</w:t>
+              <w:t>--</w:t>
             </w:r>
           </w:p>
         </w:tc>
@@ -15705,6 +15676,7 @@
               <w:top w:val="single" w:sz="4" w:space="0" w:color="auto"/>
               <w:bottom w:val="single" w:sz="4" w:space="0" w:color="auto"/>
             </w:tcBorders>
+            <w:shd w:val="clear" w:color="auto" w:fill="auto"/>
             <w:tcMar>
               <w:left w:w="57" w:type="dxa"/>
               <w:right w:w="57" w:type="dxa"/>
@@ -15723,7 +15695,7 @@
               <w:rPr>
                 <w:rFonts w:ascii="標楷體" w:eastAsia="標楷體" w:hAnsi="標楷體" w:hint="eastAsia"/>
               </w:rPr>
-              <w:t>--</w:t>
+              <w:t>王昌裕</w:t>
             </w:r>
           </w:p>
         </w:tc>
@@ -15803,7 +15775,7 @@
                 <w:noProof/>
                 <w:w w:val="75"/>
               </w:rPr>
-              <w:t>3</w:t>
+              <w:t>4</w:t>
             </w:r>
             <w:r>
               <w:rPr>
@@ -15846,7 +15818,7 @@
                 <w:noProof/>
                 <w:w w:val="75"/>
               </w:rPr>
-              <w:t>29</w:t>
+              <w:t>5</w:t>
             </w:r>
             <w:r>
               <w:rPr>
@@ -16005,7 +15977,9 @@
             <w:tcBorders>
               <w:top w:val="single" w:sz="4" w:space="0" w:color="auto"/>
               <w:bottom w:val="single" w:sz="4" w:space="0" w:color="auto"/>
+              <w:right w:val="single" w:sz="2" w:space="0" w:color="auto"/>
             </w:tcBorders>
+            <w:shd w:val="clear" w:color="auto" w:fill="auto"/>
             <w:tcMar>
               <w:left w:w="57" w:type="dxa"/>
               <w:right w:w="57" w:type="dxa"/>
@@ -16104,7 +16078,7 @@
                 <w:noProof/>
                 <w:w w:val="75"/>
               </w:rPr>
-              <w:t>3</w:t>
+              <w:t>4</w:t>
             </w:r>
             <w:r>
               <w:rPr>
@@ -16147,7 +16121,7 @@
                 <w:noProof/>
                 <w:w w:val="75"/>
               </w:rPr>
-              <w:t>29</w:t>
+              <w:t>5</w:t>
             </w:r>
             <w:r>
               <w:rPr>
@@ -16267,7 +16241,7 @@
                 <w:rFonts w:ascii="標楷體" w:eastAsia="標楷體" w:hAnsi="標楷體" w:cstheme="majorBidi" w:hint="eastAsia"/>
                 <w:szCs w:val="24"/>
               </w:rPr>
-              <w:t>蕭國鎮</w:t>
+              <w:t>張昭立</w:t>
             </w:r>
           </w:p>
         </w:tc>
@@ -16278,6 +16252,7 @@
               <w:top w:val="single" w:sz="4" w:space="0" w:color="auto"/>
               <w:bottom w:val="single" w:sz="4" w:space="0" w:color="auto"/>
             </w:tcBorders>
+            <w:shd w:val="clear" w:color="auto" w:fill="auto"/>
             <w:tcMar>
               <w:left w:w="57" w:type="dxa"/>
               <w:right w:w="57" w:type="dxa"/>
@@ -16297,7 +16272,7 @@
                 <w:rFonts w:ascii="標楷體" w:eastAsia="標楷體" w:hAnsi="標楷體" w:cstheme="majorBidi" w:hint="eastAsia"/>
                 <w:szCs w:val="24"/>
               </w:rPr>
-              <w:t>張昭立</w:t>
+              <w:t>黃阿絹</w:t>
             </w:r>
           </w:p>
         </w:tc>
@@ -16384,7 +16359,7 @@
                 <w:noProof/>
                 <w:w w:val="75"/>
               </w:rPr>
-              <w:t>3</w:t>
+              <w:t>4</w:t>
             </w:r>
             <w:r>
               <w:rPr>
@@ -16427,7 +16402,7 @@
                 <w:noProof/>
                 <w:w w:val="75"/>
               </w:rPr>
-              <w:t>29</w:t>
+              <w:t>5</w:t>
             </w:r>
             <w:r>
               <w:rPr>
@@ -16547,7 +16522,7 @@
                 <w:rFonts w:ascii="標楷體" w:eastAsia="標楷體" w:hAnsi="標楷體" w:hint="eastAsia"/>
                 <w:szCs w:val="24"/>
               </w:rPr>
-              <w:t>楊崇隆</w:t>
+              <w:t>李靜儀</w:t>
             </w:r>
           </w:p>
         </w:tc>
@@ -16557,7 +16532,9 @@
             <w:tcBorders>
               <w:top w:val="single" w:sz="4" w:space="0" w:color="auto"/>
               <w:bottom w:val="single" w:sz="4" w:space="0" w:color="auto"/>
+              <w:right w:val="single" w:sz="2" w:space="0" w:color="auto"/>
             </w:tcBorders>
+            <w:shd w:val="clear" w:color="auto" w:fill="auto"/>
             <w:tcMar>
               <w:left w:w="57" w:type="dxa"/>
               <w:right w:w="57" w:type="dxa"/>
@@ -16575,9 +16552,8 @@
             <w:r>
               <w:rPr>
                 <w:rFonts w:ascii="標楷體" w:eastAsia="標楷體" w:hAnsi="標楷體" w:hint="eastAsia"/>
-                <w:szCs w:val="24"/>
-              </w:rPr>
-              <w:t>李靜儀</w:t>
+              </w:rPr>
+              <w:t>張麗君</w:t>
             </w:r>
           </w:p>
         </w:tc>
@@ -16656,7 +16632,7 @@
                 <w:noProof/>
                 <w:w w:val="75"/>
               </w:rPr>
-              <w:t>3</w:t>
+              <w:t>4</w:t>
             </w:r>
             <w:r>
               <w:rPr>
@@ -16699,7 +16675,7 @@
                 <w:noProof/>
                 <w:w w:val="75"/>
               </w:rPr>
-              <w:t>29</w:t>
+              <w:t>5</w:t>
             </w:r>
             <w:r>
               <w:rPr>
@@ -16817,10 +16793,10 @@
             </w:pPr>
             <w:r>
               <w:rPr>
-                <w:rFonts w:ascii="標楷體" w:eastAsia="標楷體" w:hAnsi="標楷體" w:hint="eastAsia"/>
+                <w:rFonts w:ascii="標楷體" w:eastAsia="標楷體" w:hAnsi="標楷體" w:cstheme="majorBidi" w:hint="eastAsia"/>
                 <w:szCs w:val="24"/>
               </w:rPr>
-              <w:t>張宗雄</w:t>
+              <w:t>蔡憲逸</w:t>
             </w:r>
           </w:p>
         </w:tc>
@@ -16831,6 +16807,7 @@
               <w:top w:val="single" w:sz="4" w:space="0" w:color="auto"/>
               <w:bottom w:val="single" w:sz="4" w:space="0" w:color="auto"/>
             </w:tcBorders>
+            <w:shd w:val="clear" w:color="auto" w:fill="auto"/>
             <w:tcMar>
               <w:left w:w="57" w:type="dxa"/>
               <w:right w:w="57" w:type="dxa"/>
@@ -16847,10 +16824,10 @@
             </w:pPr>
             <w:r>
               <w:rPr>
-                <w:rFonts w:ascii="標楷體" w:eastAsia="標楷體" w:hAnsi="標楷體" w:cstheme="majorBidi" w:hint="eastAsia"/>
+                <w:rFonts w:ascii="標楷體" w:eastAsia="標楷體" w:hAnsi="標楷體" w:hint="eastAsia"/>
                 <w:szCs w:val="24"/>
               </w:rPr>
-              <w:t>蔡憲逸</w:t>
+              <w:t>周艶林</w:t>
             </w:r>
           </w:p>
         </w:tc>
@@ -16936,7 +16913,7 @@
                 <w:noProof/>
                 <w:w w:val="75"/>
               </w:rPr>
-              <w:t>3</w:t>
+              <w:t>4</w:t>
             </w:r>
             <w:r>
               <w:rPr>
@@ -16979,7 +16956,7 @@
                 <w:noProof/>
                 <w:w w:val="75"/>
               </w:rPr>
-              <w:t>29</w:t>
+              <w:t>5</w:t>
             </w:r>
             <w:r>
               <w:rPr>
@@ -17099,9 +17076,10 @@
             </w:pPr>
             <w:r>
               <w:rPr>
-                <w:rFonts w:ascii="標楷體" w:eastAsia="標楷體" w:hAnsi="標楷體" w:hint="eastAsia"/>
-              </w:rPr>
-              <w:t>林惠娟</w:t>
+                <w:rFonts w:ascii="標楷體" w:eastAsia="標楷體" w:hAnsi="標楷體" w:cstheme="majorBidi" w:hint="eastAsia"/>
+                <w:szCs w:val="24"/>
+              </w:rPr>
+              <w:t>林美惠</w:t>
             </w:r>
           </w:p>
         </w:tc>
@@ -17111,7 +17089,9 @@
             <w:tcBorders>
               <w:top w:val="single" w:sz="4" w:space="0" w:color="auto"/>
               <w:bottom w:val="single" w:sz="4" w:space="0" w:color="auto"/>
+              <w:right w:val="single" w:sz="2" w:space="0" w:color="auto"/>
             </w:tcBorders>
+            <w:shd w:val="clear" w:color="auto" w:fill="auto"/>
             <w:tcMar>
               <w:left w:w="57" w:type="dxa"/>
               <w:right w:w="57" w:type="dxa"/>
@@ -17132,7 +17112,7 @@
                 <w:rFonts w:ascii="標楷體" w:eastAsia="標楷體" w:hAnsi="標楷體" w:cstheme="majorBidi" w:hint="eastAsia"/>
                 <w:szCs w:val="24"/>
               </w:rPr>
-              <w:t>林美惠</w:t>
+              <w:t>蕭國鎮</w:t>
             </w:r>
           </w:p>
         </w:tc>
@@ -17211,7 +17191,7 @@
                 <w:noProof/>
                 <w:w w:val="75"/>
               </w:rPr>
-              <w:t>3</w:t>
+              <w:t>4</w:t>
             </w:r>
             <w:r>
               <w:rPr>
@@ -17254,7 +17234,7 @@
                 <w:noProof/>
                 <w:w w:val="75"/>
               </w:rPr>
-              <w:t>29</w:t>
+              <w:t>5</w:t>
             </w:r>
             <w:r>
               <w:rPr>
@@ -17367,9 +17347,10 @@
             </w:pPr>
             <w:r>
               <w:rPr>
-                <w:rFonts w:ascii="標楷體" w:eastAsia="標楷體" w:hAnsi="標楷體" w:hint="eastAsia"/>
-              </w:rPr>
-              <w:t>林美惠</w:t>
+                <w:rFonts w:ascii="標楷體" w:eastAsia="標楷體" w:hAnsi="標楷體" w:cstheme="majorBidi" w:hint="eastAsia"/>
+                <w:szCs w:val="24"/>
+              </w:rPr>
+              <w:t>蕭國鎮</w:t>
             </w:r>
           </w:p>
         </w:tc>
@@ -17380,6 +17361,7 @@
               <w:top w:val="single" w:sz="4" w:space="0" w:color="auto"/>
               <w:bottom w:val="single" w:sz="4" w:space="0" w:color="auto"/>
             </w:tcBorders>
+            <w:shd w:val="clear" w:color="auto" w:fill="auto"/>
             <w:tcMar>
               <w:left w:w="57" w:type="dxa"/>
               <w:right w:w="57" w:type="dxa"/>
@@ -17400,7 +17382,7 @@
                 <w:rFonts w:ascii="標楷體" w:eastAsia="標楷體" w:hAnsi="標楷體" w:cstheme="majorBidi" w:hint="eastAsia"/>
                 <w:szCs w:val="24"/>
               </w:rPr>
-              <w:t>蕭國鎮</w:t>
+              <w:t>張昭立</w:t>
             </w:r>
           </w:p>
         </w:tc>
@@ -17522,7 +17504,7 @@
                 <w:noProof/>
                 <w:w w:val="75"/>
               </w:rPr>
-              <w:t>29</w:t>
+              <w:t>5</w:t>
             </w:r>
             <w:r>
               <w:rPr>
@@ -17642,9 +17624,11 @@
             </w:pPr>
             <w:r>
               <w:rPr>
-                <w:rFonts w:ascii="標楷體" w:eastAsia="標楷體" w:hAnsi="標楷體" w:hint="eastAsia"/>
-              </w:rPr>
-              <w:t>葉文蒂</w:t>
+                <w:rFonts w:ascii="標楷體" w:eastAsia="標楷體" w:hAnsi="標楷體" w:cstheme="majorBidi" w:hint="eastAsia"/>
+                <w:szCs w:val="24"/>
+                <w:lang w:eastAsia="zh-HK"/>
+              </w:rPr>
+              <w:t>宋素珠</w:t>
             </w:r>
           </w:p>
         </w:tc>
@@ -17655,6 +17639,7 @@
               <w:top w:val="single" w:sz="4" w:space="0" w:color="auto"/>
               <w:bottom w:val="single" w:sz="4" w:space="0" w:color="auto"/>
             </w:tcBorders>
+            <w:shd w:val="clear" w:color="auto" w:fill="auto"/>
             <w:tcMar>
               <w:left w:w="57" w:type="dxa"/>
               <w:right w:w="57" w:type="dxa"/>
@@ -17676,7 +17661,7 @@
                 <w:szCs w:val="24"/>
                 <w:lang w:eastAsia="zh-HK"/>
               </w:rPr>
-              <w:t>宋素珠</w:t>
+              <w:t>卓滿惠</w:t>
             </w:r>
           </w:p>
         </w:tc>
@@ -17821,9 +17806,11 @@
             </w:pPr>
             <w:r>
               <w:rPr>
-                <w:rFonts w:ascii="標楷體" w:eastAsia="標楷體" w:hAnsi="標楷體" w:hint="eastAsia"/>
-              </w:rPr>
-              <w:t>高玉華</w:t>
+                <w:rFonts w:ascii="標楷體" w:eastAsia="標楷體" w:hAnsi="標楷體" w:cstheme="majorBidi" w:hint="eastAsia"/>
+                <w:szCs w:val="24"/>
+                <w:lang w:eastAsia="zh-HK"/>
+              </w:rPr>
+              <w:t>黃麗卿</w:t>
             </w:r>
           </w:p>
         </w:tc>
@@ -17834,6 +17821,7 @@
               <w:top w:val="single" w:sz="4" w:space="0" w:color="auto"/>
               <w:bottom w:val="single" w:sz="4" w:space="0" w:color="auto"/>
             </w:tcBorders>
+            <w:shd w:val="clear" w:color="auto" w:fill="auto"/>
             <w:tcMar>
               <w:left w:w="57" w:type="dxa"/>
               <w:right w:w="57" w:type="dxa"/>
@@ -17855,7 +17843,7 @@
                 <w:szCs w:val="24"/>
                 <w:lang w:eastAsia="zh-HK"/>
               </w:rPr>
-              <w:t>黃麗卿</w:t>
+              <w:t>張淑敏</w:t>
             </w:r>
           </w:p>
         </w:tc>
@@ -17934,7 +17922,7 @@
                 <w:noProof/>
                 <w:w w:val="75"/>
               </w:rPr>
-              <w:t>3</w:t>
+              <w:t>4</w:t>
             </w:r>
             <w:r>
               <w:rPr>
@@ -17977,7 +17965,7 @@
                 <w:noProof/>
                 <w:w w:val="75"/>
               </w:rPr>
-              <w:t>31</w:t>
+              <w:t>7</w:t>
             </w:r>
             <w:r>
               <w:rPr>
@@ -18099,8 +18087,8 @@
             <w:tcW w:w="1000" w:type="dxa"/>
             <w:tcBorders>
               <w:top w:val="single" w:sz="4" w:space="0" w:color="auto"/>
+              <w:left w:val="single" w:sz="4" w:space="0" w:color="auto"/>
               <w:bottom w:val="single" w:sz="4" w:space="0" w:color="auto"/>
-              <w:right w:val="single" w:sz="4" w:space="0" w:color="auto"/>
             </w:tcBorders>
             <w:tcMar>
               <w:left w:w="57" w:type="dxa"/>
@@ -18121,8 +18109,10 @@
             <w:r>
               <w:rPr>
                 <w:rFonts w:ascii="標楷體" w:eastAsia="標楷體" w:hAnsi="標楷體" w:hint="eastAsia"/>
-              </w:rPr>
-              <w:t>楊錫昌</w:t>
+                <w:szCs w:val="24"/>
+                <w:lang w:eastAsia="zh-HK"/>
+              </w:rPr>
+              <w:t>胡瑞榮</w:t>
             </w:r>
           </w:p>
         </w:tc>
@@ -18131,9 +18121,9 @@
             <w:tcW w:w="1001" w:type="dxa"/>
             <w:tcBorders>
               <w:top w:val="single" w:sz="4" w:space="0" w:color="auto"/>
-              <w:left w:val="single" w:sz="4" w:space="0" w:color="auto"/>
               <w:bottom w:val="single" w:sz="4" w:space="0" w:color="auto"/>
             </w:tcBorders>
+            <w:shd w:val="clear" w:color="auto" w:fill="auto"/>
             <w:tcMar>
               <w:left w:w="57" w:type="dxa"/>
               <w:right w:w="57" w:type="dxa"/>
@@ -18151,11 +18141,11 @@
             </w:pPr>
             <w:r>
               <w:rPr>
-                <w:rFonts w:ascii="標楷體" w:eastAsia="標楷體" w:hAnsi="標楷體" w:hint="eastAsia"/>
+                <w:rFonts w:ascii="標楷體" w:eastAsia="標楷體" w:hAnsi="標楷體" w:cstheme="majorBidi" w:hint="eastAsia"/>
                 <w:szCs w:val="24"/>
                 <w:lang w:eastAsia="zh-HK"/>
               </w:rPr>
-              <w:t>胡瑞榮</w:t>
+              <w:t>盧輝昌</w:t>
             </w:r>
           </w:p>
         </w:tc>
@@ -18234,7 +18224,7 @@
                 <w:noProof/>
                 <w:w w:val="75"/>
               </w:rPr>
-              <w:t>3</w:t>
+              <w:t>4</w:t>
             </w:r>
             <w:r>
               <w:rPr>
@@ -18277,7 +18267,7 @@
                 <w:noProof/>
                 <w:w w:val="75"/>
               </w:rPr>
-              <w:t>31</w:t>
+              <w:t>7</w:t>
             </w:r>
             <w:r>
               <w:rPr>
@@ -18381,7 +18371,6 @@
               <w:top w:val="single" w:sz="4" w:space="0" w:color="auto"/>
               <w:left w:val="single" w:sz="4" w:space="0" w:color="auto"/>
               <w:bottom w:val="single" w:sz="4" w:space="0" w:color="auto"/>
-              <w:right w:val="single" w:sz="4" w:space="0" w:color="auto"/>
             </w:tcBorders>
             <w:tcMar>
               <w:left w:w="57" w:type="dxa"/>
@@ -18400,9 +18389,10 @@
             </w:pPr>
             <w:r>
               <w:rPr>
-                <w:rFonts w:ascii="標楷體" w:eastAsia="標楷體" w:hAnsi="標楷體" w:hint="eastAsia"/>
-              </w:rPr>
-              <w:t>張怡婷</w:t>
+                <w:rFonts w:ascii="標楷體" w:eastAsia="標楷體" w:hAnsi="標楷體" w:cs="華康儷楷書" w:hint="eastAsia"/>
+                <w:szCs w:val="24"/>
+              </w:rPr>
+              <w:t>張麗君</w:t>
             </w:r>
           </w:p>
         </w:tc>
@@ -18411,9 +18401,9 @@
             <w:tcW w:w="1001" w:type="dxa"/>
             <w:tcBorders>
               <w:top w:val="single" w:sz="4" w:space="0" w:color="auto"/>
-              <w:left w:val="single" w:sz="4" w:space="0" w:color="auto"/>
               <w:bottom w:val="single" w:sz="4" w:space="0" w:color="auto"/>
             </w:tcBorders>
+            <w:shd w:val="clear" w:color="auto" w:fill="auto"/>
             <w:tcMar>
               <w:left w:w="57" w:type="dxa"/>
               <w:right w:w="57" w:type="dxa"/>
@@ -18429,6 +18419,13 @@
                 <w:szCs w:val="24"/>
               </w:rPr>
             </w:pPr>
+            <w:r>
+              <w:rPr>
+                <w:rFonts w:ascii="標楷體" w:eastAsia="標楷體" w:hAnsi="標楷體" w:cstheme="majorBidi" w:hint="eastAsia"/>
+                <w:szCs w:val="24"/>
+              </w:rPr>
+              <w:t>劉容榕</w:t>
+            </w:r>
           </w:p>
         </w:tc>
         <w:tc>
@@ -18549,7 +18546,7 @@
                 <w:noProof/>
                 <w:w w:val="75"/>
               </w:rPr>
-              <w:t>2</w:t>
+              <w:t>9</w:t>
             </w:r>
             <w:r>
               <w:rPr>
@@ -18643,7 +18640,6 @@
               <w:top w:val="single" w:sz="4" w:space="0" w:color="auto"/>
               <w:left w:val="single" w:sz="4" w:space="0" w:color="auto"/>
               <w:bottom w:val="single" w:sz="4" w:space="0" w:color="auto"/>
-              <w:right w:val="single" w:sz="4" w:space="0" w:color="auto"/>
             </w:tcBorders>
             <w:tcMar>
               <w:left w:w="57" w:type="dxa"/>
@@ -18662,9 +18658,10 @@
             </w:pPr>
             <w:r>
               <w:rPr>
-                <w:rFonts w:ascii="標楷體" w:eastAsia="標楷體" w:hAnsi="標楷體" w:hint="eastAsia"/>
-              </w:rPr>
-              <w:t>卓滿惠</w:t>
+                <w:rFonts w:ascii="標楷體" w:eastAsia="標楷體" w:hAnsi="標楷體" w:cs="華康儷楷書" w:hint="eastAsia"/>
+                <w:szCs w:val="24"/>
+              </w:rPr>
+              <w:t>張思婗</w:t>
             </w:r>
           </w:p>
         </w:tc>
@@ -18673,9 +18670,9 @@
             <w:tcW w:w="1001" w:type="dxa"/>
             <w:tcBorders>
               <w:top w:val="single" w:sz="4" w:space="0" w:color="auto"/>
-              <w:left w:val="single" w:sz="4" w:space="0" w:color="auto"/>
               <w:bottom w:val="single" w:sz="4" w:space="0" w:color="auto"/>
             </w:tcBorders>
+            <w:shd w:val="clear" w:color="auto" w:fill="auto"/>
             <w:tcMar>
               <w:left w:w="57" w:type="dxa"/>
               <w:right w:w="57" w:type="dxa"/>
@@ -18691,6 +18688,13 @@
                 <w:szCs w:val="24"/>
               </w:rPr>
             </w:pPr>
+            <w:r>
+              <w:rPr>
+                <w:rFonts w:ascii="標楷體" w:eastAsia="標楷體" w:hAnsi="標楷體" w:cstheme="majorBidi" w:hint="eastAsia"/>
+                <w:szCs w:val="24"/>
+              </w:rPr>
+              <w:t>楊竣傑</w:t>
+            </w:r>
           </w:p>
         </w:tc>
         <w:tc>
@@ -18812,7 +18816,7 @@
                 <w:noProof/>
                 <w:w w:val="75"/>
               </w:rPr>
-              <w:t>2</w:t>
+              <w:t>9</w:t>
             </w:r>
             <w:r>
               <w:rPr>
@@ -18913,7 +18917,6 @@
               <w:top w:val="single" w:sz="4" w:space="0" w:color="auto"/>
               <w:left w:val="single" w:sz="4" w:space="0" w:color="000000"/>
               <w:bottom w:val="single" w:sz="4" w:space="0" w:color="000000"/>
-              <w:right w:val="single" w:sz="4" w:space="0" w:color="auto"/>
             </w:tcBorders>
             <w:tcMar>
               <w:left w:w="57" w:type="dxa"/>
@@ -18945,9 +18948,9 @@
             <w:tcW w:w="1001" w:type="dxa"/>
             <w:tcBorders>
               <w:top w:val="single" w:sz="4" w:space="0" w:color="auto"/>
-              <w:left w:val="single" w:sz="4" w:space="0" w:color="000000"/>
-              <w:bottom w:val="single" w:sz="4" w:space="0" w:color="000000"/>
+              <w:bottom w:val="single" w:sz="4" w:space="0" w:color="auto"/>
             </w:tcBorders>
+            <w:shd w:val="clear" w:color="auto" w:fill="auto"/>
             <w:tcMar>
               <w:left w:w="57" w:type="dxa"/>
               <w:right w:w="57" w:type="dxa"/>
@@ -19091,7 +19094,7 @@
                 <w:noProof/>
                 <w:w w:val="75"/>
               </w:rPr>
-              <w:t>2</w:t>
+              <w:t>9</w:t>
             </w:r>
             <w:r>
               <w:rPr>
@@ -19194,7 +19197,6 @@
               <w:top w:val="single" w:sz="4" w:space="0" w:color="000000"/>
               <w:left w:val="single" w:sz="4" w:space="0" w:color="000000"/>
               <w:bottom w:val="single" w:sz="4" w:space="0" w:color="000000"/>
-              <w:right w:val="single" w:sz="4" w:space="0" w:color="000000"/>
             </w:tcBorders>
             <w:tcMar>
               <w:left w:w="57" w:type="dxa"/>
@@ -19213,9 +19215,10 @@
             </w:pPr>
             <w:r>
               <w:rPr>
-                <w:rFonts w:ascii="標楷體" w:eastAsia="標楷體" w:hAnsi="標楷體" w:hint="eastAsia"/>
-              </w:rPr>
-              <w:t>盧輝昌</w:t>
+                <w:rFonts w:ascii="標楷體" w:eastAsia="標楷體" w:hAnsi="標楷體" w:cstheme="majorBidi" w:hint="eastAsia"/>
+                <w:szCs w:val="24"/>
+              </w:rPr>
+              <w:t>周南勳</w:t>
             </w:r>
           </w:p>
         </w:tc>
@@ -19223,10 +19226,10 @@
           <w:tcPr>
             <w:tcW w:w="1001" w:type="dxa"/>
             <w:tcBorders>
-              <w:top w:val="single" w:sz="4" w:space="0" w:color="000000"/>
-              <w:left w:val="single" w:sz="4" w:space="0" w:color="000000"/>
-              <w:bottom w:val="single" w:sz="4" w:space="0" w:color="000000"/>
+              <w:top w:val="single" w:sz="4" w:space="0" w:color="auto"/>
+              <w:bottom w:val="single" w:sz="4" w:space="0" w:color="auto"/>
             </w:tcBorders>
+            <w:shd w:val="clear" w:color="auto" w:fill="auto"/>
             <w:tcMar>
               <w:left w:w="57" w:type="dxa"/>
               <w:right w:w="57" w:type="dxa"/>
@@ -19247,7 +19250,7 @@
                 <w:rFonts w:ascii="標楷體" w:eastAsia="標楷體" w:hAnsi="標楷體" w:cstheme="majorBidi" w:hint="eastAsia"/>
                 <w:szCs w:val="24"/>
               </w:rPr>
-              <w:t>周南勳</w:t>
+              <w:t>鄭盈盈</w:t>
             </w:r>
           </w:p>
         </w:tc>
@@ -19326,7 +19329,7 @@
                 <w:noProof/>
                 <w:w w:val="75"/>
               </w:rPr>
-              <w:t>3</w:t>
+              <w:t>4</w:t>
             </w:r>
             <w:r>
               <w:rPr>
@@ -19369,7 +19372,7 @@
                 <w:noProof/>
                 <w:w w:val="75"/>
               </w:rPr>
-              <w:t>28</w:t>
+              <w:t>4</w:t>
             </w:r>
             <w:r>
               <w:rPr>
@@ -19492,9 +19495,10 @@
             </w:pPr>
             <w:r>
               <w:rPr>
-                <w:rFonts w:ascii="標楷體" w:eastAsia="標楷體" w:hAnsi="標楷體" w:hint="eastAsia"/>
-              </w:rPr>
-              <w:t>張昭立</w:t>
+                <w:rFonts w:ascii="標楷體" w:eastAsia="標楷體" w:hAnsi="標楷體" w:cstheme="majorBidi" w:hint="eastAsia"/>
+                <w:szCs w:val="24"/>
+              </w:rPr>
+              <w:t>林錫純</w:t>
             </w:r>
           </w:p>
         </w:tc>
@@ -19505,6 +19509,7 @@
               <w:top w:val="single" w:sz="4" w:space="0" w:color="auto"/>
               <w:bottom w:val="single" w:sz="4" w:space="0" w:color="auto"/>
             </w:tcBorders>
+            <w:shd w:val="clear" w:color="auto" w:fill="auto"/>
             <w:tcMar>
               <w:left w:w="57" w:type="dxa"/>
               <w:right w:w="57" w:type="dxa"/>
@@ -19526,7 +19531,7 @@
                 <w:rFonts w:ascii="標楷體" w:eastAsia="標楷體" w:hAnsi="標楷體" w:cstheme="majorBidi" w:hint="eastAsia"/>
                 <w:szCs w:val="24"/>
               </w:rPr>
-              <w:t>林錫純</w:t>
+              <w:t>蕭國鎮</w:t>
             </w:r>
           </w:p>
         </w:tc>
@@ -19608,7 +19613,7 @@
                 <w:noProof/>
                 <w:w w:val="75"/>
               </w:rPr>
-              <w:t>3</w:t>
+              <w:t>4</w:t>
             </w:r>
             <w:r>
               <w:rPr>
@@ -19651,7 +19656,7 @@
                 <w:noProof/>
                 <w:w w:val="75"/>
               </w:rPr>
-              <w:t>28</w:t>
+              <w:t>4</w:t>
             </w:r>
             <w:r>
               <w:rPr>
@@ -19764,9 +19769,10 @@
             </w:pPr>
             <w:r>
               <w:rPr>
-                <w:rFonts w:ascii="標楷體" w:eastAsia="標楷體" w:hAnsi="標楷體" w:hint="eastAsia"/>
-              </w:rPr>
-              <w:t>黃彥彬</w:t>
+                <w:rFonts w:ascii="標楷體" w:eastAsia="標楷體" w:hAnsi="標楷體" w:cstheme="majorBidi" w:hint="eastAsia"/>
+                <w:szCs w:val="24"/>
+              </w:rPr>
+              <w:t>蕭國鎮</w:t>
             </w:r>
           </w:p>
         </w:tc>
@@ -19793,10 +19799,9 @@
             </w:pPr>
             <w:r>
               <w:rPr>
-                <w:rFonts w:ascii="標楷體" w:eastAsia="標楷體" w:hAnsi="標楷體" w:cstheme="majorBidi" w:hint="eastAsia"/>
-                <w:szCs w:val="24"/>
-              </w:rPr>
-              <w:t>蕭國鎮</w:t>
+                <w:rFonts w:ascii="標楷體" w:eastAsia="標楷體" w:hAnsi="標楷體" w:hint="eastAsia"/>
+              </w:rPr>
+              <w:t>林金城</w:t>
             </w:r>
           </w:p>
         </w:tc>
@@ -19900,7 +19905,7 @@
                 <w:noProof/>
                 <w:w w:val="75"/>
               </w:rPr>
-              <w:t>3</w:t>
+              <w:t>4</w:t>
             </w:r>
             <w:r>
               <w:rPr>
@@ -19943,7 +19948,7 @@
                 <w:noProof/>
                 <w:w w:val="75"/>
               </w:rPr>
-              <w:t>28</w:t>
+              <w:t>4</w:t>
             </w:r>
             <w:r>
               <w:rPr>
@@ -20069,7 +20074,7 @@
                 <w:rFonts w:ascii="標楷體" w:eastAsia="標楷體" w:hAnsi="標楷體" w:cs="華康儷楷書" w:hint="eastAsia"/>
                 <w:szCs w:val="24"/>
               </w:rPr>
-              <w:t>黃耀宗</w:t>
+              <w:t>黃明憲</w:t>
             </w:r>
           </w:p>
         </w:tc>
@@ -20100,7 +20105,7 @@
                 <w:rFonts w:ascii="標楷體" w:eastAsia="標楷體" w:hAnsi="標楷體" w:cs="華康儷楷書" w:hint="eastAsia"/>
                 <w:szCs w:val="24"/>
               </w:rPr>
-              <w:t>黃明憲</w:t>
+              <w:t>詹素蘭</w:t>
             </w:r>
           </w:p>
         </w:tc>
@@ -20239,7 +20244,7 @@
                 <w:rFonts w:ascii="標楷體" w:eastAsia="標楷體" w:hAnsi="標楷體" w:cs="華康儷楷書" w:hint="eastAsia"/>
                 <w:szCs w:val="24"/>
               </w:rPr>
-              <w:t>張淑敏</w:t>
+              <w:t>邱惠玉</w:t>
             </w:r>
           </w:p>
         </w:tc>
@@ -20269,7 +20274,7 @@
                 <w:rFonts w:ascii="標楷體" w:eastAsia="標楷體" w:hAnsi="標楷體" w:cs="華康儷楷書" w:hint="eastAsia"/>
                 <w:szCs w:val="24"/>
               </w:rPr>
-              <w:t>邱惠玉</w:t>
+              <w:t>葉文蒂</w:t>
             </w:r>
           </w:p>
         </w:tc>
@@ -20388,7 +20393,7 @@
                 <w:rFonts w:ascii="標楷體" w:eastAsia="標楷體" w:hAnsi="標楷體" w:cs="華康儷楷書" w:hint="eastAsia"/>
                 <w:szCs w:val="24"/>
               </w:rPr>
-              <w:t>卓滿惠</w:t>
+              <w:t>王曉梅</w:t>
             </w:r>
           </w:p>
         </w:tc>
@@ -20418,7 +20423,7 @@
                 <w:rFonts w:ascii="標楷體" w:eastAsia="標楷體" w:hAnsi="標楷體" w:cs="華康儷楷書" w:hint="eastAsia"/>
                 <w:szCs w:val="24"/>
               </w:rPr>
-              <w:t>王曉梅</w:t>
+              <w:t>張梅足</w:t>
             </w:r>
           </w:p>
         </w:tc>
@@ -20503,7 +20508,7 @@
                 <w:rFonts w:ascii="Barlow Condensed Medium" w:eastAsia="標楷體" w:hAnsi="Barlow Condensed Medium" w:cs="華康儷楷書" w:hint="eastAsia"/>
                 <w:szCs w:val="24"/>
               </w:rPr>
-              <w:t>胡瑞榮</w:t>
+              <w:t>机忠三</w:t>
             </w:r>
           </w:p>
         </w:tc>
@@ -20528,13 +20533,6 @@
                 <w:szCs w:val="24"/>
               </w:rPr>
             </w:pPr>
-            <w:r>
-              <w:rPr>
-                <w:rFonts w:ascii="Barlow Condensed Medium" w:eastAsia="標楷體" w:hAnsi="Barlow Condensed Medium" w:cs="華康儷楷書" w:hint="eastAsia"/>
-                <w:szCs w:val="24"/>
-              </w:rPr>
-              <w:t>机忠三</w:t>
-            </w:r>
           </w:p>
         </w:tc>
         <w:tc>
@@ -20646,7 +20644,7 @@
           <w:rFonts w:ascii="Barlow Condensed SemiBold" w:eastAsia="華康正顏楷體W9" w:hAnsi="Barlow Condensed SemiBold" w:cstheme="minorHAnsi"/>
           <w:noProof/>
         </w:rPr>
-        <w:t>03</w:t>
+        <w:t>04</w:t>
       </w:r>
       <w:r>
         <w:rPr>
@@ -20683,7 +20681,7 @@
           <w:rFonts w:ascii="Barlow Condensed SemiBold" w:eastAsia="華康正顏楷體W9" w:hAnsi="Barlow Condensed SemiBold" w:cstheme="minorHAnsi"/>
           <w:noProof/>
         </w:rPr>
-        <w:t>29</w:t>
+        <w:t>05</w:t>
       </w:r>
       <w:r>
         <w:rPr>
@@ -21628,7 +21626,7 @@
               <w:snapToGrid w:val="0"/>
               <w:jc w:val="right"/>
               <w:rPr>
-                <w:rFonts w:ascii="Barlow Condensed Medium" w:eastAsia="標楷體" w:hAnsi="Barlow Condensed Medium" w:cstheme="minorHAnsi" w:hint="eastAsia"/>
+                <w:rFonts w:ascii="Barlow Condensed Medium" w:eastAsia="標楷體" w:hAnsi="Barlow Condensed Medium" w:cstheme="minorHAnsi"/>
                 <w:w w:val="80"/>
                 <w:szCs w:val="24"/>
                 <w:highlight w:val="yellow"/>
@@ -21669,7 +21667,7 @@
               <w:snapToGrid w:val="0"/>
               <w:ind w:leftChars="-2" w:left="-5" w:rightChars="-3" w:right="-7"/>
               <w:rPr>
-                <w:rFonts w:ascii="Barlow Condensed Medium" w:eastAsia="標楷體" w:hAnsi="Barlow Condensed Medium" w:cstheme="minorHAnsi" w:hint="eastAsia"/>
+                <w:rFonts w:ascii="Barlow Condensed Medium" w:eastAsia="標楷體" w:hAnsi="Barlow Condensed Medium" w:cstheme="minorHAnsi"/>
                 <w:w w:val="80"/>
                 <w:szCs w:val="24"/>
                 <w:highlight w:val="yellow"/>
@@ -21700,7 +21698,7 @@
               <w:snapToGrid w:val="0"/>
               <w:jc w:val="right"/>
               <w:rPr>
-                <w:rFonts w:ascii="Barlow Condensed Medium" w:eastAsia="標楷體" w:hAnsi="Barlow Condensed Medium" w:cstheme="minorHAnsi" w:hint="eastAsia"/>
+                <w:rFonts w:ascii="Barlow Condensed Medium" w:eastAsia="標楷體" w:hAnsi="Barlow Condensed Medium" w:cstheme="minorHAnsi"/>
                 <w:w w:val="80"/>
                 <w:szCs w:val="24"/>
                 <w:highlight w:val="yellow"/>
@@ -21741,7 +21739,7 @@
             <w:pPr>
               <w:snapToGrid w:val="0"/>
               <w:rPr>
-                <w:rFonts w:ascii="Barlow Condensed Medium" w:eastAsia="標楷體" w:hAnsi="Barlow Condensed Medium" w:cstheme="minorHAnsi" w:hint="eastAsia"/>
+                <w:rFonts w:ascii="Barlow Condensed Medium" w:eastAsia="標楷體" w:hAnsi="Barlow Condensed Medium" w:cstheme="minorHAnsi"/>
                 <w:w w:val="80"/>
                 <w:szCs w:val="24"/>
                 <w:highlight w:val="yellow"/>
@@ -21870,7 +21868,7 @@
               <w:snapToGrid w:val="0"/>
               <w:jc w:val="right"/>
               <w:rPr>
-                <w:rFonts w:ascii="Barlow Condensed Medium" w:eastAsia="標楷體" w:hAnsi="Barlow Condensed Medium" w:cstheme="minorHAnsi" w:hint="eastAsia"/>
+                <w:rFonts w:ascii="Barlow Condensed Medium" w:eastAsia="標楷體" w:hAnsi="Barlow Condensed Medium" w:cstheme="minorHAnsi"/>
                 <w:w w:val="80"/>
                 <w:szCs w:val="24"/>
                 <w:highlight w:val="yellow"/>
@@ -21911,7 +21909,7 @@
               <w:snapToGrid w:val="0"/>
               <w:ind w:leftChars="-2" w:left="-5" w:rightChars="-3" w:right="-7"/>
               <w:rPr>
-                <w:rFonts w:ascii="Barlow Condensed Medium" w:eastAsia="標楷體" w:hAnsi="Barlow Condensed Medium" w:cstheme="minorHAnsi" w:hint="eastAsia"/>
+                <w:rFonts w:ascii="Barlow Condensed Medium" w:eastAsia="標楷體" w:hAnsi="Barlow Condensed Medium" w:cstheme="minorHAnsi"/>
                 <w:w w:val="80"/>
                 <w:szCs w:val="24"/>
                 <w:highlight w:val="yellow"/>
@@ -21942,7 +21940,7 @@
               <w:snapToGrid w:val="0"/>
               <w:jc w:val="right"/>
               <w:rPr>
-                <w:rFonts w:ascii="Barlow Condensed Medium" w:eastAsia="標楷體" w:hAnsi="Barlow Condensed Medium" w:cstheme="minorHAnsi" w:hint="eastAsia"/>
+                <w:rFonts w:ascii="Barlow Condensed Medium" w:eastAsia="標楷體" w:hAnsi="Barlow Condensed Medium" w:cstheme="minorHAnsi"/>
                 <w:w w:val="80"/>
                 <w:szCs w:val="24"/>
                 <w:highlight w:val="yellow"/>
@@ -21983,7 +21981,7 @@
             <w:pPr>
               <w:snapToGrid w:val="0"/>
               <w:rPr>
-                <w:rFonts w:ascii="Barlow Condensed Medium" w:eastAsia="標楷體" w:hAnsi="Barlow Condensed Medium" w:cstheme="minorHAnsi" w:hint="eastAsia"/>
+                <w:rFonts w:ascii="Barlow Condensed Medium" w:eastAsia="標楷體" w:hAnsi="Barlow Condensed Medium" w:cstheme="minorHAnsi"/>
                 <w:w w:val="80"/>
                 <w:szCs w:val="24"/>
                 <w:highlight w:val="yellow"/>
@@ -23482,27 +23480,7 @@
                       <w:highlight w:val="yellow"/>
                       <w:lang w:eastAsia="zh-HK"/>
                     </w:rPr>
-                    <w:t>為</w:t>
-                  </w:r>
-                  <w:r>
-                    <w:rPr>
-                      <w:rFonts w:ascii="Barlow Condensed Medium" w:eastAsia="華康中黑體" w:hAnsi="Barlow Condensed Medium" w:cstheme="minorHAnsi" w:hint="eastAsia"/>
-                      <w:w w:val="80"/>
-                      <w:szCs w:val="24"/>
-                      <w:highlight w:val="yellow"/>
-                      <w:lang w:eastAsia="zh-HK"/>
-                    </w:rPr>
-                    <w:t>松年團</w:t>
-                  </w:r>
-                  <w:r>
-                    <w:rPr>
-                      <w:rFonts w:ascii="Barlow Condensed Medium" w:eastAsia="華康中黑體" w:hAnsi="Barlow Condensed Medium" w:cstheme="minorHAnsi" w:hint="eastAsia"/>
-                      <w:w w:val="80"/>
-                      <w:szCs w:val="24"/>
-                      <w:highlight w:val="yellow"/>
-                      <w:lang w:eastAsia="zh-HK"/>
-                    </w:rPr>
-                    <w:t>契奉</w:t>
+                    <w:t>為松年團契奉</w:t>
                   </w:r>
                   <w:r>
                     <w:rPr>
@@ -24438,8 +24416,6 @@
                 <w:szCs w:val="24"/>
               </w:rPr>
             </w:pPr>
-            <w:bookmarkStart w:id="6" w:name="_GoBack"/>
-            <w:bookmarkEnd w:id="6"/>
           </w:p>
         </w:tc>
         <w:tc>
@@ -24797,7 +24773,7 @@
                 <w:sz w:val="20"/>
                 <w:szCs w:val="20"/>
               </w:rPr>
-              <w:t>5</w:t>
+              <w:t>12</w:t>
             </w:r>
             <w:r>
               <w:rPr>
@@ -24993,7 +24969,7 @@
                 <w:sz w:val="20"/>
                 <w:szCs w:val="20"/>
               </w:rPr>
-              <w:t>6</w:t>
+              <w:t>13</w:t>
             </w:r>
             <w:r>
               <w:rPr>
@@ -25178,7 +25154,7 @@
                 <w:sz w:val="20"/>
                 <w:szCs w:val="20"/>
               </w:rPr>
-              <w:t>7</w:t>
+              <w:t>14</w:t>
             </w:r>
             <w:r>
               <w:rPr>
@@ -25354,7 +25330,7 @@
                 <w:sz w:val="20"/>
                 <w:szCs w:val="20"/>
               </w:rPr>
-              <w:t>8</w:t>
+              <w:t>15</w:t>
             </w:r>
             <w:r>
               <w:rPr>
@@ -25530,7 +25506,7 @@
                 <w:sz w:val="20"/>
                 <w:szCs w:val="20"/>
               </w:rPr>
-              <w:t>9</w:t>
+              <w:t>16</w:t>
             </w:r>
             <w:r>
               <w:rPr>
@@ -25706,7 +25682,7 @@
                 <w:sz w:val="20"/>
                 <w:szCs w:val="20"/>
               </w:rPr>
-              <w:t>10</w:t>
+              <w:t>17</w:t>
             </w:r>
             <w:r>
               <w:rPr>
@@ -25882,7 +25858,7 @@
                 <w:sz w:val="20"/>
                 <w:szCs w:val="20"/>
               </w:rPr>
-              <w:t>11</w:t>
+              <w:t>18</w:t>
             </w:r>
             <w:r>
               <w:rPr>
@@ -27317,7 +27293,7 @@
           </mc:Choice>
           <mc:Fallback>
             <w:pict>
-              <v:line w14:anchorId="3574171E" id="直線接點 6" o:spid="_x0000_s1026" style="position:absolute;z-index:251665408;visibility:visible;mso-wrap-style:square;mso-width-percent:0;mso-height-percent:0;mso-wrap-distance-left:9pt;mso-wrap-distance-top:0;mso-wrap-distance-right:9pt;mso-wrap-distance-bottom:0;mso-position-horizontal:absolute;mso-position-horizontal-relative:page;mso-position-vertical:absolute;mso-position-vertical-relative:page;mso-width-percent:0;mso-height-percent:0;mso-width-relative:margin;mso-height-relative:margin" from="343.9pt,19.85pt" to="345.05pt,710.95pt" o:gfxdata="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" strokecolor="black [3213]" strokeweight=".5pt">
+              <v:line w14:anchorId="2F999370" id="直線接點 6" o:spid="_x0000_s1026" style="position:absolute;z-index:251665408;visibility:visible;mso-wrap-style:square;mso-width-percent:0;mso-height-percent:0;mso-wrap-distance-left:9pt;mso-wrap-distance-top:0;mso-wrap-distance-right:9pt;mso-wrap-distance-bottom:0;mso-position-horizontal:absolute;mso-position-horizontal-relative:page;mso-position-vertical:absolute;mso-position-vertical-relative:page;mso-width-percent:0;mso-height-percent:0;mso-width-relative:margin;mso-height-relative:margin" from="343.9pt,19.85pt" to="345.05pt,710.95pt" o:gfxdata="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" strokecolor="black [3213]" strokeweight=".5pt">
                 <v:stroke dashstyle="3 1" joinstyle="miter"/>
                 <w10:wrap anchorx="page" anchory="page"/>
               </v:line>
@@ -27394,7 +27370,7 @@
           </mc:Choice>
           <mc:Fallback>
             <w:pict>
-              <v:line w14:anchorId="7F811F73" id="直線接點 4" o:spid="_x0000_s1026" style="position:absolute;z-index:251661312;visibility:visible;mso-wrap-style:square;mso-width-percent:0;mso-height-percent:0;mso-wrap-distance-left:9pt;mso-wrap-distance-top:0;mso-wrap-distance-right:9pt;mso-wrap-distance-bottom:0;mso-position-horizontal:absolute;mso-position-horizontal-relative:page;mso-position-vertical:absolute;mso-position-vertical-relative:page;mso-width-percent:0;mso-height-percent:0;mso-width-relative:margin;mso-height-relative:margin" from="343.9pt,19.85pt" to="345.05pt,710.95pt" o:gfxdata="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" strokecolor="black [3213]" strokeweight=".5pt">
+              <v:line w14:anchorId="54991F1F" id="直線接點 4" o:spid="_x0000_s1026" style="position:absolute;z-index:251661312;visibility:visible;mso-wrap-style:square;mso-width-percent:0;mso-height-percent:0;mso-wrap-distance-left:9pt;mso-wrap-distance-top:0;mso-wrap-distance-right:9pt;mso-wrap-distance-bottom:0;mso-position-horizontal:absolute;mso-position-horizontal-relative:page;mso-position-vertical:absolute;mso-position-vertical-relative:page;mso-width-percent:0;mso-height-percent:0;mso-width-relative:margin;mso-height-relative:margin" from="343.9pt,19.85pt" to="345.05pt,710.95pt" o:gfxdata="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" strokecolor="black [3213]" strokeweight=".5pt">
                 <v:stroke dashstyle="3 1" joinstyle="miter"/>
                 <w10:wrap anchorx="page" anchory="page"/>
               </v:line>
@@ -27544,7 +27520,7 @@
           <w:rFonts w:ascii="Barlow Condensed Medium" w:eastAsia="華康正顏楷體W9" w:hAnsi="Barlow Condensed Medium" w:cstheme="minorHAnsi"/>
           <w:noProof/>
         </w:rPr>
-        <w:t>05</w:t>
+        <w:t>12</w:t>
       </w:r>
       <w:r>
         <w:rPr>
@@ -28105,7 +28081,7 @@
 </file>
 
 <file path=word/endnotes.xml><?xml version="1.0" encoding="utf-8"?>
-<w:endnotes xmlns:wpc="http://schemas.microsoft.com/office/word/2010/wordprocessingCanvas" xmlns:mc="http://schemas.openxmlformats.org/markup-compatibility/2006" xmlns:o="urn:schemas-microsoft-com:office:office" xmlns:r="http://schemas.openxmlformats.org/officeDocument/2006/relationships" xmlns:m="http://schemas.openxmlformats.org/officeDocument/2006/math" xmlns:v="urn:schemas-microsoft-com:vml" xmlns:wp14="http://schemas.microsoft.com/office/word/2010/wordprocessingDrawing" xmlns:wp="http://schemas.openxmlformats.org/drawingml/2006/wordprocessingDrawing" xmlns:w10="urn:schemas-microsoft-com:office:word" xmlns:w="http://schemas.openxmlformats.org/wordprocessingml/2006/main" xmlns:w14="http://schemas.microsoft.com/office/word/2010/wordml" xmlns:w15="http://schemas.microsoft.com/office/word/2012/wordml" xmlns:wpg="http://schemas.microsoft.com/office/word/2010/wordprocessingGroup" xmlns:wpi="http://schemas.microsoft.com/office/word/2010/wordprocessingInk" xmlns:wne="http://schemas.microsoft.com/office/word/2006/wordml" xmlns:wps="http://schemas.microsoft.com/office/word/2010/wordprocessingShape" mc:Ignorable="w14 w15 wp14">
+<w:endnotes xmlns:wpc="http://schemas.microsoft.com/office/word/2010/wordprocessingCanvas" xmlns:cx="http://schemas.microsoft.com/office/drawing/2014/chartex" xmlns:cx1="http://schemas.microsoft.com/office/drawing/2015/9/8/chartex" xmlns:cx2="http://schemas.microsoft.com/office/drawing/2015/10/21/chartex" xmlns:cx3="http://schemas.microsoft.com/office/drawing/2016/5/9/chartex" xmlns:cx4="http://schemas.microsoft.com/office/drawing/2016/5/10/chartex" xmlns:cx5="http://schemas.microsoft.com/office/drawing/2016/5/11/chartex" xmlns:cx6="http://schemas.microsoft.com/office/drawing/2016/5/12/chartex" xmlns:cx7="http://schemas.microsoft.com/office/drawing/2016/5/13/chartex" xmlns:cx8="http://schemas.microsoft.com/office/drawing/2016/5/14/chartex" xmlns:mc="http://schemas.openxmlformats.org/markup-compatibility/2006" xmlns:aink="http://schemas.microsoft.com/office/drawing/2016/ink" xmlns:am3d="http://schemas.microsoft.com/office/drawing/2017/model3d" xmlns:o="urn:schemas-microsoft-com:office:office" xmlns:oel="http://schemas.microsoft.com/office/2019/extlst" xmlns:r="http://schemas.openxmlformats.org/officeDocument/2006/relationships" xmlns:m="http://schemas.openxmlformats.org/officeDocument/2006/math" xmlns:v="urn:schemas-microsoft-com:vml" xmlns:wp14="http://schemas.microsoft.com/office/word/2010/wordprocessingDrawing" xmlns:wp="http://schemas.openxmlformats.org/drawingml/2006/wordprocessingDrawing" xmlns:w10="urn:schemas-microsoft-com:office:word" xmlns:w="http://schemas.openxmlformats.org/wordprocessingml/2006/main" xmlns:w14="http://schemas.microsoft.com/office/word/2010/wordml" xmlns:w15="http://schemas.microsoft.com/office/word/2012/wordml" xmlns:w16cex="http://schemas.microsoft.com/office/word/2018/wordml/cex" xmlns:w16cid="http://schemas.microsoft.com/office/word/2016/wordml/cid" xmlns:w16="http://schemas.microsoft.com/office/word/2018/wordml" xmlns:w16sdtdh="http://schemas.microsoft.com/office/word/2020/wordml/sdtdatahash" xmlns:w16se="http://schemas.microsoft.com/office/word/2015/wordml/symex" xmlns:wpg="http://schemas.microsoft.com/office/word/2010/wordprocessingGroup" xmlns:wpi="http://schemas.microsoft.com/office/word/2010/wordprocessingInk" xmlns:wne="http://schemas.microsoft.com/office/word/2006/wordml" xmlns:wps="http://schemas.microsoft.com/office/word/2010/wordprocessingShape" mc:Ignorable="w14 w15 w16se w16cid w16 w16cex w16sdtdh wp14">
   <w:endnote w:type="separator" w:id="-1">
     <w:p>
       <w:r>
@@ -28124,7 +28100,7 @@
 </file>
 
 <file path=word/footnotes.xml><?xml version="1.0" encoding="utf-8"?>
-<w:footnotes xmlns:wpc="http://schemas.microsoft.com/office/word/2010/wordprocessingCanvas" xmlns:mc="http://schemas.openxmlformats.org/markup-compatibility/2006" xmlns:o="urn:schemas-microsoft-com:office:office" xmlns:r="http://schemas.openxmlformats.org/officeDocument/2006/relationships" xmlns:m="http://schemas.openxmlformats.org/officeDocument/2006/math" xmlns:v="urn:schemas-microsoft-com:vml" xmlns:wp14="http://schemas.microsoft.com/office/word/2010/wordprocessingDrawing" xmlns:wp="http://schemas.openxmlformats.org/drawingml/2006/wordprocessingDrawing" xmlns:w10="urn:schemas-microsoft-com:office:word" xmlns:w="http://schemas.openxmlformats.org/wordprocessingml/2006/main" xmlns:w14="http://schemas.microsoft.com/office/word/2010/wordml" xmlns:w15="http://schemas.microsoft.com/office/word/2012/wordml" xmlns:wpg="http://schemas.microsoft.com/office/word/2010/wordprocessingGroup" xmlns:wpi="http://schemas.microsoft.com/office/word/2010/wordprocessingInk" xmlns:wne="http://schemas.microsoft.com/office/word/2006/wordml" xmlns:wps="http://schemas.microsoft.com/office/word/2010/wordprocessingShape" mc:Ignorable="w14 w15 wp14">
+<w:footnotes xmlns:wpc="http://schemas.microsoft.com/office/word/2010/wordprocessingCanvas" xmlns:cx="http://schemas.microsoft.com/office/drawing/2014/chartex" xmlns:cx1="http://schemas.microsoft.com/office/drawing/2015/9/8/chartex" xmlns:cx2="http://schemas.microsoft.com/office/drawing/2015/10/21/chartex" xmlns:cx3="http://schemas.microsoft.com/office/drawing/2016/5/9/chartex" xmlns:cx4="http://schemas.microsoft.com/office/drawing/2016/5/10/chartex" xmlns:cx5="http://schemas.microsoft.com/office/drawing/2016/5/11/chartex" xmlns:cx6="http://schemas.microsoft.com/office/drawing/2016/5/12/chartex" xmlns:cx7="http://schemas.microsoft.com/office/drawing/2016/5/13/chartex" xmlns:cx8="http://schemas.microsoft.com/office/drawing/2016/5/14/chartex" xmlns:mc="http://schemas.openxmlformats.org/markup-compatibility/2006" xmlns:aink="http://schemas.microsoft.com/office/drawing/2016/ink" xmlns:am3d="http://schemas.microsoft.com/office/drawing/2017/model3d" xmlns:o="urn:schemas-microsoft-com:office:office" xmlns:oel="http://schemas.microsoft.com/office/2019/extlst" xmlns:r="http://schemas.openxmlformats.org/officeDocument/2006/relationships" xmlns:m="http://schemas.openxmlformats.org/officeDocument/2006/math" xmlns:v="urn:schemas-microsoft-com:vml" xmlns:wp14="http://schemas.microsoft.com/office/word/2010/wordprocessingDrawing" xmlns:wp="http://schemas.openxmlformats.org/drawingml/2006/wordprocessingDrawing" xmlns:w10="urn:schemas-microsoft-com:office:word" xmlns:w="http://schemas.openxmlformats.org/wordprocessingml/2006/main" xmlns:w14="http://schemas.microsoft.com/office/word/2010/wordml" xmlns:w15="http://schemas.microsoft.com/office/word/2012/wordml" xmlns:w16cex="http://schemas.microsoft.com/office/word/2018/wordml/cex" xmlns:w16cid="http://schemas.microsoft.com/office/word/2016/wordml/cid" xmlns:w16="http://schemas.microsoft.com/office/word/2018/wordml" xmlns:w16sdtdh="http://schemas.microsoft.com/office/word/2020/wordml/sdtdatahash" xmlns:w16se="http://schemas.microsoft.com/office/word/2015/wordml/symex" xmlns:wpg="http://schemas.microsoft.com/office/word/2010/wordprocessingGroup" xmlns:wpi="http://schemas.microsoft.com/office/word/2010/wordprocessingInk" xmlns:wne="http://schemas.microsoft.com/office/word/2006/wordml" xmlns:wps="http://schemas.microsoft.com/office/word/2010/wordprocessingShape" mc:Ignorable="w14 w15 w16se w16cid w16 w16cex w16sdtdh wp14">
   <w:footnote w:type="separator" w:id="-1">
     <w:p>
       <w:r>
@@ -28143,7 +28119,7 @@
 </file>
 
 <file path=word/header1.xml><?xml version="1.0" encoding="utf-8"?>
-<w:hdr xmlns:wpc="http://schemas.microsoft.com/office/word/2010/wordprocessingCanvas" xmlns:mc="http://schemas.openxmlformats.org/markup-compatibility/2006" xmlns:o="urn:schemas-microsoft-com:office:office" xmlns:r="http://schemas.openxmlformats.org/officeDocument/2006/relationships" xmlns:m="http://schemas.openxmlformats.org/officeDocument/2006/math" xmlns:v="urn:schemas-microsoft-com:vml" xmlns:wp14="http://schemas.microsoft.com/office/word/2010/wordprocessingDrawing" xmlns:wp="http://schemas.openxmlformats.org/drawingml/2006/wordprocessingDrawing" xmlns:w10="urn:schemas-microsoft-com:office:word" xmlns:w="http://schemas.openxmlformats.org/wordprocessingml/2006/main" xmlns:w14="http://schemas.microsoft.com/office/word/2010/wordml" xmlns:w15="http://schemas.microsoft.com/office/word/2012/wordml" xmlns:wpg="http://schemas.microsoft.com/office/word/2010/wordprocessingGroup" xmlns:wpi="http://schemas.microsoft.com/office/word/2010/wordprocessingInk" xmlns:wne="http://schemas.microsoft.com/office/word/2006/wordml" xmlns:wps="http://schemas.microsoft.com/office/word/2010/wordprocessingShape" mc:Ignorable="w14 w15 wp14">
+<w:hdr xmlns:wpc="http://schemas.microsoft.com/office/word/2010/wordprocessingCanvas" xmlns:cx="http://schemas.microsoft.com/office/drawing/2014/chartex" xmlns:cx1="http://schemas.microsoft.com/office/drawing/2015/9/8/chartex" xmlns:cx2="http://schemas.microsoft.com/office/drawing/2015/10/21/chartex" xmlns:cx3="http://schemas.microsoft.com/office/drawing/2016/5/9/chartex" xmlns:cx4="http://schemas.microsoft.com/office/drawing/2016/5/10/chartex" xmlns:cx5="http://schemas.microsoft.com/office/drawing/2016/5/11/chartex" xmlns:cx6="http://schemas.microsoft.com/office/drawing/2016/5/12/chartex" xmlns:cx7="http://schemas.microsoft.com/office/drawing/2016/5/13/chartex" xmlns:cx8="http://schemas.microsoft.com/office/drawing/2016/5/14/chartex" xmlns:mc="http://schemas.openxmlformats.org/markup-compatibility/2006" xmlns:aink="http://schemas.microsoft.com/office/drawing/2016/ink" xmlns:am3d="http://schemas.microsoft.com/office/drawing/2017/model3d" xmlns:o="urn:schemas-microsoft-com:office:office" xmlns:oel="http://schemas.microsoft.com/office/2019/extlst" xmlns:r="http://schemas.openxmlformats.org/officeDocument/2006/relationships" xmlns:m="http://schemas.openxmlformats.org/officeDocument/2006/math" xmlns:v="urn:schemas-microsoft-com:vml" xmlns:wp14="http://schemas.microsoft.com/office/word/2010/wordprocessingDrawing" xmlns:wp="http://schemas.openxmlformats.org/drawingml/2006/wordprocessingDrawing" xmlns:w10="urn:schemas-microsoft-com:office:word" xmlns:w="http://schemas.openxmlformats.org/wordprocessingml/2006/main" xmlns:w14="http://schemas.microsoft.com/office/word/2010/wordml" xmlns:w15="http://schemas.microsoft.com/office/word/2012/wordml" xmlns:w16cex="http://schemas.microsoft.com/office/word/2018/wordml/cex" xmlns:w16cid="http://schemas.microsoft.com/office/word/2016/wordml/cid" xmlns:w16="http://schemas.microsoft.com/office/word/2018/wordml" xmlns:w16sdtdh="http://schemas.microsoft.com/office/word/2020/wordml/sdtdatahash" xmlns:w16se="http://schemas.microsoft.com/office/word/2015/wordml/symex" xmlns:wpg="http://schemas.microsoft.com/office/word/2010/wordprocessingGroup" xmlns:wpi="http://schemas.microsoft.com/office/word/2010/wordprocessingInk" xmlns:wne="http://schemas.microsoft.com/office/word/2006/wordml" xmlns:wps="http://schemas.microsoft.com/office/word/2010/wordprocessingShape" mc:Ignorable="w14 w15 w16se w16cid w16 w16cex w16sdtdh wp14">
   <w:p>
     <w:pPr>
       <w:pStyle w:val="a4"/>
@@ -28215,7 +28191,7 @@
         <w:b/>
         <w:noProof/>
       </w:rPr>
-      <w:t>2614</w:t>
+      <w:t>2615</w:t>
     </w:r>
     <w:r>
       <w:rPr>
@@ -28352,7 +28328,7 @@
         <w:b/>
         <w:noProof/>
       </w:rPr>
-      <w:t>05</w:t>
+      <w:t>12</w:t>
     </w:r>
     <w:r>
       <w:rPr>
@@ -28424,7 +28400,7 @@
         <w:b/>
         <w:noProof/>
       </w:rPr>
-      <w:t>2614</w:t>
+      <w:t>2615</w:t>
     </w:r>
     <w:r>
       <w:rPr>
@@ -28561,7 +28537,7 @@
         <w:b/>
         <w:noProof/>
       </w:rPr>
-      <w:t>05</w:t>
+      <w:t>12</w:t>
     </w:r>
     <w:r>
       <w:rPr>
@@ -28601,7 +28577,7 @@
 </file>
 
 <file path=word/header2.xml><?xml version="1.0" encoding="utf-8"?>
-<w:hdr xmlns:wpc="http://schemas.microsoft.com/office/word/2010/wordprocessingCanvas" xmlns:mc="http://schemas.openxmlformats.org/markup-compatibility/2006" xmlns:o="urn:schemas-microsoft-com:office:office" xmlns:r="http://schemas.openxmlformats.org/officeDocument/2006/relationships" xmlns:m="http://schemas.openxmlformats.org/officeDocument/2006/math" xmlns:v="urn:schemas-microsoft-com:vml" xmlns:wp14="http://schemas.microsoft.com/office/word/2010/wordprocessingDrawing" xmlns:wp="http://schemas.openxmlformats.org/drawingml/2006/wordprocessingDrawing" xmlns:w10="urn:schemas-microsoft-com:office:word" xmlns:w="http://schemas.openxmlformats.org/wordprocessingml/2006/main" xmlns:w14="http://schemas.microsoft.com/office/word/2010/wordml" xmlns:w15="http://schemas.microsoft.com/office/word/2012/wordml" xmlns:wpg="http://schemas.microsoft.com/office/word/2010/wordprocessingGroup" xmlns:wpi="http://schemas.microsoft.com/office/word/2010/wordprocessingInk" xmlns:wne="http://schemas.microsoft.com/office/word/2006/wordml" xmlns:wps="http://schemas.microsoft.com/office/word/2010/wordprocessingShape" mc:Ignorable="w14 w15 wp14">
+<w:hdr xmlns:wpc="http://schemas.microsoft.com/office/word/2010/wordprocessingCanvas" xmlns:cx="http://schemas.microsoft.com/office/drawing/2014/chartex" xmlns:cx1="http://schemas.microsoft.com/office/drawing/2015/9/8/chartex" xmlns:cx2="http://schemas.microsoft.com/office/drawing/2015/10/21/chartex" xmlns:cx3="http://schemas.microsoft.com/office/drawing/2016/5/9/chartex" xmlns:cx4="http://schemas.microsoft.com/office/drawing/2016/5/10/chartex" xmlns:cx5="http://schemas.microsoft.com/office/drawing/2016/5/11/chartex" xmlns:cx6="http://schemas.microsoft.com/office/drawing/2016/5/12/chartex" xmlns:cx7="http://schemas.microsoft.com/office/drawing/2016/5/13/chartex" xmlns:cx8="http://schemas.microsoft.com/office/drawing/2016/5/14/chartex" xmlns:mc="http://schemas.openxmlformats.org/markup-compatibility/2006" xmlns:aink="http://schemas.microsoft.com/office/drawing/2016/ink" xmlns:am3d="http://schemas.microsoft.com/office/drawing/2017/model3d" xmlns:o="urn:schemas-microsoft-com:office:office" xmlns:oel="http://schemas.microsoft.com/office/2019/extlst" xmlns:r="http://schemas.openxmlformats.org/officeDocument/2006/relationships" xmlns:m="http://schemas.openxmlformats.org/officeDocument/2006/math" xmlns:v="urn:schemas-microsoft-com:vml" xmlns:wp14="http://schemas.microsoft.com/office/word/2010/wordprocessingDrawing" xmlns:wp="http://schemas.openxmlformats.org/drawingml/2006/wordprocessingDrawing" xmlns:w10="urn:schemas-microsoft-com:office:word" xmlns:w="http://schemas.openxmlformats.org/wordprocessingml/2006/main" xmlns:w14="http://schemas.microsoft.com/office/word/2010/wordml" xmlns:w15="http://schemas.microsoft.com/office/word/2012/wordml" xmlns:w16cex="http://schemas.microsoft.com/office/word/2018/wordml/cex" xmlns:w16cid="http://schemas.microsoft.com/office/word/2016/wordml/cid" xmlns:w16="http://schemas.microsoft.com/office/word/2018/wordml" xmlns:w16sdtdh="http://schemas.microsoft.com/office/word/2020/wordml/sdtdatahash" xmlns:w16se="http://schemas.microsoft.com/office/word/2015/wordml/symex" xmlns:wpg="http://schemas.microsoft.com/office/word/2010/wordprocessingGroup" xmlns:wpi="http://schemas.microsoft.com/office/word/2010/wordprocessingInk" xmlns:wne="http://schemas.microsoft.com/office/word/2006/wordml" xmlns:wps="http://schemas.microsoft.com/office/word/2010/wordprocessingShape" mc:Ignorable="w14 w15 w16se w16cid w16 w16cex w16sdtdh wp14">
   <w:p>
     <w:pPr>
       <w:pStyle w:val="a4"/>
@@ -28673,7 +28649,7 @@
         <w:b/>
         <w:noProof/>
       </w:rPr>
-      <w:t>2614</w:t>
+      <w:t>2615</w:t>
     </w:r>
     <w:r>
       <w:rPr>
@@ -28810,7 +28786,7 @@
         <w:b/>
         <w:noProof/>
       </w:rPr>
-      <w:t>05</w:t>
+      <w:t>12</w:t>
     </w:r>
     <w:r>
       <w:rPr>
@@ -28882,7 +28858,7 @@
         <w:b/>
         <w:noProof/>
       </w:rPr>
-      <w:t>2614</w:t>
+      <w:t>2615</w:t>
     </w:r>
     <w:r>
       <w:rPr>
@@ -29019,7 +28995,7 @@
         <w:b/>
         <w:noProof/>
       </w:rPr>
-      <w:t>05</w:t>
+      <w:t>12</w:t>
     </w:r>
     <w:r>
       <w:rPr>
@@ -29059,7 +29035,7 @@
 </file>
 
 <file path=word/header3.xml><?xml version="1.0" encoding="utf-8"?>
-<w:hdr xmlns:wpc="http://schemas.microsoft.com/office/word/2010/wordprocessingCanvas" xmlns:mc="http://schemas.openxmlformats.org/markup-compatibility/2006" xmlns:o="urn:schemas-microsoft-com:office:office" xmlns:r="http://schemas.openxmlformats.org/officeDocument/2006/relationships" xmlns:m="http://schemas.openxmlformats.org/officeDocument/2006/math" xmlns:v="urn:schemas-microsoft-com:vml" xmlns:wp14="http://schemas.microsoft.com/office/word/2010/wordprocessingDrawing" xmlns:wp="http://schemas.openxmlformats.org/drawingml/2006/wordprocessingDrawing" xmlns:w10="urn:schemas-microsoft-com:office:word" xmlns:w="http://schemas.openxmlformats.org/wordprocessingml/2006/main" xmlns:w14="http://schemas.microsoft.com/office/word/2010/wordml" xmlns:w15="http://schemas.microsoft.com/office/word/2012/wordml" xmlns:wpg="http://schemas.microsoft.com/office/word/2010/wordprocessingGroup" xmlns:wpi="http://schemas.microsoft.com/office/word/2010/wordprocessingInk" xmlns:wne="http://schemas.microsoft.com/office/word/2006/wordml" xmlns:wps="http://schemas.microsoft.com/office/word/2010/wordprocessingShape" mc:Ignorable="w14 w15 wp14">
+<w:hdr xmlns:wpc="http://schemas.microsoft.com/office/word/2010/wordprocessingCanvas" xmlns:cx="http://schemas.microsoft.com/office/drawing/2014/chartex" xmlns:cx1="http://schemas.microsoft.com/office/drawing/2015/9/8/chartex" xmlns:cx2="http://schemas.microsoft.com/office/drawing/2015/10/21/chartex" xmlns:cx3="http://schemas.microsoft.com/office/drawing/2016/5/9/chartex" xmlns:cx4="http://schemas.microsoft.com/office/drawing/2016/5/10/chartex" xmlns:cx5="http://schemas.microsoft.com/office/drawing/2016/5/11/chartex" xmlns:cx6="http://schemas.microsoft.com/office/drawing/2016/5/12/chartex" xmlns:cx7="http://schemas.microsoft.com/office/drawing/2016/5/13/chartex" xmlns:cx8="http://schemas.microsoft.com/office/drawing/2016/5/14/chartex" xmlns:mc="http://schemas.openxmlformats.org/markup-compatibility/2006" xmlns:aink="http://schemas.microsoft.com/office/drawing/2016/ink" xmlns:am3d="http://schemas.microsoft.com/office/drawing/2017/model3d" xmlns:o="urn:schemas-microsoft-com:office:office" xmlns:oel="http://schemas.microsoft.com/office/2019/extlst" xmlns:r="http://schemas.openxmlformats.org/officeDocument/2006/relationships" xmlns:m="http://schemas.openxmlformats.org/officeDocument/2006/math" xmlns:v="urn:schemas-microsoft-com:vml" xmlns:wp14="http://schemas.microsoft.com/office/word/2010/wordprocessingDrawing" xmlns:wp="http://schemas.openxmlformats.org/drawingml/2006/wordprocessingDrawing" xmlns:w10="urn:schemas-microsoft-com:office:word" xmlns:w="http://schemas.openxmlformats.org/wordprocessingml/2006/main" xmlns:w14="http://schemas.microsoft.com/office/word/2010/wordml" xmlns:w15="http://schemas.microsoft.com/office/word/2012/wordml" xmlns:w16cex="http://schemas.microsoft.com/office/word/2018/wordml/cex" xmlns:w16cid="http://schemas.microsoft.com/office/word/2016/wordml/cid" xmlns:w16="http://schemas.microsoft.com/office/word/2018/wordml" xmlns:w16sdtdh="http://schemas.microsoft.com/office/word/2020/wordml/sdtdatahash" xmlns:w16se="http://schemas.microsoft.com/office/word/2015/wordml/symex" xmlns:wpg="http://schemas.microsoft.com/office/word/2010/wordprocessingGroup" xmlns:wpi="http://schemas.microsoft.com/office/word/2010/wordprocessingInk" xmlns:wne="http://schemas.microsoft.com/office/word/2006/wordml" xmlns:wps="http://schemas.microsoft.com/office/word/2010/wordprocessingShape" mc:Ignorable="w14 w15 w16se w16cid w16 w16cex w16sdtdh wp14">
   <w:p>
     <w:pPr>
       <w:pStyle w:val="a4"/>
@@ -29131,7 +29107,7 @@
         <w:b/>
         <w:noProof/>
       </w:rPr>
-      <w:t>2614</w:t>
+      <w:t>2615</w:t>
     </w:r>
     <w:r>
       <w:rPr>
@@ -29268,7 +29244,7 @@
         <w:b/>
         <w:noProof/>
       </w:rPr>
-      <w:t>05</w:t>
+      <w:t>12</w:t>
     </w:r>
     <w:r>
       <w:rPr>
@@ -29340,7 +29316,7 @@
         <w:b/>
         <w:noProof/>
       </w:rPr>
-      <w:t>2614</w:t>
+      <w:t>2615</w:t>
     </w:r>
     <w:r>
       <w:rPr>
@@ -29477,7 +29453,7 @@
         <w:b/>
         <w:noProof/>
       </w:rPr>
-      <w:t>05</w:t>
+      <w:t>12</w:t>
     </w:r>
     <w:r>
       <w:rPr>
@@ -29517,7 +29493,7 @@
 </file>
 
 <file path=word/header4.xml><?xml version="1.0" encoding="utf-8"?>
-<w:hdr xmlns:wpc="http://schemas.microsoft.com/office/word/2010/wordprocessingCanvas" xmlns:mc="http://schemas.openxmlformats.org/markup-compatibility/2006" xmlns:o="urn:schemas-microsoft-com:office:office" xmlns:r="http://schemas.openxmlformats.org/officeDocument/2006/relationships" xmlns:m="http://schemas.openxmlformats.org/officeDocument/2006/math" xmlns:v="urn:schemas-microsoft-com:vml" xmlns:wp14="http://schemas.microsoft.com/office/word/2010/wordprocessingDrawing" xmlns:wp="http://schemas.openxmlformats.org/drawingml/2006/wordprocessingDrawing" xmlns:w10="urn:schemas-microsoft-com:office:word" xmlns:w="http://schemas.openxmlformats.org/wordprocessingml/2006/main" xmlns:w14="http://schemas.microsoft.com/office/word/2010/wordml" xmlns:w15="http://schemas.microsoft.com/office/word/2012/wordml" xmlns:wpg="http://schemas.microsoft.com/office/word/2010/wordprocessingGroup" xmlns:wpi="http://schemas.microsoft.com/office/word/2010/wordprocessingInk" xmlns:wne="http://schemas.microsoft.com/office/word/2006/wordml" xmlns:wps="http://schemas.microsoft.com/office/word/2010/wordprocessingShape" mc:Ignorable="w14 w15 wp14">
+<w:hdr xmlns:wpc="http://schemas.microsoft.com/office/word/2010/wordprocessingCanvas" xmlns:cx="http://schemas.microsoft.com/office/drawing/2014/chartex" xmlns:cx1="http://schemas.microsoft.com/office/drawing/2015/9/8/chartex" xmlns:cx2="http://schemas.microsoft.com/office/drawing/2015/10/21/chartex" xmlns:cx3="http://schemas.microsoft.com/office/drawing/2016/5/9/chartex" xmlns:cx4="http://schemas.microsoft.com/office/drawing/2016/5/10/chartex" xmlns:cx5="http://schemas.microsoft.com/office/drawing/2016/5/11/chartex" xmlns:cx6="http://schemas.microsoft.com/office/drawing/2016/5/12/chartex" xmlns:cx7="http://schemas.microsoft.com/office/drawing/2016/5/13/chartex" xmlns:cx8="http://schemas.microsoft.com/office/drawing/2016/5/14/chartex" xmlns:mc="http://schemas.openxmlformats.org/markup-compatibility/2006" xmlns:aink="http://schemas.microsoft.com/office/drawing/2016/ink" xmlns:am3d="http://schemas.microsoft.com/office/drawing/2017/model3d" xmlns:o="urn:schemas-microsoft-com:office:office" xmlns:oel="http://schemas.microsoft.com/office/2019/extlst" xmlns:r="http://schemas.openxmlformats.org/officeDocument/2006/relationships" xmlns:m="http://schemas.openxmlformats.org/officeDocument/2006/math" xmlns:v="urn:schemas-microsoft-com:vml" xmlns:wp14="http://schemas.microsoft.com/office/word/2010/wordprocessingDrawing" xmlns:wp="http://schemas.openxmlformats.org/drawingml/2006/wordprocessingDrawing" xmlns:w10="urn:schemas-microsoft-com:office:word" xmlns:w="http://schemas.openxmlformats.org/wordprocessingml/2006/main" xmlns:w14="http://schemas.microsoft.com/office/word/2010/wordml" xmlns:w15="http://schemas.microsoft.com/office/word/2012/wordml" xmlns:w16cex="http://schemas.microsoft.com/office/word/2018/wordml/cex" xmlns:w16cid="http://schemas.microsoft.com/office/word/2016/wordml/cid" xmlns:w16="http://schemas.microsoft.com/office/word/2018/wordml" xmlns:w16sdtdh="http://schemas.microsoft.com/office/word/2020/wordml/sdtdatahash" xmlns:w16se="http://schemas.microsoft.com/office/word/2015/wordml/symex" xmlns:wpg="http://schemas.microsoft.com/office/word/2010/wordprocessingGroup" xmlns:wpi="http://schemas.microsoft.com/office/word/2010/wordprocessingInk" xmlns:wne="http://schemas.microsoft.com/office/word/2006/wordml" xmlns:wps="http://schemas.microsoft.com/office/word/2010/wordprocessingShape" mc:Ignorable="w14 w15 w16se w16cid w16 w16cex w16sdtdh wp14">
   <w:p>
     <w:pPr>
       <w:pStyle w:val="a4"/>
@@ -29589,7 +29565,7 @@
         <w:b/>
         <w:noProof/>
       </w:rPr>
-      <w:t>2614</w:t>
+      <w:t>2615</w:t>
     </w:r>
     <w:r>
       <w:rPr>
@@ -29726,7 +29702,7 @@
         <w:b/>
         <w:noProof/>
       </w:rPr>
-      <w:t>05</w:t>
+      <w:t>12</w:t>
     </w:r>
     <w:r>
       <w:rPr>
@@ -29798,7 +29774,7 @@
         <w:b/>
         <w:noProof/>
       </w:rPr>
-      <w:t>2614</w:t>
+      <w:t>2615</w:t>
     </w:r>
     <w:r>
       <w:rPr>
@@ -29935,7 +29911,7 @@
         <w:b/>
         <w:noProof/>
       </w:rPr>
-      <w:t>05</w:t>
+      <w:t>12</w:t>
     </w:r>
     <w:r>
       <w:rPr>
@@ -29975,7 +29951,7 @@
 </file>
 
 <file path=word/numbering.xml><?xml version="1.0" encoding="utf-8"?>
-<w:numbering xmlns:wpc="http://schemas.microsoft.com/office/word/2010/wordprocessingCanvas" xmlns:mc="http://schemas.openxmlformats.org/markup-compatibility/2006" xmlns:o="urn:schemas-microsoft-com:office:office" xmlns:r="http://schemas.openxmlformats.org/officeDocument/2006/relationships" xmlns:m="http://schemas.openxmlformats.org/officeDocument/2006/math" xmlns:v="urn:schemas-microsoft-com:vml" xmlns:wp14="http://schemas.microsoft.com/office/word/2010/wordprocessingDrawing" xmlns:wp="http://schemas.openxmlformats.org/drawingml/2006/wordprocessingDrawing" xmlns:w10="urn:schemas-microsoft-com:office:word" xmlns:w="http://schemas.openxmlformats.org/wordprocessingml/2006/main" xmlns:w14="http://schemas.microsoft.com/office/word/2010/wordml" xmlns:w15="http://schemas.microsoft.com/office/word/2012/wordml" xmlns:wpg="http://schemas.microsoft.com/office/word/2010/wordprocessingGroup" xmlns:wpi="http://schemas.microsoft.com/office/word/2010/wordprocessingInk" xmlns:wne="http://schemas.microsoft.com/office/word/2006/wordml" xmlns:wps="http://schemas.microsoft.com/office/word/2010/wordprocessingShape" mc:Ignorable="w14 w15 wp14">
+<w:numbering xmlns:wpc="http://schemas.microsoft.com/office/word/2010/wordprocessingCanvas" xmlns:cx="http://schemas.microsoft.com/office/drawing/2014/chartex" xmlns:cx1="http://schemas.microsoft.com/office/drawing/2015/9/8/chartex" xmlns:cx2="http://schemas.microsoft.com/office/drawing/2015/10/21/chartex" xmlns:cx3="http://schemas.microsoft.com/office/drawing/2016/5/9/chartex" xmlns:cx4="http://schemas.microsoft.com/office/drawing/2016/5/10/chartex" xmlns:cx5="http://schemas.microsoft.com/office/drawing/2016/5/11/chartex" xmlns:cx6="http://schemas.microsoft.com/office/drawing/2016/5/12/chartex" xmlns:cx7="http://schemas.microsoft.com/office/drawing/2016/5/13/chartex" xmlns:cx8="http://schemas.microsoft.com/office/drawing/2016/5/14/chartex" xmlns:mc="http://schemas.openxmlformats.org/markup-compatibility/2006" xmlns:aink="http://schemas.microsoft.com/office/drawing/2016/ink" xmlns:am3d="http://schemas.microsoft.com/office/drawing/2017/model3d" xmlns:o="urn:schemas-microsoft-com:office:office" xmlns:oel="http://schemas.microsoft.com/office/2019/extlst" xmlns:r="http://schemas.openxmlformats.org/officeDocument/2006/relationships" xmlns:m="http://schemas.openxmlformats.org/officeDocument/2006/math" xmlns:v="urn:schemas-microsoft-com:vml" xmlns:wp14="http://schemas.microsoft.com/office/word/2010/wordprocessingDrawing" xmlns:wp="http://schemas.openxmlformats.org/drawingml/2006/wordprocessingDrawing" xmlns:w10="urn:schemas-microsoft-com:office:word" xmlns:w="http://schemas.openxmlformats.org/wordprocessingml/2006/main" xmlns:w14="http://schemas.microsoft.com/office/word/2010/wordml" xmlns:w15="http://schemas.microsoft.com/office/word/2012/wordml" xmlns:w16cex="http://schemas.microsoft.com/office/word/2018/wordml/cex" xmlns:w16cid="http://schemas.microsoft.com/office/word/2016/wordml/cid" xmlns:w16="http://schemas.microsoft.com/office/word/2018/wordml" xmlns:w16sdtdh="http://schemas.microsoft.com/office/word/2020/wordml/sdtdatahash" xmlns:w16se="http://schemas.microsoft.com/office/word/2015/wordml/symex" xmlns:wpg="http://schemas.microsoft.com/office/word/2010/wordprocessingGroup" xmlns:wpi="http://schemas.microsoft.com/office/word/2010/wordprocessingInk" xmlns:wne="http://schemas.microsoft.com/office/word/2006/wordml" xmlns:wps="http://schemas.microsoft.com/office/word/2010/wordprocessingShape" mc:Ignorable="w14 w15 w16se w16cid w16 w16cex w16sdtdh wp14">
   <w:abstractNum w:abstractNumId="0" w15:restartNumberingAfterBreak="0">
     <w:nsid w:val="0397573A"/>
     <w:multiLevelType w:val="hybridMultilevel"/>
@@ -31400,59 +31376,59 @@
       </w:pPr>
     </w:lvl>
   </w:abstractNum>
-  <w:num w:numId="1">
+  <w:num w:numId="1" w16cid:durableId="1629117159">
     <w:abstractNumId w:val="15"/>
   </w:num>
-  <w:num w:numId="2">
+  <w:num w:numId="2" w16cid:durableId="594166272">
     <w:abstractNumId w:val="5"/>
   </w:num>
-  <w:num w:numId="3">
+  <w:num w:numId="3" w16cid:durableId="775175556">
     <w:abstractNumId w:val="7"/>
   </w:num>
-  <w:num w:numId="4">
+  <w:num w:numId="4" w16cid:durableId="1036662783">
     <w:abstractNumId w:val="3"/>
   </w:num>
-  <w:num w:numId="5">
+  <w:num w:numId="5" w16cid:durableId="1901673954">
     <w:abstractNumId w:val="8"/>
   </w:num>
-  <w:num w:numId="6">
+  <w:num w:numId="6" w16cid:durableId="1596939273">
     <w:abstractNumId w:val="14"/>
   </w:num>
-  <w:num w:numId="7">
+  <w:num w:numId="7" w16cid:durableId="2009673470">
     <w:abstractNumId w:val="13"/>
   </w:num>
-  <w:num w:numId="8">
+  <w:num w:numId="8" w16cid:durableId="607274297">
     <w:abstractNumId w:val="6"/>
   </w:num>
-  <w:num w:numId="9">
+  <w:num w:numId="9" w16cid:durableId="1320183953">
     <w:abstractNumId w:val="12"/>
   </w:num>
-  <w:num w:numId="10">
+  <w:num w:numId="10" w16cid:durableId="1664358921">
     <w:abstractNumId w:val="4"/>
   </w:num>
-  <w:num w:numId="11">
+  <w:num w:numId="11" w16cid:durableId="1834300120">
     <w:abstractNumId w:val="9"/>
   </w:num>
-  <w:num w:numId="12">
+  <w:num w:numId="12" w16cid:durableId="201984894">
     <w:abstractNumId w:val="2"/>
   </w:num>
-  <w:num w:numId="13">
+  <w:num w:numId="13" w16cid:durableId="1537813832">
     <w:abstractNumId w:val="10"/>
   </w:num>
-  <w:num w:numId="14">
+  <w:num w:numId="14" w16cid:durableId="1573656655">
     <w:abstractNumId w:val="11"/>
   </w:num>
-  <w:num w:numId="15">
+  <w:num w:numId="15" w16cid:durableId="1020736390">
     <w:abstractNumId w:val="1"/>
   </w:num>
-  <w:num w:numId="16">
+  <w:num w:numId="16" w16cid:durableId="513692486">
     <w:abstractNumId w:val="0"/>
   </w:num>
 </w:numbering>
 </file>
 
 <file path=word/styles.xml><?xml version="1.0" encoding="utf-8"?>
-<w:styles xmlns:mc="http://schemas.openxmlformats.org/markup-compatibility/2006" xmlns:r="http://schemas.openxmlformats.org/officeDocument/2006/relationships" xmlns:w="http://schemas.openxmlformats.org/wordprocessingml/2006/main" xmlns:w14="http://schemas.microsoft.com/office/word/2010/wordml" xmlns:w15="http://schemas.microsoft.com/office/word/2012/wordml" mc:Ignorable="w14 w15">
+<w:styles xmlns:mc="http://schemas.openxmlformats.org/markup-compatibility/2006" xmlns:r="http://schemas.openxmlformats.org/officeDocument/2006/relationships" xmlns:w="http://schemas.openxmlformats.org/wordprocessingml/2006/main" xmlns:w14="http://schemas.microsoft.com/office/word/2010/wordml" xmlns:w15="http://schemas.microsoft.com/office/word/2012/wordml" xmlns:w16cex="http://schemas.microsoft.com/office/word/2018/wordml/cex" xmlns:w16cid="http://schemas.microsoft.com/office/word/2016/wordml/cid" xmlns:w16="http://schemas.microsoft.com/office/word/2018/wordml" xmlns:w16sdtdh="http://schemas.microsoft.com/office/word/2020/wordml/sdtdatahash" xmlns:w16se="http://schemas.microsoft.com/office/word/2015/wordml/symex" mc:Ignorable="w14 w15 w16se w16cid w16 w16cex w16sdtdh">
   <w:docDefaults>
     <w:rPrDefault>
       <w:rPr>
@@ -31465,7 +31441,7 @@
     </w:rPrDefault>
     <w:pPrDefault/>
   </w:docDefaults>
-  <w:latentStyles w:defLockedState="0" w:defUIPriority="99" w:defSemiHidden="0" w:defUnhideWhenUsed="0" w:defQFormat="0" w:count="371">
+  <w:latentStyles w:defLockedState="0" w:defUIPriority="99" w:defSemiHidden="0" w:defUnhideWhenUsed="0" w:defQFormat="0" w:count="376">
     <w:lsdException w:name="Normal" w:uiPriority="0" w:qFormat="1"/>
     <w:lsdException w:name="heading 1" w:uiPriority="9" w:qFormat="1"/>
     <w:lsdException w:name="heading 2" w:semiHidden="1" w:uiPriority="9" w:unhideWhenUsed="1" w:qFormat="1"/>
@@ -31837,6 +31813,11 @@
     <w:lsdException w:name="List Table 5 Dark Accent 6" w:uiPriority="50"/>
     <w:lsdException w:name="List Table 6 Colorful Accent 6" w:uiPriority="51"/>
     <w:lsdException w:name="List Table 7 Colorful Accent 6" w:uiPriority="52"/>
+    <w:lsdException w:name="Mention" w:semiHidden="1" w:unhideWhenUsed="1"/>
+    <w:lsdException w:name="Smart Hyperlink" w:semiHidden="1" w:unhideWhenUsed="1"/>
+    <w:lsdException w:name="Hashtag" w:semiHidden="1" w:unhideWhenUsed="1"/>
+    <w:lsdException w:name="Unresolved Mention" w:semiHidden="1" w:unhideWhenUsed="1"/>
+    <w:lsdException w:name="Smart Link" w:semiHidden="1" w:unhideWhenUsed="1"/>
   </w:latentStyles>
   <w:style w:type="paragraph" w:default="1" w:styleId="a">
     <w:name w:val="Normal"/>

--- a/新泰週報20260412[2615]B4F.docx
+++ b/新泰週報20260412[2615]B4F.docx
@@ -1,6 +1,6 @@
 
 <file path=word/document.xml><?xml version="1.0" encoding="utf-8"?>
-<w:document xmlns:wpc="http://schemas.microsoft.com/office/word/2010/wordprocessingCanvas" xmlns:cx="http://schemas.microsoft.com/office/drawing/2014/chartex" xmlns:cx1="http://schemas.microsoft.com/office/drawing/2015/9/8/chartex" xmlns:cx2="http://schemas.microsoft.com/office/drawing/2015/10/21/chartex" xmlns:cx3="http://schemas.microsoft.com/office/drawing/2016/5/9/chartex" xmlns:cx4="http://schemas.microsoft.com/office/drawing/2016/5/10/chartex" xmlns:cx5="http://schemas.microsoft.com/office/drawing/2016/5/11/chartex" xmlns:cx6="http://schemas.microsoft.com/office/drawing/2016/5/12/chartex" xmlns:cx7="http://schemas.microsoft.com/office/drawing/2016/5/13/chartex" xmlns:cx8="http://schemas.microsoft.com/office/drawing/2016/5/14/chartex" xmlns:mc="http://schemas.openxmlformats.org/markup-compatibility/2006" xmlns:aink="http://schemas.microsoft.com/office/drawing/2016/ink" xmlns:am3d="http://schemas.microsoft.com/office/drawing/2017/model3d" xmlns:o="urn:schemas-microsoft-com:office:office" xmlns:oel="http://schemas.microsoft.com/office/2019/extlst" xmlns:r="http://schemas.openxmlformats.org/officeDocument/2006/relationships" xmlns:m="http://schemas.openxmlformats.org/officeDocument/2006/math" xmlns:v="urn:schemas-microsoft-com:vml" xmlns:wp14="http://schemas.microsoft.com/office/word/2010/wordprocessingDrawing" xmlns:wp="http://schemas.openxmlformats.org/drawingml/2006/wordprocessingDrawing" xmlns:w10="urn:schemas-microsoft-com:office:word" xmlns:w="http://schemas.openxmlformats.org/wordprocessingml/2006/main" xmlns:w14="http://schemas.microsoft.com/office/word/2010/wordml" xmlns:w15="http://schemas.microsoft.com/office/word/2012/wordml" xmlns:w16cex="http://schemas.microsoft.com/office/word/2018/wordml/cex" xmlns:w16cid="http://schemas.microsoft.com/office/word/2016/wordml/cid" xmlns:w16="http://schemas.microsoft.com/office/word/2018/wordml" xmlns:w16sdtdh="http://schemas.microsoft.com/office/word/2020/wordml/sdtdatahash" xmlns:w16se="http://schemas.microsoft.com/office/word/2015/wordml/symex" xmlns:wpg="http://schemas.microsoft.com/office/word/2010/wordprocessingGroup" xmlns:wpi="http://schemas.microsoft.com/office/word/2010/wordprocessingInk" xmlns:wne="http://schemas.microsoft.com/office/word/2006/wordml" xmlns:wps="http://schemas.microsoft.com/office/word/2010/wordprocessingShape" mc:Ignorable="w14 w15 w16se w16cid w16 w16cex w16sdtdh wp14">
+<w:document xmlns:wpc="http://schemas.microsoft.com/office/word/2010/wordprocessingCanvas" xmlns:mc="http://schemas.openxmlformats.org/markup-compatibility/2006" xmlns:o="urn:schemas-microsoft-com:office:office" xmlns:r="http://schemas.openxmlformats.org/officeDocument/2006/relationships" xmlns:m="http://schemas.openxmlformats.org/officeDocument/2006/math" xmlns:v="urn:schemas-microsoft-com:vml" xmlns:wp14="http://schemas.microsoft.com/office/word/2010/wordprocessingDrawing" xmlns:wp="http://schemas.openxmlformats.org/drawingml/2006/wordprocessingDrawing" xmlns:w10="urn:schemas-microsoft-com:office:word" xmlns:w="http://schemas.openxmlformats.org/wordprocessingml/2006/main" xmlns:w14="http://schemas.microsoft.com/office/word/2010/wordml" xmlns:w15="http://schemas.microsoft.com/office/word/2012/wordml" xmlns:wpg="http://schemas.microsoft.com/office/word/2010/wordprocessingGroup" xmlns:wpi="http://schemas.microsoft.com/office/word/2010/wordprocessingInk" xmlns:wne="http://schemas.microsoft.com/office/word/2006/wordml" xmlns:wps="http://schemas.microsoft.com/office/word/2010/wordprocessingShape" mc:Ignorable="w14 w15 wp14">
   <w:body>
     <w:p>
       <w:pPr>
@@ -879,7 +879,7 @@
                 <w:szCs w:val="26"/>
                 <w:lang w:bidi="he-IL"/>
               </w:rPr>
-              <w:t>總會平安基金會基礎志工訓練將於</w:t>
+              <w:t>聯合教會將於</w:t>
             </w:r>
             <w:r>
               <w:rPr>
@@ -890,7 +890,7 @@
                 <w:szCs w:val="26"/>
                 <w:lang w:bidi="he-IL"/>
               </w:rPr>
-              <w:t>4/18,25(</w:t>
+              <w:t>4/19(</w:t>
             </w:r>
             <w:r>
               <w:rPr>
@@ -901,7 +901,7 @@
                 <w:szCs w:val="26"/>
                 <w:lang w:bidi="he-IL"/>
               </w:rPr>
-              <w:t>六</w:t>
+              <w:t>日</w:t>
             </w:r>
             <w:r>
               <w:rPr>
@@ -912,7 +912,7 @@
                 <w:szCs w:val="26"/>
                 <w:lang w:bidi="he-IL"/>
               </w:rPr>
-              <w:t>)8:10-17:30</w:t>
+              <w:t>)15:00</w:t>
             </w:r>
             <w:r>
               <w:rPr>
@@ -923,51 +923,7 @@
                 <w:szCs w:val="26"/>
                 <w:lang w:bidi="he-IL"/>
               </w:rPr>
-              <w:t>在北中三光教會舉行，報名至</w:t>
-            </w:r>
-            <w:r>
-              <w:rPr>
-                <w:rFonts w:ascii="Barlow Condensed Medium" w:eastAsia="標楷體" w:hAnsi="Barlow Condensed Medium" w:cs="Segoe UI Symbol" w:hint="eastAsia"/>
-                <w:noProof/>
-                <w:w w:val="90"/>
-                <w:sz w:val="26"/>
-                <w:szCs w:val="26"/>
-                <w:lang w:bidi="he-IL"/>
-              </w:rPr>
-              <w:t>4/7(</w:t>
-            </w:r>
-            <w:r>
-              <w:rPr>
-                <w:rFonts w:ascii="Barlow Condensed Medium" w:eastAsia="標楷體" w:hAnsi="Barlow Condensed Medium" w:cs="Segoe UI Symbol" w:hint="eastAsia"/>
-                <w:noProof/>
-                <w:w w:val="90"/>
-                <w:sz w:val="26"/>
-                <w:szCs w:val="26"/>
-                <w:lang w:bidi="he-IL"/>
-              </w:rPr>
-              <w:t>二</w:t>
-            </w:r>
-            <w:r>
-              <w:rPr>
-                <w:rFonts w:ascii="Barlow Condensed Medium" w:eastAsia="標楷體" w:hAnsi="Barlow Condensed Medium" w:cs="Segoe UI Symbol" w:hint="eastAsia"/>
-                <w:noProof/>
-                <w:w w:val="90"/>
-                <w:sz w:val="26"/>
-                <w:szCs w:val="26"/>
-                <w:lang w:bidi="he-IL"/>
-              </w:rPr>
-              <w:t>)</w:t>
-            </w:r>
-            <w:r>
-              <w:rPr>
-                <w:rFonts w:ascii="Barlow Condensed Medium" w:eastAsia="標楷體" w:hAnsi="Barlow Condensed Medium" w:cs="Segoe UI Symbol" w:hint="eastAsia"/>
-                <w:noProof/>
-                <w:w w:val="90"/>
-                <w:sz w:val="26"/>
-                <w:szCs w:val="26"/>
-                <w:lang w:bidi="he-IL"/>
-              </w:rPr>
-              <w:t>，詳見公佈欄。</w:t>
+              <w:t>舉行葉健華牧師就任第五任主任牧師暨陳玫君牧師就任傳道牧師授職感恩禮拜。</w:t>
             </w:r>
           </w:p>
         </w:tc>
@@ -1042,67 +998,12 @@
             </w:pPr>
             <w:r>
               <w:rPr>
-                <w:rFonts w:ascii="Barlow Condensed Medium" w:eastAsia="標楷體" w:hAnsi="Barlow Condensed Medium" w:cs="Segoe UI Symbol"/>
-                <w:noProof/>
+                <w:rFonts w:ascii="Segoe UI Symbol" w:eastAsia="標楷體" w:hAnsi="Segoe UI Symbol" w:cs="Segoe UI Symbol"/>
                 <w:w w:val="90"/>
                 <w:sz w:val="26"/>
                 <w:szCs w:val="26"/>
               </w:rPr>
-              <w:drawing>
-                <wp:anchor distT="0" distB="0" distL="114300" distR="114300" simplePos="0" relativeHeight="251657216" behindDoc="0" locked="0" layoutInCell="1" allowOverlap="1" wp14:anchorId="77C17976" wp14:editId="7FC5279A">
-                  <wp:simplePos x="0" y="0"/>
-                  <wp:positionH relativeFrom="column">
-                    <wp:posOffset>2778850</wp:posOffset>
-                  </wp:positionH>
-                  <wp:positionV relativeFrom="paragraph">
-                    <wp:posOffset>22406</wp:posOffset>
-                  </wp:positionV>
-                  <wp:extent cx="772341" cy="775468"/>
-                  <wp:effectExtent l="0" t="0" r="8890" b="5715"/>
-                  <wp:wrapSquare wrapText="bothSides"/>
-                  <wp:docPr id="20" name="圖片 20"/>
-                  <wp:cNvGraphicFramePr>
-                    <a:graphicFrameLocks xmlns:a="http://schemas.openxmlformats.org/drawingml/2006/main" noChangeAspect="1"/>
-                  </wp:cNvGraphicFramePr>
-                  <a:graphic xmlns:a="http://schemas.openxmlformats.org/drawingml/2006/main">
-                    <a:graphicData uri="http://schemas.openxmlformats.org/drawingml/2006/picture">
-                      <pic:pic xmlns:pic="http://schemas.openxmlformats.org/drawingml/2006/picture">
-                        <pic:nvPicPr>
-                          <pic:cNvPr id="20" name="2026上長執訓.jpg"/>
-                          <pic:cNvPicPr/>
-                        </pic:nvPicPr>
-                        <pic:blipFill>
-                          <a:blip r:embed="rId8" cstate="print">
-                            <a:extLst>
-                              <a:ext uri="{28A0092B-C50C-407E-A947-70E740481C1C}">
-                                <a14:useLocalDpi xmlns:a14="http://schemas.microsoft.com/office/drawing/2010/main" val="0"/>
-                              </a:ext>
-                            </a:extLst>
-                          </a:blip>
-                          <a:stretch>
-                            <a:fillRect/>
-                          </a:stretch>
-                        </pic:blipFill>
-                        <pic:spPr>
-                          <a:xfrm>
-                            <a:off x="0" y="0"/>
-                            <a:ext cx="772522" cy="775650"/>
-                          </a:xfrm>
-                          <a:prstGeom prst="rect">
-                            <a:avLst/>
-                          </a:prstGeom>
-                        </pic:spPr>
-                      </pic:pic>
-                    </a:graphicData>
-                  </a:graphic>
-                  <wp14:sizeRelH relativeFrom="page">
-                    <wp14:pctWidth>0</wp14:pctWidth>
-                  </wp14:sizeRelH>
-                  <wp14:sizeRelV relativeFrom="page">
-                    <wp14:pctHeight>0</wp14:pctHeight>
-                  </wp14:sizeRelV>
-                </wp:anchor>
-              </w:drawing>
+              <w:t>★</w:t>
             </w:r>
             <w:r>
               <w:rPr>
@@ -1113,7 +1014,7 @@
                 <w:szCs w:val="26"/>
                 <w:lang w:bidi="he-IL"/>
               </w:rPr>
-              <w:t>台北中會</w:t>
+              <w:t>台北中會教育部主辨「暑期兒少領袖挑戰營」</w:t>
             </w:r>
             <w:r>
               <w:rPr>
@@ -1124,7 +1025,7 @@
                 <w:szCs w:val="26"/>
                 <w:lang w:bidi="he-IL"/>
               </w:rPr>
-              <w:t>2026</w:t>
+              <w:t>7/1(</w:t>
             </w:r>
             <w:r>
               <w:rPr>
@@ -1135,7 +1036,7 @@
                 <w:szCs w:val="26"/>
                 <w:lang w:bidi="he-IL"/>
               </w:rPr>
-              <w:t>年上半年度初階長執訓練會將於</w:t>
+              <w:t>三</w:t>
             </w:r>
             <w:r>
               <w:rPr>
@@ -1146,7 +1047,7 @@
                 <w:szCs w:val="26"/>
                 <w:lang w:bidi="he-IL"/>
               </w:rPr>
-              <w:t>4/11(</w:t>
+              <w:t>)-7/3 (</w:t>
             </w:r>
             <w:r>
               <w:rPr>
@@ -1157,7 +1058,7 @@
                 <w:szCs w:val="26"/>
                 <w:lang w:bidi="he-IL"/>
               </w:rPr>
-              <w:t>六</w:t>
+              <w:t>五</w:t>
             </w:r>
             <w:r>
               <w:rPr>
@@ -1179,7 +1080,7 @@
                 <w:szCs w:val="26"/>
                 <w:lang w:bidi="he-IL"/>
               </w:rPr>
-              <w:t>上午</w:t>
+              <w:t>在苗栗泰雅爾司馬限部落舉行。對象升小五至升國一，</w:t>
             </w:r>
             <w:r>
               <w:rPr>
@@ -1190,7 +1091,7 @@
                 <w:szCs w:val="26"/>
                 <w:lang w:bidi="he-IL"/>
               </w:rPr>
-              <w:t>8:30-12:10</w:t>
+              <w:t>70</w:t>
             </w:r>
             <w:r>
               <w:rPr>
@@ -1201,51 +1102,7 @@
                 <w:szCs w:val="26"/>
                 <w:lang w:bidi="he-IL"/>
               </w:rPr>
-              <w:t>在大稻埕教會舉行。報名至</w:t>
-            </w:r>
-            <w:r>
-              <w:rPr>
-                <w:rFonts w:ascii="Barlow Condensed Medium" w:eastAsia="標楷體" w:hAnsi="Barlow Condensed Medium" w:cs="Segoe UI Symbol" w:hint="eastAsia"/>
-                <w:noProof/>
-                <w:w w:val="90"/>
-                <w:sz w:val="26"/>
-                <w:szCs w:val="26"/>
-                <w:lang w:bidi="he-IL"/>
-              </w:rPr>
-              <w:t>4/8(</w:t>
-            </w:r>
-            <w:r>
-              <w:rPr>
-                <w:rFonts w:ascii="Barlow Condensed Medium" w:eastAsia="標楷體" w:hAnsi="Barlow Condensed Medium" w:cs="Segoe UI Symbol" w:hint="eastAsia"/>
-                <w:noProof/>
-                <w:w w:val="90"/>
-                <w:sz w:val="26"/>
-                <w:szCs w:val="26"/>
-                <w:lang w:bidi="he-IL"/>
-              </w:rPr>
-              <w:t>三</w:t>
-            </w:r>
-            <w:r>
-              <w:rPr>
-                <w:rFonts w:ascii="Barlow Condensed Medium" w:eastAsia="標楷體" w:hAnsi="Barlow Condensed Medium" w:cs="Segoe UI Symbol" w:hint="eastAsia"/>
-                <w:noProof/>
-                <w:w w:val="90"/>
-                <w:sz w:val="26"/>
-                <w:szCs w:val="26"/>
-                <w:lang w:bidi="he-IL"/>
-              </w:rPr>
-              <w:t>)</w:t>
-            </w:r>
-            <w:r>
-              <w:rPr>
-                <w:rFonts w:ascii="Barlow Condensed Medium" w:eastAsia="標楷體" w:hAnsi="Barlow Condensed Medium" w:cs="Segoe UI Symbol" w:hint="eastAsia"/>
-                <w:noProof/>
-                <w:w w:val="90"/>
-                <w:sz w:val="26"/>
-                <w:szCs w:val="26"/>
-                <w:lang w:bidi="he-IL"/>
-              </w:rPr>
-              <w:t>。</w:t>
+              <w:t>人額滿為止。詳見公佈欄。</w:t>
             </w:r>
           </w:p>
         </w:tc>
@@ -1336,7 +1193,7 @@
                 <w:szCs w:val="26"/>
                 <w:lang w:bidi="he-IL"/>
               </w:rPr>
-              <w:t>聯合</w:t>
+              <w:t>台北中會婦女事工部主辨「</w:t>
             </w:r>
             <w:r>
               <w:rPr>
@@ -1347,7 +1204,7 @@
                 <w:szCs w:val="26"/>
                 <w:lang w:bidi="he-IL"/>
               </w:rPr>
-              <w:t>教會將於</w:t>
+              <w:t>2026</w:t>
             </w:r>
             <w:r>
               <w:rPr>
@@ -1358,7 +1215,7 @@
                 <w:szCs w:val="26"/>
                 <w:lang w:bidi="he-IL"/>
               </w:rPr>
-              <w:t>4</w:t>
+              <w:t>年慶祝母親節感恩禮拜」</w:t>
             </w:r>
             <w:r>
               <w:rPr>
@@ -1369,7 +1226,7 @@
                 <w:szCs w:val="26"/>
                 <w:lang w:bidi="he-IL"/>
               </w:rPr>
-              <w:t>/</w:t>
+              <w:t>5/9(</w:t>
             </w:r>
             <w:r>
               <w:rPr>
@@ -1380,7 +1237,7 @@
                 <w:szCs w:val="26"/>
                 <w:lang w:bidi="he-IL"/>
               </w:rPr>
-              <w:t>1</w:t>
+              <w:t>六</w:t>
             </w:r>
             <w:r>
               <w:rPr>
@@ -1391,7 +1248,7 @@
                 <w:szCs w:val="26"/>
                 <w:lang w:bidi="he-IL"/>
               </w:rPr>
-              <w:t>9(</w:t>
+              <w:t>)</w:t>
             </w:r>
             <w:r>
               <w:rPr>
@@ -1402,7 +1259,7 @@
                 <w:szCs w:val="26"/>
                 <w:lang w:bidi="he-IL"/>
               </w:rPr>
-              <w:t>日</w:t>
+              <w:t>上午</w:t>
             </w:r>
             <w:r>
               <w:rPr>
@@ -1413,7 +1270,7 @@
                 <w:szCs w:val="26"/>
                 <w:lang w:bidi="he-IL"/>
               </w:rPr>
-              <w:t>)15:0</w:t>
+              <w:t>9:30-12:00</w:t>
             </w:r>
             <w:r>
               <w:rPr>
@@ -1424,7 +1281,7 @@
                 <w:szCs w:val="26"/>
                 <w:lang w:bidi="he-IL"/>
               </w:rPr>
-              <w:t>0</w:t>
+              <w:t>在</w:t>
             </w:r>
             <w:r>
               <w:rPr>
@@ -1435,73 +1292,7 @@
                 <w:szCs w:val="26"/>
                 <w:lang w:bidi="he-IL"/>
               </w:rPr>
-              <w:t>舉行</w:t>
-            </w:r>
-            <w:r>
-              <w:rPr>
-                <w:rFonts w:ascii="Barlow Condensed Medium" w:eastAsia="標楷體" w:hAnsi="Barlow Condensed Medium" w:cs="Segoe UI Symbol" w:hint="eastAsia"/>
-                <w:noProof/>
-                <w:w w:val="90"/>
-                <w:sz w:val="26"/>
-                <w:szCs w:val="26"/>
-                <w:lang w:bidi="he-IL"/>
-              </w:rPr>
-              <w:t>葉健華</w:t>
-            </w:r>
-            <w:r>
-              <w:rPr>
-                <w:rFonts w:ascii="Barlow Condensed Medium" w:eastAsia="標楷體" w:hAnsi="Barlow Condensed Medium" w:cs="Segoe UI Symbol" w:hint="eastAsia"/>
-                <w:noProof/>
-                <w:w w:val="90"/>
-                <w:sz w:val="26"/>
-                <w:szCs w:val="26"/>
-                <w:lang w:bidi="he-IL"/>
-              </w:rPr>
-              <w:t>牧師就任第五任</w:t>
-            </w:r>
-            <w:r>
-              <w:rPr>
-                <w:rFonts w:ascii="Barlow Condensed Medium" w:eastAsia="標楷體" w:hAnsi="Barlow Condensed Medium" w:cs="Segoe UI Symbol" w:hint="eastAsia"/>
-                <w:noProof/>
-                <w:w w:val="90"/>
-                <w:sz w:val="26"/>
-                <w:szCs w:val="26"/>
-                <w:lang w:bidi="he-IL"/>
-              </w:rPr>
-              <w:t>主任</w:t>
-            </w:r>
-            <w:r>
-              <w:rPr>
-                <w:rFonts w:ascii="Barlow Condensed Medium" w:eastAsia="標楷體" w:hAnsi="Barlow Condensed Medium" w:cs="Segoe UI Symbol" w:hint="eastAsia"/>
-                <w:noProof/>
-                <w:w w:val="90"/>
-                <w:sz w:val="26"/>
-                <w:szCs w:val="26"/>
-                <w:lang w:bidi="he-IL"/>
-              </w:rPr>
-              <w:t>牧師</w:t>
-            </w:r>
-            <w:r>
-              <w:rPr>
-                <w:rFonts w:ascii="Barlow Condensed Medium" w:eastAsia="標楷體" w:hAnsi="Barlow Condensed Medium" w:cs="Segoe UI Symbol" w:hint="eastAsia"/>
-                <w:noProof/>
-                <w:w w:val="90"/>
-                <w:sz w:val="26"/>
-                <w:szCs w:val="26"/>
-                <w:lang w:bidi="he-IL"/>
-              </w:rPr>
-              <w:t>暨陳玫君牧師就任傳道牧師</w:t>
-            </w:r>
-            <w:r>
-              <w:rPr>
-                <w:rFonts w:ascii="Barlow Condensed Medium" w:eastAsia="標楷體" w:hAnsi="Barlow Condensed Medium" w:cs="Segoe UI Symbol" w:hint="eastAsia"/>
-                <w:noProof/>
-                <w:w w:val="90"/>
-                <w:sz w:val="26"/>
-                <w:szCs w:val="26"/>
-                <w:lang w:bidi="he-IL"/>
-              </w:rPr>
-              <w:t>授職感恩禮拜。</w:t>
+              <w:t>艋舺教會舉行。</w:t>
             </w:r>
           </w:p>
         </w:tc>
@@ -1696,7 +1487,7 @@
                 <w:sz w:val="26"/>
                 <w:szCs w:val="26"/>
               </w:rPr>
-              <w:t>(3/</w:t>
+              <w:t>(4/12)</w:t>
             </w:r>
             <w:r>
               <w:rPr>
@@ -1705,7 +1496,7 @@
                 <w:sz w:val="26"/>
                 <w:szCs w:val="26"/>
               </w:rPr>
-              <w:t>29</w:t>
+              <w:t>為聖餐主日。</w:t>
             </w:r>
             <w:r>
               <w:rPr>
@@ -1714,7 +1505,74 @@
                 <w:sz w:val="26"/>
                 <w:szCs w:val="26"/>
               </w:rPr>
-              <w:t>)</w:t>
+              <w:t>華語禮拜暫停一次。</w:t>
+            </w:r>
+          </w:p>
+        </w:tc>
+      </w:tr>
+      <w:tr>
+        <w:tc>
+          <w:tcPr>
+            <w:tcW w:w="280" w:type="dxa"/>
+          </w:tcPr>
+          <w:p>
+            <w:pPr>
+              <w:snapToGrid w:val="0"/>
+              <w:spacing w:line="300" w:lineRule="exact"/>
+              <w:ind w:rightChars="11" w:right="26"/>
+              <w:jc w:val="right"/>
+              <w:rPr>
+                <w:rFonts w:ascii="Barlow Condensed Medium" w:eastAsia="華康細黑體" w:hAnsi="Barlow Condensed Medium"/>
+                <w:w w:val="90"/>
+                <w:sz w:val="26"/>
+                <w:szCs w:val="26"/>
+              </w:rPr>
+            </w:pPr>
+            <w:r>
+              <w:rPr>
+                <w:rFonts w:ascii="Barlow Condensed Medium" w:eastAsia="華康細黑體" w:hAnsi="Barlow Condensed Medium" w:hint="eastAsia"/>
+                <w:w w:val="90"/>
+                <w:sz w:val="26"/>
+                <w:szCs w:val="26"/>
+              </w:rPr>
+              <w:t>2</w:t>
+            </w:r>
+            <w:r>
+              <w:rPr>
+                <w:rFonts w:ascii="Barlow Condensed Medium" w:eastAsia="華康細黑體" w:hAnsi="Barlow Condensed Medium"/>
+                <w:w w:val="90"/>
+                <w:sz w:val="26"/>
+                <w:szCs w:val="26"/>
+              </w:rPr>
+              <w:t>.</w:t>
+            </w:r>
+          </w:p>
+        </w:tc>
+        <w:tc>
+          <w:tcPr>
+            <w:tcW w:w="5641" w:type="dxa"/>
+          </w:tcPr>
+          <w:p>
+            <w:pPr>
+              <w:kinsoku w:val="0"/>
+              <w:snapToGrid w:val="0"/>
+              <w:spacing w:line="300" w:lineRule="exact"/>
+              <w:jc w:val="both"/>
+              <w:rPr>
+                <w:rFonts w:ascii="Barlow Condensed Medium" w:eastAsia="標楷體" w:hAnsi="Barlow Condensed Medium" w:cs="Segoe UI Symbol"/>
+                <w:w w:val="90"/>
+                <w:sz w:val="26"/>
+                <w:szCs w:val="26"/>
+              </w:rPr>
+            </w:pPr>
+            <w:r>
+              <w:rPr>
+                <w:rFonts w:ascii="Segoe UI Symbol" w:eastAsia="標楷體" w:hAnsi="Segoe UI Symbol" w:cs="Segoe UI Symbol"/>
+                <w:w w:val="90"/>
+                <w:sz w:val="26"/>
+                <w:szCs w:val="26"/>
+              </w:rPr>
+              <w:t>★</w:t>
             </w:r>
             <w:r>
               <w:rPr>
@@ -1723,7 +1581,7 @@
                 <w:sz w:val="26"/>
                 <w:szCs w:val="26"/>
               </w:rPr>
-              <w:t>為</w:t>
+              <w:t>本週六</w:t>
             </w:r>
             <w:r>
               <w:rPr>
@@ -1732,7 +1590,7 @@
                 <w:sz w:val="26"/>
                 <w:szCs w:val="26"/>
               </w:rPr>
-              <w:t>復活節</w:t>
+              <w:t>(4/18)</w:t>
             </w:r>
             <w:r>
               <w:rPr>
@@ -1741,7 +1599,7 @@
                 <w:sz w:val="26"/>
                 <w:szCs w:val="26"/>
               </w:rPr>
-              <w:t>。</w:t>
+              <w:t>上午</w:t>
             </w:r>
             <w:r>
               <w:rPr>
@@ -1750,7 +1608,16 @@
                 <w:sz w:val="26"/>
                 <w:szCs w:val="26"/>
               </w:rPr>
-              <w:t>普世歡慶主耶穌基督為全人類帶來復活的盼望。</w:t>
+              <w:t>10</w:t>
+            </w:r>
+            <w:r>
+              <w:rPr>
+                <w:rFonts w:ascii="Barlow Condensed Medium" w:eastAsia="標楷體" w:hAnsi="Barlow Condensed Medium" w:cs="Segoe UI Symbol" w:hint="eastAsia"/>
+                <w:w w:val="90"/>
+                <w:sz w:val="26"/>
+                <w:szCs w:val="26"/>
+              </w:rPr>
+              <w:t>點召開定期長執會和小會，請長執預備心出席。</w:t>
             </w:r>
           </w:p>
         </w:tc>
@@ -1780,16 +1647,7 @@
                 <w:sz w:val="26"/>
                 <w:szCs w:val="26"/>
               </w:rPr>
-              <w:t>2</w:t>
-            </w:r>
-            <w:r>
-              <w:rPr>
-                <w:rFonts w:ascii="Barlow Condensed Medium" w:eastAsia="華康細黑體" w:hAnsi="Barlow Condensed Medium"/>
-                <w:w w:val="90"/>
-                <w:sz w:val="26"/>
-                <w:szCs w:val="26"/>
-              </w:rPr>
-              <w:t>.</w:t>
+              <w:t>3.</w:t>
             </w:r>
           </w:p>
         </w:tc>
@@ -1835,7 +1693,7 @@
                 <w:sz w:val="26"/>
                 <w:szCs w:val="26"/>
               </w:rPr>
-              <w:t>(4/12)</w:t>
+              <w:t>(4/19)</w:t>
             </w:r>
             <w:r>
               <w:rPr>
@@ -1844,25 +1702,7 @@
                 <w:sz w:val="26"/>
                 <w:szCs w:val="26"/>
               </w:rPr>
-              <w:t>為聖餐主日，請兄姊預備心出席</w:t>
-            </w:r>
-            <w:r>
-              <w:rPr>
-                <w:rFonts w:ascii="Barlow Condensed Medium" w:eastAsia="標楷體" w:hAnsi="Barlow Condensed Medium" w:cs="Segoe UI Symbol" w:hint="eastAsia"/>
-                <w:w w:val="90"/>
-                <w:sz w:val="26"/>
-                <w:szCs w:val="26"/>
-              </w:rPr>
-              <w:t>。</w:t>
-            </w:r>
-            <w:r>
-              <w:rPr>
-                <w:rFonts w:ascii="Barlow Condensed Medium" w:eastAsia="標楷體" w:hAnsi="Barlow Condensed Medium" w:cs="Segoe UI Symbol" w:hint="eastAsia"/>
-                <w:w w:val="90"/>
-                <w:sz w:val="26"/>
-                <w:szCs w:val="26"/>
-              </w:rPr>
-              <w:t>華語禮拜暫停一次。</w:t>
+              <w:t>為大眾傳播奉獻主日。</w:t>
             </w:r>
           </w:p>
         </w:tc>
@@ -3023,6 +2863,16 @@
         <w:snapToGrid w:val="0"/>
         <w:spacing w:line="300" w:lineRule="exact"/>
         <w:rPr>
+          <w:rFonts w:ascii="Barlow Condensed Medium" w:eastAsia="標楷體" w:hAnsi="Barlow Condensed Medium" w:cs="Arial"/>
+          <w:bCs/>
+          <w:w w:val="72"/>
+          <w:kern w:val="0"/>
+          <w:sz w:val="26"/>
+          <w:szCs w:val="26"/>
+        </w:rPr>
+      </w:pPr>
+      <w:r>
+        <w:rPr>
           <w:rFonts w:ascii="Barlow Condensed Medium" w:eastAsia="標楷體" w:hAnsi="Barlow Condensed Medium" w:cs="Arial" w:hint="eastAsia"/>
           <w:bCs/>
           <w:w w:val="72"/>
@@ -3030,6 +2880,22 @@
           <w:sz w:val="26"/>
           <w:szCs w:val="26"/>
         </w:rPr>
+        <w:t>冥時雖有驚惶，日時也有攻擊。</w:t>
+      </w:r>
+    </w:p>
+    <w:p>
+      <w:pPr>
+        <w:kinsoku w:val="0"/>
+        <w:snapToGrid w:val="0"/>
+        <w:spacing w:line="300" w:lineRule="exact"/>
+        <w:rPr>
+          <w:rFonts w:ascii="Barlow Condensed Medium" w:eastAsia="標楷體" w:hAnsi="Barlow Condensed Medium" w:cs="Arial"/>
+          <w:bCs/>
+          <w:w w:val="72"/>
+          <w:kern w:val="0"/>
+          <w:sz w:val="26"/>
+          <w:szCs w:val="26"/>
+        </w:rPr>
       </w:pPr>
       <w:r>
         <w:rPr>
@@ -3040,7 +2906,7 @@
           <w:sz w:val="26"/>
           <w:szCs w:val="26"/>
         </w:rPr>
-        <w:t>冥時雖有驚惶，日時也有攻擊。</w:t>
+        <w:t>耶和華的確用翅股保守你，因為你全心愛祂，倚靠祂。</w:t>
       </w:r>
     </w:p>
     <w:p>
@@ -3049,6 +2915,16 @@
         <w:snapToGrid w:val="0"/>
         <w:spacing w:line="300" w:lineRule="exact"/>
         <w:rPr>
+          <w:rFonts w:ascii="Barlow Condensed Medium" w:eastAsia="標楷體" w:hAnsi="Barlow Condensed Medium" w:cs="Arial"/>
+          <w:bCs/>
+          <w:w w:val="72"/>
+          <w:kern w:val="0"/>
+          <w:sz w:val="26"/>
+          <w:szCs w:val="26"/>
+        </w:rPr>
+      </w:pPr>
+      <w:r>
+        <w:rPr>
           <w:rFonts w:ascii="Barlow Condensed Medium" w:eastAsia="標楷體" w:hAnsi="Barlow Condensed Medium" w:cs="Arial" w:hint="eastAsia"/>
           <w:bCs/>
           <w:w w:val="72"/>
@@ -3056,6 +2932,22 @@
           <w:sz w:val="26"/>
           <w:szCs w:val="26"/>
         </w:rPr>
+        <w:t>咱在世間，有時遇到艱難，倚靠主來贏過試探。</w:t>
+      </w:r>
+    </w:p>
+    <w:p>
+      <w:pPr>
+        <w:kinsoku w:val="0"/>
+        <w:snapToGrid w:val="0"/>
+        <w:spacing w:line="300" w:lineRule="exact"/>
+        <w:rPr>
+          <w:rFonts w:ascii="Barlow Condensed Medium" w:eastAsia="標楷體" w:hAnsi="Barlow Condensed Medium" w:cs="Arial"/>
+          <w:bCs/>
+          <w:w w:val="72"/>
+          <w:kern w:val="0"/>
+          <w:sz w:val="26"/>
+          <w:szCs w:val="26"/>
+        </w:rPr>
       </w:pPr>
       <w:r>
         <w:rPr>
@@ -3066,7 +2958,7 @@
           <w:sz w:val="26"/>
           <w:szCs w:val="26"/>
         </w:rPr>
-        <w:t>耶和華的確用翅股保守你，因為你全心愛祂，倚靠祂。</w:t>
+        <w:t>不可浪費性命，在憂愁操煩，倚靠上帝聖名，就得氣力、平安。</w:t>
       </w:r>
     </w:p>
     <w:p>
@@ -3075,6 +2967,16 @@
         <w:snapToGrid w:val="0"/>
         <w:spacing w:line="300" w:lineRule="exact"/>
         <w:rPr>
+          <w:rFonts w:ascii="Barlow Condensed Medium" w:eastAsia="標楷體" w:hAnsi="Barlow Condensed Medium" w:cs="Arial"/>
+          <w:bCs/>
+          <w:w w:val="72"/>
+          <w:kern w:val="0"/>
+          <w:sz w:val="26"/>
+          <w:szCs w:val="26"/>
+        </w:rPr>
+      </w:pPr>
+      <w:r>
+        <w:rPr>
           <w:rFonts w:ascii="Barlow Condensed Medium" w:eastAsia="標楷體" w:hAnsi="Barlow Condensed Medium" w:cs="Arial" w:hint="eastAsia"/>
           <w:bCs/>
           <w:w w:val="72"/>
@@ -3082,6 +2984,22 @@
           <w:sz w:val="26"/>
           <w:szCs w:val="26"/>
         </w:rPr>
+        <w:t>咱免驚暗冥的瘟疫，也免驚日時災害。因為主做咱的盾牌，也做咱隱密所在。</w:t>
+      </w:r>
+    </w:p>
+    <w:p>
+      <w:pPr>
+        <w:kinsoku w:val="0"/>
+        <w:snapToGrid w:val="0"/>
+        <w:spacing w:line="300" w:lineRule="exact"/>
+        <w:rPr>
+          <w:rFonts w:ascii="Barlow Condensed Medium" w:eastAsia="標楷體" w:hAnsi="Barlow Condensed Medium" w:cs="Arial"/>
+          <w:bCs/>
+          <w:w w:val="72"/>
+          <w:kern w:val="0"/>
+          <w:sz w:val="26"/>
+          <w:szCs w:val="26"/>
+        </w:rPr>
       </w:pPr>
       <w:r>
         <w:rPr>
@@ -3092,7 +3010,7 @@
           <w:sz w:val="26"/>
           <w:szCs w:val="26"/>
         </w:rPr>
-        <w:t>咱在世間，有時遇到艱難，倚靠主來贏過試探。</w:t>
+        <w:t>耶和華，咱的倚靠，咱的山寨。</w:t>
       </w:r>
     </w:p>
     <w:p>
@@ -3101,6 +3019,16 @@
         <w:snapToGrid w:val="0"/>
         <w:spacing w:line="300" w:lineRule="exact"/>
         <w:rPr>
+          <w:rFonts w:ascii="Barlow Condensed Medium" w:eastAsia="標楷體" w:hAnsi="Barlow Condensed Medium" w:cs="Arial"/>
+          <w:bCs/>
+          <w:w w:val="72"/>
+          <w:kern w:val="0"/>
+          <w:sz w:val="26"/>
+          <w:szCs w:val="26"/>
+        </w:rPr>
+      </w:pPr>
+      <w:r>
+        <w:rPr>
           <w:rFonts w:ascii="Barlow Condensed Medium" w:eastAsia="標楷體" w:hAnsi="Barlow Condensed Medium" w:cs="Arial" w:hint="eastAsia"/>
           <w:bCs/>
           <w:w w:val="72"/>
@@ -3108,6 +3036,21 @@
           <w:sz w:val="26"/>
           <w:szCs w:val="26"/>
         </w:rPr>
+        <w:t>冥時雖有驚惶，日時也有攻擊。</w:t>
+      </w:r>
+    </w:p>
+    <w:p>
+      <w:pPr>
+        <w:kinsoku w:val="0"/>
+        <w:snapToGrid w:val="0"/>
+        <w:spacing w:line="300" w:lineRule="exact"/>
+        <w:rPr>
+          <w:rFonts w:ascii="Barlow Condensed Medium" w:eastAsia="標楷體" w:hAnsi="Barlow Condensed Medium" w:cs="Arial"/>
+          <w:bCs/>
+          <w:w w:val="70"/>
+          <w:sz w:val="26"/>
+          <w:szCs w:val="26"/>
+        </w:rPr>
       </w:pPr>
       <w:r>
         <w:rPr>
@@ -3118,109 +3061,6 @@
           <w:sz w:val="26"/>
           <w:szCs w:val="26"/>
         </w:rPr>
-        <w:t>不可浪費性命，在憂愁操煩，倚靠上帝聖名，就得氣力、平安。</w:t>
-      </w:r>
-    </w:p>
-    <w:p>
-      <w:pPr>
-        <w:kinsoku w:val="0"/>
-        <w:snapToGrid w:val="0"/>
-        <w:spacing w:line="300" w:lineRule="exact"/>
-        <w:rPr>
-          <w:rFonts w:ascii="Barlow Condensed Medium" w:eastAsia="標楷體" w:hAnsi="Barlow Condensed Medium" w:cs="Arial" w:hint="eastAsia"/>
-          <w:bCs/>
-          <w:w w:val="72"/>
-          <w:kern w:val="0"/>
-          <w:sz w:val="26"/>
-          <w:szCs w:val="26"/>
-        </w:rPr>
-      </w:pPr>
-      <w:r>
-        <w:rPr>
-          <w:rFonts w:ascii="Barlow Condensed Medium" w:eastAsia="標楷體" w:hAnsi="Barlow Condensed Medium" w:cs="Arial" w:hint="eastAsia"/>
-          <w:bCs/>
-          <w:w w:val="72"/>
-          <w:kern w:val="0"/>
-          <w:sz w:val="26"/>
-          <w:szCs w:val="26"/>
-        </w:rPr>
-        <w:t>咱免驚暗冥的瘟疫，也免驚日時災害。因為主做咱的盾牌，也做咱隱密所在。</w:t>
-      </w:r>
-    </w:p>
-    <w:p>
-      <w:pPr>
-        <w:kinsoku w:val="0"/>
-        <w:snapToGrid w:val="0"/>
-        <w:spacing w:line="300" w:lineRule="exact"/>
-        <w:rPr>
-          <w:rFonts w:ascii="Barlow Condensed Medium" w:eastAsia="標楷體" w:hAnsi="Barlow Condensed Medium" w:cs="Arial"/>
-          <w:bCs/>
-          <w:w w:val="72"/>
-          <w:kern w:val="0"/>
-          <w:sz w:val="26"/>
-          <w:szCs w:val="26"/>
-        </w:rPr>
-      </w:pPr>
-      <w:r>
-        <w:rPr>
-          <w:rFonts w:ascii="Barlow Condensed Medium" w:eastAsia="標楷體" w:hAnsi="Barlow Condensed Medium" w:cs="Arial" w:hint="eastAsia"/>
-          <w:bCs/>
-          <w:w w:val="72"/>
-          <w:kern w:val="0"/>
-          <w:sz w:val="26"/>
-          <w:szCs w:val="26"/>
-        </w:rPr>
-        <w:t>耶和華，咱的倚靠，咱的山寨。</w:t>
-      </w:r>
-    </w:p>
-    <w:p>
-      <w:pPr>
-        <w:kinsoku w:val="0"/>
-        <w:snapToGrid w:val="0"/>
-        <w:spacing w:line="300" w:lineRule="exact"/>
-        <w:rPr>
-          <w:rFonts w:ascii="Barlow Condensed Medium" w:eastAsia="標楷體" w:hAnsi="Barlow Condensed Medium" w:cs="Arial" w:hint="eastAsia"/>
-          <w:bCs/>
-          <w:w w:val="72"/>
-          <w:kern w:val="0"/>
-          <w:sz w:val="26"/>
-          <w:szCs w:val="26"/>
-        </w:rPr>
-      </w:pPr>
-      <w:r>
-        <w:rPr>
-          <w:rFonts w:ascii="Barlow Condensed Medium" w:eastAsia="標楷體" w:hAnsi="Barlow Condensed Medium" w:cs="Arial" w:hint="eastAsia"/>
-          <w:bCs/>
-          <w:w w:val="72"/>
-          <w:kern w:val="0"/>
-          <w:sz w:val="26"/>
-          <w:szCs w:val="26"/>
-        </w:rPr>
-        <w:t>冥時雖有驚惶，日時也有攻擊。</w:t>
-      </w:r>
-    </w:p>
-    <w:p>
-      <w:pPr>
-        <w:kinsoku w:val="0"/>
-        <w:snapToGrid w:val="0"/>
-        <w:spacing w:line="300" w:lineRule="exact"/>
-        <w:rPr>
-          <w:rFonts w:ascii="Barlow Condensed Medium" w:eastAsia="標楷體" w:hAnsi="Barlow Condensed Medium" w:cs="Arial"/>
-          <w:bCs/>
-          <w:w w:val="70"/>
-          <w:sz w:val="26"/>
-          <w:szCs w:val="26"/>
-        </w:rPr>
-      </w:pPr>
-      <w:r>
-        <w:rPr>
-          <w:rFonts w:ascii="Barlow Condensed Medium" w:eastAsia="標楷體" w:hAnsi="Barlow Condensed Medium" w:cs="Arial" w:hint="eastAsia"/>
-          <w:bCs/>
-          <w:w w:val="72"/>
-          <w:kern w:val="0"/>
-          <w:sz w:val="26"/>
-          <w:szCs w:val="26"/>
-        </w:rPr>
         <w:t>耶和華的確用翅股保守你，因為你全心愛祂，倚靠祂。</w:t>
       </w:r>
       <w:r>
@@ -3236,6 +3076,7 @@
       <w:r>
         <w:rPr>
           <w:noProof/>
+          <w:lang w:bidi="he-IL"/>
         </w:rPr>
         <mc:AlternateContent>
           <mc:Choice Requires="wpg">
@@ -3273,7 +3114,7 @@
                           </pic:cNvPicPr>
                         </pic:nvPicPr>
                         <pic:blipFill>
-                          <a:blip r:embed="rId9" cstate="print">
+                          <a:blip r:embed="rId8" cstate="print">
                             <a:extLst>
                               <a:ext uri="{28A0092B-C50C-407E-A947-70E740481C1C}">
                                 <a14:useLocalDpi xmlns:a14="http://schemas.microsoft.com/office/drawing/2010/main" val="0"/>
@@ -3397,7 +3238,7 @@
           </mc:Choice>
           <mc:Fallback>
             <w:pict>
-              <v:group w14:anchorId="789743EB" id="群組 21" o:spid="_x0000_s1026" style="position:absolute;margin-left:538.15pt;margin-top:28.9pt;width:134.65pt;height:261.65pt;z-index:251664384;mso-position-horizontal-relative:page;mso-position-vertical-relative:page;mso-width-relative:margin;mso-height-relative:margin" coordsize="17094,33223" o:gfxdata="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">
+              <v:group w14:anchorId="789743EB" id="群組 21" o:spid="_x0000_s1026" style="position:absolute;margin-left:538.15pt;margin-top:28.9pt;width:134.65pt;height:261.65pt;z-index:251664384;mso-position-horizontal-relative:page;mso-position-vertical-relative:page;mso-width-relative:margin;mso-height-relative:margin" coordsize="17094,33223" o:gfxdata="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">
                 <v:shapetype id="_x0000_t75" coordsize="21600,21600" o:spt="75" o:preferrelative="t" path="m@4@5l@4@11@9@11@9@5xe" filled="f" stroked="f">
                   <v:stroke joinstyle="miter"/>
                   <v:formulas>
@@ -3417,10 +3258,11 @@
                   <v:path o:extrusionok="f" gradientshapeok="t" o:connecttype="rect"/>
                   <o:lock v:ext="edit" aspectratio="t"/>
                 </v:shapetype>
-                <v:shape id="圖片 18" o:spid="_x0000_s1027" type="#_x0000_t75" style="position:absolute;left:-8065;top:8065;width:33223;height:17094;rotation:90;visibility:visible;mso-wrap-style:square" o:gfxdata="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">
-                  <v:imagedata r:id="rId10" o:title=""/>
+                <v:shape id="圖片 18" o:spid="_x0000_s1027" type="#_x0000_t75" style="position:absolute;left:-8065;top:8065;width:33223;height:17094;rotation:90;visibility:visible;mso-wrap-style:square" o:gfxdata="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">
+                  <v:imagedata r:id="rId9" o:title=""/>
+                  <v:path arrowok="t"/>
                 </v:shape>
-                <v:roundrect id="圓角矩形 7" o:spid="_x0000_s1028" style="position:absolute;left:1666;top:2875;width:14086;height:28296;visibility:visible;mso-wrap-style:square;v-text-anchor:top" arcsize="3131f" o:gfxdata="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" filled="f" stroked="f" strokeweight="2.5pt">
+                <v:roundrect id="圓角矩形 7" o:spid="_x0000_s1028" style="position:absolute;left:1666;top:2875;width:14086;height:28296;visibility:visible;mso-wrap-style:square;v-text-anchor:top" arcsize="3131f" o:gfxdata="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" filled="f" stroked="f" strokeweight="2.5pt">
                   <v:stroke joinstyle="miter"/>
                   <v:textbox style="layout-flow:vertical-ideographic" inset="1mm,1mm,1mm,1mm">
                     <w:txbxContent>
@@ -3480,6 +3322,7 @@
       <w:r>
         <w:rPr>
           <w:noProof/>
+          <w:lang w:bidi="he-IL"/>
         </w:rPr>
         <w:drawing>
           <wp:anchor distT="0" distB="0" distL="114300" distR="114300" simplePos="0" relativeHeight="251660288" behindDoc="0" locked="0" layoutInCell="1" allowOverlap="1" wp14:anchorId="0030E694" wp14:editId="2F0F94C5">
@@ -3505,7 +3348,7 @@
                     <pic:cNvPicPr/>
                   </pic:nvPicPr>
                   <pic:blipFill>
-                    <a:blip r:embed="rId11" cstate="print">
+                    <a:blip r:embed="rId10" cstate="print">
                       <a:extLst>
                         <a:ext uri="{28A0092B-C50C-407E-A947-70E740481C1C}">
                           <a14:useLocalDpi xmlns:a14="http://schemas.microsoft.com/office/drawing/2010/main" val="0"/>
@@ -3540,6 +3383,7 @@
       <w:r>
         <w:rPr>
           <w:noProof/>
+          <w:lang w:bidi="he-IL"/>
         </w:rPr>
         <w:drawing>
           <wp:anchor distT="0" distB="0" distL="114300" distR="114300" simplePos="0" relativeHeight="251655168" behindDoc="0" locked="0" layoutInCell="1" allowOverlap="1" wp14:anchorId="7EAAEB92" wp14:editId="352781AB">
@@ -3565,7 +3409,7 @@
                     <pic:cNvPicPr/>
                   </pic:nvPicPr>
                   <pic:blipFill>
-                    <a:blip r:embed="rId12" cstate="print">
+                    <a:blip r:embed="rId11" cstate="print">
                       <a:extLst>
                         <a:ext uri="{28A0092B-C50C-407E-A947-70E740481C1C}">
                           <a14:useLocalDpi xmlns:a14="http://schemas.microsoft.com/office/drawing/2010/main" val="0"/>
@@ -3620,6 +3464,7 @@
       <w:r>
         <w:rPr>
           <w:noProof/>
+          <w:lang w:bidi="he-IL"/>
         </w:rPr>
         <mc:AlternateContent>
           <mc:Choice Requires="wpg">
@@ -5424,12 +5269,12 @@
           </mc:Choice>
           <mc:Fallback>
             <w:pict>
-              <v:group w14:anchorId="5DF93223" id="群組 24" o:spid="_x0000_s1029" style="position:absolute;margin-left:533.85pt;margin-top:298.55pt;width:140.3pt;height:259.35pt;z-index:251662336;mso-position-horizontal-relative:page;mso-position-vertical-relative:page;mso-width-relative:margin;mso-height-relative:margin" coordsize="17818,32941" o:gfxdata="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">
+              <v:group w14:anchorId="5DF93223" id="群組 24" o:spid="_x0000_s1029" style="position:absolute;margin-left:533.85pt;margin-top:298.55pt;width:140.3pt;height:259.35pt;z-index:251662336;mso-position-horizontal-relative:page;mso-position-vertical-relative:page;mso-width-relative:margin;mso-height-relative:margin" coordsize="17818,32941" o:gfxdata="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">
                 <v:shapetype id="_x0000_t202" coordsize="21600,21600" o:spt="202" path="m,l,21600r21600,l21600,xe">
                   <v:stroke joinstyle="miter"/>
                   <v:path gradientshapeok="t" o:connecttype="rect"/>
                 </v:shapetype>
-                <v:shape id="_x0000_s1030" type="#_x0000_t202" style="position:absolute;left:351;top:293;width:17279;height:32590;visibility:visible;mso-wrap-style:square;v-text-anchor:top" o:gfxdata="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" stroked="f">
+                <v:shape id="_x0000_s1030" type="#_x0000_t202" style="position:absolute;left:351;top:293;width:17279;height:32590;visibility:visible;mso-wrap-style:square;v-text-anchor:top" o:gfxdata="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" stroked="f">
                   <v:textbox inset="0,0,0,0">
                     <w:txbxContent>
                       <w:p>
@@ -7119,7 +6964,7 @@
                     </w:txbxContent>
                   </v:textbox>
                 </v:shape>
-                <v:roundrect id="圓角矩形 5" o:spid="_x0000_s1031" style="position:absolute;width:17818;height:32941;visibility:visible;mso-wrap-style:square;v-text-anchor:middle" arcsize="2169f" o:gfxdata="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" filled="f" strokecolor="#5a5a5a [2109]" strokeweight="2.5pt">
+                <v:roundrect id="圓角矩形 5" o:spid="_x0000_s1031" style="position:absolute;width:17818;height:32941;visibility:visible;mso-wrap-style:square;v-text-anchor:middle" arcsize="2169f" o:gfxdata="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" filled="f" strokecolor="#5a5a5a [2109]" strokeweight="2.5pt">
                   <v:stroke joinstyle="miter"/>
                 </v:roundrect>
                 <w10:wrap anchorx="page" anchory="page"/>
@@ -7176,6 +7021,7 @@
         <w:rPr>
           <w:rFonts w:ascii="Barlow Condensed Medium" w:hAnsi="Barlow Condensed Medium"/>
           <w:noProof/>
+          <w:lang w:bidi="he-IL"/>
         </w:rPr>
         <mc:AlternateContent>
           <mc:Choice Requires="wpg">
@@ -8138,8 +7984,8 @@
           </mc:Choice>
           <mc:Fallback>
             <w:pict>
-              <v:group w14:anchorId="0AB0FEB2" id="群組 19" o:spid="_x0000_s1032" style="position:absolute;left:0;text-align:left;margin-left:534.4pt;margin-top:567.3pt;width:140.6pt;height:130.1pt;z-index:251651072;mso-position-horizontal-relative:page;mso-position-vertical-relative:page;mso-width-relative:margin;mso-height-relative:margin" coordorigin="108" coordsize="17868,16510" o:gfxdata="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">
-                <v:shape id="_x0000_s1033" type="#_x0000_t202" style="position:absolute;left:317;top:444;width:17634;height:15621;visibility:visible;mso-wrap-style:square;v-text-anchor:top" o:gfxdata="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" stroked="f">
+              <v:group w14:anchorId="0AB0FEB2" id="群組 19" o:spid="_x0000_s1032" style="position:absolute;left:0;text-align:left;margin-left:534.4pt;margin-top:567.3pt;width:140.6pt;height:130.1pt;z-index:251651072;mso-position-horizontal-relative:page;mso-position-vertical-relative:page;mso-width-relative:margin;mso-height-relative:margin" coordorigin="108" coordsize="17868,16510" o:gfxdata="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">
+                <v:shape id="_x0000_s1033" type="#_x0000_t202" style="position:absolute;left:317;top:444;width:17634;height:15621;visibility:visible;mso-wrap-style:square;v-text-anchor:top" o:gfxdata="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" stroked="f">
                   <v:textbox inset="0,0,0,0">
                     <w:txbxContent>
                       <w:p>
@@ -8987,7 +8833,7 @@
                     </w:txbxContent>
                   </v:textbox>
                 </v:shape>
-                <v:roundrect id="圓角矩形 25" o:spid="_x0000_s1034" style="position:absolute;left:108;width:17869;height:16510;visibility:visible;mso-wrap-style:square;v-text-anchor:middle" arcsize="4542f" o:gfxdata="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" filled="f" strokecolor="#5a5a5a [2109]" strokeweight="2.5pt">
+                <v:roundrect id="圓角矩形 25" o:spid="_x0000_s1034" style="position:absolute;left:108;width:17869;height:16510;visibility:visible;mso-wrap-style:square;v-text-anchor:middle" arcsize="4542f" o:gfxdata="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" filled="f" strokecolor="#5a5a5a [2109]" strokeweight="2.5pt">
                   <v:stroke joinstyle="miter"/>
                 </v:roundrect>
                 <w10:wrap anchorx="page" anchory="page"/>
@@ -9034,6 +8880,7 @@
         <w:rPr>
           <w:rFonts w:ascii="Barlow Condensed Medium" w:hAnsi="Barlow Condensed Medium"/>
           <w:noProof/>
+          <w:lang w:bidi="he-IL"/>
         </w:rPr>
         <mc:AlternateContent>
           <mc:Choice Requires="wps">
@@ -9155,7 +9002,7 @@
           </mc:Choice>
           <mc:Fallback>
             <w:pict>
-              <v:shape w14:anchorId="76BD7DFF" id="文字方塊 2" o:spid="_x0000_s1035" type="#_x0000_t202" style="position:absolute;margin-left:31.4pt;margin-top:-54.1pt;width:109.8pt;height:110.6pt;z-index:251667456;visibility:visible;mso-wrap-style:square;mso-width-percent:0;mso-height-percent:200;mso-wrap-distance-left:9pt;mso-wrap-distance-top:3.6pt;mso-wrap-distance-right:9pt;mso-wrap-distance-bottom:3.6pt;mso-position-horizontal:absolute;mso-position-horizontal-relative:text;mso-position-vertical:absolute;mso-position-vertical-relative:text;mso-width-percent:0;mso-height-percent:200;mso-width-relative:margin;mso-height-relative:margin;v-text-anchor:top" o:gfxdata="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" filled="f" stroked="f">
+              <v:shape w14:anchorId="76BD7DFF" id="文字方塊 2" o:spid="_x0000_s1035" type="#_x0000_t202" style="position:absolute;margin-left:31.4pt;margin-top:-54.1pt;width:109.8pt;height:110.6pt;z-index:251667456;visibility:visible;mso-wrap-style:square;mso-width-percent:0;mso-height-percent:200;mso-wrap-distance-left:9pt;mso-wrap-distance-top:3.6pt;mso-wrap-distance-right:9pt;mso-wrap-distance-bottom:3.6pt;mso-position-horizontal:absolute;mso-position-horizontal-relative:text;mso-position-vertical:absolute;mso-position-vertical-relative:text;mso-width-percent:0;mso-height-percent:200;mso-width-relative:margin;mso-height-relative:margin;v-text-anchor:top" o:gfxdata="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" filled="f" stroked="f">
                 <v:textbox style="mso-fit-shape-to-text:t" inset="1mm,1mm,1mm,1mm">
                   <w:txbxContent>
                     <w:p>
@@ -9256,6 +9103,7 @@
         <w:rPr>
           <w:rFonts w:ascii="Barlow Condensed Medium" w:hAnsi="Barlow Condensed Medium"/>
           <w:noProof/>
+          <w:lang w:bidi="he-IL"/>
         </w:rPr>
         <mc:AlternateContent>
           <mc:Choice Requires="wps">
@@ -9354,7 +9202,7 @@
           </mc:Choice>
           <mc:Fallback>
             <w:pict>
-              <v:roundrect w14:anchorId="4775AEF3" id="圓角矩形 12" o:spid="_x0000_s1036" style="position:absolute;margin-left:-.9pt;margin-top:16.35pt;width:49.3pt;height:15.45pt;z-index:251646976;visibility:visible;mso-wrap-style:square;mso-width-percent:0;mso-height-percent:0;mso-wrap-distance-left:9pt;mso-wrap-distance-top:0;mso-wrap-distance-right:9pt;mso-wrap-distance-bottom:0;mso-position-horizontal:absolute;mso-position-horizontal-relative:text;mso-position-vertical:absolute;mso-position-vertical-relative:text;mso-width-percent:0;mso-height-percent:0;mso-width-relative:margin;mso-height-relative:margin;v-text-anchor:middle" arcsize="10923f" o:gfxdata="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" fillcolor="#5a5a5a [2109]" stroked="f" strokeweight="1pt">
+              <v:roundrect w14:anchorId="4775AEF3" id="圓角矩形 12" o:spid="_x0000_s1036" style="position:absolute;margin-left:-.9pt;margin-top:16.35pt;width:49.3pt;height:15.45pt;z-index:251646976;visibility:visible;mso-wrap-style:square;mso-width-percent:0;mso-height-percent:0;mso-wrap-distance-left:9pt;mso-wrap-distance-top:0;mso-wrap-distance-right:9pt;mso-wrap-distance-bottom:0;mso-position-horizontal:absolute;mso-position-horizontal-relative:text;mso-position-vertical:absolute;mso-position-vertical-relative:text;mso-width-percent:0;mso-height-percent:0;mso-width-relative:margin;mso-height-relative:margin;v-text-anchor:middle" arcsize="10923f" o:gfxdata="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" fillcolor="#5a5a5a [2109]" stroked="f" strokeweight="1pt">
                 <v:stroke joinstyle="miter"/>
                 <v:textbox inset=".5mm,0,.5mm,0">
                   <w:txbxContent>
@@ -9396,6 +9244,7 @@
         <w:rPr>
           <w:rFonts w:ascii="Barlow Condensed Medium" w:hAnsi="Barlow Condensed Medium"/>
           <w:noProof/>
+          <w:lang w:bidi="he-IL"/>
         </w:rPr>
         <mc:AlternateContent>
           <mc:Choice Requires="wps">
@@ -9494,7 +9343,7 @@
           </mc:Choice>
           <mc:Fallback>
             <w:pict>
-              <v:roundrect w14:anchorId="196DC3BF" id="圓角矩形 14" o:spid="_x0000_s1037" style="position:absolute;margin-left:-1.25pt;margin-top:16.7pt;width:83.6pt;height:15.3pt;z-index:251648000;visibility:visible;mso-wrap-style:square;mso-width-percent:0;mso-height-percent:0;mso-wrap-distance-left:9pt;mso-wrap-distance-top:0;mso-wrap-distance-right:9pt;mso-wrap-distance-bottom:0;mso-position-horizontal:absolute;mso-position-horizontal-relative:text;mso-position-vertical:absolute;mso-position-vertical-relative:text;mso-width-percent:0;mso-height-percent:0;mso-width-relative:margin;mso-height-relative:margin;v-text-anchor:middle" arcsize="10923f" o:gfxdata="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" fillcolor="#5a5a5a [2109]" stroked="f" strokeweight="1pt">
+              <v:roundrect w14:anchorId="196DC3BF" id="圓角矩形 14" o:spid="_x0000_s1037" style="position:absolute;margin-left:-1.25pt;margin-top:16.7pt;width:83.6pt;height:15.3pt;z-index:251648000;visibility:visible;mso-wrap-style:square;mso-width-percent:0;mso-height-percent:0;mso-wrap-distance-left:9pt;mso-wrap-distance-top:0;mso-wrap-distance-right:9pt;mso-wrap-distance-bottom:0;mso-position-horizontal:absolute;mso-position-horizontal-relative:text;mso-position-vertical:absolute;mso-position-vertical-relative:text;mso-width-percent:0;mso-height-percent:0;mso-width-relative:margin;mso-height-relative:margin;v-text-anchor:middle" arcsize="10923f" o:gfxdata="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" fillcolor="#5a5a5a [2109]" stroked="f" strokeweight="1pt">
                 <v:stroke joinstyle="miter"/>
                 <v:textbox inset=".5mm,0,.5mm,0">
                   <w:txbxContent>
@@ -9592,6 +9441,7 @@
         <w:rPr>
           <w:rFonts w:ascii="Barlow Condensed Medium" w:hAnsi="Barlow Condensed Medium"/>
           <w:noProof/>
+          <w:lang w:bidi="he-IL"/>
         </w:rPr>
         <mc:AlternateContent>
           <mc:Choice Requires="wps">
@@ -9690,7 +9540,7 @@
           </mc:Choice>
           <mc:Fallback>
             <w:pict>
-              <v:roundrect w14:anchorId="1A4DC044" id="圓角矩形 9" o:spid="_x0000_s1038" style="position:absolute;margin-left:-.6pt;margin-top:16.6pt;width:30.35pt;height:15.3pt;z-index:251649024;visibility:visible;mso-wrap-style:square;mso-width-percent:0;mso-height-percent:0;mso-wrap-distance-left:9pt;mso-wrap-distance-top:0;mso-wrap-distance-right:9pt;mso-wrap-distance-bottom:0;mso-position-horizontal:absolute;mso-position-horizontal-relative:text;mso-position-vertical:absolute;mso-position-vertical-relative:text;mso-width-percent:0;mso-height-percent:0;mso-width-relative:margin;mso-height-relative:margin;v-text-anchor:middle" arcsize="10923f" o:gfxdata="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" fillcolor="#5a5a5a [2109]" stroked="f" strokeweight="1pt">
+              <v:roundrect w14:anchorId="1A4DC044" id="圓角矩形 9" o:spid="_x0000_s1038" style="position:absolute;margin-left:-.6pt;margin-top:16.6pt;width:30.35pt;height:15.3pt;z-index:251649024;visibility:visible;mso-wrap-style:square;mso-width-percent:0;mso-height-percent:0;mso-wrap-distance-left:9pt;mso-wrap-distance-top:0;mso-wrap-distance-right:9pt;mso-wrap-distance-bottom:0;mso-position-horizontal:absolute;mso-position-horizontal-relative:text;mso-position-vertical:absolute;mso-position-vertical-relative:text;mso-width-percent:0;mso-height-percent:0;mso-width-relative:margin;mso-height-relative:margin;v-text-anchor:middle" arcsize="10923f" o:gfxdata="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" fillcolor="#5a5a5a [2109]" stroked="f" strokeweight="1pt">
                 <v:stroke joinstyle="miter"/>
                 <v:textbox inset=".5mm,0,.5mm,0">
                   <w:txbxContent>
@@ -9788,6 +9638,7 @@
         <w:rPr>
           <w:rFonts w:ascii="Barlow Condensed Medium" w:hAnsi="Barlow Condensed Medium"/>
           <w:noProof/>
+          <w:lang w:bidi="he-IL"/>
         </w:rPr>
         <w:drawing>
           <wp:anchor distT="0" distB="0" distL="114300" distR="114300" simplePos="0" relativeHeight="251654144" behindDoc="1" locked="0" layoutInCell="1" allowOverlap="1" wp14:anchorId="2AA2D55C" wp14:editId="4BA447FF">
@@ -9815,7 +9666,7 @@
                     </pic:cNvPicPr>
                   </pic:nvPicPr>
                   <pic:blipFill>
-                    <a:blip r:embed="rId13">
+                    <a:blip r:embed="rId12">
                       <a:extLst>
                         <a:ext uri="{28A0092B-C50C-407E-A947-70E740481C1C}">
                           <a14:useLocalDpi xmlns:a14="http://schemas.microsoft.com/office/drawing/2010/main" val="0"/>
@@ -9856,6 +9707,7 @@
         <w:rPr>
           <w:rFonts w:ascii="Barlow Condensed Medium" w:hAnsi="Barlow Condensed Medium"/>
           <w:noProof/>
+          <w:lang w:bidi="he-IL"/>
         </w:rPr>
         <mc:AlternateContent>
           <mc:Choice Requires="wps">
@@ -9954,7 +9806,7 @@
           </mc:Choice>
           <mc:Fallback>
             <w:pict>
-              <v:roundrect w14:anchorId="03BFD3A3" id="圓角矩形 13" o:spid="_x0000_s1039" style="position:absolute;margin-left:-.4pt;margin-top:16.65pt;width:49.3pt;height:15.3pt;z-index:251650048;visibility:visible;mso-wrap-style:square;mso-width-percent:0;mso-height-percent:0;mso-wrap-distance-left:9pt;mso-wrap-distance-top:0;mso-wrap-distance-right:9pt;mso-wrap-distance-bottom:0;mso-position-horizontal:absolute;mso-position-horizontal-relative:text;mso-position-vertical:absolute;mso-position-vertical-relative:text;mso-width-percent:0;mso-height-percent:0;mso-width-relative:margin;mso-height-relative:margin;v-text-anchor:middle" arcsize="10923f" o:gfxdata="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" fillcolor="#5a5a5a [2109]" stroked="f" strokeweight="1pt">
+              <v:roundrect w14:anchorId="03BFD3A3" id="圓角矩形 13" o:spid="_x0000_s1039" style="position:absolute;margin-left:-.4pt;margin-top:16.65pt;width:49.3pt;height:15.3pt;z-index:251650048;visibility:visible;mso-wrap-style:square;mso-width-percent:0;mso-height-percent:0;mso-wrap-distance-left:9pt;mso-wrap-distance-top:0;mso-wrap-distance-right:9pt;mso-wrap-distance-bottom:0;mso-position-horizontal:absolute;mso-position-horizontal-relative:text;mso-position-vertical:absolute;mso-position-vertical-relative:text;mso-width-percent:0;mso-height-percent:0;mso-width-relative:margin;mso-height-relative:margin;v-text-anchor:middle" arcsize="10923f" o:gfxdata="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" fillcolor="#5a5a5a [2109]" stroked="f" strokeweight="1pt">
                 <v:stroke joinstyle="miter"/>
                 <v:textbox inset=".5mm,0,.5mm,0">
                   <w:txbxContent>
@@ -10090,6 +9942,7 @@
           <w:rFonts w:ascii="Barlow Condensed Medium" w:eastAsia="華康儷中黑" w:hAnsi="Barlow Condensed Medium"/>
           <w:noProof/>
           <w:w w:val="80"/>
+          <w:lang w:bidi="he-IL"/>
         </w:rPr>
         <mc:AlternateContent>
           <mc:Choice Requires="wps">
@@ -10190,7 +10043,7 @@
           </mc:Choice>
           <mc:Fallback>
             <w:pict>
-              <v:shape w14:anchorId="77C1E33A" id="_x0000_s1040" type="#_x0000_t202" style="position:absolute;margin-left:107.25pt;margin-top:6.2pt;width:125.55pt;height:16.3pt;z-index:251666432;visibility:visible;mso-wrap-style:square;mso-width-percent:0;mso-height-percent:0;mso-wrap-distance-left:9pt;mso-wrap-distance-top:3.6pt;mso-wrap-distance-right:9pt;mso-wrap-distance-bottom:3.6pt;mso-position-horizontal:absolute;mso-position-horizontal-relative:text;mso-position-vertical:absolute;mso-position-vertical-relative:text;mso-width-percent:0;mso-height-percent:0;mso-width-relative:margin;mso-height-relative:margin;v-text-anchor:top" o:gfxdata="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" filled="f" stroked="f">
+              <v:shape w14:anchorId="77C1E33A" id="_x0000_s1040" type="#_x0000_t202" style="position:absolute;margin-left:107.25pt;margin-top:6.2pt;width:125.55pt;height:16.3pt;z-index:251666432;visibility:visible;mso-wrap-style:square;mso-width-percent:0;mso-height-percent:0;mso-wrap-distance-left:9pt;mso-wrap-distance-top:3.6pt;mso-wrap-distance-right:9pt;mso-wrap-distance-bottom:3.6pt;mso-position-horizontal:absolute;mso-position-horizontal-relative:text;mso-position-vertical:absolute;mso-position-vertical-relative:text;mso-width-percent:0;mso-height-percent:0;mso-width-relative:margin;mso-height-relative:margin;v-text-anchor:top" o:gfxdata="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" filled="f" stroked="f">
                 <v:textbox inset="0,0,0,0">
                   <w:txbxContent>
                     <w:p>
@@ -11039,6 +10892,7 @@
                 <w:color w:val="000000" w:themeColor="text1"/>
                 <w:sz w:val="18"/>
                 <w:szCs w:val="18"/>
+                <w:lang w:bidi="he-IL"/>
               </w:rPr>
               <mc:AlternateContent>
                 <mc:Choice Requires="wps">
@@ -11138,7 +10992,7 @@
                 </mc:Choice>
                 <mc:Fallback>
                   <w:pict>
-                    <v:rect w14:anchorId="343BC9BA" id="矩形 8" o:spid="_x0000_s1041" style="position:absolute;left:0;text-align:left;margin-left:-.7pt;margin-top:2.7pt;width:18.75pt;height:92.3pt;z-index:251663360;visibility:visible;mso-wrap-style:square;mso-width-percent:0;mso-height-percent:0;mso-wrap-distance-left:9pt;mso-wrap-distance-top:0;mso-wrap-distance-right:9pt;mso-wrap-distance-bottom:0;mso-position-horizontal:absolute;mso-position-horizontal-relative:text;mso-position-vertical:absolute;mso-position-vertical-relative:text;mso-width-percent:0;mso-height-percent:0;mso-width-relative:margin;mso-height-relative:margin;v-text-anchor:middle" o:gfxdata="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" fillcolor="#5a5a5a [2109]" stroked="f" strokeweight="1pt">
+                    <v:rect w14:anchorId="343BC9BA" id="矩形 8" o:spid="_x0000_s1041" style="position:absolute;left:0;text-align:left;margin-left:-.7pt;margin-top:2.7pt;width:18.75pt;height:92.3pt;z-index:251663360;visibility:visible;mso-wrap-style:square;mso-width-percent:0;mso-height-percent:0;mso-wrap-distance-left:9pt;mso-wrap-distance-top:0;mso-wrap-distance-right:9pt;mso-wrap-distance-bottom:0;mso-position-horizontal:absolute;mso-position-horizontal-relative:text;mso-position-vertical:absolute;mso-position-vertical-relative:text;mso-width-percent:0;mso-height-percent:0;mso-width-relative:margin;mso-height-relative:margin;v-text-anchor:middle" o:gfxdata="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" fillcolor="#5a5a5a [2109]" stroked="f" strokeweight="1pt">
                       <v:textbox style="layout-flow:vertical-ideographic" inset="1mm,1mm,1mm,1mm">
                         <w:txbxContent>
                           <w:p>
@@ -12101,6 +11955,7 @@
                 <w:color w:val="000000" w:themeColor="text1"/>
                 <w:sz w:val="18"/>
                 <w:szCs w:val="18"/>
+                <w:lang w:bidi="he-IL"/>
               </w:rPr>
               <mc:AlternateContent>
                 <mc:Choice Requires="wps">
@@ -12200,7 +12055,7 @@
                 </mc:Choice>
                 <mc:Fallback>
                   <w:pict>
-                    <v:rect w14:anchorId="363672F5" id="矩形 10" o:spid="_x0000_s1042" style="position:absolute;left:0;text-align:left;margin-left:-.7pt;margin-top:12.9pt;width:19.25pt;height:42.9pt;z-index:251659264;visibility:visible;mso-wrap-style:square;mso-width-percent:0;mso-height-percent:0;mso-wrap-distance-left:9pt;mso-wrap-distance-top:0;mso-wrap-distance-right:9pt;mso-wrap-distance-bottom:0;mso-position-horizontal:absolute;mso-position-horizontal-relative:text;mso-position-vertical:absolute;mso-position-vertical-relative:text;mso-width-percent:0;mso-height-percent:0;mso-width-relative:margin;mso-height-relative:margin;v-text-anchor:middle" o:gfxdata="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" fillcolor="#5a5a5a [2109]" stroked="f" strokeweight="1pt">
+                    <v:rect w14:anchorId="363672F5" id="矩形 10" o:spid="_x0000_s1042" style="position:absolute;left:0;text-align:left;margin-left:-.7pt;margin-top:12.9pt;width:19.25pt;height:42.9pt;z-index:251659264;visibility:visible;mso-wrap-style:square;mso-width-percent:0;mso-height-percent:0;mso-wrap-distance-left:9pt;mso-wrap-distance-top:0;mso-wrap-distance-right:9pt;mso-wrap-distance-bottom:0;mso-position-horizontal:absolute;mso-position-horizontal-relative:text;mso-position-vertical:absolute;mso-position-vertical-relative:text;mso-width-percent:0;mso-height-percent:0;mso-width-relative:margin;mso-height-relative:margin;v-text-anchor:middle" o:gfxdata="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" fillcolor="#5a5a5a [2109]" stroked="f" strokeweight="1pt">
                       <v:textbox style="layout-flow:vertical-ideographic" inset="1mm,1mm,1mm,1mm">
                         <w:txbxContent>
                           <w:p>
@@ -12454,7 +12309,7 @@
               <w:rPr>
                 <w:rFonts w:ascii="Bahnschrift SemiBold Condensed" w:eastAsia="標楷體" w:hAnsi="Bahnschrift SemiBold Condensed" w:cstheme="minorHAnsi"/>
                 <w:color w:val="000000" w:themeColor="text1"/>
-                <w:w w:val="115"/>
+                <w:w w:val="110"/>
                 <w:sz w:val="20"/>
                 <w:szCs w:val="20"/>
               </w:rPr>
@@ -12463,7 +12318,7 @@
               <w:rPr>
                 <w:rFonts w:ascii="Bahnschrift SemiBold Condensed" w:eastAsia="標楷體" w:hAnsi="Bahnschrift SemiBold Condensed" w:cs="Calibri" w:hint="eastAsia"/>
                 <w:color w:val="000000"/>
-                <w:w w:val="115"/>
+                <w:w w:val="110"/>
                 <w:sz w:val="20"/>
                 <w:szCs w:val="20"/>
               </w:rPr>
@@ -12473,7 +12328,7 @@
               <w:rPr>
                 <w:rFonts w:ascii="Bahnschrift SemiBold Condensed" w:eastAsia="標楷體" w:hAnsi="Bahnschrift SemiBold Condensed" w:cs="Calibri"/>
                 <w:color w:val="000000"/>
-                <w:w w:val="115"/>
+                <w:w w:val="110"/>
                 <w:sz w:val="20"/>
                 <w:szCs w:val="20"/>
               </w:rPr>
@@ -12483,7 +12338,7 @@
               <w:rPr>
                 <w:rFonts w:ascii="Bahnschrift SemiBold Condensed" w:eastAsia="標楷體" w:hAnsi="Bahnschrift SemiBold Condensed" w:cs="Calibri" w:hint="eastAsia"/>
                 <w:color w:val="000000"/>
-                <w:w w:val="115"/>
+                <w:w w:val="110"/>
                 <w:sz w:val="20"/>
                 <w:szCs w:val="20"/>
               </w:rPr>
@@ -12493,17 +12348,27 @@
               <w:rPr>
                 <w:rFonts w:ascii="Bahnschrift SemiBold Condensed" w:eastAsia="標楷體" w:hAnsi="Bahnschrift SemiBold Condensed" w:cs="Calibri"/>
                 <w:color w:val="000000"/>
-                <w:w w:val="115"/>
+                <w:w w:val="110"/>
                 <w:sz w:val="20"/>
                 <w:szCs w:val="20"/>
               </w:rPr>
-              <w:t>6-19,32-37</w:t>
+              <w:t>2-7,15-19</w:t>
+            </w:r>
+            <w:r>
+              <w:rPr>
+                <w:rFonts w:ascii="Bahnschrift SemiBold Condensed" w:eastAsia="標楷體" w:hAnsi="Bahnschrift SemiBold Condensed" w:cs="Calibri"/>
+                <w:color w:val="000000"/>
+                <w:w w:val="110"/>
+                <w:sz w:val="20"/>
+                <w:szCs w:val="20"/>
+              </w:rPr>
+              <w:t>,32-37</w:t>
             </w:r>
             <w:r>
               <w:rPr>
                 <w:rFonts w:ascii="Bahnschrift SemiBold Condensed" w:eastAsia="標楷體" w:hAnsi="Bahnschrift SemiBold Condensed" w:cs="Calibri" w:hint="eastAsia"/>
                 <w:color w:val="000000"/>
-                <w:w w:val="115"/>
+                <w:w w:val="110"/>
                 <w:sz w:val="20"/>
                 <w:szCs w:val="20"/>
               </w:rPr>
@@ -12863,6 +12728,7 @@
                 <w:color w:val="000000" w:themeColor="text1"/>
                 <w:sz w:val="18"/>
                 <w:szCs w:val="18"/>
+                <w:lang w:bidi="he-IL"/>
               </w:rPr>
               <mc:AlternateContent>
                 <mc:Choice Requires="wps">
@@ -12970,7 +12836,7 @@
                 </mc:Choice>
                 <mc:Fallback>
                   <w:pict>
-                    <v:rect w14:anchorId="4D37C684" id="矩形 11" o:spid="_x0000_s1043" style="position:absolute;left:0;text-align:left;margin-left:-.7pt;margin-top:1.65pt;width:19.25pt;height:111.25pt;z-index:251656192;visibility:visible;mso-wrap-style:square;mso-width-percent:0;mso-height-percent:0;mso-wrap-distance-left:9pt;mso-wrap-distance-top:0;mso-wrap-distance-right:9pt;mso-wrap-distance-bottom:0;mso-position-horizontal:absolute;mso-position-horizontal-relative:text;mso-position-vertical:absolute;mso-position-vertical-relative:text;mso-width-percent:0;mso-height-percent:0;mso-width-relative:margin;mso-height-relative:margin;v-text-anchor:middle" o:gfxdata="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" fillcolor="#5a5a5a [2109]" stroked="f" strokeweight="1pt">
+                    <v:rect w14:anchorId="4D37C684" id="矩形 11" o:spid="_x0000_s1043" style="position:absolute;left:0;text-align:left;margin-left:-.7pt;margin-top:1.65pt;width:19.25pt;height:111.25pt;z-index:251656192;visibility:visible;mso-wrap-style:square;mso-width-percent:0;mso-height-percent:0;mso-wrap-distance-left:9pt;mso-wrap-distance-top:0;mso-wrap-distance-right:9pt;mso-wrap-distance-bottom:0;mso-position-horizontal:absolute;mso-position-horizontal-relative:text;mso-position-vertical:absolute;mso-position-vertical-relative:text;mso-width-percent:0;mso-height-percent:0;mso-width-relative:margin;mso-height-relative:margin;v-text-anchor:middle" o:gfxdata="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" fillcolor="#5a5a5a [2109]" stroked="f" strokeweight="1pt">
                       <v:textbox style="layout-flow:vertical-ideographic" inset="1mm,1mm,1mm,1mm">
                         <w:txbxContent>
                           <w:p>
@@ -14868,6 +14734,7 @@
         <w:rPr>
           <w:rFonts w:ascii="Bahnschrift SemiBold Condensed" w:eastAsia="華康細黑體" w:hAnsi="Bahnschrift SemiBold Condensed"/>
           <w:noProof/>
+          <w:lang w:bidi="he-IL"/>
         </w:rPr>
         <mc:AlternateContent>
           <mc:Choice Requires="wps">
@@ -14930,7 +14797,7 @@
           </mc:Choice>
           <mc:Fallback>
             <w:pict>
-              <v:line w14:anchorId="294036F5" id="直線接點 2" o:spid="_x0000_s1026" style="position:absolute;z-index:251653120;visibility:visible;mso-wrap-style:square;mso-height-percent:0;mso-wrap-distance-left:9pt;mso-wrap-distance-top:0;mso-wrap-distance-right:9pt;mso-wrap-distance-bottom:0;mso-position-horizontal:absolute;mso-position-horizontal-relative:page;mso-position-vertical:absolute;mso-position-vertical-relative:page;mso-height-percent:0;mso-height-relative:margin" from="687.75pt,19.85pt" to="687.75pt,709.8pt" o:gfxdata="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" strokecolor="black [3213]" strokeweight=".5pt">
+              <v:line w14:anchorId="3DD24331" id="直線接點 2" o:spid="_x0000_s1026" style="position:absolute;z-index:251653120;visibility:visible;mso-wrap-style:square;mso-height-percent:0;mso-wrap-distance-left:9pt;mso-wrap-distance-top:0;mso-wrap-distance-right:9pt;mso-wrap-distance-bottom:0;mso-position-horizontal:absolute;mso-position-horizontal-relative:page;mso-position-vertical:absolute;mso-position-vertical-relative:page;mso-height-percent:0;mso-height-relative:margin" from="687.75pt,19.85pt" to="687.75pt,709.8pt" o:gfxdata="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" strokecolor="black [3213]" strokeweight=".5pt">
                 <v:stroke dashstyle="3 1" joinstyle="miter"/>
                 <w10:wrap anchorx="page" anchory="page"/>
               </v:line>
@@ -15184,8 +15051,8 @@
           <w:szCs w:val="26"/>
         </w:rPr>
         <w:sectPr>
-          <w:headerReference w:type="even" r:id="rId14"/>
-          <w:headerReference w:type="default" r:id="rId15"/>
+          <w:headerReference w:type="even" r:id="rId13"/>
+          <w:headerReference w:type="default" r:id="rId14"/>
           <w:pgSz w:w="20639" w:h="14572" w:orient="landscape" w:code="12"/>
           <w:pgMar w:top="794" w:right="567" w:bottom="510" w:left="567" w:header="340" w:footer="454" w:gutter="0"/>
           <w:cols w:num="4" w:space="742" w:equalWidth="0">
@@ -15854,7 +15721,7 @@
                 <w:rFonts w:ascii="Barlow Condensed Medium" w:eastAsia="標楷體" w:hAnsi="Barlow Condensed Medium" w:cstheme="minorHAnsi" w:hint="eastAsia"/>
                 <w:w w:val="80"/>
               </w:rPr>
-              <w:t>16</w:t>
+              <w:t>17</w:t>
             </w:r>
           </w:p>
         </w:tc>
@@ -16157,7 +16024,7 @@
                 <w:rFonts w:ascii="Barlow Condensed Medium" w:eastAsia="標楷體" w:hAnsi="Barlow Condensed Medium" w:cstheme="minorHAnsi" w:hint="eastAsia"/>
                 <w:w w:val="80"/>
               </w:rPr>
-              <w:t>55</w:t>
+              <w:t>67</w:t>
             </w:r>
           </w:p>
         </w:tc>
@@ -16438,7 +16305,7 @@
                 <w:rFonts w:ascii="Barlow Condensed Medium" w:eastAsia="標楷體" w:hAnsi="Barlow Condensed Medium" w:cstheme="minorHAnsi" w:hint="eastAsia"/>
                 <w:w w:val="80"/>
               </w:rPr>
-              <w:t>16</w:t>
+              <w:t>17</w:t>
             </w:r>
           </w:p>
         </w:tc>
@@ -16711,7 +16578,7 @@
                 <w:rFonts w:ascii="Barlow Condensed Medium" w:eastAsia="標楷體" w:hAnsi="Barlow Condensed Medium" w:cstheme="minorHAnsi" w:hint="eastAsia"/>
                 <w:w w:val="80"/>
               </w:rPr>
-              <w:t>6</w:t>
+              <w:t>8</w:t>
             </w:r>
           </w:p>
         </w:tc>
@@ -17270,7 +17137,14 @@
                 <w:rFonts w:ascii="Barlow Condensed Medium" w:eastAsia="標楷體" w:hAnsi="Barlow Condensed Medium" w:cstheme="minorHAnsi" w:hint="eastAsia"/>
                 <w:w w:val="80"/>
               </w:rPr>
-              <w:t>16</w:t>
+              <w:t>1</w:t>
+            </w:r>
+            <w:r>
+              <w:rPr>
+                <w:rFonts w:ascii="Barlow Condensed Medium" w:eastAsia="標楷體" w:hAnsi="Barlow Condensed Medium" w:cstheme="minorHAnsi" w:hint="eastAsia"/>
+                <w:w w:val="80"/>
+              </w:rPr>
+              <w:t>8</w:t>
             </w:r>
           </w:p>
         </w:tc>
@@ -17940,39 +17814,10 @@
             </w:r>
             <w:r>
               <w:rPr>
-                <w:rFonts w:ascii="Barlow Condensed Medium" w:eastAsia="華康儷中黑" w:hAnsi="Barlow Condensed Medium" w:cstheme="minorHAnsi"/>
+                <w:rFonts w:ascii="Barlow Condensed Medium" w:eastAsia="華康儷中黑" w:hAnsi="Barlow Condensed Medium" w:cstheme="minorHAnsi" w:hint="eastAsia"/>
                 <w:w w:val="75"/>
               </w:rPr>
-              <w:fldChar w:fldCharType="begin"/>
-            </w:r>
-            <w:r>
-              <w:rPr>
-                <w:rFonts w:ascii="Barlow Condensed Medium" w:eastAsia="華康儷中黑" w:hAnsi="Barlow Condensed Medium" w:cstheme="minorHAnsi"/>
-                <w:w w:val="75"/>
-              </w:rPr>
-              <w:instrText xml:space="preserve"> =IF(pub_day&lt;6, last_mon_days, 0)+pub_day-5 \* MERGEFORMAT </w:instrText>
-            </w:r>
-            <w:r>
-              <w:rPr>
-                <w:rFonts w:ascii="Barlow Condensed Medium" w:eastAsia="華康儷中黑" w:hAnsi="Barlow Condensed Medium" w:cstheme="minorHAnsi"/>
-                <w:w w:val="75"/>
-              </w:rPr>
-              <w:fldChar w:fldCharType="separate"/>
-            </w:r>
-            <w:r>
-              <w:rPr>
-                <w:rFonts w:ascii="Barlow Condensed Medium" w:eastAsia="華康儷中黑" w:hAnsi="Barlow Condensed Medium" w:cstheme="minorHAnsi"/>
-                <w:noProof/>
-                <w:w w:val="75"/>
-              </w:rPr>
-              <w:t>7</w:t>
-            </w:r>
-            <w:r>
-              <w:rPr>
-                <w:rFonts w:ascii="Barlow Condensed Medium" w:eastAsia="華康儷中黑" w:hAnsi="Barlow Condensed Medium" w:cstheme="minorHAnsi"/>
-                <w:w w:val="75"/>
-              </w:rPr>
-              <w:fldChar w:fldCharType="end"/>
+              <w:t>10</w:t>
             </w:r>
           </w:p>
         </w:tc>
@@ -17996,6 +17841,13 @@
                 <w:w w:val="80"/>
               </w:rPr>
             </w:pPr>
+            <w:r>
+              <w:rPr>
+                <w:rFonts w:ascii="Barlow Condensed Medium" w:eastAsia="標楷體" w:hAnsi="Barlow Condensed Medium" w:cstheme="minorHAnsi" w:hint="eastAsia"/>
+                <w:w w:val="80"/>
+              </w:rPr>
+              <w:t>4</w:t>
+            </w:r>
           </w:p>
         </w:tc>
         <w:tc>
@@ -18303,7 +18155,7 @@
                 <w:rFonts w:ascii="Barlow Condensed Medium" w:eastAsia="標楷體" w:hAnsi="Barlow Condensed Medium" w:cstheme="minorHAnsi" w:hint="eastAsia"/>
                 <w:w w:val="80"/>
               </w:rPr>
-              <w:t>--</w:t>
+              <w:t>4</w:t>
             </w:r>
           </w:p>
         </w:tc>
@@ -18582,7 +18434,7 @@
                 <w:rFonts w:ascii="Barlow Condensed Medium" w:eastAsia="標楷體" w:hAnsi="Barlow Condensed Medium" w:cstheme="minorHAnsi" w:hint="eastAsia"/>
                 <w:w w:val="80"/>
               </w:rPr>
-              <w:t>6</w:t>
+              <w:t>5</w:t>
             </w:r>
           </w:p>
         </w:tc>
@@ -19130,7 +18982,7 @@
                 <w:rFonts w:ascii="Barlow Condensed Medium" w:eastAsia="標楷體" w:hAnsi="Barlow Condensed Medium" w:cstheme="minorHAnsi" w:hint="eastAsia"/>
                 <w:w w:val="80"/>
               </w:rPr>
-              <w:t>--</w:t>
+              <w:t>13</w:t>
             </w:r>
           </w:p>
         </w:tc>
@@ -19408,7 +19260,7 @@
                 <w:rFonts w:ascii="Barlow Condensed Medium" w:eastAsia="標楷體" w:hAnsi="Barlow Condensed Medium" w:cstheme="minorHAnsi" w:hint="eastAsia"/>
                 <w:w w:val="80"/>
               </w:rPr>
-              <w:t>10</w:t>
+              <w:t>--</w:t>
             </w:r>
           </w:p>
         </w:tc>
@@ -19985,7 +19837,7 @@
                 <w:rFonts w:ascii="Barlow Condensed Medium" w:eastAsia="標楷體" w:hAnsi="Barlow Condensed Medium" w:cstheme="minorHAnsi" w:hint="eastAsia"/>
                 <w:w w:val="80"/>
               </w:rPr>
-              <w:t>3</w:t>
+              <w:t>--</w:t>
             </w:r>
           </w:p>
         </w:tc>
@@ -20105,8 +19957,10 @@
                 <w:rFonts w:ascii="標楷體" w:eastAsia="標楷體" w:hAnsi="標楷體" w:cs="華康儷楷書" w:hint="eastAsia"/>
                 <w:szCs w:val="24"/>
               </w:rPr>
-              <w:t>詹素蘭</w:t>
-            </w:r>
+              <w:t>林美惠</w:t>
+            </w:r>
+            <w:bookmarkStart w:id="6" w:name="_GoBack"/>
+            <w:bookmarkEnd w:id="6"/>
           </w:p>
         </w:tc>
         <w:tc>
@@ -20742,7 +20596,6 @@
                 <w:rFonts w:ascii="Barlow Condensed Medium" w:eastAsia="華康中黑體" w:hAnsi="Barlow Condensed Medium" w:cs="Times New Roman"/>
                 <w:w w:val="80"/>
                 <w:szCs w:val="24"/>
-                <w:highlight w:val="yellow"/>
               </w:rPr>
             </w:pPr>
             <w:r>
@@ -20750,7 +20603,6 @@
                 <w:rFonts w:ascii="Barlow Condensed Medium" w:eastAsia="華康中黑體" w:hAnsi="Barlow Condensed Medium" w:cstheme="minorHAnsi"/>
                 <w:w w:val="80"/>
                 <w:szCs w:val="24"/>
-                <w:highlight w:val="yellow"/>
               </w:rPr>
               <w:sym w:font="Wingdings 2" w:char="F0AE"/>
             </w:r>
@@ -20759,7 +20611,6 @@
                 <w:rFonts w:ascii="Barlow Condensed Medium" w:eastAsia="華康中黑體" w:hAnsi="Barlow Condensed Medium" w:cstheme="minorHAnsi"/>
                 <w:w w:val="80"/>
                 <w:szCs w:val="24"/>
-                <w:highlight w:val="yellow"/>
               </w:rPr>
               <w:t>華語</w:t>
             </w:r>
@@ -20768,7 +20619,6 @@
                 <w:rFonts w:ascii="Barlow Condensed Medium" w:eastAsia="華康中黑體" w:hAnsi="Barlow Condensed Medium" w:cs="Times New Roman"/>
                 <w:w w:val="80"/>
                 <w:szCs w:val="24"/>
-                <w:highlight w:val="yellow"/>
               </w:rPr>
               <w:t>禮拜奉獻</w:t>
             </w:r>
@@ -20777,7 +20627,6 @@
                 <w:rFonts w:ascii="Barlow Condensed Medium" w:eastAsia="華康中黑體" w:hAnsi="Barlow Condensed Medium" w:cs="Times New Roman"/>
                 <w:w w:val="80"/>
                 <w:szCs w:val="24"/>
-                <w:highlight w:val="yellow"/>
               </w:rPr>
               <w:t>:</w:t>
             </w:r>
@@ -20799,7 +20648,6 @@
                 <w:rFonts w:ascii="Barlow Condensed Medium" w:eastAsia="華康中黑體" w:hAnsi="Barlow Condensed Medium" w:cs="Times New Roman"/>
                 <w:w w:val="80"/>
                 <w:szCs w:val="24"/>
-                <w:highlight w:val="yellow"/>
               </w:rPr>
             </w:pPr>
             <w:r>
@@ -20807,7 +20655,6 @@
                 <w:rFonts w:ascii="Barlow Condensed Medium" w:eastAsia="華康中黑體" w:hAnsi="Barlow Condensed Medium" w:cs="Times New Roman" w:hint="eastAsia"/>
                 <w:w w:val="80"/>
                 <w:szCs w:val="24"/>
-                <w:highlight w:val="yellow"/>
               </w:rPr>
               <w:t xml:space="preserve"> </w:t>
             </w:r>
@@ -20831,7 +20678,6 @@
                 <w:rFonts w:ascii="Barlow Condensed Medium" w:eastAsia="華康中黑體" w:hAnsi="Barlow Condensed Medium" w:cs="Times New Roman"/>
                 <w:w w:val="80"/>
                 <w:szCs w:val="24"/>
-                <w:highlight w:val="yellow"/>
               </w:rPr>
             </w:pPr>
             <w:r>
@@ -20839,7 +20685,6 @@
                 <w:rFonts w:ascii="Barlow Condensed Medium" w:eastAsia="華康中黑體" w:hAnsi="Barlow Condensed Medium" w:cstheme="minorHAnsi"/>
                 <w:w w:val="80"/>
                 <w:szCs w:val="24"/>
-                <w:highlight w:val="yellow"/>
               </w:rPr>
               <w:sym w:font="Wingdings 2" w:char="F0AE"/>
             </w:r>
@@ -20848,7 +20693,6 @@
                 <w:rFonts w:ascii="Barlow Condensed Medium" w:eastAsia="華康中黑體" w:hAnsi="Barlow Condensed Medium" w:cstheme="minorHAnsi" w:hint="eastAsia"/>
                 <w:w w:val="80"/>
                 <w:szCs w:val="24"/>
-                <w:highlight w:val="yellow"/>
               </w:rPr>
               <w:t>台語禮拜奉</w:t>
             </w:r>
@@ -20857,7 +20701,6 @@
                 <w:rFonts w:ascii="Barlow Condensed Medium" w:eastAsia="華康中黑體" w:hAnsi="Barlow Condensed Medium" w:cs="Times New Roman"/>
                 <w:w w:val="80"/>
                 <w:szCs w:val="24"/>
-                <w:highlight w:val="yellow"/>
               </w:rPr>
               <w:t>獻</w:t>
             </w:r>
@@ -20866,7 +20709,6 @@
                 <w:rFonts w:ascii="Barlow Condensed Medium" w:eastAsia="華康中黑體" w:hAnsi="Barlow Condensed Medium" w:cs="Times New Roman"/>
                 <w:w w:val="80"/>
                 <w:szCs w:val="24"/>
-                <w:highlight w:val="yellow"/>
               </w:rPr>
               <w:t>:</w:t>
             </w:r>
@@ -20889,7 +20731,6 @@
                 <w:rFonts w:ascii="Barlow Condensed Medium" w:eastAsia="華康中黑體" w:hAnsi="Barlow Condensed Medium" w:cs="Times New Roman"/>
                 <w:w w:val="80"/>
                 <w:szCs w:val="24"/>
-                <w:highlight w:val="yellow"/>
               </w:rPr>
             </w:pPr>
             <w:r>
@@ -20897,7 +20738,6 @@
                 <w:rFonts w:ascii="Barlow Condensed Medium" w:eastAsia="華康中黑體" w:hAnsi="Barlow Condensed Medium" w:cs="Times New Roman" w:hint="eastAsia"/>
                 <w:w w:val="80"/>
                 <w:szCs w:val="24"/>
-                <w:highlight w:val="yellow"/>
               </w:rPr>
               <w:t>6,335</w:t>
             </w:r>
@@ -20920,7 +20760,6 @@
                 <w:rFonts w:ascii="Barlow Condensed Medium" w:eastAsia="華康中黑體" w:hAnsi="Barlow Condensed Medium" w:cs="Times New Roman"/>
                 <w:w w:val="80"/>
                 <w:szCs w:val="24"/>
-                <w:highlight w:val="yellow"/>
               </w:rPr>
             </w:pPr>
           </w:p>
@@ -20943,7 +20782,6 @@
                 <w:rFonts w:ascii="Barlow Condensed Medium" w:eastAsia="華康中黑體" w:hAnsi="Barlow Condensed Medium" w:cs="Times New Roman"/>
                 <w:w w:val="80"/>
                 <w:szCs w:val="24"/>
-                <w:highlight w:val="yellow"/>
               </w:rPr>
             </w:pPr>
           </w:p>
@@ -20969,7 +20807,6 @@
                 <w:rFonts w:ascii="Barlow Condensed Medium" w:eastAsia="華康中黑體" w:hAnsi="Barlow Condensed Medium" w:cstheme="minorHAnsi"/>
                 <w:w w:val="80"/>
                 <w:szCs w:val="24"/>
-                <w:highlight w:val="yellow"/>
               </w:rPr>
             </w:pPr>
             <w:r>
@@ -20977,7 +20814,6 @@
                 <w:rFonts w:ascii="Barlow Condensed Medium" w:eastAsia="華康中黑體" w:hAnsi="Barlow Condensed Medium" w:cstheme="minorHAnsi"/>
                 <w:w w:val="80"/>
                 <w:szCs w:val="24"/>
-                <w:highlight w:val="yellow"/>
               </w:rPr>
               <w:sym w:font="Wingdings 2" w:char="F0AE"/>
             </w:r>
@@ -20986,7 +20822,6 @@
                 <w:rFonts w:ascii="Barlow Condensed Medium" w:eastAsia="華康中黑體" w:hAnsi="Barlow Condensed Medium" w:cstheme="minorHAnsi" w:hint="eastAsia"/>
                 <w:w w:val="80"/>
                 <w:szCs w:val="24"/>
-                <w:highlight w:val="yellow"/>
                 <w:lang w:eastAsia="zh-HK"/>
               </w:rPr>
               <w:t>月定</w:t>
@@ -20996,7 +20831,6 @@
                 <w:rFonts w:ascii="Barlow Condensed Medium" w:eastAsia="華康中黑體" w:hAnsi="Barlow Condensed Medium" w:cstheme="minorHAnsi"/>
                 <w:w w:val="80"/>
                 <w:szCs w:val="24"/>
-                <w:highlight w:val="yellow"/>
               </w:rPr>
               <w:t>奉獻</w:t>
             </w:r>
@@ -21005,7 +20839,6 @@
                 <w:rFonts w:ascii="Barlow Condensed Medium" w:eastAsia="華康中黑體" w:hAnsi="Barlow Condensed Medium" w:cstheme="minorHAnsi"/>
                 <w:w w:val="80"/>
                 <w:szCs w:val="24"/>
-                <w:highlight w:val="yellow"/>
               </w:rPr>
               <w:t>:</w:t>
             </w:r>
@@ -21028,7 +20861,6 @@
                 <w:rFonts w:ascii="Barlow Condensed Medium" w:eastAsia="標楷體" w:hAnsi="Barlow Condensed Medium" w:cstheme="minorHAnsi"/>
                 <w:w w:val="80"/>
                 <w:szCs w:val="24"/>
-                <w:highlight w:val="yellow"/>
               </w:rPr>
             </w:pPr>
             <w:r>
@@ -21036,7 +20868,6 @@
                 <w:rFonts w:ascii="Barlow Condensed Medium" w:eastAsia="標楷體" w:hAnsi="Barlow Condensed Medium" w:cstheme="minorHAnsi" w:hint="eastAsia"/>
                 <w:w w:val="80"/>
                 <w:szCs w:val="24"/>
-                <w:highlight w:val="yellow"/>
               </w:rPr>
               <w:t>1</w:t>
             </w:r>
@@ -21045,7 +20876,6 @@
                 <w:rFonts w:ascii="Barlow Condensed Medium" w:eastAsia="標楷體" w:hAnsi="Barlow Condensed Medium" w:cstheme="minorHAnsi" w:hint="eastAsia"/>
                 <w:w w:val="80"/>
                 <w:szCs w:val="24"/>
-                <w:highlight w:val="yellow"/>
                 <w:lang w:eastAsia="zh-HK"/>
               </w:rPr>
               <w:t>號</w:t>
@@ -21069,7 +20899,6 @@
                 <w:rFonts w:ascii="Barlow Condensed Medium" w:eastAsia="標楷體" w:hAnsi="Barlow Condensed Medium" w:cstheme="minorHAnsi"/>
                 <w:w w:val="80"/>
                 <w:szCs w:val="24"/>
-                <w:highlight w:val="yellow"/>
               </w:rPr>
             </w:pPr>
             <w:r>
@@ -21077,7 +20906,6 @@
                 <w:rFonts w:ascii="Barlow Condensed Medium" w:eastAsia="標楷體" w:hAnsi="Barlow Condensed Medium" w:cstheme="minorHAnsi"/>
                 <w:w w:val="80"/>
                 <w:szCs w:val="24"/>
-                <w:highlight w:val="yellow"/>
               </w:rPr>
               <w:t>5</w:t>
             </w:r>
@@ -21086,7 +20914,6 @@
                 <w:rFonts w:ascii="Barlow Condensed Medium" w:eastAsia="標楷體" w:hAnsi="Barlow Condensed Medium" w:cstheme="minorHAnsi"/>
                 <w:w w:val="80"/>
                 <w:szCs w:val="24"/>
-                <w:highlight w:val="yellow"/>
               </w:rPr>
               <w:t>,</w:t>
             </w:r>
@@ -21095,7 +20922,6 @@
                 <w:rFonts w:ascii="Barlow Condensed Medium" w:eastAsia="標楷體" w:hAnsi="Barlow Condensed Medium" w:cstheme="minorHAnsi"/>
                 <w:w w:val="80"/>
                 <w:szCs w:val="24"/>
-                <w:highlight w:val="yellow"/>
               </w:rPr>
               <w:t>0</w:t>
             </w:r>
@@ -21104,7 +20930,6 @@
                 <w:rFonts w:ascii="Barlow Condensed Medium" w:eastAsia="標楷體" w:hAnsi="Barlow Condensed Medium" w:cstheme="minorHAnsi"/>
                 <w:w w:val="80"/>
                 <w:szCs w:val="24"/>
-                <w:highlight w:val="yellow"/>
               </w:rPr>
               <w:t>00</w:t>
             </w:r>
@@ -21127,7 +20952,6 @@
                 <w:rFonts w:ascii="Barlow Condensed Medium" w:eastAsia="標楷體" w:hAnsi="Barlow Condensed Medium" w:cstheme="minorHAnsi"/>
                 <w:w w:val="80"/>
                 <w:szCs w:val="24"/>
-                <w:highlight w:val="yellow"/>
               </w:rPr>
             </w:pPr>
             <w:r>
@@ -21135,7 +20959,6 @@
                 <w:rFonts w:ascii="Barlow Condensed Medium" w:eastAsia="標楷體" w:hAnsi="Barlow Condensed Medium" w:cstheme="minorHAnsi" w:hint="eastAsia"/>
                 <w:w w:val="80"/>
                 <w:szCs w:val="24"/>
-                <w:highlight w:val="yellow"/>
               </w:rPr>
               <w:t>2</w:t>
             </w:r>
@@ -21144,7 +20967,6 @@
                 <w:rFonts w:ascii="Barlow Condensed Medium" w:eastAsia="標楷體" w:hAnsi="Barlow Condensed Medium" w:cstheme="minorHAnsi" w:hint="eastAsia"/>
                 <w:w w:val="80"/>
                 <w:szCs w:val="24"/>
-                <w:highlight w:val="yellow"/>
                 <w:lang w:eastAsia="zh-HK"/>
               </w:rPr>
               <w:t>號</w:t>
@@ -21168,7 +20990,6 @@
                 <w:rFonts w:ascii="Barlow Condensed Medium" w:eastAsia="標楷體" w:hAnsi="Barlow Condensed Medium" w:cstheme="minorHAnsi"/>
                 <w:w w:val="80"/>
                 <w:szCs w:val="24"/>
-                <w:highlight w:val="yellow"/>
               </w:rPr>
             </w:pPr>
             <w:r>
@@ -21176,7 +20997,6 @@
                 <w:rFonts w:ascii="Barlow Condensed Medium" w:eastAsia="標楷體" w:hAnsi="Barlow Condensed Medium" w:cstheme="minorHAnsi"/>
                 <w:w w:val="80"/>
                 <w:szCs w:val="24"/>
-                <w:highlight w:val="yellow"/>
               </w:rPr>
               <w:t>6</w:t>
             </w:r>
@@ -21185,7 +21005,6 @@
                 <w:rFonts w:ascii="Barlow Condensed Medium" w:eastAsia="標楷體" w:hAnsi="Barlow Condensed Medium" w:cstheme="minorHAnsi"/>
                 <w:w w:val="80"/>
                 <w:szCs w:val="24"/>
-                <w:highlight w:val="yellow"/>
               </w:rPr>
               <w:t>,000</w:t>
             </w:r>
@@ -21209,7 +21028,6 @@
                 <w:rFonts w:ascii="Barlow Condensed Medium" w:eastAsia="標楷體" w:hAnsi="Barlow Condensed Medium" w:cstheme="minorHAnsi"/>
                 <w:w w:val="80"/>
                 <w:szCs w:val="24"/>
-                <w:highlight w:val="yellow"/>
               </w:rPr>
             </w:pPr>
             <w:r>
@@ -21217,7 +21035,6 @@
                 <w:rFonts w:ascii="Barlow Condensed Medium" w:eastAsia="標楷體" w:hAnsi="Barlow Condensed Medium" w:cstheme="minorHAnsi" w:hint="eastAsia"/>
                 <w:w w:val="80"/>
                 <w:szCs w:val="24"/>
-                <w:highlight w:val="yellow"/>
               </w:rPr>
               <w:t>8</w:t>
             </w:r>
@@ -21226,7 +21043,6 @@
                 <w:rFonts w:ascii="Barlow Condensed Medium" w:eastAsia="標楷體" w:hAnsi="Barlow Condensed Medium" w:cstheme="minorHAnsi" w:hint="eastAsia"/>
                 <w:w w:val="80"/>
                 <w:szCs w:val="24"/>
-                <w:highlight w:val="yellow"/>
                 <w:lang w:eastAsia="zh-HK"/>
               </w:rPr>
               <w:t>號</w:t>
@@ -21249,7 +21065,6 @@
                 <w:rFonts w:ascii="Barlow Condensed Medium" w:eastAsia="標楷體" w:hAnsi="Barlow Condensed Medium" w:cstheme="minorHAnsi"/>
                 <w:w w:val="80"/>
                 <w:szCs w:val="24"/>
-                <w:highlight w:val="yellow"/>
               </w:rPr>
             </w:pPr>
             <w:r>
@@ -21257,7 +21072,6 @@
                 <w:rFonts w:ascii="Barlow Condensed Medium" w:eastAsia="標楷體" w:hAnsi="Barlow Condensed Medium" w:cstheme="minorHAnsi"/>
                 <w:w w:val="80"/>
                 <w:szCs w:val="24"/>
-                <w:highlight w:val="yellow"/>
               </w:rPr>
               <w:t>3</w:t>
             </w:r>
@@ -21266,7 +21080,6 @@
                 <w:rFonts w:ascii="Barlow Condensed Medium" w:eastAsia="標楷體" w:hAnsi="Barlow Condensed Medium" w:cstheme="minorHAnsi"/>
                 <w:w w:val="80"/>
                 <w:szCs w:val="24"/>
-                <w:highlight w:val="yellow"/>
               </w:rPr>
               <w:t>,</w:t>
             </w:r>
@@ -21275,7 +21088,6 @@
                 <w:rFonts w:ascii="Barlow Condensed Medium" w:eastAsia="標楷體" w:hAnsi="Barlow Condensed Medium" w:cstheme="minorHAnsi" w:hint="eastAsia"/>
                 <w:w w:val="80"/>
                 <w:szCs w:val="24"/>
-                <w:highlight w:val="yellow"/>
               </w:rPr>
               <w:t>0</w:t>
             </w:r>
@@ -21284,7 +21096,6 @@
                 <w:rFonts w:ascii="Barlow Condensed Medium" w:eastAsia="標楷體" w:hAnsi="Barlow Condensed Medium" w:cstheme="minorHAnsi"/>
                 <w:w w:val="80"/>
                 <w:szCs w:val="24"/>
-                <w:highlight w:val="yellow"/>
               </w:rPr>
               <w:t>00</w:t>
             </w:r>
@@ -21311,7 +21122,6 @@
                 <w:rFonts w:ascii="Barlow Condensed Medium" w:eastAsia="華康中黑體" w:hAnsi="Barlow Condensed Medium" w:cstheme="minorHAnsi"/>
                 <w:w w:val="80"/>
                 <w:szCs w:val="24"/>
-                <w:highlight w:val="yellow"/>
               </w:rPr>
             </w:pPr>
           </w:p>
@@ -21333,7 +21143,6 @@
                 <w:rFonts w:ascii="Barlow Condensed Medium" w:eastAsia="標楷體" w:hAnsi="Barlow Condensed Medium" w:cstheme="minorHAnsi"/>
                 <w:w w:val="80"/>
                 <w:szCs w:val="24"/>
-                <w:highlight w:val="yellow"/>
               </w:rPr>
             </w:pPr>
             <w:r>
@@ -21341,7 +21150,6 @@
                 <w:rFonts w:ascii="Barlow Condensed Medium" w:eastAsia="標楷體" w:hAnsi="Barlow Condensed Medium" w:cstheme="minorHAnsi" w:hint="eastAsia"/>
                 <w:w w:val="80"/>
                 <w:szCs w:val="24"/>
-                <w:highlight w:val="yellow"/>
               </w:rPr>
               <w:t>9-1</w:t>
             </w:r>
@@ -21350,7 +21158,6 @@
                 <w:rFonts w:ascii="Barlow Condensed Medium" w:eastAsia="標楷體" w:hAnsi="Barlow Condensed Medium" w:cstheme="minorHAnsi" w:hint="eastAsia"/>
                 <w:w w:val="80"/>
                 <w:szCs w:val="24"/>
-                <w:highlight w:val="yellow"/>
                 <w:lang w:eastAsia="zh-HK"/>
               </w:rPr>
               <w:t>號</w:t>
@@ -21374,7 +21181,6 @@
                 <w:rFonts w:ascii="Barlow Condensed Medium" w:eastAsia="標楷體" w:hAnsi="Barlow Condensed Medium" w:cstheme="minorHAnsi"/>
                 <w:w w:val="80"/>
                 <w:szCs w:val="24"/>
-                <w:highlight w:val="yellow"/>
               </w:rPr>
             </w:pPr>
             <w:r>
@@ -21382,7 +21188,6 @@
                 <w:rFonts w:ascii="Barlow Condensed Medium" w:eastAsia="標楷體" w:hAnsi="Barlow Condensed Medium" w:cstheme="minorHAnsi"/>
                 <w:w w:val="80"/>
                 <w:szCs w:val="24"/>
-                <w:highlight w:val="yellow"/>
               </w:rPr>
               <w:t>4</w:t>
             </w:r>
@@ -21391,7 +21196,6 @@
                 <w:rFonts w:ascii="Barlow Condensed Medium" w:eastAsia="標楷體" w:hAnsi="Barlow Condensed Medium" w:cstheme="minorHAnsi"/>
                 <w:w w:val="80"/>
                 <w:szCs w:val="24"/>
-                <w:highlight w:val="yellow"/>
               </w:rPr>
               <w:t>,</w:t>
             </w:r>
@@ -21400,7 +21204,6 @@
                 <w:rFonts w:ascii="Barlow Condensed Medium" w:eastAsia="標楷體" w:hAnsi="Barlow Condensed Medium" w:cstheme="minorHAnsi" w:hint="eastAsia"/>
                 <w:w w:val="80"/>
                 <w:szCs w:val="24"/>
-                <w:highlight w:val="yellow"/>
               </w:rPr>
               <w:t>0</w:t>
             </w:r>
@@ -21409,7 +21212,6 @@
                 <w:rFonts w:ascii="Barlow Condensed Medium" w:eastAsia="標楷體" w:hAnsi="Barlow Condensed Medium" w:cstheme="minorHAnsi"/>
                 <w:w w:val="80"/>
                 <w:szCs w:val="24"/>
-                <w:highlight w:val="yellow"/>
               </w:rPr>
               <w:t>00</w:t>
             </w:r>
@@ -21432,7 +21234,6 @@
                 <w:rFonts w:ascii="Barlow Condensed Medium" w:eastAsia="標楷體" w:hAnsi="Barlow Condensed Medium" w:cstheme="minorHAnsi"/>
                 <w:w w:val="80"/>
                 <w:szCs w:val="24"/>
-                <w:highlight w:val="yellow"/>
               </w:rPr>
             </w:pPr>
             <w:r>
@@ -21440,7 +21241,6 @@
                 <w:rFonts w:ascii="Barlow Condensed Medium" w:eastAsia="標楷體" w:hAnsi="Barlow Condensed Medium" w:cstheme="minorHAnsi" w:hint="eastAsia"/>
                 <w:w w:val="80"/>
                 <w:szCs w:val="24"/>
-                <w:highlight w:val="yellow"/>
               </w:rPr>
               <w:t>11</w:t>
             </w:r>
@@ -21449,7 +21249,6 @@
                 <w:rFonts w:ascii="Barlow Condensed Medium" w:eastAsia="標楷體" w:hAnsi="Barlow Condensed Medium" w:cstheme="minorHAnsi" w:hint="eastAsia"/>
                 <w:w w:val="80"/>
                 <w:szCs w:val="24"/>
-                <w:highlight w:val="yellow"/>
                 <w:lang w:eastAsia="zh-HK"/>
               </w:rPr>
               <w:t>號</w:t>
@@ -21473,7 +21272,6 @@
                 <w:rFonts w:ascii="Barlow Condensed Medium" w:eastAsia="標楷體" w:hAnsi="Barlow Condensed Medium" w:cstheme="minorHAnsi"/>
                 <w:w w:val="80"/>
                 <w:szCs w:val="24"/>
-                <w:highlight w:val="yellow"/>
               </w:rPr>
             </w:pPr>
             <w:r>
@@ -21481,7 +21279,6 @@
                 <w:rFonts w:ascii="Barlow Condensed Medium" w:eastAsia="標楷體" w:hAnsi="Barlow Condensed Medium" w:cstheme="minorHAnsi"/>
                 <w:w w:val="80"/>
                 <w:szCs w:val="24"/>
-                <w:highlight w:val="yellow"/>
               </w:rPr>
               <w:t>3</w:t>
             </w:r>
@@ -21490,7 +21287,6 @@
                 <w:rFonts w:ascii="Barlow Condensed Medium" w:eastAsia="標楷體" w:hAnsi="Barlow Condensed Medium" w:cstheme="minorHAnsi"/>
                 <w:w w:val="80"/>
                 <w:szCs w:val="24"/>
-                <w:highlight w:val="yellow"/>
               </w:rPr>
               <w:t>,</w:t>
             </w:r>
@@ -21499,7 +21295,6 @@
                 <w:rFonts w:ascii="Barlow Condensed Medium" w:eastAsia="標楷體" w:hAnsi="Barlow Condensed Medium" w:cstheme="minorHAnsi" w:hint="eastAsia"/>
                 <w:w w:val="80"/>
                 <w:szCs w:val="24"/>
-                <w:highlight w:val="yellow"/>
               </w:rPr>
               <w:t>0</w:t>
             </w:r>
@@ -21508,7 +21303,6 @@
                 <w:rFonts w:ascii="Barlow Condensed Medium" w:eastAsia="標楷體" w:hAnsi="Barlow Condensed Medium" w:cstheme="minorHAnsi"/>
                 <w:w w:val="80"/>
                 <w:szCs w:val="24"/>
-                <w:highlight w:val="yellow"/>
               </w:rPr>
               <w:t>00</w:t>
             </w:r>
@@ -21532,7 +21326,6 @@
                 <w:rFonts w:ascii="Barlow Condensed Medium" w:eastAsia="標楷體" w:hAnsi="Barlow Condensed Medium" w:cstheme="minorHAnsi"/>
                 <w:w w:val="80"/>
                 <w:szCs w:val="24"/>
-                <w:highlight w:val="yellow"/>
               </w:rPr>
             </w:pPr>
             <w:r>
@@ -21540,7 +21333,6 @@
                 <w:rFonts w:ascii="Barlow Condensed Medium" w:eastAsia="標楷體" w:hAnsi="Barlow Condensed Medium" w:cstheme="minorHAnsi" w:hint="eastAsia"/>
                 <w:w w:val="80"/>
                 <w:szCs w:val="24"/>
-                <w:highlight w:val="yellow"/>
               </w:rPr>
               <w:t>11-1</w:t>
             </w:r>
@@ -21549,7 +21341,6 @@
                 <w:rFonts w:ascii="Barlow Condensed Medium" w:eastAsia="標楷體" w:hAnsi="Barlow Condensed Medium" w:cstheme="minorHAnsi" w:hint="eastAsia"/>
                 <w:w w:val="80"/>
                 <w:szCs w:val="24"/>
-                <w:highlight w:val="yellow"/>
                 <w:lang w:eastAsia="zh-HK"/>
               </w:rPr>
               <w:t>號</w:t>
@@ -21572,7 +21363,6 @@
                 <w:rFonts w:ascii="Barlow Condensed Medium" w:eastAsia="標楷體" w:hAnsi="Barlow Condensed Medium" w:cstheme="minorHAnsi"/>
                 <w:w w:val="80"/>
                 <w:szCs w:val="24"/>
-                <w:highlight w:val="yellow"/>
               </w:rPr>
             </w:pPr>
             <w:r>
@@ -21580,7 +21370,6 @@
                 <w:rFonts w:ascii="Barlow Condensed Medium" w:eastAsia="標楷體" w:hAnsi="Barlow Condensed Medium" w:cstheme="minorHAnsi"/>
                 <w:w w:val="80"/>
                 <w:szCs w:val="24"/>
-                <w:highlight w:val="yellow"/>
               </w:rPr>
               <w:t>3,000</w:t>
             </w:r>
@@ -21607,7 +21396,6 @@
                 <w:rFonts w:ascii="Barlow Condensed Medium" w:eastAsia="華康中黑體" w:hAnsi="Barlow Condensed Medium" w:cstheme="minorHAnsi"/>
                 <w:w w:val="80"/>
                 <w:szCs w:val="24"/>
-                <w:highlight w:val="yellow"/>
               </w:rPr>
             </w:pPr>
           </w:p>
@@ -21629,7 +21417,6 @@
                 <w:rFonts w:ascii="Barlow Condensed Medium" w:eastAsia="標楷體" w:hAnsi="Barlow Condensed Medium" w:cstheme="minorHAnsi"/>
                 <w:w w:val="80"/>
                 <w:szCs w:val="24"/>
-                <w:highlight w:val="yellow"/>
               </w:rPr>
             </w:pPr>
             <w:r>
@@ -21637,7 +21424,6 @@
                 <w:rFonts w:ascii="Barlow Condensed Medium" w:eastAsia="標楷體" w:hAnsi="Barlow Condensed Medium" w:cstheme="minorHAnsi" w:hint="eastAsia"/>
                 <w:w w:val="80"/>
                 <w:szCs w:val="24"/>
-                <w:highlight w:val="yellow"/>
               </w:rPr>
               <w:t>12</w:t>
             </w:r>
@@ -21646,7 +21432,6 @@
                 <w:rFonts w:ascii="Barlow Condensed Medium" w:eastAsia="標楷體" w:hAnsi="Barlow Condensed Medium" w:cstheme="minorHAnsi" w:hint="eastAsia"/>
                 <w:w w:val="80"/>
                 <w:szCs w:val="24"/>
-                <w:highlight w:val="yellow"/>
                 <w:lang w:eastAsia="zh-HK"/>
               </w:rPr>
               <w:t>號</w:t>
@@ -21670,7 +21455,6 @@
                 <w:rFonts w:ascii="Barlow Condensed Medium" w:eastAsia="標楷體" w:hAnsi="Barlow Condensed Medium" w:cstheme="minorHAnsi"/>
                 <w:w w:val="80"/>
                 <w:szCs w:val="24"/>
-                <w:highlight w:val="yellow"/>
               </w:rPr>
             </w:pPr>
             <w:r>
@@ -21678,7 +21462,6 @@
                 <w:rFonts w:ascii="Barlow Condensed Medium" w:eastAsia="標楷體" w:hAnsi="Barlow Condensed Medium" w:cstheme="minorHAnsi" w:hint="eastAsia"/>
                 <w:w w:val="80"/>
                 <w:szCs w:val="24"/>
-                <w:highlight w:val="yellow"/>
               </w:rPr>
               <w:t>2,000</w:t>
             </w:r>
@@ -21701,7 +21484,6 @@
                 <w:rFonts w:ascii="Barlow Condensed Medium" w:eastAsia="標楷體" w:hAnsi="Barlow Condensed Medium" w:cstheme="minorHAnsi"/>
                 <w:w w:val="80"/>
                 <w:szCs w:val="24"/>
-                <w:highlight w:val="yellow"/>
               </w:rPr>
             </w:pPr>
             <w:r>
@@ -21709,7 +21491,6 @@
                 <w:rFonts w:ascii="Barlow Condensed Medium" w:eastAsia="標楷體" w:hAnsi="Barlow Condensed Medium" w:cstheme="minorHAnsi" w:hint="eastAsia"/>
                 <w:w w:val="80"/>
                 <w:szCs w:val="24"/>
-                <w:highlight w:val="yellow"/>
               </w:rPr>
               <w:t>17</w:t>
             </w:r>
@@ -21718,7 +21499,6 @@
                 <w:rFonts w:ascii="Barlow Condensed Medium" w:eastAsia="標楷體" w:hAnsi="Barlow Condensed Medium" w:cstheme="minorHAnsi" w:hint="eastAsia"/>
                 <w:w w:val="80"/>
                 <w:szCs w:val="24"/>
-                <w:highlight w:val="yellow"/>
                 <w:lang w:eastAsia="zh-HK"/>
               </w:rPr>
               <w:t>號</w:t>
@@ -21742,7 +21522,6 @@
                 <w:rFonts w:ascii="Barlow Condensed Medium" w:eastAsia="標楷體" w:hAnsi="Barlow Condensed Medium" w:cstheme="minorHAnsi"/>
                 <w:w w:val="80"/>
                 <w:szCs w:val="24"/>
-                <w:highlight w:val="yellow"/>
               </w:rPr>
             </w:pPr>
             <w:r>
@@ -21750,7 +21529,6 @@
                 <w:rFonts w:ascii="Barlow Condensed Medium" w:eastAsia="標楷體" w:hAnsi="Barlow Condensed Medium" w:cstheme="minorHAnsi" w:hint="eastAsia"/>
                 <w:w w:val="80"/>
                 <w:szCs w:val="24"/>
-                <w:highlight w:val="yellow"/>
               </w:rPr>
               <w:t>4,000</w:t>
             </w:r>
@@ -21774,7 +21552,6 @@
                 <w:rFonts w:ascii="Barlow Condensed Medium" w:eastAsia="標楷體" w:hAnsi="Barlow Condensed Medium" w:cstheme="minorHAnsi"/>
                 <w:w w:val="80"/>
                 <w:szCs w:val="24"/>
-                <w:highlight w:val="yellow"/>
               </w:rPr>
             </w:pPr>
             <w:r>
@@ -21782,7 +21559,6 @@
                 <w:rFonts w:ascii="Barlow Condensed Medium" w:eastAsia="標楷體" w:hAnsi="Barlow Condensed Medium" w:cstheme="minorHAnsi"/>
                 <w:w w:val="80"/>
                 <w:szCs w:val="24"/>
-                <w:highlight w:val="yellow"/>
               </w:rPr>
               <w:t>17-1</w:t>
             </w:r>
@@ -21791,7 +21567,6 @@
                 <w:rFonts w:ascii="Barlow Condensed Medium" w:eastAsia="標楷體" w:hAnsi="Barlow Condensed Medium" w:cstheme="minorHAnsi" w:hint="eastAsia"/>
                 <w:w w:val="80"/>
                 <w:szCs w:val="24"/>
-                <w:highlight w:val="yellow"/>
                 <w:lang w:eastAsia="zh-HK"/>
               </w:rPr>
               <w:t>號</w:t>
@@ -21814,7 +21589,6 @@
                 <w:rFonts w:ascii="Barlow Condensed Medium" w:eastAsia="標楷體" w:hAnsi="Barlow Condensed Medium" w:cstheme="minorHAnsi"/>
                 <w:w w:val="80"/>
                 <w:szCs w:val="24"/>
-                <w:highlight w:val="yellow"/>
               </w:rPr>
             </w:pPr>
             <w:r>
@@ -21822,7 +21596,6 @@
                 <w:rFonts w:ascii="Barlow Condensed Medium" w:eastAsia="標楷體" w:hAnsi="Barlow Condensed Medium" w:cstheme="minorHAnsi"/>
                 <w:w w:val="80"/>
                 <w:szCs w:val="24"/>
-                <w:highlight w:val="yellow"/>
               </w:rPr>
               <w:t>7,000</w:t>
             </w:r>
@@ -21849,7 +21622,6 @@
                 <w:rFonts w:ascii="Barlow Condensed Medium" w:eastAsia="華康中黑體" w:hAnsi="Barlow Condensed Medium" w:cstheme="minorHAnsi"/>
                 <w:w w:val="80"/>
                 <w:szCs w:val="24"/>
-                <w:highlight w:val="yellow"/>
               </w:rPr>
             </w:pPr>
           </w:p>
@@ -21871,7 +21643,6 @@
                 <w:rFonts w:ascii="Barlow Condensed Medium" w:eastAsia="標楷體" w:hAnsi="Barlow Condensed Medium" w:cstheme="minorHAnsi"/>
                 <w:w w:val="80"/>
                 <w:szCs w:val="24"/>
-                <w:highlight w:val="yellow"/>
               </w:rPr>
             </w:pPr>
             <w:r>
@@ -21879,7 +21650,6 @@
                 <w:rFonts w:ascii="Barlow Condensed Medium" w:eastAsia="標楷體" w:hAnsi="Barlow Condensed Medium" w:cstheme="minorHAnsi" w:hint="eastAsia"/>
                 <w:w w:val="80"/>
                 <w:szCs w:val="24"/>
-                <w:highlight w:val="yellow"/>
               </w:rPr>
               <w:t>17-4</w:t>
             </w:r>
@@ -21888,7 +21658,6 @@
                 <w:rFonts w:ascii="Barlow Condensed Medium" w:eastAsia="標楷體" w:hAnsi="Barlow Condensed Medium" w:cstheme="minorHAnsi" w:hint="eastAsia"/>
                 <w:w w:val="80"/>
                 <w:szCs w:val="24"/>
-                <w:highlight w:val="yellow"/>
                 <w:lang w:eastAsia="zh-HK"/>
               </w:rPr>
               <w:t>號</w:t>
@@ -21912,7 +21681,6 @@
                 <w:rFonts w:ascii="Barlow Condensed Medium" w:eastAsia="標楷體" w:hAnsi="Barlow Condensed Medium" w:cstheme="minorHAnsi"/>
                 <w:w w:val="80"/>
                 <w:szCs w:val="24"/>
-                <w:highlight w:val="yellow"/>
               </w:rPr>
             </w:pPr>
             <w:r>
@@ -21920,7 +21688,6 @@
                 <w:rFonts w:ascii="Barlow Condensed Medium" w:eastAsia="標楷體" w:hAnsi="Barlow Condensed Medium" w:cstheme="minorHAnsi" w:hint="eastAsia"/>
                 <w:w w:val="80"/>
                 <w:szCs w:val="24"/>
-                <w:highlight w:val="yellow"/>
               </w:rPr>
               <w:t>3,000</w:t>
             </w:r>
@@ -21943,7 +21710,6 @@
                 <w:rFonts w:ascii="Barlow Condensed Medium" w:eastAsia="標楷體" w:hAnsi="Barlow Condensed Medium" w:cstheme="minorHAnsi"/>
                 <w:w w:val="80"/>
                 <w:szCs w:val="24"/>
-                <w:highlight w:val="yellow"/>
               </w:rPr>
             </w:pPr>
             <w:r>
@@ -21951,7 +21717,6 @@
                 <w:rFonts w:ascii="Barlow Condensed Medium" w:eastAsia="標楷體" w:hAnsi="Barlow Condensed Medium" w:cstheme="minorHAnsi" w:hint="eastAsia"/>
                 <w:w w:val="80"/>
                 <w:szCs w:val="24"/>
-                <w:highlight w:val="yellow"/>
               </w:rPr>
               <w:t>20</w:t>
             </w:r>
@@ -21960,7 +21725,6 @@
                 <w:rFonts w:ascii="Barlow Condensed Medium" w:eastAsia="標楷體" w:hAnsi="Barlow Condensed Medium" w:cstheme="minorHAnsi" w:hint="eastAsia"/>
                 <w:w w:val="80"/>
                 <w:szCs w:val="24"/>
-                <w:highlight w:val="yellow"/>
                 <w:lang w:eastAsia="zh-HK"/>
               </w:rPr>
               <w:t>號</w:t>
@@ -21984,7 +21748,6 @@
                 <w:rFonts w:ascii="Barlow Condensed Medium" w:eastAsia="標楷體" w:hAnsi="Barlow Condensed Medium" w:cstheme="minorHAnsi"/>
                 <w:w w:val="80"/>
                 <w:szCs w:val="24"/>
-                <w:highlight w:val="yellow"/>
               </w:rPr>
             </w:pPr>
             <w:r>
@@ -21992,7 +21755,6 @@
                 <w:rFonts w:ascii="Barlow Condensed Medium" w:eastAsia="標楷體" w:hAnsi="Barlow Condensed Medium" w:cstheme="minorHAnsi" w:hint="eastAsia"/>
                 <w:w w:val="80"/>
                 <w:szCs w:val="24"/>
-                <w:highlight w:val="yellow"/>
               </w:rPr>
               <w:t>3,000</w:t>
             </w:r>
@@ -22016,7 +21778,6 @@
                 <w:rFonts w:ascii="Barlow Condensed Medium" w:eastAsia="標楷體" w:hAnsi="Barlow Condensed Medium" w:cstheme="minorHAnsi"/>
                 <w:w w:val="80"/>
                 <w:szCs w:val="24"/>
-                <w:highlight w:val="yellow"/>
               </w:rPr>
             </w:pPr>
             <w:r>
@@ -22024,7 +21785,6 @@
                 <w:rFonts w:ascii="Barlow Condensed Medium" w:eastAsia="標楷體" w:hAnsi="Barlow Condensed Medium" w:cstheme="minorHAnsi"/>
                 <w:w w:val="80"/>
                 <w:szCs w:val="24"/>
-                <w:highlight w:val="yellow"/>
               </w:rPr>
               <w:t>26</w:t>
             </w:r>
@@ -22033,7 +21793,6 @@
                 <w:rFonts w:ascii="Barlow Condensed Medium" w:eastAsia="標楷體" w:hAnsi="Barlow Condensed Medium" w:cstheme="minorHAnsi" w:hint="eastAsia"/>
                 <w:w w:val="80"/>
                 <w:szCs w:val="24"/>
-                <w:highlight w:val="yellow"/>
                 <w:lang w:eastAsia="zh-HK"/>
               </w:rPr>
               <w:t>號</w:t>
@@ -22056,7 +21815,6 @@
                 <w:rFonts w:ascii="Barlow Condensed Medium" w:eastAsia="標楷體" w:hAnsi="Barlow Condensed Medium" w:cstheme="minorHAnsi"/>
                 <w:w w:val="80"/>
                 <w:szCs w:val="24"/>
-                <w:highlight w:val="yellow"/>
               </w:rPr>
             </w:pPr>
             <w:r>
@@ -22064,7 +21822,6 @@
                 <w:rFonts w:ascii="Barlow Condensed Medium" w:eastAsia="標楷體" w:hAnsi="Barlow Condensed Medium" w:cstheme="minorHAnsi"/>
                 <w:w w:val="80"/>
                 <w:szCs w:val="24"/>
-                <w:highlight w:val="yellow"/>
               </w:rPr>
               <w:t>3,000</w:t>
             </w:r>
@@ -22091,7 +21848,6 @@
                 <w:rFonts w:ascii="Barlow Condensed Medium" w:eastAsia="華康中黑體" w:hAnsi="Barlow Condensed Medium" w:cstheme="minorHAnsi"/>
                 <w:w w:val="80"/>
                 <w:szCs w:val="24"/>
-                <w:highlight w:val="yellow"/>
               </w:rPr>
             </w:pPr>
           </w:p>
@@ -22113,7 +21869,6 @@
                 <w:rFonts w:ascii="Barlow Condensed Medium" w:eastAsia="標楷體" w:hAnsi="Barlow Condensed Medium" w:cstheme="minorHAnsi"/>
                 <w:w w:val="80"/>
                 <w:szCs w:val="24"/>
-                <w:highlight w:val="yellow"/>
               </w:rPr>
             </w:pPr>
             <w:r>
@@ -22121,7 +21876,6 @@
                 <w:rFonts w:ascii="Barlow Condensed Medium" w:eastAsia="標楷體" w:hAnsi="Barlow Condensed Medium" w:cstheme="minorHAnsi"/>
                 <w:w w:val="80"/>
                 <w:szCs w:val="24"/>
-                <w:highlight w:val="yellow"/>
               </w:rPr>
               <w:t>27</w:t>
             </w:r>
@@ -22130,7 +21884,6 @@
                 <w:rFonts w:ascii="Barlow Condensed Medium" w:eastAsia="標楷體" w:hAnsi="Barlow Condensed Medium" w:cstheme="minorHAnsi" w:hint="eastAsia"/>
                 <w:w w:val="80"/>
                 <w:szCs w:val="24"/>
-                <w:highlight w:val="yellow"/>
                 <w:lang w:eastAsia="zh-HK"/>
               </w:rPr>
               <w:t>號</w:t>
@@ -22154,7 +21907,6 @@
                 <w:rFonts w:ascii="Barlow Condensed Medium" w:eastAsia="標楷體" w:hAnsi="Barlow Condensed Medium" w:cstheme="minorHAnsi"/>
                 <w:w w:val="80"/>
                 <w:szCs w:val="24"/>
-                <w:highlight w:val="yellow"/>
               </w:rPr>
             </w:pPr>
             <w:r>
@@ -22162,7 +21914,6 @@
                 <w:rFonts w:ascii="Barlow Condensed Medium" w:eastAsia="標楷體" w:hAnsi="Barlow Condensed Medium" w:cstheme="minorHAnsi"/>
                 <w:w w:val="80"/>
                 <w:szCs w:val="24"/>
-                <w:highlight w:val="yellow"/>
               </w:rPr>
               <w:t>2,000</w:t>
             </w:r>
@@ -22185,7 +21936,6 @@
                 <w:rFonts w:ascii="Barlow Condensed Medium" w:eastAsia="標楷體" w:hAnsi="Barlow Condensed Medium" w:cstheme="minorHAnsi"/>
                 <w:w w:val="80"/>
                 <w:szCs w:val="24"/>
-                <w:highlight w:val="yellow"/>
               </w:rPr>
             </w:pPr>
             <w:r>
@@ -22193,7 +21943,6 @@
                 <w:rFonts w:ascii="Barlow Condensed Medium" w:eastAsia="標楷體" w:hAnsi="Barlow Condensed Medium" w:cstheme="minorHAnsi"/>
                 <w:w w:val="80"/>
                 <w:szCs w:val="24"/>
-                <w:highlight w:val="yellow"/>
               </w:rPr>
               <w:t>34</w:t>
             </w:r>
@@ -22202,7 +21951,6 @@
                 <w:rFonts w:ascii="Barlow Condensed Medium" w:eastAsia="標楷體" w:hAnsi="Barlow Condensed Medium" w:cstheme="minorHAnsi" w:hint="eastAsia"/>
                 <w:w w:val="80"/>
                 <w:szCs w:val="24"/>
-                <w:highlight w:val="yellow"/>
                 <w:lang w:eastAsia="zh-HK"/>
               </w:rPr>
               <w:t>號</w:t>
@@ -22226,7 +21974,6 @@
                 <w:rFonts w:ascii="Barlow Condensed Medium" w:eastAsia="標楷體" w:hAnsi="Barlow Condensed Medium" w:cstheme="minorHAnsi"/>
                 <w:w w:val="80"/>
                 <w:szCs w:val="24"/>
-                <w:highlight w:val="yellow"/>
               </w:rPr>
             </w:pPr>
             <w:r>
@@ -22234,7 +21981,6 @@
                 <w:rFonts w:ascii="Barlow Condensed Medium" w:eastAsia="標楷體" w:hAnsi="Barlow Condensed Medium" w:cstheme="minorHAnsi"/>
                 <w:w w:val="80"/>
                 <w:szCs w:val="24"/>
-                <w:highlight w:val="yellow"/>
               </w:rPr>
               <w:t>2,000</w:t>
             </w:r>
@@ -22258,7 +22004,6 @@
                 <w:rFonts w:ascii="Barlow Condensed Medium" w:eastAsia="標楷體" w:hAnsi="Barlow Condensed Medium" w:cstheme="minorHAnsi"/>
                 <w:w w:val="80"/>
                 <w:szCs w:val="24"/>
-                <w:highlight w:val="yellow"/>
               </w:rPr>
             </w:pPr>
             <w:r>
@@ -22266,7 +22011,6 @@
                 <w:rFonts w:ascii="Barlow Condensed Medium" w:eastAsia="標楷體" w:hAnsi="Barlow Condensed Medium" w:cstheme="minorHAnsi"/>
                 <w:w w:val="80"/>
                 <w:szCs w:val="24"/>
-                <w:highlight w:val="yellow"/>
               </w:rPr>
               <w:t>34-1</w:t>
             </w:r>
@@ -22275,7 +22019,6 @@
                 <w:rFonts w:ascii="Barlow Condensed Medium" w:eastAsia="標楷體" w:hAnsi="Barlow Condensed Medium" w:cstheme="minorHAnsi" w:hint="eastAsia"/>
                 <w:w w:val="80"/>
                 <w:szCs w:val="24"/>
-                <w:highlight w:val="yellow"/>
                 <w:lang w:eastAsia="zh-HK"/>
               </w:rPr>
               <w:t>號</w:t>
@@ -22298,7 +22041,6 @@
                 <w:rFonts w:ascii="Barlow Condensed Medium" w:eastAsia="標楷體" w:hAnsi="Barlow Condensed Medium" w:cstheme="minorHAnsi"/>
                 <w:w w:val="80"/>
                 <w:szCs w:val="24"/>
-                <w:highlight w:val="yellow"/>
               </w:rPr>
             </w:pPr>
             <w:r>
@@ -22306,7 +22048,6 @@
                 <w:rFonts w:ascii="Barlow Condensed Medium" w:eastAsia="標楷體" w:hAnsi="Barlow Condensed Medium" w:cstheme="minorHAnsi"/>
                 <w:w w:val="80"/>
                 <w:szCs w:val="24"/>
-                <w:highlight w:val="yellow"/>
               </w:rPr>
               <w:t>2,500</w:t>
             </w:r>
@@ -22333,7 +22074,6 @@
                 <w:rFonts w:ascii="Barlow Condensed Medium" w:eastAsia="華康中黑體" w:hAnsi="Barlow Condensed Medium" w:cstheme="minorHAnsi"/>
                 <w:w w:val="80"/>
                 <w:szCs w:val="24"/>
-                <w:highlight w:val="yellow"/>
               </w:rPr>
             </w:pPr>
           </w:p>
@@ -22355,7 +22095,6 @@
                 <w:rFonts w:ascii="Barlow Condensed Medium" w:eastAsia="標楷體" w:hAnsi="Barlow Condensed Medium" w:cstheme="minorHAnsi"/>
                 <w:w w:val="80"/>
                 <w:szCs w:val="24"/>
-                <w:highlight w:val="yellow"/>
               </w:rPr>
             </w:pPr>
             <w:r>
@@ -22363,7 +22102,6 @@
                 <w:rFonts w:ascii="Barlow Condensed Medium" w:eastAsia="標楷體" w:hAnsi="Barlow Condensed Medium" w:cstheme="minorHAnsi"/>
                 <w:w w:val="80"/>
                 <w:szCs w:val="24"/>
-                <w:highlight w:val="yellow"/>
               </w:rPr>
               <w:t>65</w:t>
             </w:r>
@@ -22372,7 +22110,6 @@
                 <w:rFonts w:ascii="Barlow Condensed Medium" w:eastAsia="標楷體" w:hAnsi="Barlow Condensed Medium" w:cstheme="minorHAnsi" w:hint="eastAsia"/>
                 <w:w w:val="80"/>
                 <w:szCs w:val="24"/>
-                <w:highlight w:val="yellow"/>
                 <w:lang w:eastAsia="zh-HK"/>
               </w:rPr>
               <w:t>號</w:t>
@@ -22396,7 +22133,6 @@
                 <w:rFonts w:ascii="Barlow Condensed Medium" w:eastAsia="標楷體" w:hAnsi="Barlow Condensed Medium" w:cstheme="minorHAnsi"/>
                 <w:w w:val="80"/>
                 <w:szCs w:val="24"/>
-                <w:highlight w:val="yellow"/>
               </w:rPr>
             </w:pPr>
             <w:r>
@@ -22404,7 +22140,6 @@
                 <w:rFonts w:ascii="Barlow Condensed Medium" w:eastAsia="標楷體" w:hAnsi="Barlow Condensed Medium" w:cstheme="minorHAnsi"/>
                 <w:w w:val="80"/>
                 <w:szCs w:val="24"/>
-                <w:highlight w:val="yellow"/>
               </w:rPr>
               <w:t>5,000</w:t>
             </w:r>
@@ -22427,7 +22162,6 @@
                 <w:rFonts w:ascii="Barlow Condensed Medium" w:eastAsia="標楷體" w:hAnsi="Barlow Condensed Medium" w:cstheme="minorHAnsi"/>
                 <w:w w:val="80"/>
                 <w:szCs w:val="24"/>
-                <w:highlight w:val="yellow"/>
               </w:rPr>
             </w:pPr>
             <w:r>
@@ -22435,7 +22169,6 @@
                 <w:rFonts w:ascii="Barlow Condensed Medium" w:eastAsia="標楷體" w:hAnsi="Barlow Condensed Medium" w:cstheme="minorHAnsi"/>
                 <w:w w:val="80"/>
                 <w:szCs w:val="24"/>
-                <w:highlight w:val="yellow"/>
               </w:rPr>
               <w:t>65-1</w:t>
             </w:r>
@@ -22444,7 +22177,6 @@
                 <w:rFonts w:ascii="Barlow Condensed Medium" w:eastAsia="標楷體" w:hAnsi="Barlow Condensed Medium" w:cstheme="minorHAnsi" w:hint="eastAsia"/>
                 <w:w w:val="80"/>
                 <w:szCs w:val="24"/>
-                <w:highlight w:val="yellow"/>
                 <w:lang w:eastAsia="zh-HK"/>
               </w:rPr>
               <w:t>號</w:t>
@@ -22468,7 +22200,6 @@
                 <w:rFonts w:ascii="Barlow Condensed Medium" w:eastAsia="標楷體" w:hAnsi="Barlow Condensed Medium" w:cstheme="minorHAnsi"/>
                 <w:w w:val="80"/>
                 <w:szCs w:val="24"/>
-                <w:highlight w:val="yellow"/>
               </w:rPr>
             </w:pPr>
             <w:r>
@@ -22476,7 +22207,6 @@
                 <w:rFonts w:ascii="Barlow Condensed Medium" w:eastAsia="標楷體" w:hAnsi="Barlow Condensed Medium" w:cstheme="minorHAnsi"/>
                 <w:w w:val="80"/>
                 <w:szCs w:val="24"/>
-                <w:highlight w:val="yellow"/>
               </w:rPr>
               <w:t>3,000</w:t>
             </w:r>
@@ -22500,7 +22230,6 @@
                 <w:rFonts w:ascii="Barlow Condensed Medium" w:eastAsia="標楷體" w:hAnsi="Barlow Condensed Medium" w:cstheme="minorHAnsi"/>
                 <w:w w:val="80"/>
                 <w:szCs w:val="24"/>
-                <w:highlight w:val="yellow"/>
               </w:rPr>
             </w:pPr>
           </w:p>
@@ -22521,7 +22250,6 @@
                 <w:rFonts w:ascii="Barlow Condensed Medium" w:eastAsia="標楷體" w:hAnsi="Barlow Condensed Medium" w:cstheme="minorHAnsi"/>
                 <w:w w:val="80"/>
                 <w:szCs w:val="24"/>
-                <w:highlight w:val="yellow"/>
               </w:rPr>
             </w:pPr>
           </w:p>
@@ -22547,7 +22275,6 @@
                 <w:rFonts w:ascii="Barlow Condensed Medium" w:eastAsia="華康中黑體" w:hAnsi="Barlow Condensed Medium" w:cstheme="minorHAnsi"/>
                 <w:w w:val="80"/>
                 <w:szCs w:val="24"/>
-                <w:highlight w:val="yellow"/>
               </w:rPr>
             </w:pPr>
           </w:p>
@@ -22569,7 +22296,6 @@
                 <w:rFonts w:ascii="Barlow Condensed Medium" w:eastAsia="標楷體" w:hAnsi="Barlow Condensed Medium" w:cstheme="minorHAnsi"/>
                 <w:w w:val="80"/>
                 <w:szCs w:val="24"/>
-                <w:highlight w:val="yellow"/>
               </w:rPr>
             </w:pPr>
           </w:p>
@@ -22591,7 +22317,6 @@
                 <w:rFonts w:ascii="Barlow Condensed Medium" w:eastAsia="標楷體" w:hAnsi="Barlow Condensed Medium" w:cstheme="minorHAnsi"/>
                 <w:w w:val="80"/>
                 <w:szCs w:val="24"/>
-                <w:highlight w:val="yellow"/>
               </w:rPr>
             </w:pPr>
           </w:p>
@@ -22613,7 +22338,6 @@
                 <w:rFonts w:ascii="Barlow Condensed Medium" w:eastAsia="標楷體" w:hAnsi="Barlow Condensed Medium" w:cstheme="minorHAnsi"/>
                 <w:w w:val="80"/>
                 <w:szCs w:val="24"/>
-                <w:highlight w:val="yellow"/>
               </w:rPr>
             </w:pPr>
           </w:p>
@@ -22635,7 +22359,6 @@
                 <w:rFonts w:ascii="Barlow Condensed Medium" w:eastAsia="標楷體" w:hAnsi="Barlow Condensed Medium" w:cstheme="minorHAnsi"/>
                 <w:w w:val="80"/>
                 <w:szCs w:val="24"/>
-                <w:highlight w:val="yellow"/>
               </w:rPr>
             </w:pPr>
           </w:p>
@@ -22658,7 +22381,6 @@
                 <w:rFonts w:ascii="Barlow Condensed Medium" w:eastAsia="標楷體" w:hAnsi="Barlow Condensed Medium" w:cstheme="minorHAnsi"/>
                 <w:w w:val="80"/>
                 <w:szCs w:val="24"/>
-                <w:highlight w:val="yellow"/>
               </w:rPr>
             </w:pPr>
           </w:p>
@@ -22679,7 +22401,6 @@
                 <w:rFonts w:ascii="Barlow Condensed Medium" w:eastAsia="標楷體" w:hAnsi="Barlow Condensed Medium" w:cstheme="minorHAnsi"/>
                 <w:w w:val="80"/>
                 <w:szCs w:val="24"/>
-                <w:highlight w:val="yellow"/>
               </w:rPr>
             </w:pPr>
           </w:p>
@@ -22705,7 +22426,6 @@
                 <w:rFonts w:ascii="Barlow Condensed Medium" w:eastAsia="華康中黑體" w:hAnsi="Barlow Condensed Medium" w:cstheme="minorHAnsi"/>
                 <w:w w:val="80"/>
                 <w:szCs w:val="24"/>
-                <w:highlight w:val="yellow"/>
               </w:rPr>
             </w:pPr>
             <w:r>
@@ -22713,7 +22433,6 @@
                 <w:rFonts w:ascii="Barlow Condensed Medium" w:eastAsia="華康中黑體" w:hAnsi="Barlow Condensed Medium" w:cstheme="minorHAnsi"/>
                 <w:w w:val="80"/>
                 <w:szCs w:val="24"/>
-                <w:highlight w:val="yellow"/>
               </w:rPr>
               <w:sym w:font="Wingdings 2" w:char="F0AE"/>
             </w:r>
@@ -22722,7 +22441,6 @@
                 <w:rFonts w:ascii="Barlow Condensed Medium" w:eastAsia="華康中黑體" w:hAnsi="Barlow Condensed Medium" w:cstheme="minorHAnsi" w:hint="eastAsia"/>
                 <w:w w:val="80"/>
                 <w:szCs w:val="24"/>
-                <w:highlight w:val="yellow"/>
                 <w:lang w:eastAsia="zh-HK"/>
               </w:rPr>
               <w:t>感恩</w:t>
@@ -22732,7 +22450,6 @@
                 <w:rFonts w:ascii="Barlow Condensed Medium" w:eastAsia="華康中黑體" w:hAnsi="Barlow Condensed Medium" w:cstheme="minorHAnsi"/>
                 <w:w w:val="80"/>
                 <w:szCs w:val="24"/>
-                <w:highlight w:val="yellow"/>
               </w:rPr>
               <w:t>奉獻</w:t>
             </w:r>
@@ -22741,7 +22458,6 @@
                 <w:rFonts w:ascii="Barlow Condensed Medium" w:eastAsia="華康中黑體" w:hAnsi="Barlow Condensed Medium" w:cstheme="minorHAnsi"/>
                 <w:w w:val="80"/>
                 <w:szCs w:val="24"/>
-                <w:highlight w:val="yellow"/>
               </w:rPr>
               <w:t>:</w:t>
             </w:r>
@@ -22764,7 +22480,6 @@
                 <w:rFonts w:ascii="Barlow Condensed Medium" w:eastAsia="標楷體" w:hAnsi="Barlow Condensed Medium" w:cstheme="minorHAnsi"/>
                 <w:w w:val="80"/>
                 <w:szCs w:val="24"/>
-                <w:highlight w:val="yellow"/>
               </w:rPr>
             </w:pPr>
             <w:r>
@@ -22772,7 +22487,6 @@
                 <w:rFonts w:ascii="Barlow Condensed Medium" w:eastAsia="標楷體" w:hAnsi="Barlow Condensed Medium" w:cstheme="minorHAnsi" w:hint="eastAsia"/>
                 <w:w w:val="80"/>
                 <w:szCs w:val="24"/>
-                <w:highlight w:val="yellow"/>
                 <w:lang w:eastAsia="zh-HK"/>
               </w:rPr>
               <w:t>31</w:t>
@@ -22782,7 +22496,6 @@
                 <w:rFonts w:ascii="Barlow Condensed Medium" w:eastAsia="標楷體" w:hAnsi="Barlow Condensed Medium" w:cstheme="minorHAnsi" w:hint="eastAsia"/>
                 <w:w w:val="80"/>
                 <w:szCs w:val="24"/>
-                <w:highlight w:val="yellow"/>
                 <w:lang w:eastAsia="zh-HK"/>
               </w:rPr>
               <w:t>號</w:t>
@@ -22806,7 +22519,6 @@
                 <w:rFonts w:ascii="Barlow Condensed Medium" w:eastAsia="標楷體" w:hAnsi="Barlow Condensed Medium" w:cstheme="minorHAnsi"/>
                 <w:w w:val="80"/>
                 <w:szCs w:val="24"/>
-                <w:highlight w:val="yellow"/>
               </w:rPr>
             </w:pPr>
             <w:r>
@@ -22814,7 +22526,6 @@
                 <w:rFonts w:ascii="Barlow Condensed Medium" w:eastAsia="標楷體" w:hAnsi="Barlow Condensed Medium" w:cstheme="minorHAnsi" w:hint="eastAsia"/>
                 <w:w w:val="80"/>
                 <w:szCs w:val="24"/>
-                <w:highlight w:val="yellow"/>
               </w:rPr>
               <w:t>3</w:t>
             </w:r>
@@ -22823,7 +22534,6 @@
                 <w:rFonts w:ascii="Barlow Condensed Medium" w:eastAsia="標楷體" w:hAnsi="Barlow Condensed Medium" w:cstheme="minorHAnsi"/>
                 <w:w w:val="80"/>
                 <w:szCs w:val="24"/>
-                <w:highlight w:val="yellow"/>
               </w:rPr>
               <w:t>,</w:t>
             </w:r>
@@ -22832,7 +22542,6 @@
                 <w:rFonts w:ascii="Barlow Condensed Medium" w:eastAsia="標楷體" w:hAnsi="Barlow Condensed Medium" w:cstheme="minorHAnsi" w:hint="eastAsia"/>
                 <w:w w:val="80"/>
                 <w:szCs w:val="24"/>
-                <w:highlight w:val="yellow"/>
               </w:rPr>
               <w:t>000</w:t>
             </w:r>
@@ -22855,7 +22564,6 @@
                 <w:rFonts w:ascii="Barlow Condensed Medium" w:eastAsia="標楷體" w:hAnsi="Barlow Condensed Medium" w:cstheme="minorHAnsi"/>
                 <w:w w:val="80"/>
                 <w:szCs w:val="24"/>
-                <w:highlight w:val="yellow"/>
               </w:rPr>
             </w:pPr>
             <w:r>
@@ -22863,7 +22571,6 @@
                 <w:rFonts w:ascii="Barlow Condensed Medium" w:eastAsia="標楷體" w:hAnsi="Barlow Condensed Medium" w:cstheme="minorHAnsi" w:hint="eastAsia"/>
                 <w:w w:val="80"/>
                 <w:szCs w:val="24"/>
-                <w:highlight w:val="yellow"/>
                 <w:lang w:eastAsia="zh-HK"/>
               </w:rPr>
               <w:t>37</w:t>
@@ -22873,7 +22580,6 @@
                 <w:rFonts w:ascii="Barlow Condensed Medium" w:eastAsia="標楷體" w:hAnsi="Barlow Condensed Medium" w:cstheme="minorHAnsi" w:hint="eastAsia"/>
                 <w:w w:val="80"/>
                 <w:szCs w:val="24"/>
-                <w:highlight w:val="yellow"/>
                 <w:lang w:eastAsia="zh-HK"/>
               </w:rPr>
               <w:t>號</w:t>
@@ -22897,7 +22603,6 @@
                 <w:rFonts w:ascii="Barlow Condensed Medium" w:eastAsia="標楷體" w:hAnsi="Barlow Condensed Medium" w:cstheme="minorHAnsi"/>
                 <w:w w:val="80"/>
                 <w:szCs w:val="24"/>
-                <w:highlight w:val="yellow"/>
               </w:rPr>
             </w:pPr>
             <w:r>
@@ -22905,7 +22610,6 @@
                 <w:rFonts w:ascii="Barlow Condensed Medium" w:eastAsia="標楷體" w:hAnsi="Barlow Condensed Medium" w:cstheme="minorHAnsi"/>
                 <w:w w:val="80"/>
                 <w:szCs w:val="24"/>
-                <w:highlight w:val="yellow"/>
               </w:rPr>
               <w:t>2,0</w:t>
             </w:r>
@@ -22914,7 +22618,6 @@
                 <w:rFonts w:ascii="Barlow Condensed Medium" w:eastAsia="標楷體" w:hAnsi="Barlow Condensed Medium" w:cstheme="minorHAnsi"/>
                 <w:w w:val="80"/>
                 <w:szCs w:val="24"/>
-                <w:highlight w:val="yellow"/>
               </w:rPr>
               <w:t>00</w:t>
             </w:r>
@@ -22938,7 +22641,6 @@
                 <w:rFonts w:ascii="Barlow Condensed Medium" w:eastAsia="標楷體" w:hAnsi="Barlow Condensed Medium" w:cstheme="minorHAnsi"/>
                 <w:w w:val="80"/>
                 <w:szCs w:val="24"/>
-                <w:highlight w:val="yellow"/>
               </w:rPr>
             </w:pPr>
             <w:r>
@@ -22946,7 +22648,6 @@
                 <w:rFonts w:ascii="Barlow Condensed Medium" w:eastAsia="標楷體" w:hAnsi="Barlow Condensed Medium" w:cstheme="minorHAnsi" w:hint="eastAsia"/>
                 <w:w w:val="80"/>
                 <w:szCs w:val="24"/>
-                <w:highlight w:val="yellow"/>
                 <w:lang w:eastAsia="zh-HK"/>
               </w:rPr>
               <w:t>45</w:t>
@@ -22956,7 +22657,6 @@
                 <w:rFonts w:ascii="Barlow Condensed Medium" w:eastAsia="標楷體" w:hAnsi="Barlow Condensed Medium" w:cstheme="minorHAnsi" w:hint="eastAsia"/>
                 <w:w w:val="80"/>
                 <w:szCs w:val="24"/>
-                <w:highlight w:val="yellow"/>
                 <w:lang w:eastAsia="zh-HK"/>
               </w:rPr>
               <w:t>號</w:t>
@@ -22979,7 +22679,6 @@
                 <w:rFonts w:ascii="Barlow Condensed Medium" w:eastAsia="標楷體" w:hAnsi="Barlow Condensed Medium" w:cstheme="minorHAnsi"/>
                 <w:w w:val="80"/>
                 <w:szCs w:val="24"/>
-                <w:highlight w:val="yellow"/>
               </w:rPr>
             </w:pPr>
             <w:r>
@@ -22987,7 +22686,6 @@
                 <w:rFonts w:ascii="Barlow Condensed Medium" w:eastAsia="標楷體" w:hAnsi="Barlow Condensed Medium" w:cstheme="minorHAnsi"/>
                 <w:w w:val="80"/>
                 <w:szCs w:val="24"/>
-                <w:highlight w:val="yellow"/>
               </w:rPr>
               <w:t>4,000</w:t>
             </w:r>
@@ -23014,7 +22712,6 @@
                 <w:rFonts w:ascii="Barlow Condensed Medium" w:eastAsia="華康中黑體" w:hAnsi="Barlow Condensed Medium" w:cstheme="minorHAnsi"/>
                 <w:w w:val="80"/>
                 <w:szCs w:val="24"/>
-                <w:highlight w:val="yellow"/>
               </w:rPr>
             </w:pPr>
           </w:p>
@@ -23036,7 +22733,6 @@
                 <w:rFonts w:ascii="Barlow Condensed Medium" w:eastAsia="標楷體" w:hAnsi="Barlow Condensed Medium" w:cstheme="minorHAnsi"/>
                 <w:w w:val="80"/>
                 <w:szCs w:val="24"/>
-                <w:highlight w:val="yellow"/>
               </w:rPr>
             </w:pPr>
             <w:r>
@@ -23044,7 +22740,6 @@
                 <w:rFonts w:ascii="Barlow Condensed Medium" w:eastAsia="標楷體" w:hAnsi="Barlow Condensed Medium" w:cstheme="minorHAnsi" w:hint="eastAsia"/>
                 <w:w w:val="80"/>
                 <w:szCs w:val="24"/>
-                <w:highlight w:val="yellow"/>
                 <w:lang w:eastAsia="zh-HK"/>
               </w:rPr>
               <w:t>49</w:t>
@@ -23054,7 +22749,6 @@
                 <w:rFonts w:ascii="Barlow Condensed Medium" w:eastAsia="標楷體" w:hAnsi="Barlow Condensed Medium" w:cstheme="minorHAnsi" w:hint="eastAsia"/>
                 <w:w w:val="80"/>
                 <w:szCs w:val="24"/>
-                <w:highlight w:val="yellow"/>
                 <w:lang w:eastAsia="zh-HK"/>
               </w:rPr>
               <w:t>號</w:t>
@@ -23078,7 +22772,6 @@
                 <w:rFonts w:ascii="Barlow Condensed Medium" w:eastAsia="標楷體" w:hAnsi="Barlow Condensed Medium" w:cstheme="minorHAnsi"/>
                 <w:w w:val="80"/>
                 <w:szCs w:val="24"/>
-                <w:highlight w:val="yellow"/>
               </w:rPr>
             </w:pPr>
             <w:r>
@@ -23086,7 +22779,6 @@
                 <w:rFonts w:ascii="Barlow Condensed Medium" w:eastAsia="標楷體" w:hAnsi="Barlow Condensed Medium" w:cstheme="minorHAnsi"/>
                 <w:w w:val="80"/>
                 <w:szCs w:val="24"/>
-                <w:highlight w:val="yellow"/>
               </w:rPr>
               <w:t>3</w:t>
             </w:r>
@@ -23095,7 +22787,6 @@
                 <w:rFonts w:ascii="Barlow Condensed Medium" w:eastAsia="標楷體" w:hAnsi="Barlow Condensed Medium" w:cstheme="minorHAnsi"/>
                 <w:w w:val="80"/>
                 <w:szCs w:val="24"/>
-                <w:highlight w:val="yellow"/>
               </w:rPr>
               <w:t>,</w:t>
             </w:r>
@@ -23104,7 +22795,6 @@
                 <w:rFonts w:ascii="Barlow Condensed Medium" w:eastAsia="標楷體" w:hAnsi="Barlow Condensed Medium" w:cstheme="minorHAnsi" w:hint="eastAsia"/>
                 <w:w w:val="80"/>
                 <w:szCs w:val="24"/>
-                <w:highlight w:val="yellow"/>
               </w:rPr>
               <w:t>0</w:t>
             </w:r>
@@ -23113,7 +22803,6 @@
                 <w:rFonts w:ascii="Barlow Condensed Medium" w:eastAsia="標楷體" w:hAnsi="Barlow Condensed Medium" w:cstheme="minorHAnsi"/>
                 <w:w w:val="80"/>
                 <w:szCs w:val="24"/>
-                <w:highlight w:val="yellow"/>
               </w:rPr>
               <w:t>00</w:t>
             </w:r>
@@ -23136,7 +22825,6 @@
                 <w:rFonts w:ascii="Barlow Condensed Medium" w:eastAsia="標楷體" w:hAnsi="Barlow Condensed Medium" w:cstheme="minorHAnsi"/>
                 <w:w w:val="80"/>
                 <w:szCs w:val="24"/>
-                <w:highlight w:val="yellow"/>
               </w:rPr>
             </w:pPr>
             <w:r>
@@ -23144,7 +22832,6 @@
                 <w:rFonts w:ascii="Barlow Condensed Medium" w:eastAsia="標楷體" w:hAnsi="Barlow Condensed Medium" w:cstheme="minorHAnsi"/>
                 <w:w w:val="80"/>
                 <w:szCs w:val="24"/>
-                <w:highlight w:val="yellow"/>
               </w:rPr>
               <w:t>64</w:t>
             </w:r>
@@ -23153,7 +22840,6 @@
                 <w:rFonts w:ascii="Barlow Condensed Medium" w:eastAsia="標楷體" w:hAnsi="Barlow Condensed Medium" w:cstheme="minorHAnsi" w:hint="eastAsia"/>
                 <w:w w:val="80"/>
                 <w:szCs w:val="24"/>
-                <w:highlight w:val="yellow"/>
                 <w:lang w:eastAsia="zh-HK"/>
               </w:rPr>
               <w:t>號</w:t>
@@ -23177,7 +22863,6 @@
                 <w:rFonts w:ascii="Barlow Condensed Medium" w:eastAsia="標楷體" w:hAnsi="Barlow Condensed Medium" w:cstheme="minorHAnsi"/>
                 <w:w w:val="80"/>
                 <w:szCs w:val="24"/>
-                <w:highlight w:val="yellow"/>
               </w:rPr>
             </w:pPr>
             <w:r>
@@ -23185,7 +22870,6 @@
                 <w:rFonts w:ascii="Barlow Condensed Medium" w:eastAsia="標楷體" w:hAnsi="Barlow Condensed Medium" w:cstheme="minorHAnsi" w:hint="eastAsia"/>
                 <w:w w:val="80"/>
                 <w:szCs w:val="24"/>
-                <w:highlight w:val="yellow"/>
               </w:rPr>
               <w:t>3,0</w:t>
             </w:r>
@@ -23194,7 +22878,6 @@
                 <w:rFonts w:ascii="Barlow Condensed Medium" w:eastAsia="標楷體" w:hAnsi="Barlow Condensed Medium" w:cstheme="minorHAnsi" w:hint="eastAsia"/>
                 <w:w w:val="80"/>
                 <w:szCs w:val="24"/>
-                <w:highlight w:val="yellow"/>
               </w:rPr>
               <w:t>00</w:t>
             </w:r>
@@ -23218,7 +22901,6 @@
                 <w:rFonts w:ascii="Barlow Condensed Medium" w:eastAsia="標楷體" w:hAnsi="Barlow Condensed Medium" w:cstheme="minorHAnsi"/>
                 <w:w w:val="80"/>
                 <w:szCs w:val="24"/>
-                <w:highlight w:val="yellow"/>
               </w:rPr>
             </w:pPr>
           </w:p>
@@ -23239,7 +22921,6 @@
                 <w:rFonts w:ascii="Barlow Condensed Medium" w:eastAsia="標楷體" w:hAnsi="Barlow Condensed Medium" w:cstheme="minorHAnsi"/>
                 <w:w w:val="80"/>
                 <w:szCs w:val="24"/>
-                <w:highlight w:val="yellow"/>
               </w:rPr>
             </w:pPr>
           </w:p>
@@ -23265,7 +22946,6 @@
                 <w:rFonts w:ascii="Barlow Condensed Medium" w:eastAsia="華康中黑體" w:hAnsi="Barlow Condensed Medium" w:cstheme="minorHAnsi"/>
                 <w:w w:val="80"/>
                 <w:szCs w:val="24"/>
-                <w:highlight w:val="yellow"/>
               </w:rPr>
             </w:pPr>
           </w:p>
@@ -23287,7 +22967,6 @@
                 <w:rFonts w:ascii="Barlow Condensed Medium" w:eastAsia="標楷體" w:hAnsi="Barlow Condensed Medium" w:cstheme="minorHAnsi"/>
                 <w:w w:val="80"/>
                 <w:szCs w:val="24"/>
-                <w:highlight w:val="yellow"/>
               </w:rPr>
             </w:pPr>
           </w:p>
@@ -23309,7 +22988,6 @@
                 <w:rFonts w:ascii="Barlow Condensed Medium" w:eastAsia="標楷體" w:hAnsi="Barlow Condensed Medium" w:cstheme="minorHAnsi"/>
                 <w:w w:val="80"/>
                 <w:szCs w:val="24"/>
-                <w:highlight w:val="yellow"/>
               </w:rPr>
             </w:pPr>
           </w:p>
@@ -23331,7 +23009,6 @@
                 <w:rFonts w:ascii="Barlow Condensed Medium" w:eastAsia="標楷體" w:hAnsi="Barlow Condensed Medium" w:cstheme="minorHAnsi"/>
                 <w:w w:val="80"/>
                 <w:szCs w:val="24"/>
-                <w:highlight w:val="yellow"/>
               </w:rPr>
             </w:pPr>
           </w:p>
@@ -23353,7 +23030,6 @@
                 <w:rFonts w:ascii="Barlow Condensed Medium" w:eastAsia="標楷體" w:hAnsi="Barlow Condensed Medium" w:cstheme="minorHAnsi"/>
                 <w:w w:val="80"/>
                 <w:szCs w:val="24"/>
-                <w:highlight w:val="yellow"/>
               </w:rPr>
             </w:pPr>
           </w:p>
@@ -23376,7 +23052,6 @@
                 <w:rFonts w:ascii="Barlow Condensed Medium" w:eastAsia="標楷體" w:hAnsi="Barlow Condensed Medium" w:cstheme="minorHAnsi"/>
                 <w:w w:val="80"/>
                 <w:szCs w:val="24"/>
-                <w:highlight w:val="yellow"/>
               </w:rPr>
             </w:pPr>
           </w:p>
@@ -23397,7 +23072,6 @@
                 <w:rFonts w:ascii="Barlow Condensed Medium" w:eastAsia="標楷體" w:hAnsi="Barlow Condensed Medium" w:cstheme="minorHAnsi"/>
                 <w:w w:val="80"/>
                 <w:szCs w:val="24"/>
-                <w:highlight w:val="yellow"/>
               </w:rPr>
             </w:pPr>
           </w:p>
@@ -23460,7 +23134,6 @@
                       <w:rFonts w:ascii="Barlow Condensed Medium" w:eastAsia="華康中黑體" w:hAnsi="Barlow Condensed Medium" w:cstheme="minorHAnsi"/>
                       <w:w w:val="80"/>
                       <w:szCs w:val="24"/>
-                      <w:highlight w:val="yellow"/>
                     </w:rPr>
                   </w:pPr>
                   <w:r>
@@ -23468,7 +23141,6 @@
                       <w:rFonts w:ascii="Barlow Condensed Medium" w:eastAsia="華康中黑體" w:hAnsi="Barlow Condensed Medium" w:cstheme="minorHAnsi"/>
                       <w:w w:val="80"/>
                       <w:szCs w:val="24"/>
-                      <w:highlight w:val="yellow"/>
                     </w:rPr>
                     <w:sym w:font="Wingdings 2" w:char="F0AE"/>
                   </w:r>
@@ -23477,7 +23149,6 @@
                       <w:rFonts w:ascii="Barlow Condensed Medium" w:eastAsia="華康中黑體" w:hAnsi="Barlow Condensed Medium" w:cstheme="minorHAnsi" w:hint="eastAsia"/>
                       <w:w w:val="80"/>
                       <w:szCs w:val="24"/>
-                      <w:highlight w:val="yellow"/>
                       <w:lang w:eastAsia="zh-HK"/>
                     </w:rPr>
                     <w:t>為松年團契奉</w:t>
@@ -23487,7 +23158,6 @@
                       <w:rFonts w:ascii="Barlow Condensed Medium" w:eastAsia="華康中黑體" w:hAnsi="Barlow Condensed Medium" w:cstheme="minorHAnsi"/>
                       <w:w w:val="80"/>
                       <w:szCs w:val="24"/>
-                      <w:highlight w:val="yellow"/>
                     </w:rPr>
                     <w:t>獻</w:t>
                   </w:r>
@@ -23496,7 +23166,6 @@
                       <w:rFonts w:ascii="Barlow Condensed Medium" w:eastAsia="華康中黑體" w:hAnsi="Barlow Condensed Medium" w:cstheme="minorHAnsi"/>
                       <w:w w:val="80"/>
                       <w:szCs w:val="24"/>
-                      <w:highlight w:val="yellow"/>
                     </w:rPr>
                     <w:t>:</w:t>
                   </w:r>
@@ -23519,7 +23188,6 @@
                       <w:rFonts w:ascii="Barlow Condensed Medium" w:eastAsia="標楷體" w:hAnsi="Barlow Condensed Medium" w:cstheme="minorHAnsi"/>
                       <w:w w:val="80"/>
                       <w:szCs w:val="24"/>
-                      <w:highlight w:val="yellow"/>
                     </w:rPr>
                   </w:pPr>
                   <w:r>
@@ -23527,7 +23195,6 @@
                       <w:rFonts w:ascii="Barlow Condensed Medium" w:eastAsia="標楷體" w:hAnsi="Barlow Condensed Medium" w:cstheme="minorHAnsi" w:hint="eastAsia"/>
                       <w:w w:val="80"/>
                       <w:szCs w:val="24"/>
-                      <w:highlight w:val="yellow"/>
                       <w:lang w:eastAsia="zh-HK"/>
                     </w:rPr>
                     <w:t>49</w:t>
@@ -23537,7 +23204,6 @@
                       <w:rFonts w:ascii="Barlow Condensed Medium" w:eastAsia="標楷體" w:hAnsi="Barlow Condensed Medium" w:cstheme="minorHAnsi" w:hint="eastAsia"/>
                       <w:w w:val="80"/>
                       <w:szCs w:val="24"/>
-                      <w:highlight w:val="yellow"/>
                       <w:lang w:eastAsia="zh-HK"/>
                     </w:rPr>
                     <w:t>號</w:t>
@@ -23561,7 +23227,6 @@
                       <w:rFonts w:ascii="Barlow Condensed Medium" w:eastAsia="標楷體" w:hAnsi="Barlow Condensed Medium" w:cstheme="minorHAnsi"/>
                       <w:w w:val="80"/>
                       <w:szCs w:val="24"/>
-                      <w:highlight w:val="yellow"/>
                     </w:rPr>
                   </w:pPr>
                   <w:r>
@@ -23569,7 +23234,6 @@
                       <w:rFonts w:ascii="Barlow Condensed Medium" w:eastAsia="標楷體" w:hAnsi="Barlow Condensed Medium" w:cstheme="minorHAnsi"/>
                       <w:w w:val="80"/>
                       <w:szCs w:val="24"/>
-                      <w:highlight w:val="yellow"/>
                     </w:rPr>
                     <w:t>1,000</w:t>
                   </w:r>
@@ -23592,7 +23256,6 @@
                       <w:rFonts w:ascii="Barlow Condensed Medium" w:eastAsia="標楷體" w:hAnsi="Barlow Condensed Medium" w:cstheme="minorHAnsi"/>
                       <w:w w:val="80"/>
                       <w:szCs w:val="24"/>
-                      <w:highlight w:val="yellow"/>
                     </w:rPr>
                   </w:pPr>
                 </w:p>
@@ -23613,7 +23276,6 @@
                       <w:rFonts w:ascii="Barlow Condensed Medium" w:eastAsia="標楷體" w:hAnsi="Barlow Condensed Medium" w:cstheme="minorHAnsi"/>
                       <w:w w:val="80"/>
                       <w:szCs w:val="24"/>
-                      <w:highlight w:val="yellow"/>
                     </w:rPr>
                   </w:pPr>
                 </w:p>
@@ -23635,7 +23297,6 @@
                       <w:rFonts w:ascii="Barlow Condensed Medium" w:eastAsia="標楷體" w:hAnsi="Barlow Condensed Medium" w:cstheme="minorHAnsi"/>
                       <w:w w:val="80"/>
                       <w:szCs w:val="24"/>
-                      <w:highlight w:val="yellow"/>
                     </w:rPr>
                   </w:pPr>
                 </w:p>
@@ -23656,7 +23317,6 @@
                       <w:rFonts w:ascii="Barlow Condensed Medium" w:eastAsia="標楷體" w:hAnsi="Barlow Condensed Medium" w:cstheme="minorHAnsi"/>
                       <w:w w:val="80"/>
                       <w:szCs w:val="24"/>
-                      <w:highlight w:val="yellow"/>
                     </w:rPr>
                   </w:pPr>
                 </w:p>
@@ -23670,7 +23330,6 @@
                 <w:rFonts w:ascii="Barlow Condensed Medium" w:eastAsia="華康中黑體" w:hAnsi="Barlow Condensed Medium" w:cstheme="minorHAnsi"/>
                 <w:w w:val="80"/>
                 <w:szCs w:val="24"/>
-                <w:highlight w:val="yellow"/>
               </w:rPr>
             </w:pPr>
           </w:p>
@@ -23692,7 +23351,6 @@
                 <w:rFonts w:ascii="Barlow Condensed Medium" w:eastAsia="標楷體" w:hAnsi="Barlow Condensed Medium" w:cstheme="minorHAnsi"/>
                 <w:w w:val="80"/>
                 <w:szCs w:val="24"/>
-                <w:highlight w:val="yellow"/>
               </w:rPr>
             </w:pPr>
             <w:r>
@@ -23700,7 +23358,6 @@
                 <w:rFonts w:ascii="Barlow Condensed Medium" w:eastAsia="標楷體" w:hAnsi="Barlow Condensed Medium" w:cstheme="minorHAnsi"/>
                 <w:w w:val="80"/>
                 <w:szCs w:val="24"/>
-                <w:highlight w:val="yellow"/>
               </w:rPr>
               <w:t>49</w:t>
             </w:r>
@@ -23709,7 +23366,6 @@
                 <w:rFonts w:ascii="Barlow Condensed Medium" w:eastAsia="標楷體" w:hAnsi="Barlow Condensed Medium" w:cstheme="minorHAnsi" w:hint="eastAsia"/>
                 <w:w w:val="80"/>
                 <w:szCs w:val="24"/>
-                <w:highlight w:val="yellow"/>
                 <w:lang w:eastAsia="zh-HK"/>
               </w:rPr>
               <w:t>號</w:t>
@@ -23733,7 +23389,6 @@
                 <w:rFonts w:ascii="Barlow Condensed Medium" w:eastAsia="標楷體" w:hAnsi="Barlow Condensed Medium" w:cstheme="minorHAnsi"/>
                 <w:w w:val="80"/>
                 <w:szCs w:val="24"/>
-                <w:highlight w:val="yellow"/>
               </w:rPr>
             </w:pPr>
             <w:r>
@@ -23741,7 +23396,6 @@
                 <w:rFonts w:ascii="Barlow Condensed Medium" w:eastAsia="標楷體" w:hAnsi="Barlow Condensed Medium" w:cstheme="minorHAnsi"/>
                 <w:w w:val="80"/>
                 <w:szCs w:val="24"/>
-                <w:highlight w:val="yellow"/>
               </w:rPr>
               <w:t>1,000</w:t>
             </w:r>
@@ -23764,7 +23418,6 @@
                 <w:rFonts w:ascii="Barlow Condensed Medium" w:eastAsia="標楷體" w:hAnsi="Barlow Condensed Medium" w:cstheme="minorHAnsi"/>
                 <w:w w:val="80"/>
                 <w:szCs w:val="24"/>
-                <w:highlight w:val="yellow"/>
               </w:rPr>
             </w:pPr>
           </w:p>
@@ -23786,7 +23439,6 @@
                 <w:rFonts w:ascii="Barlow Condensed Medium" w:eastAsia="標楷體" w:hAnsi="Barlow Condensed Medium" w:cstheme="minorHAnsi"/>
                 <w:w w:val="80"/>
                 <w:szCs w:val="24"/>
-                <w:highlight w:val="yellow"/>
               </w:rPr>
             </w:pPr>
           </w:p>
@@ -23809,7 +23461,6 @@
                 <w:rFonts w:ascii="Barlow Condensed Medium" w:eastAsia="標楷體" w:hAnsi="Barlow Condensed Medium" w:cstheme="minorHAnsi"/>
                 <w:w w:val="80"/>
                 <w:szCs w:val="24"/>
-                <w:highlight w:val="yellow"/>
               </w:rPr>
             </w:pPr>
           </w:p>
@@ -23830,7 +23481,6 @@
                 <w:rFonts w:ascii="Barlow Condensed Medium" w:eastAsia="標楷體" w:hAnsi="Barlow Condensed Medium" w:cstheme="minorHAnsi"/>
                 <w:w w:val="80"/>
                 <w:szCs w:val="24"/>
-                <w:highlight w:val="yellow"/>
               </w:rPr>
             </w:pPr>
           </w:p>
@@ -23856,7 +23506,6 @@
                 <w:rFonts w:ascii="Barlow Condensed Medium" w:eastAsia="華康中黑體" w:hAnsi="Barlow Condensed Medium" w:cstheme="minorHAnsi"/>
                 <w:w w:val="80"/>
                 <w:szCs w:val="24"/>
-                <w:highlight w:val="yellow"/>
               </w:rPr>
             </w:pPr>
           </w:p>
@@ -23878,7 +23527,6 @@
                 <w:rFonts w:ascii="Barlow Condensed Medium" w:eastAsia="標楷體" w:hAnsi="Barlow Condensed Medium" w:cstheme="minorHAnsi"/>
                 <w:w w:val="80"/>
                 <w:szCs w:val="24"/>
-                <w:highlight w:val="yellow"/>
               </w:rPr>
             </w:pPr>
           </w:p>
@@ -23900,7 +23548,6 @@
                 <w:rFonts w:ascii="Barlow Condensed Medium" w:eastAsia="標楷體" w:hAnsi="Barlow Condensed Medium" w:cstheme="minorHAnsi"/>
                 <w:w w:val="80"/>
                 <w:szCs w:val="24"/>
-                <w:highlight w:val="yellow"/>
               </w:rPr>
             </w:pPr>
           </w:p>
@@ -23922,7 +23569,6 @@
                 <w:rFonts w:ascii="Barlow Condensed Medium" w:eastAsia="標楷體" w:hAnsi="Barlow Condensed Medium" w:cstheme="minorHAnsi"/>
                 <w:w w:val="80"/>
                 <w:szCs w:val="24"/>
-                <w:highlight w:val="yellow"/>
               </w:rPr>
             </w:pPr>
           </w:p>
@@ -23944,7 +23590,6 @@
                 <w:rFonts w:ascii="Barlow Condensed Medium" w:eastAsia="標楷體" w:hAnsi="Barlow Condensed Medium" w:cstheme="minorHAnsi"/>
                 <w:w w:val="80"/>
                 <w:szCs w:val="24"/>
-                <w:highlight w:val="yellow"/>
               </w:rPr>
             </w:pPr>
           </w:p>
@@ -23967,7 +23612,6 @@
                 <w:rFonts w:ascii="Barlow Condensed Medium" w:eastAsia="標楷體" w:hAnsi="Barlow Condensed Medium" w:cstheme="minorHAnsi"/>
                 <w:w w:val="80"/>
                 <w:szCs w:val="24"/>
-                <w:highlight w:val="yellow"/>
               </w:rPr>
             </w:pPr>
           </w:p>
@@ -23988,7 +23632,6 @@
                 <w:rFonts w:ascii="Barlow Condensed Medium" w:eastAsia="標楷體" w:hAnsi="Barlow Condensed Medium" w:cstheme="minorHAnsi"/>
                 <w:w w:val="80"/>
                 <w:szCs w:val="24"/>
-                <w:highlight w:val="yellow"/>
               </w:rPr>
             </w:pPr>
           </w:p>
@@ -24014,7 +23657,6 @@
                 <w:rFonts w:ascii="Barlow Condensed Medium" w:eastAsia="華康中黑體" w:hAnsi="Barlow Condensed Medium" w:cstheme="minorHAnsi"/>
                 <w:w w:val="80"/>
                 <w:szCs w:val="24"/>
-                <w:highlight w:val="yellow"/>
               </w:rPr>
             </w:pPr>
             <w:r>
@@ -24022,7 +23664,6 @@
                 <w:rFonts w:ascii="Barlow Condensed Medium" w:eastAsia="華康中黑體" w:hAnsi="Barlow Condensed Medium" w:cstheme="minorHAnsi"/>
                 <w:w w:val="80"/>
                 <w:szCs w:val="24"/>
-                <w:highlight w:val="yellow"/>
               </w:rPr>
               <w:sym w:font="Wingdings 2" w:char="F0AE"/>
             </w:r>
@@ -24031,7 +23672,6 @@
                 <w:rFonts w:ascii="Barlow Condensed Medium" w:eastAsia="華康中黑體" w:hAnsi="Barlow Condensed Medium" w:cstheme="minorHAnsi" w:hint="eastAsia"/>
                 <w:w w:val="80"/>
                 <w:szCs w:val="24"/>
-                <w:highlight w:val="yellow"/>
                 <w:lang w:eastAsia="zh-HK"/>
               </w:rPr>
               <w:t>為</w:t>
@@ -24041,7 +23681,6 @@
                 <w:rFonts w:ascii="Barlow Condensed Medium" w:eastAsia="華康中黑體" w:hAnsi="Barlow Condensed Medium" w:cstheme="minorHAnsi" w:hint="eastAsia"/>
                 <w:w w:val="80"/>
                 <w:szCs w:val="24"/>
-                <w:highlight w:val="yellow"/>
                 <w:lang w:eastAsia="zh-HK"/>
               </w:rPr>
               <w:t>聖歌隊</w:t>
@@ -24051,7 +23690,6 @@
                 <w:rFonts w:ascii="Barlow Condensed Medium" w:eastAsia="華康中黑體" w:hAnsi="Barlow Condensed Medium" w:cstheme="minorHAnsi" w:hint="eastAsia"/>
                 <w:w w:val="80"/>
                 <w:szCs w:val="24"/>
-                <w:highlight w:val="yellow"/>
                 <w:lang w:eastAsia="zh-HK"/>
               </w:rPr>
               <w:t>奉</w:t>
@@ -24061,7 +23699,6 @@
                 <w:rFonts w:ascii="Barlow Condensed Medium" w:eastAsia="華康中黑體" w:hAnsi="Barlow Condensed Medium" w:cstheme="minorHAnsi"/>
                 <w:w w:val="80"/>
                 <w:szCs w:val="24"/>
-                <w:highlight w:val="yellow"/>
               </w:rPr>
               <w:t>獻</w:t>
             </w:r>
@@ -24070,7 +23707,6 @@
                 <w:rFonts w:ascii="Barlow Condensed Medium" w:eastAsia="華康中黑體" w:hAnsi="Barlow Condensed Medium" w:cstheme="minorHAnsi"/>
                 <w:w w:val="80"/>
                 <w:szCs w:val="24"/>
-                <w:highlight w:val="yellow"/>
               </w:rPr>
               <w:t>:</w:t>
             </w:r>
@@ -24093,7 +23729,6 @@
                 <w:rFonts w:ascii="Barlow Condensed Medium" w:eastAsia="標楷體" w:hAnsi="Barlow Condensed Medium" w:cstheme="minorHAnsi"/>
                 <w:w w:val="80"/>
                 <w:szCs w:val="24"/>
-                <w:highlight w:val="yellow"/>
               </w:rPr>
             </w:pPr>
             <w:r>
@@ -24101,7 +23736,6 @@
                 <w:rFonts w:ascii="Barlow Condensed Medium" w:eastAsia="標楷體" w:hAnsi="Barlow Condensed Medium" w:cstheme="minorHAnsi" w:hint="eastAsia"/>
                 <w:w w:val="80"/>
                 <w:szCs w:val="24"/>
-                <w:highlight w:val="yellow"/>
                 <w:lang w:eastAsia="zh-HK"/>
               </w:rPr>
               <w:t>62</w:t>
@@ -24111,7 +23745,6 @@
                 <w:rFonts w:ascii="Barlow Condensed Medium" w:eastAsia="標楷體" w:hAnsi="Barlow Condensed Medium" w:cstheme="minorHAnsi" w:hint="eastAsia"/>
                 <w:w w:val="80"/>
                 <w:szCs w:val="24"/>
-                <w:highlight w:val="yellow"/>
                 <w:lang w:eastAsia="zh-HK"/>
               </w:rPr>
               <w:t>號</w:t>
@@ -24142,7 +23775,6 @@
                 <w:rFonts w:ascii="Barlow Condensed Medium" w:eastAsia="標楷體" w:hAnsi="Barlow Condensed Medium" w:cstheme="minorHAnsi"/>
                 <w:w w:val="80"/>
                 <w:szCs w:val="24"/>
-                <w:highlight w:val="yellow"/>
               </w:rPr>
               <w:t>2</w:t>
             </w:r>
@@ -24151,7 +23783,6 @@
                 <w:rFonts w:ascii="Barlow Condensed Medium" w:eastAsia="標楷體" w:hAnsi="Barlow Condensed Medium" w:cstheme="minorHAnsi"/>
                 <w:w w:val="80"/>
                 <w:szCs w:val="24"/>
-                <w:highlight w:val="yellow"/>
               </w:rPr>
               <w:t>,000</w:t>
             </w:r>
@@ -24816,6 +24447,55 @@
                 <w:rFonts w:ascii="Yanone Kaffeesatz Regular" w:eastAsia="華康儷中黑" w:hAnsi="Yanone Kaffeesatz Regular" w:cs="DaunPenh"/>
                 <w:b/>
                 <w:bCs/>
+                <w:w w:val="110"/>
+                <w:sz w:val="20"/>
+                <w:szCs w:val="20"/>
+              </w:rPr>
+            </w:pPr>
+            <w:r>
+              <w:rPr>
+                <w:rFonts w:ascii="Yanone Kaffeesatz Regular" w:eastAsia="華康儷中黑" w:hAnsi="Yanone Kaffeesatz Regular" w:cs="DaunPenh" w:hint="eastAsia"/>
+                <w:b/>
+                <w:bCs/>
+                <w:w w:val="110"/>
+                <w:sz w:val="20"/>
+                <w:szCs w:val="20"/>
+              </w:rPr>
+              <w:t>王下</w:t>
+            </w:r>
+            <w:r>
+              <w:rPr>
+                <w:rFonts w:ascii="Yanone Kaffeesatz Regular" w:eastAsia="華康儷中黑" w:hAnsi="Yanone Kaffeesatz Regular" w:cs="DaunPenh"/>
+                <w:b/>
+                <w:bCs/>
+                <w:w w:val="110"/>
+                <w:sz w:val="20"/>
+                <w:szCs w:val="20"/>
+              </w:rPr>
+              <w:t>19:29-20:15(20:5)</w:t>
+            </w:r>
+          </w:p>
+        </w:tc>
+      </w:tr>
+      <w:tr>
+        <w:tc>
+          <w:tcPr>
+            <w:tcW w:w="911" w:type="dxa"/>
+            <w:tcBorders>
+              <w:top w:val="single" w:sz="4" w:space="0" w:color="auto"/>
+              <w:bottom w:val="single" w:sz="4" w:space="0" w:color="auto"/>
+              <w:right w:val="single" w:sz="4" w:space="0" w:color="auto"/>
+            </w:tcBorders>
+            <w:tcMar>
+              <w:left w:w="57" w:type="dxa"/>
+              <w:right w:w="57" w:type="dxa"/>
+            </w:tcMar>
+          </w:tcPr>
+          <w:p>
+            <w:pPr>
+              <w:snapToGrid w:val="0"/>
+              <w:rPr>
+                <w:rFonts w:ascii="Barlow Condensed Medium" w:eastAsia="華康儷中黑" w:hAnsi="Barlow Condensed Medium" w:cstheme="minorHAnsi"/>
                 <w:w w:val="125"/>
                 <w:sz w:val="20"/>
                 <w:szCs w:val="20"/>
@@ -24823,15 +24503,151 @@
             </w:pPr>
             <w:r>
               <w:rPr>
-                <w:rFonts w:ascii="Yanone Kaffeesatz Regular" w:eastAsia="華康儷中黑" w:hAnsi="Yanone Kaffeesatz Regular" w:cs="DaunPenh" w:hint="eastAsia"/>
+                <w:rFonts w:ascii="Barlow Condensed Medium" w:eastAsia="華康儷中黑" w:hAnsi="Barlow Condensed Medium" w:cstheme="minorHAnsi"/>
+                <w:w w:val="125"/>
+                <w:sz w:val="20"/>
+                <w:szCs w:val="20"/>
+              </w:rPr>
+              <w:t>一</w:t>
+            </w:r>
+            <w:r>
+              <w:rPr>
+                <w:rFonts w:ascii="Barlow Condensed Medium" w:eastAsia="華康儷中黑" w:hAnsi="Barlow Condensed Medium" w:cstheme="minorHAnsi"/>
+                <w:w w:val="125"/>
+                <w:sz w:val="20"/>
+                <w:szCs w:val="20"/>
+              </w:rPr>
+              <w:fldChar w:fldCharType="begin"/>
+            </w:r>
+            <w:r>
+              <w:rPr>
+                <w:rFonts w:ascii="Barlow Condensed Medium" w:eastAsia="華康儷中黑" w:hAnsi="Barlow Condensed Medium" w:cstheme="minorHAnsi"/>
+                <w:w w:val="125"/>
+                <w:sz w:val="20"/>
+                <w:szCs w:val="20"/>
+              </w:rPr>
+              <w:instrText xml:space="preserve"> =IF(pub_day+1&gt;this_mon_days, IF(pub_mon=12, 1, pub_mon+1), pub_mon) \* MERGEFORMAT </w:instrText>
+            </w:r>
+            <w:r>
+              <w:rPr>
+                <w:rFonts w:ascii="Barlow Condensed Medium" w:eastAsia="華康儷中黑" w:hAnsi="Barlow Condensed Medium" w:cstheme="minorHAnsi"/>
+                <w:w w:val="125"/>
+                <w:sz w:val="20"/>
+                <w:szCs w:val="20"/>
+              </w:rPr>
+              <w:fldChar w:fldCharType="separate"/>
+            </w:r>
+            <w:r>
+              <w:rPr>
+                <w:rFonts w:ascii="Barlow Condensed Medium" w:eastAsia="華康儷中黑" w:hAnsi="Barlow Condensed Medium" w:cstheme="minorHAnsi"/>
+                <w:noProof/>
+                <w:w w:val="125"/>
+                <w:sz w:val="20"/>
+                <w:szCs w:val="20"/>
+              </w:rPr>
+              <w:t>4</w:t>
+            </w:r>
+            <w:r>
+              <w:rPr>
+                <w:rFonts w:ascii="Barlow Condensed Medium" w:eastAsia="華康儷中黑" w:hAnsi="Barlow Condensed Medium" w:cstheme="minorHAnsi"/>
+                <w:w w:val="125"/>
+                <w:sz w:val="20"/>
+                <w:szCs w:val="20"/>
+              </w:rPr>
+              <w:fldChar w:fldCharType="end"/>
+            </w:r>
+            <w:r>
+              <w:rPr>
+                <w:rFonts w:ascii="Barlow Condensed Medium" w:eastAsia="華康儷中黑" w:hAnsi="Barlow Condensed Medium" w:cstheme="minorHAnsi"/>
+                <w:w w:val="125"/>
+                <w:sz w:val="20"/>
+                <w:szCs w:val="20"/>
+              </w:rPr>
+              <w:t>/</w:t>
+            </w:r>
+            <w:r>
+              <w:rPr>
+                <w:rFonts w:ascii="Barlow Condensed Medium" w:eastAsia="華康儷中黑" w:hAnsi="Barlow Condensed Medium" w:cstheme="minorHAnsi"/>
+                <w:w w:val="125"/>
+                <w:sz w:val="20"/>
+                <w:szCs w:val="20"/>
+              </w:rPr>
+              <w:fldChar w:fldCharType="begin"/>
+            </w:r>
+            <w:r>
+              <w:rPr>
+                <w:rFonts w:ascii="Barlow Condensed Medium" w:eastAsia="華康儷中黑" w:hAnsi="Barlow Condensed Medium" w:cstheme="minorHAnsi"/>
+                <w:w w:val="125"/>
+                <w:sz w:val="20"/>
+                <w:szCs w:val="20"/>
+              </w:rPr>
+              <w:instrText xml:space="preserve"> =IF(pub_day+1&gt;this_mon_days, -this_mon_days, 0)+pub_day+1 \* MERGEFORMAT </w:instrText>
+            </w:r>
+            <w:r>
+              <w:rPr>
+                <w:rFonts w:ascii="Barlow Condensed Medium" w:eastAsia="華康儷中黑" w:hAnsi="Barlow Condensed Medium" w:cstheme="minorHAnsi"/>
+                <w:w w:val="125"/>
+                <w:sz w:val="20"/>
+                <w:szCs w:val="20"/>
+              </w:rPr>
+              <w:fldChar w:fldCharType="separate"/>
+            </w:r>
+            <w:r>
+              <w:rPr>
+                <w:rFonts w:ascii="Barlow Condensed Medium" w:eastAsia="華康儷中黑" w:hAnsi="Barlow Condensed Medium" w:cstheme="minorHAnsi"/>
+                <w:noProof/>
+                <w:w w:val="125"/>
+                <w:sz w:val="20"/>
+                <w:szCs w:val="20"/>
+              </w:rPr>
+              <w:t>13</w:t>
+            </w:r>
+            <w:r>
+              <w:rPr>
+                <w:rFonts w:ascii="Barlow Condensed Medium" w:eastAsia="華康儷中黑" w:hAnsi="Barlow Condensed Medium" w:cstheme="minorHAnsi"/>
+                <w:w w:val="125"/>
+                <w:sz w:val="20"/>
+                <w:szCs w:val="20"/>
+              </w:rPr>
+              <w:fldChar w:fldCharType="end"/>
+            </w:r>
+            <w:r>
+              <w:rPr>
+                <w:rFonts w:ascii="Barlow Condensed Medium" w:eastAsia="華康儷中黑" w:hAnsi="Barlow Condensed Medium" w:cstheme="minorHAnsi"/>
+                <w:w w:val="125"/>
+                <w:sz w:val="20"/>
+                <w:szCs w:val="20"/>
+              </w:rPr>
+              <w:t xml:space="preserve"> </w:t>
+            </w:r>
+          </w:p>
+        </w:tc>
+        <w:tc>
+          <w:tcPr>
+            <w:tcW w:w="1904" w:type="dxa"/>
+            <w:tcBorders>
+              <w:top w:val="single" w:sz="4" w:space="0" w:color="auto"/>
+              <w:left w:val="single" w:sz="4" w:space="0" w:color="auto"/>
+              <w:bottom w:val="single" w:sz="4" w:space="0" w:color="auto"/>
+            </w:tcBorders>
+            <w:tcMar>
+              <w:left w:w="28" w:type="dxa"/>
+              <w:right w:w="28" w:type="dxa"/>
+            </w:tcMar>
+            <w:vAlign w:val="center"/>
+          </w:tcPr>
+          <w:p>
+            <w:pPr>
+              <w:snapToGrid w:val="0"/>
+              <w:rPr>
+                <w:rFonts w:ascii="Yanone Kaffeesatz Regular" w:eastAsia="華康儷中黑" w:hAnsi="Yanone Kaffeesatz Regular"/>
                 <w:b/>
                 <w:bCs/>
                 <w:w w:val="125"/>
                 <w:sz w:val="20"/>
                 <w:szCs w:val="20"/>
               </w:rPr>
-              <w:t>王下</w:t>
-            </w:r>
+            </w:pPr>
             <w:r>
               <w:rPr>
                 <w:rFonts w:ascii="Yanone Kaffeesatz Regular" w:eastAsia="華康儷中黑" w:hAnsi="Yanone Kaffeesatz Regular" w:cs="DaunPenh"/>
@@ -24841,7 +24657,7 @@
                 <w:sz w:val="20"/>
                 <w:szCs w:val="20"/>
               </w:rPr>
-              <w:t>14*(10)</w:t>
+              <w:t>20:16-21:18(21:13)</w:t>
             </w:r>
           </w:p>
         </w:tc>
@@ -24877,7 +24693,7 @@
                 <w:sz w:val="20"/>
                 <w:szCs w:val="20"/>
               </w:rPr>
-              <w:t>一</w:t>
+              <w:t>二</w:t>
             </w:r>
             <w:r>
               <w:rPr>
@@ -24895,7 +24711,7 @@
                 <w:sz w:val="20"/>
                 <w:szCs w:val="20"/>
               </w:rPr>
-              <w:instrText xml:space="preserve"> =IF(pub_day+1&gt;this_mon_days, IF(pub_mon=12, 1, pub_mon+1), pub_mon) \* MERGEFORMAT </w:instrText>
+              <w:instrText xml:space="preserve"> =IF(pub_day+2&gt;this_mon_days, IF(pub_mon=12, 1, pub_mon+1), pub_mon) \* MERGEFORMAT </w:instrText>
             </w:r>
             <w:r>
               <w:rPr>
@@ -24950,7 +24766,7 @@
                 <w:sz w:val="20"/>
                 <w:szCs w:val="20"/>
               </w:rPr>
-              <w:instrText xml:space="preserve"> =IF(pub_day+1&gt;this_mon_days, -this_mon_days, 0)+pub_day+1 \* MERGEFORMAT </w:instrText>
+              <w:instrText xml:space="preserve"> =IF(pub_day+2&gt;this_mon_days, -this_mon_days, 0)+pub_day+2  \* MERGEFORMAT </w:instrText>
             </w:r>
             <w:r>
               <w:rPr>
@@ -24969,7 +24785,7 @@
                 <w:sz w:val="20"/>
                 <w:szCs w:val="20"/>
               </w:rPr>
-              <w:t>13</w:t>
+              <w:t>14</w:t>
             </w:r>
             <w:r>
               <w:rPr>
@@ -24979,15 +24795,6 @@
                 <w:szCs w:val="20"/>
               </w:rPr>
               <w:fldChar w:fldCharType="end"/>
-            </w:r>
-            <w:r>
-              <w:rPr>
-                <w:rFonts w:ascii="Barlow Condensed Medium" w:eastAsia="華康儷中黑" w:hAnsi="Barlow Condensed Medium" w:cstheme="minorHAnsi"/>
-                <w:w w:val="125"/>
-                <w:sz w:val="20"/>
-                <w:szCs w:val="20"/>
-              </w:rPr>
-              <w:t xml:space="preserve"> </w:t>
             </w:r>
           </w:p>
         </w:tc>
@@ -25026,7 +24833,7 @@
                 <w:sz w:val="20"/>
                 <w:szCs w:val="20"/>
               </w:rPr>
-              <w:t>15:1-31(9)</w:t>
+              <w:t>21:19-22*(22:19)</w:t>
             </w:r>
           </w:p>
         </w:tc>
@@ -25062,7 +24869,7 @@
                 <w:sz w:val="20"/>
                 <w:szCs w:val="20"/>
               </w:rPr>
-              <w:t>二</w:t>
+              <w:t>三</w:t>
             </w:r>
             <w:r>
               <w:rPr>
@@ -25080,7 +24887,7 @@
                 <w:sz w:val="20"/>
                 <w:szCs w:val="20"/>
               </w:rPr>
-              <w:instrText xml:space="preserve"> =IF(pub_day+2&gt;this_mon_days, IF(pub_mon=12, 1, pub_mon+1), pub_mon) \* MERGEFORMAT </w:instrText>
+              <w:instrText xml:space="preserve"> =IF(pub_day+3&gt;this_mon_days, IF(pub_mon=12, 1, pub_mon+1), pub_mon) \* MERGEFORMAT </w:instrText>
             </w:r>
             <w:r>
               <w:rPr>
@@ -25135,7 +24942,7 @@
                 <w:sz w:val="20"/>
                 <w:szCs w:val="20"/>
               </w:rPr>
-              <w:instrText xml:space="preserve"> =IF(pub_day+2&gt;this_mon_days, -this_mon_days, 0)+pub_day+2  \* MERGEFORMAT </w:instrText>
+              <w:instrText xml:space="preserve"> =IF(pub_day+3&gt;this_mon_days, -this_mon_days, 0)+pub_day+3 \* MERGEFORMAT </w:instrText>
             </w:r>
             <w:r>
               <w:rPr>
@@ -25154,7 +24961,7 @@
                 <w:sz w:val="20"/>
                 <w:szCs w:val="20"/>
               </w:rPr>
-              <w:t>14</w:t>
+              <w:t>15</w:t>
             </w:r>
             <w:r>
               <w:rPr>
@@ -25202,7 +25009,7 @@
                 <w:sz w:val="20"/>
                 <w:szCs w:val="20"/>
               </w:rPr>
-              <w:t>15:32-16*(16:11)</w:t>
+              <w:t>23:1-27(25)</w:t>
             </w:r>
           </w:p>
         </w:tc>
@@ -25238,7 +25045,7 @@
                 <w:sz w:val="20"/>
                 <w:szCs w:val="20"/>
               </w:rPr>
-              <w:t>三</w:t>
+              <w:t>四</w:t>
             </w:r>
             <w:r>
               <w:rPr>
@@ -25256,7 +25063,7 @@
                 <w:sz w:val="20"/>
                 <w:szCs w:val="20"/>
               </w:rPr>
-              <w:instrText xml:space="preserve"> =IF(pub_day+3&gt;this_mon_days, IF(pub_mon=12, 1, pub_mon+1), pub_mon) \* MERGEFORMAT </w:instrText>
+              <w:instrText xml:space="preserve"> =IF(pub_day+4&gt;this_mon_days, IF(pub_mon=12, 1, pub_mon+1), pub_mon) \* MERGEFORMAT </w:instrText>
             </w:r>
             <w:r>
               <w:rPr>
@@ -25311,7 +25118,7 @@
                 <w:sz w:val="20"/>
                 <w:szCs w:val="20"/>
               </w:rPr>
-              <w:instrText xml:space="preserve"> =IF(pub_day+3&gt;this_mon_days, -this_mon_days, 0)+pub_day+3 \* MERGEFORMAT </w:instrText>
+              <w:instrText xml:space="preserve"> =IF(pub_day+4&gt;this_mon_days, -this_mon_days, 0)+pub_day+4 \* MERGEFORMAT </w:instrText>
             </w:r>
             <w:r>
               <w:rPr>
@@ -25330,7 +25137,7 @@
                 <w:sz w:val="20"/>
                 <w:szCs w:val="20"/>
               </w:rPr>
-              <w:t>15</w:t>
+              <w:t>16</w:t>
             </w:r>
             <w:r>
               <w:rPr>
@@ -25378,7 +25185,7 @@
                 <w:sz w:val="20"/>
                 <w:szCs w:val="20"/>
               </w:rPr>
-              <w:t>17:1-26(15)</w:t>
+              <w:t>23:28-24*(24:15)</w:t>
             </w:r>
           </w:p>
         </w:tc>
@@ -25414,7 +25221,7 @@
                 <w:sz w:val="20"/>
                 <w:szCs w:val="20"/>
               </w:rPr>
-              <w:t>四</w:t>
+              <w:t>五</w:t>
             </w:r>
             <w:r>
               <w:rPr>
@@ -25432,7 +25239,7 @@
                 <w:sz w:val="20"/>
                 <w:szCs w:val="20"/>
               </w:rPr>
-              <w:instrText xml:space="preserve"> =IF(pub_day+4&gt;this_mon_days, IF(pub_mon=12, 1, pub_mon+1), pub_mon) \* MERGEFORMAT </w:instrText>
+              <w:instrText xml:space="preserve"> =IF(pub_day+5&gt;this_mon_days, IF(pub_mon=12, 1, pub_mon+1), pub_mon) \* MERGEFORMAT </w:instrText>
             </w:r>
             <w:r>
               <w:rPr>
@@ -25487,7 +25294,7 @@
                 <w:sz w:val="20"/>
                 <w:szCs w:val="20"/>
               </w:rPr>
-              <w:instrText xml:space="preserve"> =IF(pub_day+4&gt;this_mon_days, -this_mon_days, 0)+pub_day+4 \* MERGEFORMAT </w:instrText>
+              <w:instrText xml:space="preserve"> =IF(pub_day+5&gt;this_mon_days, -this_mon_days, 0)+pub_day+5 \* MERGEFORMAT </w:instrText>
             </w:r>
             <w:r>
               <w:rPr>
@@ -25506,7 +25313,7 @@
                 <w:sz w:val="20"/>
                 <w:szCs w:val="20"/>
               </w:rPr>
-              <w:t>16</w:t>
+              <w:t>17</w:t>
             </w:r>
             <w:r>
               <w:rPr>
@@ -25554,7 +25361,7 @@
                 <w:sz w:val="20"/>
                 <w:szCs w:val="20"/>
               </w:rPr>
-              <w:t>17:27-18:12(17:33)</w:t>
+              <w:t>25*(25)</w:t>
             </w:r>
           </w:p>
         </w:tc>
@@ -25565,7 +25372,7 @@
             <w:tcW w:w="911" w:type="dxa"/>
             <w:tcBorders>
               <w:top w:val="single" w:sz="4" w:space="0" w:color="auto"/>
-              <w:bottom w:val="single" w:sz="4" w:space="0" w:color="auto"/>
+              <w:bottom w:val="single" w:sz="12" w:space="0" w:color="auto"/>
               <w:right w:val="single" w:sz="4" w:space="0" w:color="auto"/>
             </w:tcBorders>
             <w:tcMar>
@@ -25590,7 +25397,7 @@
                 <w:sz w:val="20"/>
                 <w:szCs w:val="20"/>
               </w:rPr>
-              <w:t>五</w:t>
+              <w:t>六</w:t>
             </w:r>
             <w:r>
               <w:rPr>
@@ -25608,7 +25415,7 @@
                 <w:sz w:val="20"/>
                 <w:szCs w:val="20"/>
               </w:rPr>
-              <w:instrText xml:space="preserve"> =IF(pub_day+5&gt;this_mon_days, IF(pub_mon=12, 1, pub_mon+1), pub_mon) \* MERGEFORMAT </w:instrText>
+              <w:instrText xml:space="preserve"> =IF(pub_day+6&gt;this_mon_days, IF(pub_mon=12, 1, pub_mon+1), pub_mon) \* MERGEFORMAT </w:instrText>
             </w:r>
             <w:r>
               <w:rPr>
@@ -25663,7 +25470,7 @@
                 <w:sz w:val="20"/>
                 <w:szCs w:val="20"/>
               </w:rPr>
-              <w:instrText xml:space="preserve"> =IF(pub_day+5&gt;this_mon_days, -this_mon_days, 0)+pub_day+5 \* MERGEFORMAT </w:instrText>
+              <w:instrText xml:space="preserve"> =IF(pub_day+6&gt;this_mon_days, -this_mon_days, 0)+pub_day+6 \* MERGEFORMAT </w:instrText>
             </w:r>
             <w:r>
               <w:rPr>
@@ -25682,7 +25489,7 @@
                 <w:sz w:val="20"/>
                 <w:szCs w:val="20"/>
               </w:rPr>
-              <w:t>17</w:t>
+              <w:t>18</w:t>
             </w:r>
             <w:r>
               <w:rPr>
@@ -25701,7 +25508,7 @@
             <w:tcBorders>
               <w:top w:val="single" w:sz="4" w:space="0" w:color="auto"/>
               <w:left w:val="single" w:sz="4" w:space="0" w:color="auto"/>
-              <w:bottom w:val="single" w:sz="4" w:space="0" w:color="auto"/>
+              <w:bottom w:val="single" w:sz="12" w:space="0" w:color="auto"/>
             </w:tcBorders>
             <w:tcMar>
               <w:left w:w="28" w:type="dxa"/>
@@ -25730,173 +25537,8 @@
                 <w:sz w:val="20"/>
                 <w:szCs w:val="20"/>
               </w:rPr>
-              <w:t>18:13-37(36)</w:t>
-            </w:r>
-          </w:p>
-        </w:tc>
-      </w:tr>
-      <w:tr>
-        <w:tc>
-          <w:tcPr>
-            <w:tcW w:w="911" w:type="dxa"/>
-            <w:tcBorders>
-              <w:top w:val="single" w:sz="4" w:space="0" w:color="auto"/>
-              <w:bottom w:val="single" w:sz="12" w:space="0" w:color="auto"/>
-              <w:right w:val="single" w:sz="4" w:space="0" w:color="auto"/>
-            </w:tcBorders>
-            <w:tcMar>
-              <w:left w:w="57" w:type="dxa"/>
-              <w:right w:w="57" w:type="dxa"/>
-            </w:tcMar>
-          </w:tcPr>
-          <w:p>
-            <w:pPr>
-              <w:snapToGrid w:val="0"/>
-              <w:rPr>
-                <w:rFonts w:ascii="Barlow Condensed Medium" w:eastAsia="華康儷中黑" w:hAnsi="Barlow Condensed Medium" w:cstheme="minorHAnsi"/>
-                <w:w w:val="125"/>
-                <w:sz w:val="20"/>
-                <w:szCs w:val="20"/>
-              </w:rPr>
-            </w:pPr>
-            <w:r>
-              <w:rPr>
-                <w:rFonts w:ascii="Barlow Condensed Medium" w:eastAsia="華康儷中黑" w:hAnsi="Barlow Condensed Medium" w:cstheme="minorHAnsi"/>
-                <w:w w:val="125"/>
-                <w:sz w:val="20"/>
-                <w:szCs w:val="20"/>
-              </w:rPr>
-              <w:t>六</w:t>
-            </w:r>
-            <w:r>
-              <w:rPr>
-                <w:rFonts w:ascii="Barlow Condensed Medium" w:eastAsia="華康儷中黑" w:hAnsi="Barlow Condensed Medium" w:cstheme="minorHAnsi"/>
-                <w:w w:val="125"/>
-                <w:sz w:val="20"/>
-                <w:szCs w:val="20"/>
-              </w:rPr>
-              <w:fldChar w:fldCharType="begin"/>
-            </w:r>
-            <w:r>
-              <w:rPr>
-                <w:rFonts w:ascii="Barlow Condensed Medium" w:eastAsia="華康儷中黑" w:hAnsi="Barlow Condensed Medium" w:cstheme="minorHAnsi"/>
-                <w:w w:val="125"/>
-                <w:sz w:val="20"/>
-                <w:szCs w:val="20"/>
-              </w:rPr>
-              <w:instrText xml:space="preserve"> =IF(pub_day+6&gt;this_mon_days, IF(pub_mon=12, 1, pub_mon+1), pub_mon) \* MERGEFORMAT </w:instrText>
-            </w:r>
-            <w:r>
-              <w:rPr>
-                <w:rFonts w:ascii="Barlow Condensed Medium" w:eastAsia="華康儷中黑" w:hAnsi="Barlow Condensed Medium" w:cstheme="minorHAnsi"/>
-                <w:w w:val="125"/>
-                <w:sz w:val="20"/>
-                <w:szCs w:val="20"/>
-              </w:rPr>
-              <w:fldChar w:fldCharType="separate"/>
-            </w:r>
-            <w:r>
-              <w:rPr>
-                <w:rFonts w:ascii="Barlow Condensed Medium" w:eastAsia="華康儷中黑" w:hAnsi="Barlow Condensed Medium" w:cstheme="minorHAnsi"/>
-                <w:noProof/>
-                <w:w w:val="125"/>
-                <w:sz w:val="20"/>
-                <w:szCs w:val="20"/>
-              </w:rPr>
-              <w:t>4</w:t>
-            </w:r>
-            <w:r>
-              <w:rPr>
-                <w:rFonts w:ascii="Barlow Condensed Medium" w:eastAsia="華康儷中黑" w:hAnsi="Barlow Condensed Medium" w:cstheme="minorHAnsi"/>
-                <w:w w:val="125"/>
-                <w:sz w:val="20"/>
-                <w:szCs w:val="20"/>
-              </w:rPr>
-              <w:fldChar w:fldCharType="end"/>
-            </w:r>
-            <w:r>
-              <w:rPr>
-                <w:rFonts w:ascii="Barlow Condensed Medium" w:eastAsia="華康儷中黑" w:hAnsi="Barlow Condensed Medium" w:cstheme="minorHAnsi"/>
-                <w:w w:val="125"/>
-                <w:sz w:val="20"/>
-                <w:szCs w:val="20"/>
-              </w:rPr>
-              <w:t>/</w:t>
-            </w:r>
-            <w:r>
-              <w:rPr>
-                <w:rFonts w:ascii="Barlow Condensed Medium" w:eastAsia="華康儷中黑" w:hAnsi="Barlow Condensed Medium" w:cstheme="minorHAnsi"/>
-                <w:w w:val="125"/>
-                <w:sz w:val="20"/>
-                <w:szCs w:val="20"/>
-              </w:rPr>
-              <w:fldChar w:fldCharType="begin"/>
-            </w:r>
-            <w:r>
-              <w:rPr>
-                <w:rFonts w:ascii="Barlow Condensed Medium" w:eastAsia="華康儷中黑" w:hAnsi="Barlow Condensed Medium" w:cstheme="minorHAnsi"/>
-                <w:w w:val="125"/>
-                <w:sz w:val="20"/>
-                <w:szCs w:val="20"/>
-              </w:rPr>
-              <w:instrText xml:space="preserve"> =IF(pub_day+6&gt;this_mon_days, -this_mon_days, 0)+pub_day+6 \* MERGEFORMAT </w:instrText>
-            </w:r>
-            <w:r>
-              <w:rPr>
-                <w:rFonts w:ascii="Barlow Condensed Medium" w:eastAsia="華康儷中黑" w:hAnsi="Barlow Condensed Medium" w:cstheme="minorHAnsi"/>
-                <w:w w:val="125"/>
-                <w:sz w:val="20"/>
-                <w:szCs w:val="20"/>
-              </w:rPr>
-              <w:fldChar w:fldCharType="separate"/>
-            </w:r>
-            <w:r>
-              <w:rPr>
-                <w:rFonts w:ascii="Barlow Condensed Medium" w:eastAsia="華康儷中黑" w:hAnsi="Barlow Condensed Medium" w:cstheme="minorHAnsi"/>
-                <w:noProof/>
-                <w:w w:val="125"/>
-                <w:sz w:val="20"/>
-                <w:szCs w:val="20"/>
-              </w:rPr>
-              <w:t>18</w:t>
-            </w:r>
-            <w:r>
-              <w:rPr>
-                <w:rFonts w:ascii="Barlow Condensed Medium" w:eastAsia="華康儷中黑" w:hAnsi="Barlow Condensed Medium" w:cstheme="minorHAnsi"/>
-                <w:w w:val="125"/>
-                <w:sz w:val="20"/>
-                <w:szCs w:val="20"/>
-              </w:rPr>
-              <w:fldChar w:fldCharType="end"/>
-            </w:r>
-          </w:p>
-        </w:tc>
-        <w:tc>
-          <w:tcPr>
-            <w:tcW w:w="1904" w:type="dxa"/>
-            <w:tcBorders>
-              <w:top w:val="single" w:sz="4" w:space="0" w:color="auto"/>
-              <w:left w:val="single" w:sz="4" w:space="0" w:color="auto"/>
-              <w:bottom w:val="single" w:sz="12" w:space="0" w:color="auto"/>
-            </w:tcBorders>
-            <w:tcMar>
-              <w:left w:w="28" w:type="dxa"/>
-              <w:right w:w="28" w:type="dxa"/>
-            </w:tcMar>
-            <w:vAlign w:val="center"/>
-          </w:tcPr>
-          <w:p>
-            <w:pPr>
-              <w:snapToGrid w:val="0"/>
-              <w:rPr>
-                <w:rFonts w:ascii="Yanone Kaffeesatz Regular" w:eastAsia="華康儷中黑" w:hAnsi="Yanone Kaffeesatz Regular"/>
-                <w:b/>
-                <w:bCs/>
-                <w:w w:val="125"/>
-                <w:sz w:val="20"/>
-                <w:szCs w:val="20"/>
-              </w:rPr>
-            </w:pPr>
+              <w:t>代上</w:t>
+            </w:r>
             <w:r>
               <w:rPr>
                 <w:rFonts w:ascii="Yanone Kaffeesatz Regular" w:eastAsia="華康儷中黑" w:hAnsi="Yanone Kaffeesatz Regular" w:cs="DaunPenh"/>
@@ -25906,7 +25548,7 @@
                 <w:sz w:val="20"/>
                 <w:szCs w:val="20"/>
               </w:rPr>
-              <w:t>19:1-28(6-7)</w:t>
+              <w:t>1:1-50(43</w:t>
             </w:r>
           </w:p>
         </w:tc>
@@ -25931,6 +25573,7 @@
           <w:w w:val="60"/>
           <w:sz w:val="26"/>
           <w:szCs w:val="26"/>
+          <w:lang w:bidi="he-IL"/>
         </w:rPr>
         <w:drawing>
           <wp:anchor distT="0" distB="0" distL="114300" distR="114300" simplePos="0" relativeHeight="251652096" behindDoc="1" locked="0" layoutInCell="1" allowOverlap="1" wp14:anchorId="433B7986" wp14:editId="39AC0942">
@@ -25956,7 +25599,7 @@
                     <pic:cNvPicPr/>
                   </pic:nvPicPr>
                   <pic:blipFill>
-                    <a:blip r:embed="rId16" cstate="print">
+                    <a:blip r:embed="rId15" cstate="print">
                       <a:extLst>
                         <a:ext uri="{28A0092B-C50C-407E-A947-70E740481C1C}">
                           <a14:useLocalDpi xmlns:a14="http://schemas.microsoft.com/office/drawing/2010/main" val="0"/>
@@ -26312,7 +25955,7 @@
           <w:sz w:val="26"/>
           <w:szCs w:val="26"/>
         </w:rPr>
-        <w:t>驕傲的心惹禍</w:t>
+        <w:t>攻心為上</w:t>
       </w:r>
       <w:r>
         <w:rPr>
@@ -26364,7 +26007,7 @@
           <w:sz w:val="26"/>
           <w:szCs w:val="26"/>
         </w:rPr>
-        <w:t>你打敗了以東人就心高氣傲，你以此為榮耀，在家裏安居就罷了，為何要惹禍，使自己和猶大國一同敗亡呢？」</w:t>
+        <w:t>以賽亞對他們說：「要這樣對你們的主人說，耶和華如此說：『你聽見亞述王的僕人褻瀆我的話，不要懼怕。我必驚動他的心，他要聽見風聲就歸回本地。我必使他在那裏倒在刀下。』」</w:t>
       </w:r>
       <w:r>
         <w:rPr>
@@ -26404,7 +26047,17 @@
           <w:sz w:val="26"/>
           <w:szCs w:val="26"/>
         </w:rPr>
-        <w:t>14:10</w:t>
+        <w:t>1</w:t>
+      </w:r>
+      <w:r>
+        <w:rPr>
+          <w:rFonts w:ascii="Barlow Condensed Medium" w:eastAsia="華康儷中黑" w:hAnsi="Barlow Condensed Medium" w:cs="Calibri" w:hint="eastAsia"/>
+          <w:bCs/>
+          <w:w w:val="70"/>
+          <w:sz w:val="26"/>
+          <w:szCs w:val="26"/>
+        </w:rPr>
+        <w:t>9:6-7</w:t>
       </w:r>
       <w:r>
         <w:rPr>
@@ -26526,7 +26179,7 @@
                 <w:sz w:val="26"/>
                 <w:szCs w:val="26"/>
               </w:rPr>
-              <w:t>王遵行律法如何影響國家</w:t>
+              <w:t>亞述用羞辱言語逼降的目的</w:t>
             </w:r>
             <w:r>
               <w:rPr>
@@ -26598,7 +26251,7 @@
                 <w:sz w:val="26"/>
                 <w:szCs w:val="26"/>
               </w:rPr>
-              <w:t>榮耀人與榮耀　神的差別</w:t>
+              <w:t xml:space="preserve">　神的靈要如何攻破亞述王的心</w:t>
             </w:r>
             <w:r>
               <w:rPr>
@@ -26670,7 +26323,7 @@
                 <w:sz w:val="26"/>
                 <w:szCs w:val="26"/>
               </w:rPr>
-              <w:t>驕傲如何影響人的判斷力</w:t>
+              <w:t>述王西拿基立為何退兵</w:t>
             </w:r>
             <w:r>
               <w:rPr>
@@ -26751,43 +26404,7 @@
                 <w:sz w:val="26"/>
                 <w:szCs w:val="26"/>
               </w:rPr>
-              <w:t>如何勝過今生</w:t>
-            </w:r>
-            <w:r>
-              <w:rPr>
-                <w:rFonts w:ascii="Barlow Condensed Medium" w:eastAsia="華康中黑體" w:hAnsi="Barlow Condensed Medium" w:cs="Arial" w:hint="eastAsia"/>
-                <w:w w:val="75"/>
-                <w:sz w:val="26"/>
-                <w:szCs w:val="26"/>
-              </w:rPr>
-              <w:t>(</w:t>
-            </w:r>
-            <w:r>
-              <w:rPr>
-                <w:rFonts w:ascii="Barlow Condensed Medium" w:eastAsia="華康中黑體" w:hAnsi="Barlow Condensed Medium" w:cs="Arial" w:hint="eastAsia"/>
-                <w:w w:val="75"/>
-                <w:sz w:val="26"/>
-                <w:szCs w:val="26"/>
-              </w:rPr>
-              <w:t>世界</w:t>
-            </w:r>
-            <w:r>
-              <w:rPr>
-                <w:rFonts w:ascii="Barlow Condensed Medium" w:eastAsia="華康中黑體" w:hAnsi="Barlow Condensed Medium" w:cs="Arial" w:hint="eastAsia"/>
-                <w:w w:val="75"/>
-                <w:sz w:val="26"/>
-                <w:szCs w:val="26"/>
-              </w:rPr>
-              <w:t>)</w:t>
-            </w:r>
-            <w:r>
-              <w:rPr>
-                <w:rFonts w:ascii="Barlow Condensed Medium" w:eastAsia="華康中黑體" w:hAnsi="Barlow Condensed Medium" w:cs="Arial" w:hint="eastAsia"/>
-                <w:w w:val="75"/>
-                <w:sz w:val="26"/>
-                <w:szCs w:val="26"/>
-              </w:rPr>
-              <w:t>的驕傲</w:t>
+              <w:t>心如何保守人的心</w:t>
             </w:r>
             <w:r>
               <w:rPr>
@@ -27110,6 +26727,7 @@
           <w:noProof/>
           <w:sz w:val="20"/>
           <w:szCs w:val="20"/>
+          <w:lang w:bidi="he-IL"/>
         </w:rPr>
         <w:drawing>
           <wp:anchor distT="0" distB="0" distL="114300" distR="114300" simplePos="0" relativeHeight="251668480" behindDoc="1" locked="0" layoutInCell="1" allowOverlap="1" wp14:anchorId="7E0AD27D" wp14:editId="17EC0956">
@@ -27143,7 +26761,7 @@
                     <pic:cNvPicPr/>
                   </pic:nvPicPr>
                   <pic:blipFill>
-                    <a:blip r:embed="rId17" cstate="print">
+                    <a:blip r:embed="rId16" cstate="print">
                       <a:extLst>
                         <a:ext uri="{28A0092B-C50C-407E-A947-70E740481C1C}">
                           <a14:useLocalDpi xmlns:a14="http://schemas.microsoft.com/office/drawing/2010/main" val="0"/>
@@ -27228,6 +26846,7 @@
         <w:rPr>
           <w:rFonts w:ascii="Barlow Condensed Medium" w:hAnsi="Barlow Condensed Medium"/>
           <w:noProof/>
+          <w:lang w:bidi="he-IL"/>
         </w:rPr>
         <mc:AlternateContent>
           <mc:Choice Requires="wps">
@@ -27293,7 +26912,7 @@
           </mc:Choice>
           <mc:Fallback>
             <w:pict>
-              <v:line w14:anchorId="2F999370" id="直線接點 6" o:spid="_x0000_s1026" style="position:absolute;z-index:251665408;visibility:visible;mso-wrap-style:square;mso-width-percent:0;mso-height-percent:0;mso-wrap-distance-left:9pt;mso-wrap-distance-top:0;mso-wrap-distance-right:9pt;mso-wrap-distance-bottom:0;mso-position-horizontal:absolute;mso-position-horizontal-relative:page;mso-position-vertical:absolute;mso-position-vertical-relative:page;mso-width-percent:0;mso-height-percent:0;mso-width-relative:margin;mso-height-relative:margin" from="343.9pt,19.85pt" to="345.05pt,710.95pt" o:gfxdata="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" strokecolor="black [3213]" strokeweight=".5pt">
+              <v:line w14:anchorId="63977C70" id="直線接點 6" o:spid="_x0000_s1026" style="position:absolute;z-index:251665408;visibility:visible;mso-wrap-style:square;mso-width-percent:0;mso-height-percent:0;mso-wrap-distance-left:9pt;mso-wrap-distance-top:0;mso-wrap-distance-right:9pt;mso-wrap-distance-bottom:0;mso-position-horizontal:absolute;mso-position-horizontal-relative:page;mso-position-vertical:absolute;mso-position-vertical-relative:page;mso-width-percent:0;mso-height-percent:0;mso-width-relative:margin;mso-height-relative:margin" from="343.9pt,19.85pt" to="345.05pt,710.95pt" o:gfxdata="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" strokecolor="black [3213]" strokeweight=".5pt">
                 <v:stroke dashstyle="3 1" joinstyle="miter"/>
                 <w10:wrap anchorx="page" anchory="page"/>
               </v:line>
@@ -27305,6 +26924,7 @@
         <w:rPr>
           <w:rFonts w:ascii="Barlow Condensed Medium" w:hAnsi="Barlow Condensed Medium"/>
           <w:noProof/>
+          <w:lang w:bidi="he-IL"/>
         </w:rPr>
         <mc:AlternateContent>
           <mc:Choice Requires="wps">
@@ -27370,7 +26990,7 @@
           </mc:Choice>
           <mc:Fallback>
             <w:pict>
-              <v:line w14:anchorId="54991F1F" id="直線接點 4" o:spid="_x0000_s1026" style="position:absolute;z-index:251661312;visibility:visible;mso-wrap-style:square;mso-width-percent:0;mso-height-percent:0;mso-wrap-distance-left:9pt;mso-wrap-distance-top:0;mso-wrap-distance-right:9pt;mso-wrap-distance-bottom:0;mso-position-horizontal:absolute;mso-position-horizontal-relative:page;mso-position-vertical:absolute;mso-position-vertical-relative:page;mso-width-percent:0;mso-height-percent:0;mso-width-relative:margin;mso-height-relative:margin" from="343.9pt,19.85pt" to="345.05pt,710.95pt" o:gfxdata="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" strokecolor="black [3213]" strokeweight=".5pt">
+              <v:line w14:anchorId="512845CA" id="直線接點 4" o:spid="_x0000_s1026" style="position:absolute;z-index:251661312;visibility:visible;mso-wrap-style:square;mso-width-percent:0;mso-height-percent:0;mso-wrap-distance-left:9pt;mso-wrap-distance-top:0;mso-wrap-distance-right:9pt;mso-wrap-distance-bottom:0;mso-position-horizontal:absolute;mso-position-horizontal-relative:page;mso-position-vertical:absolute;mso-position-vertical-relative:page;mso-width-percent:0;mso-height-percent:0;mso-width-relative:margin;mso-height-relative:margin" from="343.9pt,19.85pt" to="345.05pt,710.95pt" o:gfxdata="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" strokecolor="black [3213]" strokeweight=".5pt">
                 <v:stroke dashstyle="3 1" joinstyle="miter"/>
                 <w10:wrap anchorx="page" anchory="page"/>
               </v:line>
@@ -27562,7 +27182,7 @@
           <w:sz w:val="26"/>
           <w:szCs w:val="26"/>
         </w:rPr>
-        <w:t>驕傲的心惹禍</w:t>
+        <w:t>攻心為上</w:t>
       </w:r>
       <w:r>
         <w:rPr>
@@ -27653,7 +27273,7 @@
                 <w:sz w:val="26"/>
                 <w:szCs w:val="26"/>
               </w:rPr>
-              <w:t>14:1-14</w:t>
+              <w:t>19:2-7,15-19,32-37</w:t>
             </w:r>
           </w:p>
         </w:tc>
@@ -27690,11 +27310,11 @@
       <w:pPr>
         <w:kinsoku w:val="0"/>
         <w:snapToGrid w:val="0"/>
-        <w:spacing w:afterLines="50" w:after="165" w:line="300" w:lineRule="exact"/>
+        <w:spacing w:afterLines="50" w:after="165" w:line="290" w:lineRule="exact"/>
         <w:jc w:val="both"/>
         <w:rPr>
           <w:rFonts w:ascii="Barlow Condensed Medium" w:eastAsia="華康細黑體" w:hAnsi="Barlow Condensed Medium" w:cs="微軟正黑體"/>
-          <w:w w:val="75"/>
+          <w:w w:val="70"/>
           <w:sz w:val="26"/>
           <w:szCs w:val="26"/>
         </w:rPr>
@@ -27702,85 +27322,328 @@
       <w:r>
         <w:rPr>
           <w:rFonts w:ascii="Barlow Condensed Medium" w:eastAsia="華康儷中黑" w:hAnsi="Barlow Condensed Medium" w:hint="eastAsia"/>
-          <w:w w:val="75"/>
+          <w:w w:val="70"/>
           <w:sz w:val="26"/>
           <w:szCs w:val="26"/>
         </w:rPr>
-        <w:t>猶大王亞瑪謝行耶和華看為正的事，不如先祖大衛，卻效法他的父約阿施。意思是父子兩人都晚節不保，離棄了　神，也因此都死於叛變。</w:t>
-      </w:r>
-      <w:r>
-        <w:rPr>
-          <w:rFonts w:ascii="Barlow Condensed Medium" w:eastAsia="華康細黑體" w:hAnsi="Barlow Condensed Medium" w:cs="微軟正黑體" w:hint="eastAsia"/>
-          <w:w w:val="75"/>
+        <w:t>亞述王因為古實</w:t>
+      </w:r>
+      <w:r>
+        <w:rPr>
+          <w:rFonts w:ascii="Barlow Condensed Medium" w:eastAsia="華康儷中黑" w:hAnsi="Barlow Condensed Medium" w:hint="eastAsia"/>
+          <w:w w:val="70"/>
           <w:sz w:val="26"/>
           <w:szCs w:val="26"/>
         </w:rPr>
-        <w:t>行耶和華看為正的事整體來說是能守摩西律法，不作惡事。但是不如大衛，就是沒有完全守盡。父子兩人離棄　神的事是補充在歷代志下卷。約阿施是在祭司耶何耶大死後，順從猶大眾領袖的意思去拜偶像。而耶何耶大的兒子撒迦利亞告誡眾人，卻被約阿施受意，讓眾人打死他。</w:t>
-      </w:r>
-      <w:r>
-        <w:rPr>
-          <w:rFonts w:ascii="Barlow Condensed Medium" w:eastAsia="華康細黑體" w:hAnsi="Barlow Condensed Medium" w:cs="微軟正黑體" w:hint="eastAsia"/>
-          <w:w w:val="75"/>
+        <w:t>(</w:t>
+      </w:r>
+      <w:r>
+        <w:rPr>
+          <w:rFonts w:ascii="Barlow Condensed Medium" w:eastAsia="華康儷中黑" w:hAnsi="Barlow Condensed Medium" w:hint="eastAsia"/>
+          <w:w w:val="70"/>
           <w:sz w:val="26"/>
           <w:szCs w:val="26"/>
         </w:rPr>
-        <w:t>(</w:t>
-      </w:r>
-      <w:r>
-        <w:rPr>
-          <w:rFonts w:ascii="Barlow Condensed Medium" w:eastAsia="華康細黑體" w:hAnsi="Barlow Condensed Medium" w:cs="微軟正黑體" w:hint="eastAsia"/>
-          <w:w w:val="75"/>
+        <w:t>埃及王</w:t>
+      </w:r>
+      <w:r>
+        <w:rPr>
+          <w:rFonts w:ascii="Barlow Condensed Medium" w:eastAsia="華康儷中黑" w:hAnsi="Barlow Condensed Medium" w:hint="eastAsia"/>
+          <w:w w:val="70"/>
           <w:sz w:val="26"/>
           <w:szCs w:val="26"/>
         </w:rPr>
-        <w:t>代下</w:t>
-      </w:r>
-      <w:r>
-        <w:rPr>
-          <w:rFonts w:ascii="Barlow Condensed Medium" w:eastAsia="華康細黑體" w:hAnsi="Barlow Condensed Medium" w:cs="微軟正黑體" w:hint="eastAsia"/>
-          <w:w w:val="75"/>
+        <w:t>)</w:t>
+      </w:r>
+      <w:r>
+        <w:rPr>
+          <w:rFonts w:ascii="Barlow Condensed Medium" w:eastAsia="華康儷中黑" w:hAnsi="Barlow Condensed Medium" w:hint="eastAsia"/>
+          <w:w w:val="70"/>
           <w:sz w:val="26"/>
           <w:szCs w:val="26"/>
         </w:rPr>
-        <w:t>24:17-22)</w:t>
+        <w:t>軍隊的牽制，希望耶路撒冷快快投降，兩次派人去勸降希西家。前次想搧動人民，這次辱罵　神，就是希望耶路撒冷不攻自破。</w:t>
       </w:r>
       <w:r>
         <w:rPr>
           <w:rFonts w:ascii="Barlow Condensed Medium" w:eastAsia="華康細黑體" w:hAnsi="Barlow Condensed Medium" w:cs="微軟正黑體" w:hint="eastAsia"/>
-          <w:w w:val="75"/>
+          <w:w w:val="70"/>
           <w:sz w:val="26"/>
           <w:szCs w:val="26"/>
         </w:rPr>
-        <w:t>又亞瑪謝是打敗以東之後，將西珥人的偶像帶回來供奉。</w:t>
-      </w:r>
-      <w:r>
-        <w:rPr>
-          <w:rFonts w:ascii="Barlow Condensed Medium" w:eastAsia="華康細黑體" w:hAnsi="Barlow Condensed Medium" w:cs="微軟正黑體"/>
-          <w:w w:val="75"/>
+        <w:t>列王記下</w:t>
+      </w:r>
+      <w:r>
+        <w:rPr>
+          <w:rFonts w:ascii="Barlow Condensed Medium" w:eastAsia="華康細黑體" w:hAnsi="Barlow Condensed Medium" w:cs="微軟正黑體" w:hint="eastAsia"/>
+          <w:w w:val="70"/>
           <w:sz w:val="26"/>
           <w:szCs w:val="26"/>
         </w:rPr>
-        <w:t>(25:14)</w:t>
+        <w:t>卷</w:t>
       </w:r>
       <w:r>
         <w:rPr>
           <w:rFonts w:ascii="Barlow Condensed Medium" w:eastAsia="華康細黑體" w:hAnsi="Barlow Condensed Medium" w:cs="微軟正黑體" w:hint="eastAsia"/>
-          <w:w w:val="75"/>
+          <w:w w:val="70"/>
           <w:sz w:val="26"/>
           <w:szCs w:val="26"/>
         </w:rPr>
-        <w:t>因為他們都坐在王的位子上，擁有比一般人更多物質財富和權力上的享受和保護，又漸漸相信他們所能夠控制的高於尋求　神不能控制的旨意。人因為權力擴大，而過度放大自我的能力和地位，使人驕傲，離開　神，自己作了神。這是人心最大的試探，任何人都要經歷，又越是擁有這物質世界的權勢，這個試探就越大。</w:t>
+        <w:t>18</w:t>
+      </w:r>
+      <w:r>
+        <w:rPr>
+          <w:rFonts w:ascii="Barlow Condensed Medium" w:eastAsia="華康細黑體" w:hAnsi="Barlow Condensed Medium" w:cs="微軟正黑體" w:hint="eastAsia"/>
+          <w:w w:val="70"/>
+          <w:sz w:val="26"/>
+          <w:szCs w:val="26"/>
+        </w:rPr>
+        <w:t>章</w:t>
+      </w:r>
+      <w:r>
+        <w:rPr>
+          <w:rFonts w:ascii="Barlow Condensed Medium" w:eastAsia="華康細黑體" w:hAnsi="Barlow Condensed Medium" w:cs="微軟正黑體" w:hint="eastAsia"/>
+          <w:w w:val="70"/>
+          <w:sz w:val="26"/>
+          <w:szCs w:val="26"/>
+        </w:rPr>
+        <w:t>13</w:t>
+      </w:r>
+      <w:r>
+        <w:rPr>
+          <w:rFonts w:ascii="Barlow Condensed Medium" w:eastAsia="華康細黑體" w:hAnsi="Barlow Condensed Medium" w:cs="微軟正黑體" w:hint="eastAsia"/>
+          <w:w w:val="70"/>
+          <w:sz w:val="26"/>
+          <w:szCs w:val="26"/>
+        </w:rPr>
+        <w:t>節記載亞述王西拿基立在希西家</w:t>
+      </w:r>
+      <w:r>
+        <w:rPr>
+          <w:rFonts w:ascii="Barlow Condensed Medium" w:eastAsia="華康細黑體" w:hAnsi="Barlow Condensed Medium" w:cs="微軟正黑體" w:hint="eastAsia"/>
+          <w:w w:val="70"/>
+          <w:sz w:val="26"/>
+          <w:szCs w:val="26"/>
+        </w:rPr>
+        <w:t>14</w:t>
+      </w:r>
+      <w:r>
+        <w:rPr>
+          <w:rFonts w:ascii="Barlow Condensed Medium" w:eastAsia="華康細黑體" w:hAnsi="Barlow Condensed Medium" w:cs="微軟正黑體" w:hint="eastAsia"/>
+          <w:w w:val="70"/>
+          <w:sz w:val="26"/>
+          <w:szCs w:val="26"/>
+        </w:rPr>
+        <w:t>年第一次圍困耶路撒冷。希西家用</w:t>
+      </w:r>
+      <w:r>
+        <w:rPr>
+          <w:rFonts w:ascii="Barlow Condensed Medium" w:eastAsia="華康細黑體" w:hAnsi="Barlow Condensed Medium" w:cs="微軟正黑體" w:hint="eastAsia"/>
+          <w:w w:val="70"/>
+          <w:sz w:val="26"/>
+          <w:szCs w:val="26"/>
+        </w:rPr>
+        <w:t>300</w:t>
+      </w:r>
+      <w:r>
+        <w:rPr>
+          <w:rFonts w:ascii="Barlow Condensed Medium" w:eastAsia="華康細黑體" w:hAnsi="Barlow Condensed Medium" w:cs="微軟正黑體" w:hint="eastAsia"/>
+          <w:w w:val="70"/>
+          <w:sz w:val="26"/>
+          <w:szCs w:val="26"/>
+        </w:rPr>
+        <w:t>他連得</w:t>
+      </w:r>
+      <w:r>
+        <w:rPr>
+          <w:rFonts w:ascii="Barlow Condensed Medium" w:eastAsia="華康細黑體" w:hAnsi="Barlow Condensed Medium" w:cs="微軟正黑體" w:hint="eastAsia"/>
+          <w:w w:val="70"/>
+          <w:sz w:val="26"/>
+          <w:szCs w:val="26"/>
+        </w:rPr>
+        <w:t>(10</w:t>
+      </w:r>
+      <w:r>
+        <w:rPr>
+          <w:rFonts w:ascii="Barlow Condensed Medium" w:eastAsia="華康細黑體" w:hAnsi="Barlow Condensed Medium" w:cs="微軟正黑體" w:hint="eastAsia"/>
+          <w:w w:val="70"/>
+          <w:sz w:val="26"/>
+          <w:szCs w:val="26"/>
+        </w:rPr>
+        <w:t>噸</w:t>
+      </w:r>
+      <w:r>
+        <w:rPr>
+          <w:rFonts w:ascii="Barlow Condensed Medium" w:eastAsia="華康細黑體" w:hAnsi="Barlow Condensed Medium" w:cs="微軟正黑體" w:hint="eastAsia"/>
+          <w:w w:val="70"/>
+          <w:sz w:val="26"/>
+          <w:szCs w:val="26"/>
+        </w:rPr>
+        <w:t>)</w:t>
+      </w:r>
+      <w:r>
+        <w:rPr>
+          <w:rFonts w:ascii="Barlow Condensed Medium" w:eastAsia="華康細黑體" w:hAnsi="Barlow Condensed Medium" w:cs="微軟正黑體" w:hint="eastAsia"/>
+          <w:w w:val="70"/>
+          <w:sz w:val="26"/>
+          <w:szCs w:val="26"/>
+        </w:rPr>
+        <w:t>的銀子和</w:t>
+      </w:r>
+      <w:r>
+        <w:rPr>
+          <w:rFonts w:ascii="Barlow Condensed Medium" w:eastAsia="華康細黑體" w:hAnsi="Barlow Condensed Medium" w:cs="微軟正黑體" w:hint="eastAsia"/>
+          <w:w w:val="70"/>
+          <w:sz w:val="26"/>
+          <w:szCs w:val="26"/>
+        </w:rPr>
+        <w:t>30</w:t>
+      </w:r>
+      <w:r>
+        <w:rPr>
+          <w:rFonts w:ascii="Barlow Condensed Medium" w:eastAsia="華康細黑體" w:hAnsi="Barlow Condensed Medium" w:cs="微軟正黑體" w:hint="eastAsia"/>
+          <w:w w:val="70"/>
+          <w:sz w:val="26"/>
+          <w:szCs w:val="26"/>
+        </w:rPr>
+        <w:t>他連得</w:t>
+      </w:r>
+      <w:r>
+        <w:rPr>
+          <w:rFonts w:ascii="Barlow Condensed Medium" w:eastAsia="華康細黑體" w:hAnsi="Barlow Condensed Medium" w:cs="微軟正黑體" w:hint="eastAsia"/>
+          <w:w w:val="70"/>
+          <w:sz w:val="26"/>
+          <w:szCs w:val="26"/>
+        </w:rPr>
+        <w:t>(1</w:t>
+      </w:r>
+      <w:r>
+        <w:rPr>
+          <w:rFonts w:ascii="Barlow Condensed Medium" w:eastAsia="華康細黑體" w:hAnsi="Barlow Condensed Medium" w:cs="微軟正黑體" w:hint="eastAsia"/>
+          <w:w w:val="70"/>
+          <w:sz w:val="26"/>
+          <w:szCs w:val="26"/>
+        </w:rPr>
+        <w:t>噸</w:t>
+      </w:r>
+      <w:r>
+        <w:rPr>
+          <w:rFonts w:ascii="Barlow Condensed Medium" w:eastAsia="華康細黑體" w:hAnsi="Barlow Condensed Medium" w:cs="微軟正黑體" w:hint="eastAsia"/>
+          <w:w w:val="70"/>
+          <w:sz w:val="26"/>
+          <w:szCs w:val="26"/>
+        </w:rPr>
+        <w:t>)</w:t>
+      </w:r>
+      <w:r>
+        <w:rPr>
+          <w:rFonts w:ascii="Barlow Condensed Medium" w:eastAsia="華康細黑體" w:hAnsi="Barlow Condensed Medium" w:cs="微軟正黑體" w:hint="eastAsia"/>
+          <w:w w:val="70"/>
+          <w:sz w:val="26"/>
+          <w:szCs w:val="26"/>
+        </w:rPr>
+        <w:t>的金子，甚至加上自己的女兒，才讓亞述退兵。亞述同時還帶走了</w:t>
+      </w:r>
+      <w:r>
+        <w:rPr>
+          <w:rFonts w:ascii="Barlow Condensed Medium" w:eastAsia="華康細黑體" w:hAnsi="Barlow Condensed Medium" w:cs="微軟正黑體" w:hint="eastAsia"/>
+          <w:w w:val="70"/>
+          <w:sz w:val="26"/>
+          <w:szCs w:val="26"/>
+        </w:rPr>
+        <w:t>20</w:t>
+      </w:r>
+      <w:r>
+        <w:rPr>
+          <w:rFonts w:ascii="Barlow Condensed Medium" w:eastAsia="華康細黑體" w:hAnsi="Barlow Condensed Medium" w:cs="微軟正黑體" w:hint="eastAsia"/>
+          <w:w w:val="70"/>
+          <w:sz w:val="26"/>
+          <w:szCs w:val="26"/>
+        </w:rPr>
+        <w:t>萬的俘擄。又接著</w:t>
+      </w:r>
+      <w:r>
+        <w:rPr>
+          <w:rFonts w:ascii="Barlow Condensed Medium" w:eastAsia="華康細黑體" w:hAnsi="Barlow Condensed Medium" w:cs="微軟正黑體" w:hint="eastAsia"/>
+          <w:w w:val="70"/>
+          <w:sz w:val="26"/>
+          <w:szCs w:val="26"/>
+        </w:rPr>
+        <w:t>18</w:t>
+      </w:r>
+      <w:r>
+        <w:rPr>
+          <w:rFonts w:ascii="Barlow Condensed Medium" w:eastAsia="華康細黑體" w:hAnsi="Barlow Condensed Medium" w:cs="微軟正黑體" w:hint="eastAsia"/>
+          <w:w w:val="70"/>
+          <w:sz w:val="26"/>
+          <w:szCs w:val="26"/>
+        </w:rPr>
+        <w:t>章</w:t>
+      </w:r>
+      <w:r>
+        <w:rPr>
+          <w:rFonts w:ascii="Barlow Condensed Medium" w:eastAsia="華康細黑體" w:hAnsi="Barlow Condensed Medium" w:cs="微軟正黑體" w:hint="eastAsia"/>
+          <w:w w:val="70"/>
+          <w:sz w:val="26"/>
+          <w:szCs w:val="26"/>
+        </w:rPr>
+        <w:t>17</w:t>
+      </w:r>
+      <w:r>
+        <w:rPr>
+          <w:rFonts w:ascii="Barlow Condensed Medium" w:eastAsia="華康細黑體" w:hAnsi="Barlow Condensed Medium" w:cs="微軟正黑體" w:hint="eastAsia"/>
+          <w:w w:val="70"/>
+          <w:sz w:val="26"/>
+          <w:szCs w:val="26"/>
+        </w:rPr>
+        <w:t>節說的是亞述第二次出兵猶大，是在</w:t>
+      </w:r>
+      <w:r>
+        <w:rPr>
+          <w:rFonts w:ascii="Barlow Condensed Medium" w:eastAsia="華康細黑體" w:hAnsi="Barlow Condensed Medium" w:cs="微軟正黑體" w:hint="eastAsia"/>
+          <w:w w:val="70"/>
+          <w:sz w:val="26"/>
+          <w:szCs w:val="26"/>
+        </w:rPr>
+        <w:t>13</w:t>
+      </w:r>
+      <w:r>
+        <w:rPr>
+          <w:rFonts w:ascii="Barlow Condensed Medium" w:eastAsia="華康細黑體" w:hAnsi="Barlow Condensed Medium" w:cs="微軟正黑體" w:hint="eastAsia"/>
+          <w:w w:val="70"/>
+          <w:sz w:val="26"/>
+          <w:szCs w:val="26"/>
+        </w:rPr>
+        <w:t>年後了。亞述王自己守在吉拉，第一次派三員大將率大軍去招降希西家。拉伯沙基其實是職稱，是戰地指揮官。用猶大人的語言叫囂，說希西家廢去丘壇的偶像，叫人民單單敬拜耶和華就能得勝，是欺騙了他們。是想分裂猶大人，讓他們失去抵抗的意志。第二次又派人直接送信給希西家。</w:t>
+      </w:r>
+      <w:r>
+        <w:rPr>
+          <w:rFonts w:ascii="Barlow Condensed Medium" w:eastAsia="華康細黑體" w:hAnsi="Barlow Condensed Medium" w:cs="微軟正黑體" w:hint="eastAsia"/>
+          <w:w w:val="70"/>
+          <w:sz w:val="26"/>
+          <w:szCs w:val="26"/>
+        </w:rPr>
+        <w:t>警告</w:t>
+      </w:r>
+      <w:r>
+        <w:rPr>
+          <w:rFonts w:ascii="Barlow Condensed Medium" w:eastAsia="華康細黑體" w:hAnsi="Barlow Condensed Medium" w:cs="微軟正黑體" w:hint="eastAsia"/>
+          <w:w w:val="70"/>
+          <w:sz w:val="26"/>
+          <w:szCs w:val="26"/>
+        </w:rPr>
+        <w:t>他等不到埃及的援軍，也等不到　神的幫助。其實是，西拿基立急著要回去對付更大的敵人，猶大已不成氣候，降不降已不重要，打了也得不了利益。就像最近有個廣告叫台灣人要躺平一樣，因為攻心為上，敵人就可以不戰而勝。出賣主權的和平是假象，敵人只會要的更多。</w:t>
       </w:r>
     </w:p>
     <w:p>
       <w:pPr>
         <w:kinsoku w:val="0"/>
         <w:snapToGrid w:val="0"/>
-        <w:spacing w:afterLines="50" w:after="165" w:line="300" w:lineRule="exact"/>
+        <w:spacing w:afterLines="50" w:after="165" w:line="290" w:lineRule="exact"/>
         <w:jc w:val="both"/>
         <w:rPr>
           <w:rFonts w:ascii="Barlow Condensed Medium" w:eastAsia="華康細黑體" w:hAnsi="Barlow Condensed Medium" w:cs="微軟正黑體"/>
-          <w:w w:val="75"/>
+          <w:w w:val="70"/>
           <w:sz w:val="26"/>
           <w:szCs w:val="26"/>
         </w:rPr>
@@ -27788,112 +27651,85 @@
       <w:r>
         <w:rPr>
           <w:rFonts w:ascii="Barlow Condensed Medium" w:eastAsia="華康儷中黑" w:hAnsi="Barlow Condensed Medium" w:hint="eastAsia"/>
-          <w:w w:val="75"/>
+          <w:w w:val="70"/>
           <w:sz w:val="26"/>
           <w:szCs w:val="26"/>
         </w:rPr>
-        <w:t>亞瑪謝收復了以東，將以東的首府西拉</w:t>
-      </w:r>
-      <w:r>
-        <w:rPr>
-          <w:rFonts w:ascii="Barlow Condensed Medium" w:eastAsia="華康儷中黑" w:hAnsi="Barlow Condensed Medium" w:hint="eastAsia"/>
-          <w:w w:val="75"/>
+        <w:t>亞述軍壓境的現實，讓希西家如同難產的婦人，無能為力。見老先知以賽亞以求問　神的心意。　神預言攻破亞述王的心，榮耀自己。希西家則禱告告白信仰。</w:t>
+      </w:r>
+      <w:r>
+        <w:rPr>
+          <w:rFonts w:ascii="Barlow Condensed Medium" w:eastAsia="華康細黑體" w:hAnsi="Barlow Condensed Medium" w:cs="微軟正黑體" w:hint="eastAsia"/>
+          <w:w w:val="70"/>
           <w:sz w:val="26"/>
           <w:szCs w:val="26"/>
         </w:rPr>
-        <w:t>(</w:t>
-      </w:r>
-      <w:r>
-        <w:rPr>
-          <w:rFonts w:ascii="Barlow Condensed Medium" w:eastAsia="華康儷中黑" w:hAnsi="Barlow Condensed Medium" w:hint="eastAsia"/>
-          <w:w w:val="75"/>
+        <w:t>亞述軍事帝國的生存之道就是以戰養戰，就是無止盡的掠奪和剝削。然而，面對亞述大軍壓境的</w:t>
+      </w:r>
+      <w:r>
+        <w:rPr>
+          <w:rFonts w:ascii="Barlow Condensed Medium" w:eastAsia="華康細黑體" w:hAnsi="Barlow Condensed Medium" w:cs="微軟正黑體" w:hint="eastAsia"/>
+          <w:w w:val="70"/>
           <w:sz w:val="26"/>
           <w:szCs w:val="26"/>
         </w:rPr>
-        <w:t>磐石</w:t>
-      </w:r>
-      <w:r>
-        <w:rPr>
-          <w:rFonts w:ascii="Barlow Condensed Medium" w:eastAsia="華康儷中黑" w:hAnsi="Barlow Condensed Medium" w:hint="eastAsia"/>
-          <w:w w:val="75"/>
+        <w:t>脅迫</w:t>
+      </w:r>
+      <w:r>
+        <w:rPr>
+          <w:rFonts w:ascii="Barlow Condensed Medium" w:eastAsia="華康細黑體" w:hAnsi="Barlow Condensed Medium" w:cs="微軟正黑體" w:hint="eastAsia"/>
+          <w:w w:val="70"/>
           <w:sz w:val="26"/>
           <w:szCs w:val="26"/>
         </w:rPr>
-        <w:t>)</w:t>
-      </w:r>
-      <w:r>
-        <w:rPr>
-          <w:rFonts w:ascii="Barlow Condensed Medium" w:eastAsia="華康儷中黑" w:hAnsi="Barlow Condensed Medium" w:hint="eastAsia"/>
-          <w:w w:val="75"/>
+        <w:t>招降，猶大卻無能為力。早先，　神賜福希西家，讓他有力量能打敗非利士人，又能聯合埃及人一起對抗亞述，但是卻失敗了。這無法用人的力量戰勝的敵人使希西家醒悟。回轉尋求　神的指示。而當時老邁的先知以賽亞再次宣告　神的預言，就是　神在未來已經預見和成就的事。就是　神要以其人之道還治其人之身，用不安和猜忌的靈攻破亞述王的心。不但讓他退兵，同時他要一去不返。因此，當亞述人極盡言詞地嘲笑他的　神和他的信心，他仍然保守自己的心。他在禱告中說到，是　神借用亞述的力量來消滅諸國的偶像，因為它們是假的神明。但是，他仍告白說，耶和華是創造和永生的真神，呼求　神救他脫離亞述的手，讓天下萬國都</w:t>
+      </w:r>
+      <w:r>
+        <w:rPr>
+          <w:rFonts w:ascii="Barlow Condensed Medium" w:eastAsia="華康細黑體" w:hAnsi="Barlow Condensed Medium" w:cs="微軟正黑體" w:hint="eastAsia"/>
+          <w:w w:val="70"/>
           <w:sz w:val="26"/>
           <w:szCs w:val="26"/>
         </w:rPr>
-        <w:t>改名叫約帖</w:t>
-      </w:r>
-      <w:r>
-        <w:rPr>
-          <w:rFonts w:ascii="Barlow Condensed Medium" w:eastAsia="華康儷中黑" w:hAnsi="Barlow Condensed Medium" w:hint="eastAsia"/>
-          <w:w w:val="75"/>
+        <w:t>認</w:t>
+      </w:r>
+      <w:r>
+        <w:rPr>
+          <w:rFonts w:ascii="Barlow Condensed Medium" w:eastAsia="華康細黑體" w:hAnsi="Barlow Condensed Medium" w:cs="微軟正黑體" w:hint="eastAsia"/>
+          <w:w w:val="70"/>
           <w:sz w:val="26"/>
           <w:szCs w:val="26"/>
         </w:rPr>
-        <w:t>(</w:t>
-      </w:r>
-      <w:r>
-        <w:rPr>
-          <w:rFonts w:ascii="Barlow Condensed Medium" w:eastAsia="華康儷中黑" w:hAnsi="Barlow Condensed Medium" w:hint="eastAsia"/>
-          <w:w w:val="75"/>
+        <w:t>識祂是唯一的真神。因為信心，　神讓希西家見證了祂的預言，讓亞述王不再回來，又讓他重病痊癒，延壽</w:t>
+      </w:r>
+      <w:r>
+        <w:rPr>
+          <w:rFonts w:ascii="Barlow Condensed Medium" w:eastAsia="華康細黑體" w:hAnsi="Barlow Condensed Medium" w:cs="微軟正黑體" w:hint="eastAsia"/>
+          <w:w w:val="70"/>
           <w:sz w:val="26"/>
           <w:szCs w:val="26"/>
         </w:rPr>
-        <w:t>神的賜福</w:t>
-      </w:r>
-      <w:r>
-        <w:rPr>
-          <w:rFonts w:ascii="Barlow Condensed Medium" w:eastAsia="華康儷中黑" w:hAnsi="Barlow Condensed Medium" w:hint="eastAsia"/>
-          <w:w w:val="75"/>
+        <w:t>15</w:t>
+      </w:r>
+      <w:r>
+        <w:rPr>
+          <w:rFonts w:ascii="Barlow Condensed Medium" w:eastAsia="華康細黑體" w:hAnsi="Barlow Condensed Medium" w:cs="微軟正黑體" w:hint="eastAsia"/>
+          <w:w w:val="70"/>
           <w:sz w:val="26"/>
           <w:szCs w:val="26"/>
         </w:rPr>
-        <w:t>)</w:t>
-      </w:r>
-      <w:r>
-        <w:rPr>
-          <w:rFonts w:ascii="Barlow Condensed Medium" w:eastAsia="華康儷中黑" w:hAnsi="Barlow Condensed Medium" w:hint="eastAsia"/>
-          <w:w w:val="75"/>
-          <w:sz w:val="26"/>
-          <w:szCs w:val="26"/>
-        </w:rPr>
-        <w:t>。將古城改名少有，通常是展現控制權或功績。這看似榮耀　神，卻是在榮耀人。</w:t>
-      </w:r>
-      <w:r>
-        <w:rPr>
-          <w:rFonts w:ascii="Barlow Condensed Medium" w:eastAsia="華康細黑體" w:hAnsi="Barlow Condensed Medium" w:cs="微軟正黑體" w:hint="eastAsia"/>
-          <w:w w:val="75"/>
-          <w:sz w:val="26"/>
-          <w:szCs w:val="26"/>
-        </w:rPr>
-        <w:t>以東在約蘭作王的時候叛變，脫離了猶大的制控。而亞瑪謝想收復以東，可能因為大衛曾打敗以東，他想與大衛齊名，受人景仰。又原先，亞瑪謝雇用了十萬名以色列的勇士加入猶大的軍隊，想靠人的力量得勝。卻被神人警告，說　神不祝福以色列的軍隊。於是，解散了以色列軍隊，靠自己打了勝</w:t>
-      </w:r>
-      <w:r>
-        <w:rPr>
-          <w:rFonts w:ascii="Barlow Condensed Medium" w:eastAsia="華康細黑體" w:hAnsi="Barlow Condensed Medium" w:cs="微軟正黑體" w:hint="eastAsia"/>
-          <w:w w:val="75"/>
-          <w:sz w:val="26"/>
-          <w:szCs w:val="26"/>
-        </w:rPr>
-        <w:t>仗。攻下以東的王城西拉將它改名為約帖，表面上是榮耀　神，因為確實是祂賜福，但是卻有讓後人記得這功績的嫌疑。之後，亞瑪謝竟然敬拜起從以東帶回來的偶像，離開了耶和華。驕傲的心，像是染病一樣，隨著人的功績發作了。愛他擄來的偶像竟然比祝福他得勝的耶和華更多。</w:t>
+        <w:t>年。</w:t>
       </w:r>
     </w:p>
     <w:p>
       <w:pPr>
         <w:kinsoku w:val="0"/>
         <w:snapToGrid w:val="0"/>
-        <w:spacing w:afterLines="50" w:after="165" w:line="300" w:lineRule="exact"/>
+        <w:spacing w:afterLines="50" w:after="165" w:line="290" w:lineRule="exact"/>
         <w:jc w:val="both"/>
         <w:rPr>
           <w:rFonts w:ascii="Barlow Condensed Medium" w:eastAsia="華康細黑體" w:hAnsi="Barlow Condensed Medium" w:cs="微軟正黑體"/>
-          <w:w w:val="75"/>
+          <w:w w:val="70"/>
           <w:sz w:val="26"/>
           <w:szCs w:val="26"/>
         </w:rPr>
@@ -27901,30 +27737,129 @@
       <w:r>
         <w:rPr>
           <w:rFonts w:ascii="Barlow Condensed Medium" w:eastAsia="華康儷中黑" w:hAnsi="Barlow Condensed Medium" w:hint="eastAsia"/>
-          <w:w w:val="75"/>
+          <w:w w:val="70"/>
           <w:sz w:val="26"/>
           <w:szCs w:val="26"/>
         </w:rPr>
-        <w:t>以色列王約阿施用植物的比喻提醒亞瑪謝，不要因高傲而任意興戰，自取敗亡。亞瑪謝不聽，出兵還未出猶大，就遇北國突擊，自己被擄，連耶城也被洗劫。</w:t>
+        <w:t>天使神兵無法預期的力量，讓亞述軍元氣大傷。加上亞述王西拿基立憂心叛變而搬師回朝。此後轉往東方與巴比倫、以攔爭戰。他的心憂心失去權勢的力量。</w:t>
       </w:r>
       <w:r>
         <w:rPr>
           <w:rFonts w:ascii="Barlow Condensed Medium" w:eastAsia="華康細黑體" w:hAnsi="Barlow Condensed Medium" w:cs="微軟正黑體" w:hint="eastAsia"/>
-          <w:w w:val="75"/>
+          <w:w w:val="70"/>
           <w:sz w:val="26"/>
           <w:szCs w:val="26"/>
         </w:rPr>
-        <w:t>歷代志下有寫到，被亞瑪謝遣散的以色列士兵，在回去的路上，洗劫了沿途的猶大村落。這可能是亞瑪謝要找以色列王算帳的主要原因。果真如此的話，亞瑪謝可能是面子掛不住，而不驕傲到把打仗當兒戲。反而是以色列王約阿施的回話充滿心機。比喻和說人驕傲來嘲笑亞瑪謝自不量力，根本就是激將法。因此，以色列王早料到亞瑪謝會嚥不下這口氣，就先指揮軍隊出發了。不然兩軍怎會在猶大境內的伯‧示麥相遇。不是以色列軍行動快速，就是早計劃好，出兵埋伏在那裡了。不論如何，約阿施的話是以和為貴或是看不起亞瑪謝，亞瑪謝若沒有衝動，不自量力地發了戰帖，就不會搞到自己被俘，成了人質。其實猶大在不久前，支付了大量金銀給亞蘭王哈薛，讓他退兵。現在，又被以色列洗劫。真的是如約阿施所說，亞瑪謝要和猶大一起敗亡。而歷代志的觀點，這是　神故意安排的，作為亞瑪謝背叛祂的懲罰。</w:t>
+        <w:t>亞述軍損失</w:t>
+      </w:r>
+      <w:r>
+        <w:rPr>
+          <w:rFonts w:ascii="Barlow Condensed Medium" w:eastAsia="華康細黑體" w:hAnsi="Barlow Condensed Medium" w:cs="微軟正黑體" w:hint="eastAsia"/>
+          <w:w w:val="70"/>
+          <w:sz w:val="26"/>
+          <w:szCs w:val="26"/>
+        </w:rPr>
+        <w:t>18</w:t>
+      </w:r>
+      <w:r>
+        <w:rPr>
+          <w:rFonts w:ascii="Barlow Condensed Medium" w:eastAsia="華康細黑體" w:hAnsi="Barlow Condensed Medium" w:cs="微軟正黑體" w:hint="eastAsia"/>
+          <w:w w:val="70"/>
+          <w:sz w:val="26"/>
+          <w:szCs w:val="26"/>
+        </w:rPr>
+        <w:t>萬</w:t>
+      </w:r>
+      <w:r>
+        <w:rPr>
+          <w:rFonts w:ascii="Barlow Condensed Medium" w:eastAsia="華康細黑體" w:hAnsi="Barlow Condensed Medium" w:cs="微軟正黑體" w:hint="eastAsia"/>
+          <w:w w:val="70"/>
+          <w:sz w:val="26"/>
+          <w:szCs w:val="26"/>
+        </w:rPr>
+        <w:t>5</w:t>
+      </w:r>
+      <w:r>
+        <w:rPr>
+          <w:rFonts w:ascii="Barlow Condensed Medium" w:eastAsia="華康細黑體" w:hAnsi="Barlow Condensed Medium" w:cs="微軟正黑體" w:hint="eastAsia"/>
+          <w:w w:val="70"/>
+          <w:sz w:val="26"/>
+          <w:szCs w:val="26"/>
+        </w:rPr>
+        <w:t>千人是極驚人的數目。為了證明這事件的真實性，有人找到亞述的歷史記文件，說西拿</w:t>
+      </w:r>
+      <w:r>
+        <w:rPr>
+          <w:rFonts w:ascii="Barlow Condensed Medium" w:eastAsia="華康細黑體" w:hAnsi="Barlow Condensed Medium" w:cs="微軟正黑體" w:hint="eastAsia"/>
+          <w:w w:val="70"/>
+          <w:sz w:val="26"/>
+          <w:szCs w:val="26"/>
+        </w:rPr>
+        <w:t>基立退兵是因為老鼠帶來災禍。有人說是鼠疫在軍隊中傳染，又有人說</w:t>
+      </w:r>
+      <w:r>
+        <w:rPr>
+          <w:rFonts w:ascii="Barlow Condensed Medium" w:eastAsia="華康細黑體" w:hAnsi="Barlow Condensed Medium" w:cs="微軟正黑體" w:hint="eastAsia"/>
+          <w:w w:val="70"/>
+          <w:sz w:val="26"/>
+          <w:szCs w:val="26"/>
+        </w:rPr>
+        <w:t>瘟疫不可能這麼快死這麼多人，是大量的老鼠破壞軍械和糧草，而讓埃及的軍隊能重擊亞述軍，讓亞述軍雖然勝了卻是慘勝。就是亞述王從拉吉轉戰立拿的時候，而古實就是尼羅河上游的上埃及。亞述軍曾攻入埃及，埃及</w:t>
+      </w:r>
+      <w:r>
+        <w:rPr>
+          <w:rFonts w:ascii="Barlow Condensed Medium" w:eastAsia="華康細黑體" w:hAnsi="Barlow Condensed Medium" w:cs="微軟正黑體" w:hint="eastAsia"/>
+          <w:w w:val="70"/>
+          <w:sz w:val="26"/>
+          <w:szCs w:val="26"/>
+        </w:rPr>
+        <w:t>人</w:t>
+      </w:r>
+      <w:r>
+        <w:rPr>
+          <w:rFonts w:ascii="Barlow Condensed Medium" w:eastAsia="華康細黑體" w:hAnsi="Barlow Condensed Medium" w:cs="微軟正黑體" w:hint="eastAsia"/>
+          <w:w w:val="70"/>
+          <w:sz w:val="26"/>
+          <w:szCs w:val="26"/>
+        </w:rPr>
+        <w:t>就退到古實。所以，這位古實王特哈加就是埃及的王儲。</w:t>
+      </w:r>
+      <w:r>
+        <w:rPr>
+          <w:rFonts w:ascii="Barlow Condensed Medium" w:eastAsia="華康細黑體" w:hAnsi="Barlow Condensed Medium" w:cs="微軟正黑體" w:hint="eastAsia"/>
+          <w:w w:val="70"/>
+          <w:sz w:val="26"/>
+          <w:szCs w:val="26"/>
+        </w:rPr>
+        <w:t>總之，亞述軍隊損傷太大，不得不退兵。同時，　神在東方和王城尼尼微都興起了新的敵人。因為，亞述相信軍事力量能掌控一切，所以他害怕的是</w:t>
+      </w:r>
+      <w:r>
+        <w:rPr>
+          <w:rFonts w:ascii="Barlow Condensed Medium" w:eastAsia="華康細黑體" w:hAnsi="Barlow Condensed Medium" w:cs="微軟正黑體" w:hint="eastAsia"/>
+          <w:w w:val="70"/>
+          <w:sz w:val="26"/>
+          <w:szCs w:val="26"/>
+        </w:rPr>
+        <w:t>出現</w:t>
+      </w:r>
+      <w:r>
+        <w:rPr>
+          <w:rFonts w:ascii="Barlow Condensed Medium" w:eastAsia="華康細黑體" w:hAnsi="Barlow Condensed Medium" w:cs="微軟正黑體" w:hint="eastAsia"/>
+          <w:w w:val="70"/>
+          <w:sz w:val="26"/>
+          <w:szCs w:val="26"/>
+        </w:rPr>
+        <w:t>更強的軍事力量。這一切逃不出人為財死、鳥為食亡的道理。這就是說，人要明辨心所想望的，是會救他或是殺他。</w:t>
       </w:r>
     </w:p>
     <w:p>
       <w:pPr>
         <w:kinsoku w:val="0"/>
         <w:snapToGrid w:val="0"/>
-        <w:spacing w:afterLines="50" w:after="165" w:line="300" w:lineRule="exact"/>
+        <w:spacing w:afterLines="50" w:after="165" w:line="290" w:lineRule="exact"/>
         <w:rPr>
           <w:rFonts w:ascii="Cambria" w:eastAsia="華康細黑體" w:hAnsi="Cambria" w:cs="Cambria"/>
-          <w:w w:val="75"/>
+          <w:w w:val="70"/>
           <w:sz w:val="26"/>
           <w:szCs w:val="26"/>
         </w:rPr>
@@ -27932,7 +27867,7 @@
       <w:r>
         <w:rPr>
           <w:rFonts w:ascii="Barlow Condensed Medium" w:eastAsia="華康儷中黑" w:hAnsi="Barlow Condensed Medium" w:cs="新細明體"/>
-          <w:w w:val="75"/>
+          <w:w w:val="70"/>
           <w:sz w:val="26"/>
           <w:szCs w:val="26"/>
         </w:rPr>
@@ -27941,16 +27876,16 @@
       <w:r>
         <w:rPr>
           <w:rFonts w:ascii="Barlow Condensed Medium" w:eastAsia="華康儷中黑" w:hAnsi="Barlow Condensed Medium" w:cs="新細明體" w:hint="eastAsia"/>
-          <w:w w:val="75"/>
+          <w:w w:val="70"/>
           <w:sz w:val="26"/>
           <w:szCs w:val="26"/>
         </w:rPr>
-        <w:t>什麼使人驕傲？</w:t>
+        <w:t>保守你的心勝過一切</w:t>
       </w:r>
       <w:r>
         <w:rPr>
           <w:rFonts w:ascii="Barlow Condensed Medium" w:eastAsia="華康儷中黑" w:hAnsi="Barlow Condensed Medium" w:cs="新細明體"/>
-          <w:w w:val="75"/>
+          <w:w w:val="70"/>
           <w:sz w:val="26"/>
           <w:szCs w:val="26"/>
         </w:rPr>
@@ -27959,31 +27894,94 @@
       <w:r>
         <w:rPr>
           <w:rFonts w:ascii="Cambria" w:eastAsia="華康細黑體" w:hAnsi="Cambria" w:cs="Cambria" w:hint="eastAsia"/>
-          <w:w w:val="75"/>
+          <w:w w:val="70"/>
           <w:sz w:val="26"/>
           <w:szCs w:val="26"/>
         </w:rPr>
-        <w:t>有個寓言故事說：秋天到了，有隻蝙蝠獨自在天空飛翔，邊飛邊哭。突然遇</w:t>
-      </w:r>
-      <w:r>
-        <w:rPr>
-          <w:rFonts w:ascii="Cambria" w:eastAsia="華康細黑體" w:hAnsi="Cambria" w:cs="Cambria" w:hint="eastAsia"/>
-          <w:w w:val="75"/>
+        <w:t>箴言</w:t>
+      </w:r>
+      <w:r>
+        <w:rPr>
+          <w:rFonts w:ascii="Cambria" w:eastAsia="華康細黑體" w:hAnsi="Cambria" w:cs="Cambria"/>
+          <w:w w:val="70"/>
           <w:sz w:val="26"/>
           <w:szCs w:val="26"/>
         </w:rPr>
-        <w:t>見了鳥國的國王──老鷹。老鷹問他為什麼難過，蝙蝠說他很冷，因為他不像其它鳥類有羽毛，不怕冷。於是老鷹想了一個辦法幫助蝙蝠，就是請所有的鳥類都捐一支羽毛給蝙蝠。於是，蝙蝠將所有的羽毛插在身上，除了保暖，不同顏色的羽毛讓蝙蝠像是穿了美麗七彩外衣。這讓蝙蝠驕傲了起來，認為沒有一隻鳥能比得上牠的美麗。蝙蝠就開始看輕其他的鳥，出言不遜，甚至不和他們說話。後來抱怨的聲音傳到了老鷹國王的耳中，牠就把蝙蝠叫來，問個明白。蝙蝠竟然說，其他的鳥批評牠是因為嫉妒牠美麗的羽毛。很自戀地張開翅膀，向老鷹展示牠七彩的羽毛。老鷹就說，既然你不懂得感謝這身羽毛是所有的鳥送給你的，你就不配擁有它。於是下令，所有的鳥類來取回他們送給蝙蝠的羽毛。蝙蝠就又變回原來的樣子。至於，蝙蝠是因為沒有臉見人才會在天黑出來活動，這和事實有點出入。</w:t>
+        <w:t>4</w:t>
+      </w:r>
+      <w:r>
+        <w:rPr>
+          <w:rFonts w:ascii="Cambria" w:eastAsia="華康細黑體" w:hAnsi="Cambria" w:cs="Cambria" w:hint="eastAsia"/>
+          <w:w w:val="70"/>
+          <w:sz w:val="26"/>
+          <w:szCs w:val="26"/>
+        </w:rPr>
+        <w:t>章</w:t>
+      </w:r>
+      <w:r>
+        <w:rPr>
+          <w:rFonts w:ascii="Cambria" w:eastAsia="華康細黑體" w:hAnsi="Cambria" w:cs="Cambria"/>
+          <w:w w:val="70"/>
+          <w:sz w:val="26"/>
+          <w:szCs w:val="26"/>
+        </w:rPr>
+        <w:t>23</w:t>
+      </w:r>
+      <w:r>
+        <w:rPr>
+          <w:rFonts w:ascii="Cambria" w:eastAsia="華康細黑體" w:hAnsi="Cambria" w:cs="Cambria" w:hint="eastAsia"/>
+          <w:w w:val="70"/>
+          <w:sz w:val="26"/>
+          <w:szCs w:val="26"/>
+        </w:rPr>
+        <w:t>節說：「要保守你心，勝過保守一切，因為生命的泉源由心發出。」因為人之所以活，就是可以用心衡量是非對錯、輕重緩急，和事物的價值和真偽；同時追求和實踐心所認定的一切價值。甚至能悔改和重新出發。最近，美軍願意花四億美金救回一個落入敵境的飛行武器官，讓全世界的軍隊都驚醒了。極權國家，用聖戰之名，半灌迷湯、半脅迫地叫年青人成為自殺炸彈。用國家大愛之名，發給士兵一人一個遙控炸彈頭盔，當他失踪的時候，他的長官會按下按鈕，幫助他為國壯烈犧牲。意思是，一個根本不在乎自己人的死活的軍隊，怎麼可能在乎他們打的戰是不是正義、理性且有人性的。美軍在二戰之後，為了成為世界警察，經歷長久痛苦所領悟出一個能凝聚戰鬥團體的人性光明價值，就是絕不丟下任何</w:t>
+      </w:r>
+      <w:r>
+        <w:rPr>
+          <w:rFonts w:ascii="Cambria" w:eastAsia="華康細黑體" w:hAnsi="Cambria" w:cs="Cambria" w:hint="eastAsia"/>
+          <w:w w:val="70"/>
+          <w:sz w:val="26"/>
+          <w:szCs w:val="26"/>
+        </w:rPr>
+        <w:t>人。軍人服從命令，不能選擇任務，但是他們仍可以活得有人性。</w:t>
+      </w:r>
+      <w:r>
+        <w:rPr>
+          <w:rFonts w:ascii="Cambria" w:eastAsia="華康細黑體" w:hAnsi="Cambria" w:cs="Cambria" w:hint="eastAsia"/>
+          <w:w w:val="70"/>
+          <w:sz w:val="26"/>
+          <w:szCs w:val="26"/>
+        </w:rPr>
+        <w:t>守護正義，或是守護獨裁者的利益，這下人的心</w:t>
+      </w:r>
+      <w:r>
+        <w:rPr>
+          <w:rFonts w:ascii="Cambria" w:eastAsia="華康細黑體" w:hAnsi="Cambria" w:cs="Cambria" w:hint="eastAsia"/>
+          <w:w w:val="70"/>
+          <w:sz w:val="26"/>
+          <w:szCs w:val="26"/>
+        </w:rPr>
+        <w:t>都會</w:t>
+      </w:r>
+      <w:r>
+        <w:rPr>
+          <w:rFonts w:ascii="Cambria" w:eastAsia="華康細黑體" w:hAnsi="Cambria" w:cs="Cambria" w:hint="eastAsia"/>
+          <w:w w:val="70"/>
+          <w:sz w:val="26"/>
+          <w:szCs w:val="26"/>
+        </w:rPr>
+        <w:t>知道要守護哪一個了。</w:t>
       </w:r>
     </w:p>
     <w:p>
       <w:pPr>
         <w:kinsoku w:val="0"/>
         <w:snapToGrid w:val="0"/>
-        <w:spacing w:afterLines="50" w:after="165" w:line="300" w:lineRule="exact"/>
+        <w:spacing w:afterLines="50" w:after="165" w:line="290" w:lineRule="exact"/>
         <w:jc w:val="both"/>
         <w:rPr>
           <w:rFonts w:ascii="Barlow Condensed Medium" w:eastAsia="華康儷中黑" w:hAnsi="Barlow Condensed Medium"/>
-          <w:w w:val="75"/>
+          <w:w w:val="70"/>
           <w:sz w:val="26"/>
           <w:szCs w:val="26"/>
         </w:rPr>
@@ -27991,79 +27989,52 @@
       <w:r>
         <w:rPr>
           <w:rFonts w:ascii="Barlow Condensed Medium" w:eastAsia="華康儷中黑" w:hAnsi="Barlow Condensed Medium" w:hint="eastAsia"/>
-          <w:w w:val="75"/>
+          <w:w w:val="70"/>
           <w:sz w:val="26"/>
           <w:szCs w:val="26"/>
         </w:rPr>
-        <w:t>孤獨、無知或對世界極度的迷戀使人放大自己所擁有的，就表現出驕傲。而耶穌說他勝過了世界，就是試探；用最大的卑謙來犧牲自己，卻被　神復活和高舉。</w:t>
+        <w:t>雖然西拿基立是在預言的二十年後才被刺殺。表示這猜疑不安的心也折磨了他二十年。諷刺的是，他的神沒有保祐他，軍隊沒有保護他，殺他竟是自己的長子。</w:t>
       </w:r>
       <w:r>
         <w:rPr>
           <w:rFonts w:ascii="Barlow Condensed Medium" w:eastAsia="華康細黑體" w:hAnsi="Barlow Condensed Medium" w:cs="微軟正黑體" w:hint="eastAsia"/>
-          <w:w w:val="75"/>
+          <w:w w:val="70"/>
           <w:sz w:val="26"/>
           <w:szCs w:val="26"/>
         </w:rPr>
-        <w:t>自信和驕傲是一線之隔，全看人有沒有智慧對任何事情追求一個客觀的評價。就算自己已經是最好，也要永遠保留一個位置給比最好更好，或是給　神。這樣的智慧使人能不斷超越自己。</w:t>
+        <w:t>我們要問，敬畏　神的人，與不敬畏　神的，他們的心有何差別？耶穌曾用　神的道的果效來說明。</w:t>
       </w:r>
       <w:r>
         <w:rPr>
           <w:rFonts w:ascii="Barlow Condensed Medium" w:eastAsia="華康細黑體" w:hAnsi="Barlow Condensed Medium" w:cs="微軟正黑體" w:hint="eastAsia"/>
-          <w:w w:val="75"/>
+          <w:w w:val="70"/>
           <w:sz w:val="26"/>
           <w:szCs w:val="26"/>
         </w:rPr>
-        <w:t>不過驕傲會</w:t>
+        <w:t xml:space="preserve">　神的道撒種在敬畏　神的人心中，會結出好行為的果子。更進一步，行　神道的好行為就像把房子蓋在磐石上，能經得起各種災害的考驗。簡單地說，</w:t>
       </w:r>
       <w:r>
         <w:rPr>
           <w:rFonts w:ascii="Barlow Condensed Medium" w:eastAsia="華康細黑體" w:hAnsi="Barlow Condensed Medium" w:cs="微軟正黑體" w:hint="eastAsia"/>
-          <w:w w:val="75"/>
+          <w:w w:val="70"/>
           <w:sz w:val="26"/>
           <w:szCs w:val="26"/>
         </w:rPr>
-        <w:t>偽裝成</w:t>
+        <w:t>就是義人的心將獲得滿足、喜樂和平安。反過來看，不追求　神的真理的心，將是虛空、猜疑和恐懼。</w:t>
       </w:r>
       <w:r>
         <w:rPr>
           <w:rFonts w:ascii="Barlow Condensed Medium" w:eastAsia="華康細黑體" w:hAnsi="Barlow Condensed Medium" w:cs="微軟正黑體" w:hint="eastAsia"/>
-          <w:w w:val="75"/>
+          <w:w w:val="70"/>
           <w:sz w:val="26"/>
           <w:szCs w:val="26"/>
         </w:rPr>
-        <w:t>更可怕的</w:t>
-      </w:r>
-      <w:r>
-        <w:rPr>
-          <w:rFonts w:ascii="Barlow Condensed Medium" w:eastAsia="華康細黑體" w:hAnsi="Barlow Condensed Medium" w:cs="微軟正黑體" w:hint="eastAsia"/>
-          <w:w w:val="75"/>
-          <w:sz w:val="26"/>
-          <w:szCs w:val="26"/>
-        </w:rPr>
-        <w:t>模樣</w:t>
-      </w:r>
-      <w:r>
-        <w:rPr>
-          <w:rFonts w:ascii="Barlow Condensed Medium" w:eastAsia="華康細黑體" w:hAnsi="Barlow Condensed Medium" w:cs="微軟正黑體" w:hint="eastAsia"/>
-          <w:w w:val="75"/>
-          <w:sz w:val="26"/>
-          <w:szCs w:val="26"/>
-        </w:rPr>
-        <w:t>──虛偽。就像　神的祭司表面敬畏　神，卻驕傲地以為自己能代替　神審判，以　神之名，在十字架上，殺了　神的兒子耶穌。　神卻使耶穌復活，除了顯明公義，更證明人的驕傲是愚蠢的。</w:t>
-      </w:r>
-      <w:r>
-        <w:rPr>
-          <w:rFonts w:ascii="Barlow Condensed Medium" w:eastAsia="華康細黑體" w:hAnsi="Barlow Condensed Medium" w:cs="微軟正黑體" w:hint="eastAsia"/>
-          <w:w w:val="75"/>
-          <w:sz w:val="26"/>
-          <w:szCs w:val="26"/>
-        </w:rPr>
         <w:sym w:font="Wingdings" w:char="F043"/>
       </w:r>
     </w:p>
     <w:sectPr>
-      <w:headerReference w:type="even" r:id="rId18"/>
-      <w:headerReference w:type="default" r:id="rId19"/>
+      <w:headerReference w:type="even" r:id="rId17"/>
+      <w:headerReference w:type="default" r:id="rId18"/>
       <w:type w:val="evenPage"/>
       <w:pgSz w:w="20639" w:h="14572" w:orient="landscape" w:code="12"/>
       <w:pgMar w:top="794" w:right="567" w:bottom="510" w:left="567" w:header="340" w:footer="454" w:gutter="0"/>
@@ -28081,7 +28052,7 @@
 </file>
 
 <file path=word/endnotes.xml><?xml version="1.0" encoding="utf-8"?>
-<w:endnotes xmlns:wpc="http://schemas.microsoft.com/office/word/2010/wordprocessingCanvas" xmlns:cx="http://schemas.microsoft.com/office/drawing/2014/chartex" xmlns:cx1="http://schemas.microsoft.com/office/drawing/2015/9/8/chartex" xmlns:cx2="http://schemas.microsoft.com/office/drawing/2015/10/21/chartex" xmlns:cx3="http://schemas.microsoft.com/office/drawing/2016/5/9/chartex" xmlns:cx4="http://schemas.microsoft.com/office/drawing/2016/5/10/chartex" xmlns:cx5="http://schemas.microsoft.com/office/drawing/2016/5/11/chartex" xmlns:cx6="http://schemas.microsoft.com/office/drawing/2016/5/12/chartex" xmlns:cx7="http://schemas.microsoft.com/office/drawing/2016/5/13/chartex" xmlns:cx8="http://schemas.microsoft.com/office/drawing/2016/5/14/chartex" xmlns:mc="http://schemas.openxmlformats.org/markup-compatibility/2006" xmlns:aink="http://schemas.microsoft.com/office/drawing/2016/ink" xmlns:am3d="http://schemas.microsoft.com/office/drawing/2017/model3d" xmlns:o="urn:schemas-microsoft-com:office:office" xmlns:oel="http://schemas.microsoft.com/office/2019/extlst" xmlns:r="http://schemas.openxmlformats.org/officeDocument/2006/relationships" xmlns:m="http://schemas.openxmlformats.org/officeDocument/2006/math" xmlns:v="urn:schemas-microsoft-com:vml" xmlns:wp14="http://schemas.microsoft.com/office/word/2010/wordprocessingDrawing" xmlns:wp="http://schemas.openxmlformats.org/drawingml/2006/wordprocessingDrawing" xmlns:w10="urn:schemas-microsoft-com:office:word" xmlns:w="http://schemas.openxmlformats.org/wordprocessingml/2006/main" xmlns:w14="http://schemas.microsoft.com/office/word/2010/wordml" xmlns:w15="http://schemas.microsoft.com/office/word/2012/wordml" xmlns:w16cex="http://schemas.microsoft.com/office/word/2018/wordml/cex" xmlns:w16cid="http://schemas.microsoft.com/office/word/2016/wordml/cid" xmlns:w16="http://schemas.microsoft.com/office/word/2018/wordml" xmlns:w16sdtdh="http://schemas.microsoft.com/office/word/2020/wordml/sdtdatahash" xmlns:w16se="http://schemas.microsoft.com/office/word/2015/wordml/symex" xmlns:wpg="http://schemas.microsoft.com/office/word/2010/wordprocessingGroup" xmlns:wpi="http://schemas.microsoft.com/office/word/2010/wordprocessingInk" xmlns:wne="http://schemas.microsoft.com/office/word/2006/wordml" xmlns:wps="http://schemas.microsoft.com/office/word/2010/wordprocessingShape" mc:Ignorable="w14 w15 w16se w16cid w16 w16cex w16sdtdh wp14">
+<w:endnotes xmlns:wpc="http://schemas.microsoft.com/office/word/2010/wordprocessingCanvas" xmlns:mc="http://schemas.openxmlformats.org/markup-compatibility/2006" xmlns:o="urn:schemas-microsoft-com:office:office" xmlns:r="http://schemas.openxmlformats.org/officeDocument/2006/relationships" xmlns:m="http://schemas.openxmlformats.org/officeDocument/2006/math" xmlns:v="urn:schemas-microsoft-com:vml" xmlns:wp14="http://schemas.microsoft.com/office/word/2010/wordprocessingDrawing" xmlns:wp="http://schemas.openxmlformats.org/drawingml/2006/wordprocessingDrawing" xmlns:w10="urn:schemas-microsoft-com:office:word" xmlns:w="http://schemas.openxmlformats.org/wordprocessingml/2006/main" xmlns:w14="http://schemas.microsoft.com/office/word/2010/wordml" xmlns:w15="http://schemas.microsoft.com/office/word/2012/wordml" xmlns:wpg="http://schemas.microsoft.com/office/word/2010/wordprocessingGroup" xmlns:wpi="http://schemas.microsoft.com/office/word/2010/wordprocessingInk" xmlns:wne="http://schemas.microsoft.com/office/word/2006/wordml" xmlns:wps="http://schemas.microsoft.com/office/word/2010/wordprocessingShape" mc:Ignorable="w14 w15 wp14">
   <w:endnote w:type="separator" w:id="-1">
     <w:p>
       <w:r>
@@ -28100,7 +28071,7 @@
 </file>
 
 <file path=word/footnotes.xml><?xml version="1.0" encoding="utf-8"?>
-<w:footnotes xmlns:wpc="http://schemas.microsoft.com/office/word/2010/wordprocessingCanvas" xmlns:cx="http://schemas.microsoft.com/office/drawing/2014/chartex" xmlns:cx1="http://schemas.microsoft.com/office/drawing/2015/9/8/chartex" xmlns:cx2="http://schemas.microsoft.com/office/drawing/2015/10/21/chartex" xmlns:cx3="http://schemas.microsoft.com/office/drawing/2016/5/9/chartex" xmlns:cx4="http://schemas.microsoft.com/office/drawing/2016/5/10/chartex" xmlns:cx5="http://schemas.microsoft.com/office/drawing/2016/5/11/chartex" xmlns:cx6="http://schemas.microsoft.com/office/drawing/2016/5/12/chartex" xmlns:cx7="http://schemas.microsoft.com/office/drawing/2016/5/13/chartex" xmlns:cx8="http://schemas.microsoft.com/office/drawing/2016/5/14/chartex" xmlns:mc="http://schemas.openxmlformats.org/markup-compatibility/2006" xmlns:aink="http://schemas.microsoft.com/office/drawing/2016/ink" xmlns:am3d="http://schemas.microsoft.com/office/drawing/2017/model3d" xmlns:o="urn:schemas-microsoft-com:office:office" xmlns:oel="http://schemas.microsoft.com/office/2019/extlst" xmlns:r="http://schemas.openxmlformats.org/officeDocument/2006/relationships" xmlns:m="http://schemas.openxmlformats.org/officeDocument/2006/math" xmlns:v="urn:schemas-microsoft-com:vml" xmlns:wp14="http://schemas.microsoft.com/office/word/2010/wordprocessingDrawing" xmlns:wp="http://schemas.openxmlformats.org/drawingml/2006/wordprocessingDrawing" xmlns:w10="urn:schemas-microsoft-com:office:word" xmlns:w="http://schemas.openxmlformats.org/wordprocessingml/2006/main" xmlns:w14="http://schemas.microsoft.com/office/word/2010/wordml" xmlns:w15="http://schemas.microsoft.com/office/word/2012/wordml" xmlns:w16cex="http://schemas.microsoft.com/office/word/2018/wordml/cex" xmlns:w16cid="http://schemas.microsoft.com/office/word/2016/wordml/cid" xmlns:w16="http://schemas.microsoft.com/office/word/2018/wordml" xmlns:w16sdtdh="http://schemas.microsoft.com/office/word/2020/wordml/sdtdatahash" xmlns:w16se="http://schemas.microsoft.com/office/word/2015/wordml/symex" xmlns:wpg="http://schemas.microsoft.com/office/word/2010/wordprocessingGroup" xmlns:wpi="http://schemas.microsoft.com/office/word/2010/wordprocessingInk" xmlns:wne="http://schemas.microsoft.com/office/word/2006/wordml" xmlns:wps="http://schemas.microsoft.com/office/word/2010/wordprocessingShape" mc:Ignorable="w14 w15 w16se w16cid w16 w16cex w16sdtdh wp14">
+<w:footnotes xmlns:wpc="http://schemas.microsoft.com/office/word/2010/wordprocessingCanvas" xmlns:mc="http://schemas.openxmlformats.org/markup-compatibility/2006" xmlns:o="urn:schemas-microsoft-com:office:office" xmlns:r="http://schemas.openxmlformats.org/officeDocument/2006/relationships" xmlns:m="http://schemas.openxmlformats.org/officeDocument/2006/math" xmlns:v="urn:schemas-microsoft-com:vml" xmlns:wp14="http://schemas.microsoft.com/office/word/2010/wordprocessingDrawing" xmlns:wp="http://schemas.openxmlformats.org/drawingml/2006/wordprocessingDrawing" xmlns:w10="urn:schemas-microsoft-com:office:word" xmlns:w="http://schemas.openxmlformats.org/wordprocessingml/2006/main" xmlns:w14="http://schemas.microsoft.com/office/word/2010/wordml" xmlns:w15="http://schemas.microsoft.com/office/word/2012/wordml" xmlns:wpg="http://schemas.microsoft.com/office/word/2010/wordprocessingGroup" xmlns:wpi="http://schemas.microsoft.com/office/word/2010/wordprocessingInk" xmlns:wne="http://schemas.microsoft.com/office/word/2006/wordml" xmlns:wps="http://schemas.microsoft.com/office/word/2010/wordprocessingShape" mc:Ignorable="w14 w15 wp14">
   <w:footnote w:type="separator" w:id="-1">
     <w:p>
       <w:r>
@@ -28119,7 +28090,7 @@
 </file>
 
 <file path=word/header1.xml><?xml version="1.0" encoding="utf-8"?>
-<w:hdr xmlns:wpc="http://schemas.microsoft.com/office/word/2010/wordprocessingCanvas" xmlns:cx="http://schemas.microsoft.com/office/drawing/2014/chartex" xmlns:cx1="http://schemas.microsoft.com/office/drawing/2015/9/8/chartex" xmlns:cx2="http://schemas.microsoft.com/office/drawing/2015/10/21/chartex" xmlns:cx3="http://schemas.microsoft.com/office/drawing/2016/5/9/chartex" xmlns:cx4="http://schemas.microsoft.com/office/drawing/2016/5/10/chartex" xmlns:cx5="http://schemas.microsoft.com/office/drawing/2016/5/11/chartex" xmlns:cx6="http://schemas.microsoft.com/office/drawing/2016/5/12/chartex" xmlns:cx7="http://schemas.microsoft.com/office/drawing/2016/5/13/chartex" xmlns:cx8="http://schemas.microsoft.com/office/drawing/2016/5/14/chartex" xmlns:mc="http://schemas.openxmlformats.org/markup-compatibility/2006" xmlns:aink="http://schemas.microsoft.com/office/drawing/2016/ink" xmlns:am3d="http://schemas.microsoft.com/office/drawing/2017/model3d" xmlns:o="urn:schemas-microsoft-com:office:office" xmlns:oel="http://schemas.microsoft.com/office/2019/extlst" xmlns:r="http://schemas.openxmlformats.org/officeDocument/2006/relationships" xmlns:m="http://schemas.openxmlformats.org/officeDocument/2006/math" xmlns:v="urn:schemas-microsoft-com:vml" xmlns:wp14="http://schemas.microsoft.com/office/word/2010/wordprocessingDrawing" xmlns:wp="http://schemas.openxmlformats.org/drawingml/2006/wordprocessingDrawing" xmlns:w10="urn:schemas-microsoft-com:office:word" xmlns:w="http://schemas.openxmlformats.org/wordprocessingml/2006/main" xmlns:w14="http://schemas.microsoft.com/office/word/2010/wordml" xmlns:w15="http://schemas.microsoft.com/office/word/2012/wordml" xmlns:w16cex="http://schemas.microsoft.com/office/word/2018/wordml/cex" xmlns:w16cid="http://schemas.microsoft.com/office/word/2016/wordml/cid" xmlns:w16="http://schemas.microsoft.com/office/word/2018/wordml" xmlns:w16sdtdh="http://schemas.microsoft.com/office/word/2020/wordml/sdtdatahash" xmlns:w16se="http://schemas.microsoft.com/office/word/2015/wordml/symex" xmlns:wpg="http://schemas.microsoft.com/office/word/2010/wordprocessingGroup" xmlns:wpi="http://schemas.microsoft.com/office/word/2010/wordprocessingInk" xmlns:wne="http://schemas.microsoft.com/office/word/2006/wordml" xmlns:wps="http://schemas.microsoft.com/office/word/2010/wordprocessingShape" mc:Ignorable="w14 w15 w16se w16cid w16 w16cex w16sdtdh wp14">
+<w:hdr xmlns:wpc="http://schemas.microsoft.com/office/word/2010/wordprocessingCanvas" xmlns:mc="http://schemas.openxmlformats.org/markup-compatibility/2006" xmlns:o="urn:schemas-microsoft-com:office:office" xmlns:r="http://schemas.openxmlformats.org/officeDocument/2006/relationships" xmlns:m="http://schemas.openxmlformats.org/officeDocument/2006/math" xmlns:v="urn:schemas-microsoft-com:vml" xmlns:wp14="http://schemas.microsoft.com/office/word/2010/wordprocessingDrawing" xmlns:wp="http://schemas.openxmlformats.org/drawingml/2006/wordprocessingDrawing" xmlns:w10="urn:schemas-microsoft-com:office:word" xmlns:w="http://schemas.openxmlformats.org/wordprocessingml/2006/main" xmlns:w14="http://schemas.microsoft.com/office/word/2010/wordml" xmlns:w15="http://schemas.microsoft.com/office/word/2012/wordml" xmlns:wpg="http://schemas.microsoft.com/office/word/2010/wordprocessingGroup" xmlns:wpi="http://schemas.microsoft.com/office/word/2010/wordprocessingInk" xmlns:wne="http://schemas.microsoft.com/office/word/2006/wordml" xmlns:wps="http://schemas.microsoft.com/office/word/2010/wordprocessingShape" mc:Ignorable="w14 w15 wp14">
   <w:p>
     <w:pPr>
       <w:pStyle w:val="a4"/>
@@ -28577,7 +28548,7 @@
 </file>
 
 <file path=word/header2.xml><?xml version="1.0" encoding="utf-8"?>
-<w:hdr xmlns:wpc="http://schemas.microsoft.com/office/word/2010/wordprocessingCanvas" xmlns:cx="http://schemas.microsoft.com/office/drawing/2014/chartex" xmlns:cx1="http://schemas.microsoft.com/office/drawing/2015/9/8/chartex" xmlns:cx2="http://schemas.microsoft.com/office/drawing/2015/10/21/chartex" xmlns:cx3="http://schemas.microsoft.com/office/drawing/2016/5/9/chartex" xmlns:cx4="http://schemas.microsoft.com/office/drawing/2016/5/10/chartex" xmlns:cx5="http://schemas.microsoft.com/office/drawing/2016/5/11/chartex" xmlns:cx6="http://schemas.microsoft.com/office/drawing/2016/5/12/chartex" xmlns:cx7="http://schemas.microsoft.com/office/drawing/2016/5/13/chartex" xmlns:cx8="http://schemas.microsoft.com/office/drawing/2016/5/14/chartex" xmlns:mc="http://schemas.openxmlformats.org/markup-compatibility/2006" xmlns:aink="http://schemas.microsoft.com/office/drawing/2016/ink" xmlns:am3d="http://schemas.microsoft.com/office/drawing/2017/model3d" xmlns:o="urn:schemas-microsoft-com:office:office" xmlns:oel="http://schemas.microsoft.com/office/2019/extlst" xmlns:r="http://schemas.openxmlformats.org/officeDocument/2006/relationships" xmlns:m="http://schemas.openxmlformats.org/officeDocument/2006/math" xmlns:v="urn:schemas-microsoft-com:vml" xmlns:wp14="http://schemas.microsoft.com/office/word/2010/wordprocessingDrawing" xmlns:wp="http://schemas.openxmlformats.org/drawingml/2006/wordprocessingDrawing" xmlns:w10="urn:schemas-microsoft-com:office:word" xmlns:w="http://schemas.openxmlformats.org/wordprocessingml/2006/main" xmlns:w14="http://schemas.microsoft.com/office/word/2010/wordml" xmlns:w15="http://schemas.microsoft.com/office/word/2012/wordml" xmlns:w16cex="http://schemas.microsoft.com/office/word/2018/wordml/cex" xmlns:w16cid="http://schemas.microsoft.com/office/word/2016/wordml/cid" xmlns:w16="http://schemas.microsoft.com/office/word/2018/wordml" xmlns:w16sdtdh="http://schemas.microsoft.com/office/word/2020/wordml/sdtdatahash" xmlns:w16se="http://schemas.microsoft.com/office/word/2015/wordml/symex" xmlns:wpg="http://schemas.microsoft.com/office/word/2010/wordprocessingGroup" xmlns:wpi="http://schemas.microsoft.com/office/word/2010/wordprocessingInk" xmlns:wne="http://schemas.microsoft.com/office/word/2006/wordml" xmlns:wps="http://schemas.microsoft.com/office/word/2010/wordprocessingShape" mc:Ignorable="w14 w15 w16se w16cid w16 w16cex w16sdtdh wp14">
+<w:hdr xmlns:wpc="http://schemas.microsoft.com/office/word/2010/wordprocessingCanvas" xmlns:mc="http://schemas.openxmlformats.org/markup-compatibility/2006" xmlns:o="urn:schemas-microsoft-com:office:office" xmlns:r="http://schemas.openxmlformats.org/officeDocument/2006/relationships" xmlns:m="http://schemas.openxmlformats.org/officeDocument/2006/math" xmlns:v="urn:schemas-microsoft-com:vml" xmlns:wp14="http://schemas.microsoft.com/office/word/2010/wordprocessingDrawing" xmlns:wp="http://schemas.openxmlformats.org/drawingml/2006/wordprocessingDrawing" xmlns:w10="urn:schemas-microsoft-com:office:word" xmlns:w="http://schemas.openxmlformats.org/wordprocessingml/2006/main" xmlns:w14="http://schemas.microsoft.com/office/word/2010/wordml" xmlns:w15="http://schemas.microsoft.com/office/word/2012/wordml" xmlns:wpg="http://schemas.microsoft.com/office/word/2010/wordprocessingGroup" xmlns:wpi="http://schemas.microsoft.com/office/word/2010/wordprocessingInk" xmlns:wne="http://schemas.microsoft.com/office/word/2006/wordml" xmlns:wps="http://schemas.microsoft.com/office/word/2010/wordprocessingShape" mc:Ignorable="w14 w15 wp14">
   <w:p>
     <w:pPr>
       <w:pStyle w:val="a4"/>
@@ -29035,7 +29006,7 @@
 </file>
 
 <file path=word/header3.xml><?xml version="1.0" encoding="utf-8"?>
-<w:hdr xmlns:wpc="http://schemas.microsoft.com/office/word/2010/wordprocessingCanvas" xmlns:cx="http://schemas.microsoft.com/office/drawing/2014/chartex" xmlns:cx1="http://schemas.microsoft.com/office/drawing/2015/9/8/chartex" xmlns:cx2="http://schemas.microsoft.com/office/drawing/2015/10/21/chartex" xmlns:cx3="http://schemas.microsoft.com/office/drawing/2016/5/9/chartex" xmlns:cx4="http://schemas.microsoft.com/office/drawing/2016/5/10/chartex" xmlns:cx5="http://schemas.microsoft.com/office/drawing/2016/5/11/chartex" xmlns:cx6="http://schemas.microsoft.com/office/drawing/2016/5/12/chartex" xmlns:cx7="http://schemas.microsoft.com/office/drawing/2016/5/13/chartex" xmlns:cx8="http://schemas.microsoft.com/office/drawing/2016/5/14/chartex" xmlns:mc="http://schemas.openxmlformats.org/markup-compatibility/2006" xmlns:aink="http://schemas.microsoft.com/office/drawing/2016/ink" xmlns:am3d="http://schemas.microsoft.com/office/drawing/2017/model3d" xmlns:o="urn:schemas-microsoft-com:office:office" xmlns:oel="http://schemas.microsoft.com/office/2019/extlst" xmlns:r="http://schemas.openxmlformats.org/officeDocument/2006/relationships" xmlns:m="http://schemas.openxmlformats.org/officeDocument/2006/math" xmlns:v="urn:schemas-microsoft-com:vml" xmlns:wp14="http://schemas.microsoft.com/office/word/2010/wordprocessingDrawing" xmlns:wp="http://schemas.openxmlformats.org/drawingml/2006/wordprocessingDrawing" xmlns:w10="urn:schemas-microsoft-com:office:word" xmlns:w="http://schemas.openxmlformats.org/wordprocessingml/2006/main" xmlns:w14="http://schemas.microsoft.com/office/word/2010/wordml" xmlns:w15="http://schemas.microsoft.com/office/word/2012/wordml" xmlns:w16cex="http://schemas.microsoft.com/office/word/2018/wordml/cex" xmlns:w16cid="http://schemas.microsoft.com/office/word/2016/wordml/cid" xmlns:w16="http://schemas.microsoft.com/office/word/2018/wordml" xmlns:w16sdtdh="http://schemas.microsoft.com/office/word/2020/wordml/sdtdatahash" xmlns:w16se="http://schemas.microsoft.com/office/word/2015/wordml/symex" xmlns:wpg="http://schemas.microsoft.com/office/word/2010/wordprocessingGroup" xmlns:wpi="http://schemas.microsoft.com/office/word/2010/wordprocessingInk" xmlns:wne="http://schemas.microsoft.com/office/word/2006/wordml" xmlns:wps="http://schemas.microsoft.com/office/word/2010/wordprocessingShape" mc:Ignorable="w14 w15 w16se w16cid w16 w16cex w16sdtdh wp14">
+<w:hdr xmlns:wpc="http://schemas.microsoft.com/office/word/2010/wordprocessingCanvas" xmlns:mc="http://schemas.openxmlformats.org/markup-compatibility/2006" xmlns:o="urn:schemas-microsoft-com:office:office" xmlns:r="http://schemas.openxmlformats.org/officeDocument/2006/relationships" xmlns:m="http://schemas.openxmlformats.org/officeDocument/2006/math" xmlns:v="urn:schemas-microsoft-com:vml" xmlns:wp14="http://schemas.microsoft.com/office/word/2010/wordprocessingDrawing" xmlns:wp="http://schemas.openxmlformats.org/drawingml/2006/wordprocessingDrawing" xmlns:w10="urn:schemas-microsoft-com:office:word" xmlns:w="http://schemas.openxmlformats.org/wordprocessingml/2006/main" xmlns:w14="http://schemas.microsoft.com/office/word/2010/wordml" xmlns:w15="http://schemas.microsoft.com/office/word/2012/wordml" xmlns:wpg="http://schemas.microsoft.com/office/word/2010/wordprocessingGroup" xmlns:wpi="http://schemas.microsoft.com/office/word/2010/wordprocessingInk" xmlns:wne="http://schemas.microsoft.com/office/word/2006/wordml" xmlns:wps="http://schemas.microsoft.com/office/word/2010/wordprocessingShape" mc:Ignorable="w14 w15 wp14">
   <w:p>
     <w:pPr>
       <w:pStyle w:val="a4"/>
@@ -29493,7 +29464,7 @@
 </file>
 
 <file path=word/header4.xml><?xml version="1.0" encoding="utf-8"?>
-<w:hdr xmlns:wpc="http://schemas.microsoft.com/office/word/2010/wordprocessingCanvas" xmlns:cx="http://schemas.microsoft.com/office/drawing/2014/chartex" xmlns:cx1="http://schemas.microsoft.com/office/drawing/2015/9/8/chartex" xmlns:cx2="http://schemas.microsoft.com/office/drawing/2015/10/21/chartex" xmlns:cx3="http://schemas.microsoft.com/office/drawing/2016/5/9/chartex" xmlns:cx4="http://schemas.microsoft.com/office/drawing/2016/5/10/chartex" xmlns:cx5="http://schemas.microsoft.com/office/drawing/2016/5/11/chartex" xmlns:cx6="http://schemas.microsoft.com/office/drawing/2016/5/12/chartex" xmlns:cx7="http://schemas.microsoft.com/office/drawing/2016/5/13/chartex" xmlns:cx8="http://schemas.microsoft.com/office/drawing/2016/5/14/chartex" xmlns:mc="http://schemas.openxmlformats.org/markup-compatibility/2006" xmlns:aink="http://schemas.microsoft.com/office/drawing/2016/ink" xmlns:am3d="http://schemas.microsoft.com/office/drawing/2017/model3d" xmlns:o="urn:schemas-microsoft-com:office:office" xmlns:oel="http://schemas.microsoft.com/office/2019/extlst" xmlns:r="http://schemas.openxmlformats.org/officeDocument/2006/relationships" xmlns:m="http://schemas.openxmlformats.org/officeDocument/2006/math" xmlns:v="urn:schemas-microsoft-com:vml" xmlns:wp14="http://schemas.microsoft.com/office/word/2010/wordprocessingDrawing" xmlns:wp="http://schemas.openxmlformats.org/drawingml/2006/wordprocessingDrawing" xmlns:w10="urn:schemas-microsoft-com:office:word" xmlns:w="http://schemas.openxmlformats.org/wordprocessingml/2006/main" xmlns:w14="http://schemas.microsoft.com/office/word/2010/wordml" xmlns:w15="http://schemas.microsoft.com/office/word/2012/wordml" xmlns:w16cex="http://schemas.microsoft.com/office/word/2018/wordml/cex" xmlns:w16cid="http://schemas.microsoft.com/office/word/2016/wordml/cid" xmlns:w16="http://schemas.microsoft.com/office/word/2018/wordml" xmlns:w16sdtdh="http://schemas.microsoft.com/office/word/2020/wordml/sdtdatahash" xmlns:w16se="http://schemas.microsoft.com/office/word/2015/wordml/symex" xmlns:wpg="http://schemas.microsoft.com/office/word/2010/wordprocessingGroup" xmlns:wpi="http://schemas.microsoft.com/office/word/2010/wordprocessingInk" xmlns:wne="http://schemas.microsoft.com/office/word/2006/wordml" xmlns:wps="http://schemas.microsoft.com/office/word/2010/wordprocessingShape" mc:Ignorable="w14 w15 w16se w16cid w16 w16cex w16sdtdh wp14">
+<w:hdr xmlns:wpc="http://schemas.microsoft.com/office/word/2010/wordprocessingCanvas" xmlns:mc="http://schemas.openxmlformats.org/markup-compatibility/2006" xmlns:o="urn:schemas-microsoft-com:office:office" xmlns:r="http://schemas.openxmlformats.org/officeDocument/2006/relationships" xmlns:m="http://schemas.openxmlformats.org/officeDocument/2006/math" xmlns:v="urn:schemas-microsoft-com:vml" xmlns:wp14="http://schemas.microsoft.com/office/word/2010/wordprocessingDrawing" xmlns:wp="http://schemas.openxmlformats.org/drawingml/2006/wordprocessingDrawing" xmlns:w10="urn:schemas-microsoft-com:office:word" xmlns:w="http://schemas.openxmlformats.org/wordprocessingml/2006/main" xmlns:w14="http://schemas.microsoft.com/office/word/2010/wordml" xmlns:w15="http://schemas.microsoft.com/office/word/2012/wordml" xmlns:wpg="http://schemas.microsoft.com/office/word/2010/wordprocessingGroup" xmlns:wpi="http://schemas.microsoft.com/office/word/2010/wordprocessingInk" xmlns:wne="http://schemas.microsoft.com/office/word/2006/wordml" xmlns:wps="http://schemas.microsoft.com/office/word/2010/wordprocessingShape" mc:Ignorable="w14 w15 wp14">
   <w:p>
     <w:pPr>
       <w:pStyle w:val="a4"/>
@@ -29951,7 +29922,7 @@
 </file>
 
 <file path=word/numbering.xml><?xml version="1.0" encoding="utf-8"?>
-<w:numbering xmlns:wpc="http://schemas.microsoft.com/office/word/2010/wordprocessingCanvas" xmlns:cx="http://schemas.microsoft.com/office/drawing/2014/chartex" xmlns:cx1="http://schemas.microsoft.com/office/drawing/2015/9/8/chartex" xmlns:cx2="http://schemas.microsoft.com/office/drawing/2015/10/21/chartex" xmlns:cx3="http://schemas.microsoft.com/office/drawing/2016/5/9/chartex" xmlns:cx4="http://schemas.microsoft.com/office/drawing/2016/5/10/chartex" xmlns:cx5="http://schemas.microsoft.com/office/drawing/2016/5/11/chartex" xmlns:cx6="http://schemas.microsoft.com/office/drawing/2016/5/12/chartex" xmlns:cx7="http://schemas.microsoft.com/office/drawing/2016/5/13/chartex" xmlns:cx8="http://schemas.microsoft.com/office/drawing/2016/5/14/chartex" xmlns:mc="http://schemas.openxmlformats.org/markup-compatibility/2006" xmlns:aink="http://schemas.microsoft.com/office/drawing/2016/ink" xmlns:am3d="http://schemas.microsoft.com/office/drawing/2017/model3d" xmlns:o="urn:schemas-microsoft-com:office:office" xmlns:oel="http://schemas.microsoft.com/office/2019/extlst" xmlns:r="http://schemas.openxmlformats.org/officeDocument/2006/relationships" xmlns:m="http://schemas.openxmlformats.org/officeDocument/2006/math" xmlns:v="urn:schemas-microsoft-com:vml" xmlns:wp14="http://schemas.microsoft.com/office/word/2010/wordprocessingDrawing" xmlns:wp="http://schemas.openxmlformats.org/drawingml/2006/wordprocessingDrawing" xmlns:w10="urn:schemas-microsoft-com:office:word" xmlns:w="http://schemas.openxmlformats.org/wordprocessingml/2006/main" xmlns:w14="http://schemas.microsoft.com/office/word/2010/wordml" xmlns:w15="http://schemas.microsoft.com/office/word/2012/wordml" xmlns:w16cex="http://schemas.microsoft.com/office/word/2018/wordml/cex" xmlns:w16cid="http://schemas.microsoft.com/office/word/2016/wordml/cid" xmlns:w16="http://schemas.microsoft.com/office/word/2018/wordml" xmlns:w16sdtdh="http://schemas.microsoft.com/office/word/2020/wordml/sdtdatahash" xmlns:w16se="http://schemas.microsoft.com/office/word/2015/wordml/symex" xmlns:wpg="http://schemas.microsoft.com/office/word/2010/wordprocessingGroup" xmlns:wpi="http://schemas.microsoft.com/office/word/2010/wordprocessingInk" xmlns:wne="http://schemas.microsoft.com/office/word/2006/wordml" xmlns:wps="http://schemas.microsoft.com/office/word/2010/wordprocessingShape" mc:Ignorable="w14 w15 w16se w16cid w16 w16cex w16sdtdh wp14">
+<w:numbering xmlns:wpc="http://schemas.microsoft.com/office/word/2010/wordprocessingCanvas" xmlns:mc="http://schemas.openxmlformats.org/markup-compatibility/2006" xmlns:o="urn:schemas-microsoft-com:office:office" xmlns:r="http://schemas.openxmlformats.org/officeDocument/2006/relationships" xmlns:m="http://schemas.openxmlformats.org/officeDocument/2006/math" xmlns:v="urn:schemas-microsoft-com:vml" xmlns:wp14="http://schemas.microsoft.com/office/word/2010/wordprocessingDrawing" xmlns:wp="http://schemas.openxmlformats.org/drawingml/2006/wordprocessingDrawing" xmlns:w10="urn:schemas-microsoft-com:office:word" xmlns:w="http://schemas.openxmlformats.org/wordprocessingml/2006/main" xmlns:w14="http://schemas.microsoft.com/office/word/2010/wordml" xmlns:w15="http://schemas.microsoft.com/office/word/2012/wordml" xmlns:wpg="http://schemas.microsoft.com/office/word/2010/wordprocessingGroup" xmlns:wpi="http://schemas.microsoft.com/office/word/2010/wordprocessingInk" xmlns:wne="http://schemas.microsoft.com/office/word/2006/wordml" xmlns:wps="http://schemas.microsoft.com/office/word/2010/wordprocessingShape" mc:Ignorable="w14 w15 wp14">
   <w:abstractNum w:abstractNumId="0" w15:restartNumberingAfterBreak="0">
     <w:nsid w:val="0397573A"/>
     <w:multiLevelType w:val="hybridMultilevel"/>
@@ -31376,59 +31347,59 @@
       </w:pPr>
     </w:lvl>
   </w:abstractNum>
-  <w:num w:numId="1" w16cid:durableId="1629117159">
+  <w:num w:numId="1">
     <w:abstractNumId w:val="15"/>
   </w:num>
-  <w:num w:numId="2" w16cid:durableId="594166272">
+  <w:num w:numId="2">
     <w:abstractNumId w:val="5"/>
   </w:num>
-  <w:num w:numId="3" w16cid:durableId="775175556">
+  <w:num w:numId="3">
     <w:abstractNumId w:val="7"/>
   </w:num>
-  <w:num w:numId="4" w16cid:durableId="1036662783">
+  <w:num w:numId="4">
     <w:abstractNumId w:val="3"/>
   </w:num>
-  <w:num w:numId="5" w16cid:durableId="1901673954">
+  <w:num w:numId="5">
     <w:abstractNumId w:val="8"/>
   </w:num>
-  <w:num w:numId="6" w16cid:durableId="1596939273">
+  <w:num w:numId="6">
     <w:abstractNumId w:val="14"/>
   </w:num>
-  <w:num w:numId="7" w16cid:durableId="2009673470">
+  <w:num w:numId="7">
     <w:abstractNumId w:val="13"/>
   </w:num>
-  <w:num w:numId="8" w16cid:durableId="607274297">
+  <w:num w:numId="8">
     <w:abstractNumId w:val="6"/>
   </w:num>
-  <w:num w:numId="9" w16cid:durableId="1320183953">
+  <w:num w:numId="9">
     <w:abstractNumId w:val="12"/>
   </w:num>
-  <w:num w:numId="10" w16cid:durableId="1664358921">
+  <w:num w:numId="10">
     <w:abstractNumId w:val="4"/>
   </w:num>
-  <w:num w:numId="11" w16cid:durableId="1834300120">
+  <w:num w:numId="11">
     <w:abstractNumId w:val="9"/>
   </w:num>
-  <w:num w:numId="12" w16cid:durableId="201984894">
+  <w:num w:numId="12">
     <w:abstractNumId w:val="2"/>
   </w:num>
-  <w:num w:numId="13" w16cid:durableId="1537813832">
+  <w:num w:numId="13">
     <w:abstractNumId w:val="10"/>
   </w:num>
-  <w:num w:numId="14" w16cid:durableId="1573656655">
+  <w:num w:numId="14">
     <w:abstractNumId w:val="11"/>
   </w:num>
-  <w:num w:numId="15" w16cid:durableId="1020736390">
+  <w:num w:numId="15">
     <w:abstractNumId w:val="1"/>
   </w:num>
-  <w:num w:numId="16" w16cid:durableId="513692486">
+  <w:num w:numId="16">
     <w:abstractNumId w:val="0"/>
   </w:num>
 </w:numbering>
 </file>
 
 <file path=word/styles.xml><?xml version="1.0" encoding="utf-8"?>
-<w:styles xmlns:mc="http://schemas.openxmlformats.org/markup-compatibility/2006" xmlns:r="http://schemas.openxmlformats.org/officeDocument/2006/relationships" xmlns:w="http://schemas.openxmlformats.org/wordprocessingml/2006/main" xmlns:w14="http://schemas.microsoft.com/office/word/2010/wordml" xmlns:w15="http://schemas.microsoft.com/office/word/2012/wordml" xmlns:w16cex="http://schemas.microsoft.com/office/word/2018/wordml/cex" xmlns:w16cid="http://schemas.microsoft.com/office/word/2016/wordml/cid" xmlns:w16="http://schemas.microsoft.com/office/word/2018/wordml" xmlns:w16sdtdh="http://schemas.microsoft.com/office/word/2020/wordml/sdtdatahash" xmlns:w16se="http://schemas.microsoft.com/office/word/2015/wordml/symex" mc:Ignorable="w14 w15 w16se w16cid w16 w16cex w16sdtdh">
+<w:styles xmlns:mc="http://schemas.openxmlformats.org/markup-compatibility/2006" xmlns:r="http://schemas.openxmlformats.org/officeDocument/2006/relationships" xmlns:w="http://schemas.openxmlformats.org/wordprocessingml/2006/main" xmlns:w14="http://schemas.microsoft.com/office/word/2010/wordml" xmlns:w15="http://schemas.microsoft.com/office/word/2012/wordml" mc:Ignorable="w14 w15">
   <w:docDefaults>
     <w:rPrDefault>
       <w:rPr>
@@ -31441,7 +31412,7 @@
     </w:rPrDefault>
     <w:pPrDefault/>
   </w:docDefaults>
-  <w:latentStyles w:defLockedState="0" w:defUIPriority="99" w:defSemiHidden="0" w:defUnhideWhenUsed="0" w:defQFormat="0" w:count="376">
+  <w:latentStyles w:defLockedState="0" w:defUIPriority="99" w:defSemiHidden="0" w:defUnhideWhenUsed="0" w:defQFormat="0" w:count="371">
     <w:lsdException w:name="Normal" w:uiPriority="0" w:qFormat="1"/>
     <w:lsdException w:name="heading 1" w:uiPriority="9" w:qFormat="1"/>
     <w:lsdException w:name="heading 2" w:semiHidden="1" w:uiPriority="9" w:unhideWhenUsed="1" w:qFormat="1"/>
@@ -31813,11 +31784,6 @@
     <w:lsdException w:name="List Table 5 Dark Accent 6" w:uiPriority="50"/>
     <w:lsdException w:name="List Table 6 Colorful Accent 6" w:uiPriority="51"/>
     <w:lsdException w:name="List Table 7 Colorful Accent 6" w:uiPriority="52"/>
-    <w:lsdException w:name="Mention" w:semiHidden="1" w:unhideWhenUsed="1"/>
-    <w:lsdException w:name="Smart Hyperlink" w:semiHidden="1" w:unhideWhenUsed="1"/>
-    <w:lsdException w:name="Hashtag" w:semiHidden="1" w:unhideWhenUsed="1"/>
-    <w:lsdException w:name="Unresolved Mention" w:semiHidden="1" w:unhideWhenUsed="1"/>
-    <w:lsdException w:name="Smart Link" w:semiHidden="1" w:unhideWhenUsed="1"/>
   </w:latentStyles>
   <w:style w:type="paragraph" w:default="1" w:styleId="a">
     <w:name w:val="Normal"/>
@@ -32473,7 +32439,7 @@
 </file>
 
 <file path=customXml/itemProps1.xml><?xml version="1.0" encoding="utf-8"?>
-<ds:datastoreItem xmlns:ds="http://schemas.openxmlformats.org/officeDocument/2006/customXml" ds:itemID="{05B40B5F-56B6-42D6-B088-DA85E09221E8}">
+<ds:datastoreItem xmlns:ds="http://schemas.openxmlformats.org/officeDocument/2006/customXml" ds:itemID="{7AAA0C7E-978C-457D-81F4-34A1000199F0}">
   <ds:schemaRefs>
     <ds:schemaRef ds:uri="http://schemas.openxmlformats.org/officeDocument/2006/bibliography"/>
   </ds:schemaRefs>
